--- a/新泰週報20260308[2610]B4F.docx
+++ b/新泰週報20260308[2610]B4F.docx
@@ -1,6 +1,6 @@
 
 <file path=word/document.xml><?xml version="1.0" encoding="utf-8"?>
-<w:document xmlns:wpc="http://schemas.microsoft.com/office/word/2010/wordprocessingCanvas" xmlns:mc="http://schemas.openxmlformats.org/markup-compatibility/2006" xmlns:o="urn:schemas-microsoft-com:office:office" xmlns:r="http://schemas.openxmlformats.org/officeDocument/2006/relationships" xmlns:m="http://schemas.openxmlformats.org/officeDocument/2006/math" xmlns:v="urn:schemas-microsoft-com:vml" xmlns:wp14="http://schemas.microsoft.com/office/word/2010/wordprocessingDrawing" xmlns:wp="http://schemas.openxmlformats.org/drawingml/2006/wordprocessingDrawing" xmlns:w10="urn:schemas-microsoft-com:office:word" xmlns:w="http://schemas.openxmlformats.org/wordprocessingml/2006/main" xmlns:w14="http://schemas.microsoft.com/office/word/2010/wordml" xmlns:w15="http://schemas.microsoft.com/office/word/2012/wordml" xmlns:wpg="http://schemas.microsoft.com/office/word/2010/wordprocessingGroup" xmlns:wpi="http://schemas.microsoft.com/office/word/2010/wordprocessingInk" xmlns:wne="http://schemas.microsoft.com/office/word/2006/wordml" xmlns:wps="http://schemas.microsoft.com/office/word/2010/wordprocessingShape" mc:Ignorable="w14 w15 wp14">
+<w:document xmlns:wpc="http://schemas.microsoft.com/office/word/2010/wordprocessingCanvas" xmlns:cx="http://schemas.microsoft.com/office/drawing/2014/chartex" xmlns:cx1="http://schemas.microsoft.com/office/drawing/2015/9/8/chartex" xmlns:cx2="http://schemas.microsoft.com/office/drawing/2015/10/21/chartex" xmlns:cx3="http://schemas.microsoft.com/office/drawing/2016/5/9/chartex" xmlns:cx4="http://schemas.microsoft.com/office/drawing/2016/5/10/chartex" xmlns:cx5="http://schemas.microsoft.com/office/drawing/2016/5/11/chartex" xmlns:cx6="http://schemas.microsoft.com/office/drawing/2016/5/12/chartex" xmlns:cx7="http://schemas.microsoft.com/office/drawing/2016/5/13/chartex" xmlns:cx8="http://schemas.microsoft.com/office/drawing/2016/5/14/chartex" xmlns:mc="http://schemas.openxmlformats.org/markup-compatibility/2006" xmlns:aink="http://schemas.microsoft.com/office/drawing/2016/ink" xmlns:am3d="http://schemas.microsoft.com/office/drawing/2017/model3d" xmlns:o="urn:schemas-microsoft-com:office:office" xmlns:oel="http://schemas.microsoft.com/office/2019/extlst" xmlns:r="http://schemas.openxmlformats.org/officeDocument/2006/relationships" xmlns:m="http://schemas.openxmlformats.org/officeDocument/2006/math" xmlns:v="urn:schemas-microsoft-com:vml" xmlns:wp14="http://schemas.microsoft.com/office/word/2010/wordprocessingDrawing" xmlns:wp="http://schemas.openxmlformats.org/drawingml/2006/wordprocessingDrawing" xmlns:w10="urn:schemas-microsoft-com:office:word" xmlns:w="http://schemas.openxmlformats.org/wordprocessingml/2006/main" xmlns:w14="http://schemas.microsoft.com/office/word/2010/wordml" xmlns:w15="http://schemas.microsoft.com/office/word/2012/wordml" xmlns:w16cex="http://schemas.microsoft.com/office/word/2018/wordml/cex" xmlns:w16cid="http://schemas.microsoft.com/office/word/2016/wordml/cid" xmlns:w16="http://schemas.microsoft.com/office/word/2018/wordml" xmlns:w16sdtdh="http://schemas.microsoft.com/office/word/2020/wordml/sdtdatahash" xmlns:w16se="http://schemas.microsoft.com/office/word/2015/wordml/symex" xmlns:wpg="http://schemas.microsoft.com/office/word/2010/wordprocessingGroup" xmlns:wpi="http://schemas.microsoft.com/office/word/2010/wordprocessingInk" xmlns:wne="http://schemas.microsoft.com/office/word/2006/wordml" xmlns:wps="http://schemas.microsoft.com/office/word/2010/wordprocessingShape" mc:Ignorable="w14 w15 w16se w16cid w16 w16cex w16sdtdh wp14">
   <w:body>
     <w:p>
       <w:pPr>
@@ -96,7 +96,7 @@
           <w:sz w:val="20"/>
           <w:szCs w:val="20"/>
         </w:rPr>
-        <w:instrText>60</w:instrText>
+        <w:instrText>6</w:instrText>
       </w:r>
       <w:r>
         <w:rPr>
@@ -105,7 +105,7 @@
           <w:sz w:val="20"/>
           <w:szCs w:val="20"/>
         </w:rPr>
-        <w:instrText>9</w:instrText>
+        <w:instrText>10</w:instrText>
       </w:r>
       <w:r>
         <w:rPr>
@@ -144,7 +144,7 @@
           <w:sz w:val="20"/>
           <w:szCs w:val="20"/>
         </w:rPr>
-        <w:t>609</w:t>
+        <w:t>610</w:t>
       </w:r>
       <w:bookmarkEnd w:id="0"/>
       <w:r>
@@ -323,7 +323,7 @@
           <w:sz w:val="20"/>
           <w:szCs w:val="20"/>
         </w:rPr>
-        <w:instrText>1</w:instrText>
+        <w:instrText>8</w:instrText>
       </w:r>
       <w:r>
         <w:rPr>
@@ -352,7 +352,7 @@
           <w:sz w:val="20"/>
           <w:szCs w:val="20"/>
         </w:rPr>
-        <w:t>1</w:t>
+        <w:t>8</w:t>
       </w:r>
       <w:bookmarkEnd w:id="3"/>
       <w:r>
@@ -3173,7 +3173,7 @@
           <w:sz w:val="26"/>
           <w:szCs w:val="26"/>
         </w:rPr>
-        <w:t>就佇主聖殿內</w:t>
+        <w:t>上帝命令眾人著聽</w:t>
       </w:r>
       <w:r>
         <w:rPr>
@@ -3188,8 +3188,14 @@
     </w:p>
     <w:p>
       <w:pPr>
+        <w:pStyle w:val="a8"/>
+        <w:numPr>
+          <w:ilvl w:val="0"/>
+          <w:numId w:val="16"/>
+        </w:numPr>
         <w:snapToGrid w:val="0"/>
         <w:spacing w:line="300" w:lineRule="exact"/>
+        <w:ind w:leftChars="0"/>
         <w:rPr>
           <w:rFonts w:ascii="Barlow Condensed Medium" w:eastAsia="標楷體" w:hAnsi="Barlow Condensed Medium" w:cs="Arial"/>
           <w:bCs/>
@@ -3208,13 +3214,15 @@
           <w:sz w:val="26"/>
           <w:szCs w:val="26"/>
         </w:rPr>
-        <w:t>上帝真光佇此所在，溫暖且燦爛；人若此時聚集和諧，</w:t>
+        <w:t>上帝命令眾人著聽</w:t>
       </w:r>
     </w:p>
     <w:p>
       <w:pPr>
+        <w:pStyle w:val="a8"/>
         <w:snapToGrid w:val="0"/>
         <w:spacing w:line="300" w:lineRule="exact"/>
+        <w:ind w:leftChars="0" w:left="360"/>
         <w:rPr>
           <w:rFonts w:ascii="Barlow Condensed Medium" w:eastAsia="標楷體" w:hAnsi="Barlow Condensed Medium" w:cs="Arial"/>
           <w:bCs/>
@@ -3233,13 +3241,15 @@
           <w:sz w:val="26"/>
           <w:szCs w:val="26"/>
         </w:rPr>
-        <w:t>會得著主稱讚。</w:t>
+        <w:t>歡喜承受福音真聲</w:t>
       </w:r>
     </w:p>
     <w:p>
       <w:pPr>
+        <w:pStyle w:val="a8"/>
         <w:snapToGrid w:val="0"/>
         <w:spacing w:line="300" w:lineRule="exact"/>
+        <w:ind w:leftChars="0" w:left="360"/>
         <w:rPr>
           <w:rFonts w:ascii="Barlow Condensed Medium" w:eastAsia="標楷體" w:hAnsi="Barlow Condensed Medium" w:cs="Arial"/>
           <w:bCs/>
@@ -3258,13 +3268,46 @@
           <w:sz w:val="26"/>
           <w:szCs w:val="26"/>
         </w:rPr>
-        <w:t>當咱聚集來敬拜，咱看見有門大開；因為咱知佇主殿內，</w:t>
+        <w:t>聖書著現上帝大恩</w:t>
       </w:r>
     </w:p>
     <w:p>
       <w:pPr>
+        <w:pStyle w:val="a8"/>
         <w:snapToGrid w:val="0"/>
         <w:spacing w:line="300" w:lineRule="exact"/>
+        <w:ind w:leftChars="0" w:left="360"/>
+        <w:rPr>
+          <w:rFonts w:ascii="Barlow Condensed Medium" w:eastAsia="標楷體" w:hAnsi="Barlow Condensed Medium" w:cs="Arial" w:hint="eastAsia"/>
+          <w:bCs/>
+          <w:w w:val="72"/>
+          <w:kern w:val="0"/>
+          <w:sz w:val="26"/>
+          <w:szCs w:val="26"/>
+        </w:rPr>
+      </w:pPr>
+      <w:r>
+        <w:rPr>
+          <w:rFonts w:ascii="Barlow Condensed Medium" w:eastAsia="標楷體" w:hAnsi="Barlow Condensed Medium" w:cs="Arial" w:hint="eastAsia"/>
+          <w:bCs/>
+          <w:w w:val="72"/>
+          <w:kern w:val="0"/>
+          <w:sz w:val="26"/>
+          <w:szCs w:val="26"/>
+        </w:rPr>
+        <w:t>主救世間解人憂悶</w:t>
+      </w:r>
+    </w:p>
+    <w:p>
+      <w:pPr>
+        <w:pStyle w:val="a8"/>
+        <w:numPr>
+          <w:ilvl w:val="0"/>
+          <w:numId w:val="16"/>
+        </w:numPr>
+        <w:snapToGrid w:val="0"/>
+        <w:spacing w:line="300" w:lineRule="exact"/>
+        <w:ind w:leftChars="0"/>
         <w:rPr>
           <w:rFonts w:ascii="Barlow Condensed Medium" w:eastAsia="標楷體" w:hAnsi="Barlow Condensed Medium" w:cs="Arial"/>
           <w:bCs/>
@@ -3283,13 +3326,15 @@
           <w:sz w:val="26"/>
           <w:szCs w:val="26"/>
         </w:rPr>
-        <w:t>眾人攏欲歸屬祂。</w:t>
+        <w:t>聖書所傳正道真實</w:t>
       </w:r>
     </w:p>
     <w:p>
       <w:pPr>
+        <w:pStyle w:val="a8"/>
         <w:snapToGrid w:val="0"/>
         <w:spacing w:line="300" w:lineRule="exact"/>
+        <w:ind w:leftChars="0" w:left="360"/>
         <w:rPr>
           <w:rFonts w:ascii="Barlow Condensed Medium" w:eastAsia="標楷體" w:hAnsi="Barlow Condensed Medium" w:cs="Arial"/>
           <w:bCs/>
@@ -3308,13 +3353,15 @@
           <w:sz w:val="26"/>
           <w:szCs w:val="26"/>
         </w:rPr>
-        <w:t>上帝愛疼佇此所在，感動咱心靈；凡若奉主聖名聚集，</w:t>
+        <w:t>滋味極妙較甜蜂蜜</w:t>
       </w:r>
     </w:p>
     <w:p>
       <w:pPr>
+        <w:pStyle w:val="a8"/>
         <w:snapToGrid w:val="0"/>
         <w:spacing w:line="300" w:lineRule="exact"/>
+        <w:ind w:leftChars="0" w:left="360"/>
         <w:rPr>
           <w:rFonts w:ascii="Barlow Condensed Medium" w:eastAsia="標楷體" w:hAnsi="Barlow Condensed Medium" w:cs="Arial"/>
           <w:bCs/>
@@ -3333,13 +3380,46 @@
           <w:sz w:val="26"/>
           <w:szCs w:val="26"/>
         </w:rPr>
-        <w:t>咱之心得完整。</w:t>
+        <w:t>上帝道理實在珍寶</w:t>
       </w:r>
     </w:p>
     <w:p>
       <w:pPr>
+        <w:pStyle w:val="a8"/>
         <w:snapToGrid w:val="0"/>
         <w:spacing w:line="300" w:lineRule="exact"/>
+        <w:ind w:leftChars="0" w:left="360"/>
+        <w:rPr>
+          <w:rFonts w:ascii="Barlow Condensed Medium" w:eastAsia="標楷體" w:hAnsi="Barlow Condensed Medium" w:cs="Arial" w:hint="eastAsia"/>
+          <w:bCs/>
+          <w:w w:val="72"/>
+          <w:kern w:val="0"/>
+          <w:sz w:val="26"/>
+          <w:szCs w:val="26"/>
+        </w:rPr>
+      </w:pPr>
+      <w:r>
+        <w:rPr>
+          <w:rFonts w:ascii="Barlow Condensed Medium" w:eastAsia="標楷體" w:hAnsi="Barlow Condensed Medium" w:cs="Arial" w:hint="eastAsia"/>
+          <w:bCs/>
+          <w:w w:val="72"/>
+          <w:kern w:val="0"/>
+          <w:sz w:val="26"/>
+          <w:szCs w:val="26"/>
+        </w:rPr>
+        <w:t>比銀比金萬倍較好</w:t>
+      </w:r>
+    </w:p>
+    <w:p>
+      <w:pPr>
+        <w:pStyle w:val="a8"/>
+        <w:numPr>
+          <w:ilvl w:val="0"/>
+          <w:numId w:val="16"/>
+        </w:numPr>
+        <w:snapToGrid w:val="0"/>
+        <w:spacing w:line="300" w:lineRule="exact"/>
+        <w:ind w:leftChars="0"/>
         <w:rPr>
           <w:rFonts w:ascii="Barlow Condensed Medium" w:eastAsia="標楷體" w:hAnsi="Barlow Condensed Medium" w:cs="Arial"/>
           <w:bCs/>
@@ -3358,13 +3438,15 @@
           <w:sz w:val="26"/>
           <w:szCs w:val="26"/>
         </w:rPr>
-        <w:t>咱今來尋求赦免，咱之希望就充滿；因為咱知佇主殿內，</w:t>
+        <w:t>萬民徛起死地蔭影</w:t>
       </w:r>
     </w:p>
     <w:p>
       <w:pPr>
+        <w:pStyle w:val="a8"/>
         <w:snapToGrid w:val="0"/>
         <w:spacing w:line="300" w:lineRule="exact"/>
+        <w:ind w:leftChars="0" w:left="360"/>
         <w:rPr>
           <w:rFonts w:ascii="Barlow Condensed Medium" w:eastAsia="標楷體" w:hAnsi="Barlow Condensed Medium" w:cs="Arial"/>
           <w:bCs/>
@@ -3383,13 +3465,15 @@
           <w:sz w:val="26"/>
           <w:szCs w:val="26"/>
         </w:rPr>
-        <w:t>祂接納咱可近倚。</w:t>
+        <w:t>聖書著現上帝榮光</w:t>
       </w:r>
     </w:p>
     <w:p>
       <w:pPr>
+        <w:pStyle w:val="a8"/>
         <w:snapToGrid w:val="0"/>
         <w:spacing w:line="300" w:lineRule="exact"/>
+        <w:ind w:leftChars="0" w:left="360"/>
         <w:rPr>
           <w:rFonts w:ascii="Barlow Condensed Medium" w:eastAsia="標楷體" w:hAnsi="Barlow Condensed Medium" w:cs="Arial"/>
           <w:bCs/>
@@ -3408,13 +3492,46 @@
           <w:sz w:val="26"/>
           <w:szCs w:val="26"/>
         </w:rPr>
-        <w:t>咱深知佇人生路程，主永佇咱身邊；欲要咱來服侍祂，明白事奉心志。</w:t>
+        <w:t>顯明真理就是福音</w:t>
       </w:r>
     </w:p>
     <w:p>
       <w:pPr>
+        <w:pStyle w:val="a8"/>
         <w:snapToGrid w:val="0"/>
         <w:spacing w:line="300" w:lineRule="exact"/>
+        <w:ind w:leftChars="0" w:left="360"/>
+        <w:rPr>
+          <w:rFonts w:ascii="Barlow Condensed Medium" w:eastAsia="標楷體" w:hAnsi="Barlow Condensed Medium" w:cs="Arial" w:hint="eastAsia"/>
+          <w:bCs/>
+          <w:w w:val="72"/>
+          <w:kern w:val="0"/>
+          <w:sz w:val="26"/>
+          <w:szCs w:val="26"/>
+        </w:rPr>
+      </w:pPr>
+      <w:r>
+        <w:rPr>
+          <w:rFonts w:ascii="Barlow Condensed Medium" w:eastAsia="標楷體" w:hAnsi="Barlow Condensed Medium" w:cs="Arial" w:hint="eastAsia"/>
+          <w:bCs/>
+          <w:w w:val="72"/>
+          <w:kern w:val="0"/>
+          <w:sz w:val="26"/>
+          <w:szCs w:val="26"/>
+        </w:rPr>
+        <w:t>聖神照光咱人的心</w:t>
+      </w:r>
+    </w:p>
+    <w:p>
+      <w:pPr>
+        <w:pStyle w:val="a8"/>
+        <w:numPr>
+          <w:ilvl w:val="0"/>
+          <w:numId w:val="16"/>
+        </w:numPr>
+        <w:snapToGrid w:val="0"/>
+        <w:spacing w:line="300" w:lineRule="exact"/>
+        <w:ind w:leftChars="0"/>
         <w:rPr>
           <w:rFonts w:ascii="Barlow Condensed Medium" w:eastAsia="標楷體" w:hAnsi="Barlow Condensed Medium" w:cs="Arial"/>
           <w:bCs/>
@@ -3433,13 +3550,15 @@
           <w:sz w:val="26"/>
           <w:szCs w:val="26"/>
         </w:rPr>
-        <w:t>用愛疼相與款待，欠缺者當照顧，咱今相與來跟隨，行主引導之路。</w:t>
+        <w:t>聖書指示永活的路</w:t>
       </w:r>
     </w:p>
     <w:p>
       <w:pPr>
+        <w:pStyle w:val="a8"/>
         <w:snapToGrid w:val="0"/>
         <w:spacing w:line="300" w:lineRule="exact"/>
+        <w:ind w:leftChars="0" w:left="360"/>
         <w:rPr>
           <w:rFonts w:ascii="Barlow Condensed Medium" w:eastAsia="標楷體" w:hAnsi="Barlow Condensed Medium" w:cs="Arial"/>
           <w:bCs/>
@@ -3458,13 +3577,15 @@
           <w:sz w:val="26"/>
           <w:szCs w:val="26"/>
         </w:rPr>
-        <w:t>上帝聖話佇此所在，堅固且至真；凡若尋求真理仁愛，</w:t>
+        <w:t>教人信趁榮光耶穌</w:t>
       </w:r>
     </w:p>
     <w:p>
       <w:pPr>
+        <w:pStyle w:val="a8"/>
         <w:snapToGrid w:val="0"/>
         <w:spacing w:line="300" w:lineRule="exact"/>
+        <w:ind w:leftChars="0" w:left="360"/>
         <w:rPr>
           <w:rFonts w:ascii="Barlow Condensed Medium" w:eastAsia="標楷體" w:hAnsi="Barlow Condensed Medium" w:cs="Arial"/>
           <w:bCs/>
@@ -3483,13 +3604,46 @@
           <w:sz w:val="26"/>
           <w:szCs w:val="26"/>
         </w:rPr>
-        <w:t>伊之生命得換新。</w:t>
+        <w:t>真光來照咱行妥當</w:t>
       </w:r>
     </w:p>
     <w:p>
       <w:pPr>
+        <w:pStyle w:val="a8"/>
         <w:snapToGrid w:val="0"/>
         <w:spacing w:line="300" w:lineRule="exact"/>
+        <w:ind w:leftChars="0" w:left="360"/>
+        <w:rPr>
+          <w:rFonts w:ascii="Barlow Condensed Medium" w:eastAsia="標楷體" w:hAnsi="Barlow Condensed Medium" w:cs="Arial" w:hint="eastAsia"/>
+          <w:bCs/>
+          <w:w w:val="72"/>
+          <w:kern w:val="0"/>
+          <w:sz w:val="26"/>
+          <w:szCs w:val="26"/>
+        </w:rPr>
+      </w:pPr>
+      <w:r>
+        <w:rPr>
+          <w:rFonts w:ascii="Barlow Condensed Medium" w:eastAsia="標楷體" w:hAnsi="Barlow Condensed Medium" w:cs="Arial" w:hint="eastAsia"/>
+          <w:bCs/>
+          <w:w w:val="72"/>
+          <w:kern w:val="0"/>
+          <w:sz w:val="26"/>
+          <w:szCs w:val="26"/>
+        </w:rPr>
+        <w:t>深信盼望能到天堂</w:t>
+      </w:r>
+    </w:p>
+    <w:p>
+      <w:pPr>
+        <w:pStyle w:val="a8"/>
+        <w:numPr>
+          <w:ilvl w:val="0"/>
+          <w:numId w:val="16"/>
+        </w:numPr>
+        <w:snapToGrid w:val="0"/>
+        <w:spacing w:line="300" w:lineRule="exact"/>
+        <w:ind w:leftChars="0"/>
         <w:rPr>
           <w:rFonts w:ascii="Barlow Condensed Medium" w:eastAsia="標楷體" w:hAnsi="Barlow Condensed Medium" w:cs="Arial"/>
           <w:bCs/>
@@ -3508,13 +3662,15 @@
           <w:sz w:val="26"/>
           <w:szCs w:val="26"/>
         </w:rPr>
-        <w:t>咱今來欲出大聲，同心合意來唱歌；因為咱知佇主殿內，</w:t>
+        <w:t>今咱成做耶穌學生</w:t>
       </w:r>
     </w:p>
     <w:p>
       <w:pPr>
+        <w:pStyle w:val="a8"/>
         <w:snapToGrid w:val="0"/>
         <w:spacing w:line="300" w:lineRule="exact"/>
+        <w:ind w:leftChars="0" w:left="360"/>
         <w:rPr>
           <w:rFonts w:ascii="Barlow Condensed Medium" w:eastAsia="標楷體" w:hAnsi="Barlow Condensed Medium" w:cs="Arial"/>
           <w:bCs/>
@@ -3533,13 +3689,15 @@
           <w:sz w:val="26"/>
           <w:szCs w:val="26"/>
         </w:rPr>
-        <w:t>祂接納咱可近倚。</w:t>
+        <w:t>常常講究上帝聖經</w:t>
       </w:r>
     </w:p>
     <w:p>
       <w:pPr>
+        <w:pStyle w:val="a8"/>
         <w:snapToGrid w:val="0"/>
         <w:spacing w:line="300" w:lineRule="exact"/>
+        <w:ind w:leftChars="0" w:left="360"/>
         <w:rPr>
           <w:rFonts w:ascii="Barlow Condensed Medium" w:eastAsia="標楷體" w:hAnsi="Barlow Condensed Medium" w:cs="Arial"/>
           <w:bCs/>
@@ -3558,7 +3716,34 @@
           <w:sz w:val="26"/>
           <w:szCs w:val="26"/>
         </w:rPr>
-        <w:t>今聚集聽主聖話齊全，咱來欲尋求主之真光。咱來欲宣揚主大仁愛，就佇主聖之殿內。</w:t>
+        <w:t>聖神感化各人心肝</w:t>
+      </w:r>
+    </w:p>
+    <w:p>
+      <w:pPr>
+        <w:pStyle w:val="a8"/>
+        <w:snapToGrid w:val="0"/>
+        <w:spacing w:line="300" w:lineRule="exact"/>
+        <w:ind w:leftChars="0" w:left="360"/>
+        <w:rPr>
+          <w:rFonts w:ascii="Barlow Condensed Medium" w:eastAsia="標楷體" w:hAnsi="Barlow Condensed Medium" w:cs="Arial"/>
+          <w:bCs/>
+          <w:w w:val="72"/>
+          <w:kern w:val="0"/>
+          <w:sz w:val="26"/>
+          <w:szCs w:val="26"/>
+        </w:rPr>
+      </w:pPr>
+      <w:r>
+        <w:rPr>
+          <w:rFonts w:ascii="Barlow Condensed Medium" w:eastAsia="標楷體" w:hAnsi="Barlow Condensed Medium" w:cs="Arial" w:hint="eastAsia"/>
+          <w:bCs/>
+          <w:w w:val="72"/>
+          <w:kern w:val="0"/>
+          <w:sz w:val="26"/>
+          <w:szCs w:val="26"/>
+        </w:rPr>
+        <w:t>趁主旨意福氣滿滿</w:t>
       </w:r>
     </w:p>
     <w:p>
@@ -3747,7 +3932,7 @@
           </mc:Choice>
           <mc:Fallback>
             <w:pict>
-              <v:group w14:anchorId="789743EB" id="群組 21" o:spid="_x0000_s1026" style="position:absolute;margin-left:538.15pt;margin-top:28.9pt;width:134.65pt;height:261.65pt;z-index:251667968;mso-position-horizontal-relative:page;mso-position-vertical-relative:page;mso-width-relative:margin;mso-height-relative:margin" coordsize="17094,33223" o:gfxdata="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">
+              <v:group w14:anchorId="789743EB" id="群組 21" o:spid="_x0000_s1026" style="position:absolute;margin-left:538.15pt;margin-top:28.9pt;width:134.65pt;height:261.65pt;z-index:251667968;mso-position-horizontal-relative:page;mso-position-vertical-relative:page;mso-width-relative:margin;mso-height-relative:margin" coordsize="17094,33223" o:gfxdata="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">
                 <v:shapetype id="_x0000_t75" coordsize="21600,21600" o:spt="75" o:preferrelative="t" path="m@4@5l@4@11@9@11@9@5xe" filled="f" stroked="f">
                   <v:stroke joinstyle="miter"/>
                   <v:formulas>
@@ -3767,11 +3952,10 @@
                   <v:path o:extrusionok="f" gradientshapeok="t" o:connecttype="rect"/>
                   <o:lock v:ext="edit" aspectratio="t"/>
                 </v:shapetype>
-                <v:shape id="圖片 18" o:spid="_x0000_s1027" type="#_x0000_t75" style="position:absolute;left:-8065;top:8065;width:33223;height:17094;rotation:90;visibility:visible;mso-wrap-style:square" o:gfxdata="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">
+                <v:shape id="圖片 18" o:spid="_x0000_s1027" type="#_x0000_t75" style="position:absolute;left:-8065;top:8065;width:33223;height:17094;rotation:90;visibility:visible;mso-wrap-style:square" o:gfxdata="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">
                   <v:imagedata r:id="rId9" o:title=""/>
-                  <v:path arrowok="t"/>
                 </v:shape>
-                <v:roundrect id="圓角矩形 7" o:spid="_x0000_s1028" style="position:absolute;left:1666;top:2875;width:14086;height:28296;visibility:visible;mso-wrap-style:square;v-text-anchor:top" arcsize="3131f" o:gfxdata="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" filled="f" stroked="f" strokeweight="2.5pt">
+                <v:roundrect id="圓角矩形 7" o:spid="_x0000_s1028" style="position:absolute;left:1666;top:2875;width:14086;height:28296;visibility:visible;mso-wrap-style:square;v-text-anchor:top" arcsize="3131f" o:gfxdata="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" filled="f" stroked="f" strokeweight="2.5pt">
                   <v:stroke joinstyle="miter"/>
                   <v:textbox style="layout-flow:vertical-ideographic" inset="1mm,1mm,1mm,1mm">
                     <w:txbxContent>
@@ -3833,7 +4017,7 @@
           <w:noProof/>
         </w:rPr>
         <w:drawing>
-          <wp:anchor distT="0" distB="0" distL="114300" distR="114300" simplePos="0" relativeHeight="251659776" behindDoc="0" locked="0" layoutInCell="1" allowOverlap="1" wp14:anchorId="0030E694" wp14:editId="205F70B6">
+          <wp:anchor distT="0" distB="0" distL="114300" distR="114300" simplePos="0" relativeHeight="251659776" behindDoc="0" locked="0" layoutInCell="1" allowOverlap="1" wp14:anchorId="0030E694" wp14:editId="3C148A93">
             <wp:simplePos x="0" y="0"/>
             <wp:positionH relativeFrom="column">
               <wp:posOffset>2160905</wp:posOffset>
@@ -5775,12 +5959,12 @@
           </mc:Choice>
           <mc:Fallback>
             <w:pict>
-              <v:group w14:anchorId="5DF93223" id="群組 24" o:spid="_x0000_s1029" style="position:absolute;margin-left:533.85pt;margin-top:298.55pt;width:140.3pt;height:259.35pt;z-index:251663872;mso-position-horizontal-relative:page;mso-position-vertical-relative:page;mso-width-relative:margin;mso-height-relative:margin" coordsize="17818,32941" o:gfxdata="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">
+              <v:group w14:anchorId="5DF93223" id="群組 24" o:spid="_x0000_s1029" style="position:absolute;margin-left:533.85pt;margin-top:298.55pt;width:140.3pt;height:259.35pt;z-index:251663872;mso-position-horizontal-relative:page;mso-position-vertical-relative:page;mso-width-relative:margin;mso-height-relative:margin" coordsize="17818,32941" o:gfxdata="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">
                 <v:shapetype id="_x0000_t202" coordsize="21600,21600" o:spt="202" path="m,l,21600r21600,l21600,xe">
                   <v:stroke joinstyle="miter"/>
                   <v:path gradientshapeok="t" o:connecttype="rect"/>
                 </v:shapetype>
-                <v:shape id="_x0000_s1030" type="#_x0000_t202" style="position:absolute;left:351;top:293;width:17279;height:32590;visibility:visible;mso-wrap-style:square;v-text-anchor:top" o:gfxdata="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" stroked="f">
+                <v:shape id="_x0000_s1030" type="#_x0000_t202" style="position:absolute;left:351;top:293;width:17279;height:32590;visibility:visible;mso-wrap-style:square;v-text-anchor:top" o:gfxdata="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" stroked="f">
                   <v:textbox inset="0,0,0,0">
                     <w:txbxContent>
                       <w:p>
@@ -7470,7 +7654,7 @@
                     </w:txbxContent>
                   </v:textbox>
                 </v:shape>
-                <v:roundrect id="圓角矩形 5" o:spid="_x0000_s1031" style="position:absolute;width:17818;height:32941;visibility:visible;mso-wrap-style:square;v-text-anchor:middle" arcsize="2169f" o:gfxdata="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" filled="f" strokecolor="#5a5a5a [2109]" strokeweight="2.5pt">
+                <v:roundrect id="圓角矩形 5" o:spid="_x0000_s1031" style="position:absolute;width:17818;height:32941;visibility:visible;mso-wrap-style:square;v-text-anchor:middle" arcsize="2169f" o:gfxdata="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" filled="f" strokecolor="#5a5a5a [2109]" strokeweight="2.5pt">
                   <v:stroke joinstyle="miter"/>
                 </v:roundrect>
                 <w10:wrap anchorx="page" anchory="page"/>
@@ -7685,7 +7869,7 @@
                                   <w:color w:val="000000"/>
                                   <w:w w:val="90"/>
                                 </w:rPr>
-                                <w:t>8</w:t>
+                                <w:t>15</w:t>
                               </w:r>
                               <w:r>
                                 <w:rPr>
@@ -7810,7 +7994,27 @@
                                         <w:sz w:val="26"/>
                                         <w:szCs w:val="26"/>
                                       </w:rPr>
-                                      <w:t>只剩葬入墳墓的恩典</w:t>
+                                      <w:t>*</w:t>
+                                    </w:r>
+                                    <w:r>
+                                      <w:rPr>
+                                        <w:rFonts w:ascii="Barlow Condensed Medium" w:eastAsia="華康儷楷書" w:hAnsi="Barlow Condensed Medium" w:cs="華康儷楷書" w:hint="eastAsia"/>
+                                        <w:color w:val="000000" w:themeColor="text1"/>
+                                        <w:w w:val="75"/>
+                                        <w:sz w:val="26"/>
+                                        <w:szCs w:val="26"/>
+                                      </w:rPr>
+                                      <w:t>暫停</w:t>
+                                    </w:r>
+                                    <w:r>
+                                      <w:rPr>
+                                        <w:rFonts w:ascii="Barlow Condensed Medium" w:eastAsia="華康儷楷書" w:hAnsi="Barlow Condensed Medium" w:cs="華康儷楷書" w:hint="eastAsia"/>
+                                        <w:color w:val="000000" w:themeColor="text1"/>
+                                        <w:w w:val="75"/>
+                                        <w:sz w:val="26"/>
+                                        <w:szCs w:val="26"/>
+                                      </w:rPr>
+                                      <w:t>*</w:t>
                                     </w:r>
                                   </w:p>
                                 </w:tc>
@@ -7888,12 +8092,10 @@
                                     <w:pPr>
                                       <w:snapToGrid w:val="0"/>
                                       <w:spacing w:line="300" w:lineRule="exact"/>
-                                      <w:ind w:firstLineChars="50" w:firstLine="97"/>
                                       <w:rPr>
                                         <w:rFonts w:ascii="Barlow Condensed Medium" w:eastAsia="華康儷楷書" w:hAnsi="Barlow Condensed Medium" w:cs="華康儷楷書"/>
                                         <w:w w:val="75"/>
-                                        <w:sz w:val="26"/>
-                                        <w:szCs w:val="26"/>
+                                        <w:szCs w:val="24"/>
                                       </w:rPr>
                                     </w:pPr>
                                     <w:r>
@@ -7901,10 +8103,9 @@
                                         <w:rFonts w:ascii="Barlow Condensed Medium" w:eastAsia="華康儷楷書" w:hAnsi="Barlow Condensed Medium" w:cs="華康儷楷書" w:hint="eastAsia"/>
                                         <w:color w:val="000000" w:themeColor="text1"/>
                                         <w:w w:val="75"/>
-                                        <w:sz w:val="26"/>
-                                        <w:szCs w:val="26"/>
+                                        <w:szCs w:val="24"/>
                                       </w:rPr>
-                                      <w:t>神的話必定應驗</w:t>
+                                      <w:t>神指引腳步帶來新生命</w:t>
                                     </w:r>
                                   </w:p>
                                 </w:tc>
@@ -8015,16 +8216,17 @@
                                         <w:sz w:val="26"/>
                                         <w:szCs w:val="26"/>
                                       </w:rPr>
-                                      <w:t>王上</w:t>
+                                      <w:t>使徒行傳</w:t>
                                     </w:r>
                                     <w:r>
                                       <w:rPr>
-                                        <w:rFonts w:ascii="Barlow Condensed Medium" w:eastAsia="華康儷楷書" w:hAnsi="Barlow Condensed Medium" w:cs="華康儷楷書"/>
+                                        <w:rFonts w:ascii="Barlow Condensed Medium" w:eastAsia="華康儷楷書" w:hAnsi="Barlow Condensed Medium" w:cs="華康儷楷書" w:hint="eastAsia"/>
                                         <w:color w:val="000000" w:themeColor="text1"/>
                                         <w:w w:val="90"/>
-                                        <w:szCs w:val="24"/>
+                                        <w:sz w:val="26"/>
+                                        <w:szCs w:val="26"/>
                                       </w:rPr>
-                                      <w:t>13:2, 20-25, 30-34</w:t>
+                                      <w:t>8:29-39</w:t>
                                     </w:r>
                                   </w:p>
                                 </w:tc>
@@ -8134,7 +8336,7 @@
                                         <w:sz w:val="26"/>
                                         <w:szCs w:val="26"/>
                                       </w:rPr>
-                                      <w:t>箴</w:t>
+                                      <w:t>詩</w:t>
                                     </w:r>
                                     <w:r>
                                       <w:rPr>
@@ -8144,7 +8346,7 @@
                                         <w:sz w:val="26"/>
                                         <w:szCs w:val="26"/>
                                       </w:rPr>
-                                      <w:t>19:21</w:t>
+                                      <w:t>32:8</w:t>
                                     </w:r>
                                   </w:p>
                                 </w:tc>
@@ -8226,7 +8428,7 @@
                                         <w:sz w:val="26"/>
                                         <w:szCs w:val="26"/>
                                       </w:rPr>
-                                      <w:t>使徒信經</w:t>
+                                      <w:t>十誡</w:t>
                                     </w:r>
                                   </w:p>
                                 </w:tc>
@@ -8306,7 +8508,7 @@
                                         <w:sz w:val="26"/>
                                         <w:szCs w:val="26"/>
                                       </w:rPr>
-                                      <w:t>15</w:t>
+                                      <w:t>16</w:t>
                                     </w:r>
                                   </w:p>
                                 </w:tc>
@@ -8416,7 +8618,7 @@
                                         <w:sz w:val="26"/>
                                         <w:szCs w:val="26"/>
                                       </w:rPr>
-                                      <w:t>69,258,511</w:t>
+                                      <w:t>67,490,514</w:t>
                                     </w:r>
                                   </w:p>
                                 </w:tc>
@@ -8489,8 +8691,8 @@
           </mc:Choice>
           <mc:Fallback>
             <w:pict>
-              <v:group w14:anchorId="0AB0FEB2" id="群組 19" o:spid="_x0000_s1032" style="position:absolute;left:0;text-align:left;margin-left:534.4pt;margin-top:567.3pt;width:140.6pt;height:130.1pt;z-index:251646464;mso-position-horizontal-relative:page;mso-position-vertical-relative:page;mso-width-relative:margin;mso-height-relative:margin" coordorigin="108" coordsize="17868,16510" o:gfxdata="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">
-                <v:shape id="_x0000_s1033" type="#_x0000_t202" style="position:absolute;left:317;top:444;width:17634;height:15621;visibility:visible;mso-wrap-style:square;v-text-anchor:top" o:gfxdata="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" stroked="f">
+              <v:group w14:anchorId="0AB0FEB2" id="群組 19" o:spid="_x0000_s1032" style="position:absolute;left:0;text-align:left;margin-left:534.4pt;margin-top:567.3pt;width:140.6pt;height:130.1pt;z-index:251646464;mso-position-horizontal-relative:page;mso-position-vertical-relative:page;mso-width-relative:margin;mso-height-relative:margin" coordorigin="108" coordsize="17868,16510" o:gfxdata="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">
+                <v:shape id="_x0000_s1033" type="#_x0000_t202" style="position:absolute;left:317;top:444;width:17634;height:15621;visibility:visible;mso-wrap-style:square;v-text-anchor:top" o:gfxdata="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" stroked="f">
                   <v:textbox inset="0,0,0,0">
                     <w:txbxContent>
                       <w:p>
@@ -8597,7 +8799,7 @@
                             <w:color w:val="000000"/>
                             <w:w w:val="90"/>
                           </w:rPr>
-                          <w:t>8</w:t>
+                          <w:t>15</w:t>
                         </w:r>
                         <w:r>
                           <w:rPr>
@@ -8722,7 +8924,27 @@
                                   <w:sz w:val="26"/>
                                   <w:szCs w:val="26"/>
                                 </w:rPr>
-                                <w:t>只剩葬入墳墓的恩典</w:t>
+                                <w:t>*</w:t>
+                              </w:r>
+                              <w:r>
+                                <w:rPr>
+                                  <w:rFonts w:ascii="Barlow Condensed Medium" w:eastAsia="華康儷楷書" w:hAnsi="Barlow Condensed Medium" w:cs="華康儷楷書" w:hint="eastAsia"/>
+                                  <w:color w:val="000000" w:themeColor="text1"/>
+                                  <w:w w:val="75"/>
+                                  <w:sz w:val="26"/>
+                                  <w:szCs w:val="26"/>
+                                </w:rPr>
+                                <w:t>暫停</w:t>
+                              </w:r>
+                              <w:r>
+                                <w:rPr>
+                                  <w:rFonts w:ascii="Barlow Condensed Medium" w:eastAsia="華康儷楷書" w:hAnsi="Barlow Condensed Medium" w:cs="華康儷楷書" w:hint="eastAsia"/>
+                                  <w:color w:val="000000" w:themeColor="text1"/>
+                                  <w:w w:val="75"/>
+                                  <w:sz w:val="26"/>
+                                  <w:szCs w:val="26"/>
+                                </w:rPr>
+                                <w:t>*</w:t>
                               </w:r>
                             </w:p>
                           </w:tc>
@@ -8800,12 +9022,10 @@
                               <w:pPr>
                                 <w:snapToGrid w:val="0"/>
                                 <w:spacing w:line="300" w:lineRule="exact"/>
-                                <w:ind w:firstLineChars="50" w:firstLine="97"/>
                                 <w:rPr>
                                   <w:rFonts w:ascii="Barlow Condensed Medium" w:eastAsia="華康儷楷書" w:hAnsi="Barlow Condensed Medium" w:cs="華康儷楷書"/>
                                   <w:w w:val="75"/>
-                                  <w:sz w:val="26"/>
-                                  <w:szCs w:val="26"/>
+                                  <w:szCs w:val="24"/>
                                 </w:rPr>
                               </w:pPr>
                               <w:r>
@@ -8813,10 +9033,9 @@
                                   <w:rFonts w:ascii="Barlow Condensed Medium" w:eastAsia="華康儷楷書" w:hAnsi="Barlow Condensed Medium" w:cs="華康儷楷書" w:hint="eastAsia"/>
                                   <w:color w:val="000000" w:themeColor="text1"/>
                                   <w:w w:val="75"/>
-                                  <w:sz w:val="26"/>
-                                  <w:szCs w:val="26"/>
+                                  <w:szCs w:val="24"/>
                                 </w:rPr>
-                                <w:t>神的話必定應驗</w:t>
+                                <w:t>神指引腳步帶來新生命</w:t>
                               </w:r>
                             </w:p>
                           </w:tc>
@@ -8927,16 +9146,17 @@
                                   <w:sz w:val="26"/>
                                   <w:szCs w:val="26"/>
                                 </w:rPr>
-                                <w:t>王上</w:t>
+                                <w:t>使徒行傳</w:t>
                               </w:r>
                               <w:r>
                                 <w:rPr>
-                                  <w:rFonts w:ascii="Barlow Condensed Medium" w:eastAsia="華康儷楷書" w:hAnsi="Barlow Condensed Medium" w:cs="華康儷楷書"/>
+                                  <w:rFonts w:ascii="Barlow Condensed Medium" w:eastAsia="華康儷楷書" w:hAnsi="Barlow Condensed Medium" w:cs="華康儷楷書" w:hint="eastAsia"/>
                                   <w:color w:val="000000" w:themeColor="text1"/>
                                   <w:w w:val="90"/>
-                                  <w:szCs w:val="24"/>
+                                  <w:sz w:val="26"/>
+                                  <w:szCs w:val="26"/>
                                 </w:rPr>
-                                <w:t>13:2, 20-25, 30-34</w:t>
+                                <w:t>8:29-39</w:t>
                               </w:r>
                             </w:p>
                           </w:tc>
@@ -9046,7 +9266,7 @@
                                   <w:sz w:val="26"/>
                                   <w:szCs w:val="26"/>
                                 </w:rPr>
-                                <w:t>箴</w:t>
+                                <w:t>詩</w:t>
                               </w:r>
                               <w:r>
                                 <w:rPr>
@@ -9056,7 +9276,7 @@
                                   <w:sz w:val="26"/>
                                   <w:szCs w:val="26"/>
                                 </w:rPr>
-                                <w:t>19:21</w:t>
+                                <w:t>32:8</w:t>
                               </w:r>
                             </w:p>
                           </w:tc>
@@ -9138,7 +9358,7 @@
                                   <w:sz w:val="26"/>
                                   <w:szCs w:val="26"/>
                                 </w:rPr>
-                                <w:t>使徒信經</w:t>
+                                <w:t>十誡</w:t>
                               </w:r>
                             </w:p>
                           </w:tc>
@@ -9218,7 +9438,7 @@
                                   <w:sz w:val="26"/>
                                   <w:szCs w:val="26"/>
                                 </w:rPr>
-                                <w:t>15</w:t>
+                                <w:t>16</w:t>
                               </w:r>
                             </w:p>
                           </w:tc>
@@ -9328,7 +9548,7 @@
                                   <w:sz w:val="26"/>
                                   <w:szCs w:val="26"/>
                                 </w:rPr>
-                                <w:t>69,258,511</w:t>
+                                <w:t>67,490,514</w:t>
                               </w:r>
                             </w:p>
                           </w:tc>
@@ -9338,7 +9558,7 @@
                     </w:txbxContent>
                   </v:textbox>
                 </v:shape>
-                <v:roundrect id="圓角矩形 25" o:spid="_x0000_s1034" style="position:absolute;left:108;width:17869;height:16510;visibility:visible;mso-wrap-style:square;v-text-anchor:middle" arcsize="4542f" o:gfxdata="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" filled="f" strokecolor="#5a5a5a [2109]" strokeweight="2.5pt">
+                <v:roundrect id="圓角矩形 25" o:spid="_x0000_s1034" style="position:absolute;left:108;width:17869;height:16510;visibility:visible;mso-wrap-style:square;v-text-anchor:middle" arcsize="4542f" o:gfxdata="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" filled="f" strokecolor="#5a5a5a [2109]" strokeweight="2.5pt">
                   <v:stroke joinstyle="miter"/>
                 </v:roundrect>
                 <w10:wrap anchorx="page" anchory="page"/>
@@ -9506,7 +9726,7 @@
           </mc:Choice>
           <mc:Fallback>
             <w:pict>
-              <v:shape w14:anchorId="76BD7DFF" id="文字方塊 2" o:spid="_x0000_s1035" type="#_x0000_t202" style="position:absolute;margin-left:31.4pt;margin-top:-54.1pt;width:109.8pt;height:110.6pt;z-index:251674112;visibility:visible;mso-wrap-style:square;mso-width-percent:0;mso-height-percent:200;mso-wrap-distance-left:9pt;mso-wrap-distance-top:3.6pt;mso-wrap-distance-right:9pt;mso-wrap-distance-bottom:3.6pt;mso-position-horizontal:absolute;mso-position-horizontal-relative:text;mso-position-vertical:absolute;mso-position-vertical-relative:text;mso-width-percent:0;mso-height-percent:200;mso-width-relative:margin;mso-height-relative:margin;v-text-anchor:top" o:gfxdata="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" filled="f" stroked="f">
+              <v:shape w14:anchorId="76BD7DFF" id="文字方塊 2" o:spid="_x0000_s1035" type="#_x0000_t202" style="position:absolute;margin-left:31.4pt;margin-top:-54.1pt;width:109.8pt;height:110.6pt;z-index:251674112;visibility:visible;mso-wrap-style:square;mso-width-percent:0;mso-height-percent:200;mso-wrap-distance-left:9pt;mso-wrap-distance-top:3.6pt;mso-wrap-distance-right:9pt;mso-wrap-distance-bottom:3.6pt;mso-position-horizontal:absolute;mso-position-horizontal-relative:text;mso-position-vertical:absolute;mso-position-vertical-relative:text;mso-width-percent:0;mso-height-percent:200;mso-width-relative:margin;mso-height-relative:margin;v-text-anchor:top" o:gfxdata="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" filled="f" stroked="f">
                 <v:textbox style="mso-fit-shape-to-text:t" inset="1mm,1mm,1mm,1mm">
                   <w:txbxContent>
                     <w:p>
@@ -9705,7 +9925,7 @@
           </mc:Choice>
           <mc:Fallback>
             <w:pict>
-              <v:roundrect w14:anchorId="4775AEF3" id="圓角矩形 12" o:spid="_x0000_s1036" style="position:absolute;margin-left:-.9pt;margin-top:16.35pt;width:49.3pt;height:15.45pt;z-index:251638272;visibility:visible;mso-wrap-style:square;mso-width-percent:0;mso-height-percent:0;mso-wrap-distance-left:9pt;mso-wrap-distance-top:0;mso-wrap-distance-right:9pt;mso-wrap-distance-bottom:0;mso-position-horizontal:absolute;mso-position-horizontal-relative:text;mso-position-vertical:absolute;mso-position-vertical-relative:text;mso-width-percent:0;mso-height-percent:0;mso-width-relative:margin;mso-height-relative:margin;v-text-anchor:middle" arcsize="10923f" o:gfxdata="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" fillcolor="#5a5a5a [2109]" stroked="f" strokeweight="1pt">
+              <v:roundrect w14:anchorId="4775AEF3" id="圓角矩形 12" o:spid="_x0000_s1036" style="position:absolute;margin-left:-.9pt;margin-top:16.35pt;width:49.3pt;height:15.45pt;z-index:251638272;visibility:visible;mso-wrap-style:square;mso-width-percent:0;mso-height-percent:0;mso-wrap-distance-left:9pt;mso-wrap-distance-top:0;mso-wrap-distance-right:9pt;mso-wrap-distance-bottom:0;mso-position-horizontal:absolute;mso-position-horizontal-relative:text;mso-position-vertical:absolute;mso-position-vertical-relative:text;mso-width-percent:0;mso-height-percent:0;mso-width-relative:margin;mso-height-relative:margin;v-text-anchor:middle" arcsize="10923f" o:gfxdata="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" fillcolor="#5a5a5a [2109]" stroked="f" strokeweight="1pt">
                 <v:stroke joinstyle="miter"/>
                 <v:textbox inset=".5mm,0,.5mm,0">
                   <w:txbxContent>
@@ -9845,7 +10065,7 @@
           </mc:Choice>
           <mc:Fallback>
             <w:pict>
-              <v:roundrect w14:anchorId="196DC3BF" id="圓角矩形 14" o:spid="_x0000_s1037" style="position:absolute;margin-left:-1.25pt;margin-top:16.7pt;width:83.6pt;height:15.3pt;z-index:251640320;visibility:visible;mso-wrap-style:square;mso-width-percent:0;mso-height-percent:0;mso-wrap-distance-left:9pt;mso-wrap-distance-top:0;mso-wrap-distance-right:9pt;mso-wrap-distance-bottom:0;mso-position-horizontal:absolute;mso-position-horizontal-relative:text;mso-position-vertical:absolute;mso-position-vertical-relative:text;mso-width-percent:0;mso-height-percent:0;mso-width-relative:margin;mso-height-relative:margin;v-text-anchor:middle" arcsize="10923f" o:gfxdata="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" fillcolor="#5a5a5a [2109]" stroked="f" strokeweight="1pt">
+              <v:roundrect w14:anchorId="196DC3BF" id="圓角矩形 14" o:spid="_x0000_s1037" style="position:absolute;margin-left:-1.25pt;margin-top:16.7pt;width:83.6pt;height:15.3pt;z-index:251640320;visibility:visible;mso-wrap-style:square;mso-width-percent:0;mso-height-percent:0;mso-wrap-distance-left:9pt;mso-wrap-distance-top:0;mso-wrap-distance-right:9pt;mso-wrap-distance-bottom:0;mso-position-horizontal:absolute;mso-position-horizontal-relative:text;mso-position-vertical:absolute;mso-position-vertical-relative:text;mso-width-percent:0;mso-height-percent:0;mso-width-relative:margin;mso-height-relative:margin;v-text-anchor:middle" arcsize="10923f" o:gfxdata="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" fillcolor="#5a5a5a [2109]" stroked="f" strokeweight="1pt">
                 <v:stroke joinstyle="miter"/>
                 <v:textbox inset=".5mm,0,.5mm,0">
                   <w:txbxContent>
@@ -10041,7 +10261,7 @@
           </mc:Choice>
           <mc:Fallback>
             <w:pict>
-              <v:roundrect w14:anchorId="1A4DC044" id="圓角矩形 9" o:spid="_x0000_s1038" style="position:absolute;margin-left:-.6pt;margin-top:16.6pt;width:30.35pt;height:15.3pt;z-index:251642368;visibility:visible;mso-wrap-style:square;mso-width-percent:0;mso-height-percent:0;mso-wrap-distance-left:9pt;mso-wrap-distance-top:0;mso-wrap-distance-right:9pt;mso-wrap-distance-bottom:0;mso-position-horizontal:absolute;mso-position-horizontal-relative:text;mso-position-vertical:absolute;mso-position-vertical-relative:text;mso-width-percent:0;mso-height-percent:0;mso-width-relative:margin;mso-height-relative:margin;v-text-anchor:middle" arcsize="10923f" o:gfxdata="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" fillcolor="#5a5a5a [2109]" stroked="f" strokeweight="1pt">
+              <v:roundrect w14:anchorId="1A4DC044" id="圓角矩形 9" o:spid="_x0000_s1038" style="position:absolute;margin-left:-.6pt;margin-top:16.6pt;width:30.35pt;height:15.3pt;z-index:251642368;visibility:visible;mso-wrap-style:square;mso-width-percent:0;mso-height-percent:0;mso-wrap-distance-left:9pt;mso-wrap-distance-top:0;mso-wrap-distance-right:9pt;mso-wrap-distance-bottom:0;mso-position-horizontal:absolute;mso-position-horizontal-relative:text;mso-position-vertical:absolute;mso-position-vertical-relative:text;mso-width-percent:0;mso-height-percent:0;mso-width-relative:margin;mso-height-relative:margin;v-text-anchor:middle" arcsize="10923f" o:gfxdata="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" fillcolor="#5a5a5a [2109]" stroked="f" strokeweight="1pt">
                 <v:stroke joinstyle="miter"/>
                 <v:textbox inset=".5mm,0,.5mm,0">
                   <w:txbxContent>
@@ -10305,7 +10525,7 @@
           </mc:Choice>
           <mc:Fallback>
             <w:pict>
-              <v:roundrect w14:anchorId="03BFD3A3" id="圓角矩形 13" o:spid="_x0000_s1039" style="position:absolute;margin-left:-.4pt;margin-top:16.65pt;width:49.3pt;height:15.3pt;z-index:251644416;visibility:visible;mso-wrap-style:square;mso-width-percent:0;mso-height-percent:0;mso-wrap-distance-left:9pt;mso-wrap-distance-top:0;mso-wrap-distance-right:9pt;mso-wrap-distance-bottom:0;mso-position-horizontal:absolute;mso-position-horizontal-relative:text;mso-position-vertical:absolute;mso-position-vertical-relative:text;mso-width-percent:0;mso-height-percent:0;mso-width-relative:margin;mso-height-relative:margin;v-text-anchor:middle" arcsize="10923f" o:gfxdata="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" fillcolor="#5a5a5a [2109]" stroked="f" strokeweight="1pt">
+              <v:roundrect w14:anchorId="03BFD3A3" id="圓角矩形 13" o:spid="_x0000_s1039" style="position:absolute;margin-left:-.4pt;margin-top:16.65pt;width:49.3pt;height:15.3pt;z-index:251644416;visibility:visible;mso-wrap-style:square;mso-width-percent:0;mso-height-percent:0;mso-wrap-distance-left:9pt;mso-wrap-distance-top:0;mso-wrap-distance-right:9pt;mso-wrap-distance-bottom:0;mso-position-horizontal:absolute;mso-position-horizontal-relative:text;mso-position-vertical:absolute;mso-position-vertical-relative:text;mso-width-percent:0;mso-height-percent:0;mso-width-relative:margin;mso-height-relative:margin;v-text-anchor:middle" arcsize="10923f" o:gfxdata="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" fillcolor="#5a5a5a [2109]" stroked="f" strokeweight="1pt">
                 <v:stroke joinstyle="miter"/>
                 <v:textbox inset=".5mm,0,.5mm,0">
                   <w:txbxContent>
@@ -10541,7 +10761,7 @@
           </mc:Choice>
           <mc:Fallback>
             <w:pict>
-              <v:shape w14:anchorId="77C1E33A" id="_x0000_s1040" type="#_x0000_t202" style="position:absolute;margin-left:107.25pt;margin-top:6.2pt;width:125.55pt;height:16.3pt;z-index:251672064;visibility:visible;mso-wrap-style:square;mso-width-percent:0;mso-height-percent:0;mso-wrap-distance-left:9pt;mso-wrap-distance-top:3.6pt;mso-wrap-distance-right:9pt;mso-wrap-distance-bottom:3.6pt;mso-position-horizontal:absolute;mso-position-horizontal-relative:text;mso-position-vertical:absolute;mso-position-vertical-relative:text;mso-width-percent:0;mso-height-percent:0;mso-width-relative:margin;mso-height-relative:margin;v-text-anchor:top" o:gfxdata="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" filled="f" stroked="f">
+              <v:shape w14:anchorId="77C1E33A" id="_x0000_s1040" type="#_x0000_t202" style="position:absolute;margin-left:107.25pt;margin-top:6.2pt;width:125.55pt;height:16.3pt;z-index:251672064;visibility:visible;mso-wrap-style:square;mso-width-percent:0;mso-height-percent:0;mso-wrap-distance-left:9pt;mso-wrap-distance-top:3.6pt;mso-wrap-distance-right:9pt;mso-wrap-distance-bottom:3.6pt;mso-position-horizontal:absolute;mso-position-horizontal-relative:text;mso-position-vertical:absolute;mso-position-vertical-relative:text;mso-width-percent:0;mso-height-percent:0;mso-width-relative:margin;mso-height-relative:margin;v-text-anchor:top" o:gfxdata="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" filled="f" stroked="f">
                 <v:textbox inset="0,0,0,0">
                   <w:txbxContent>
                     <w:p>
@@ -10821,7 +11041,7 @@
                 <w:sz w:val="20"/>
                 <w:szCs w:val="20"/>
               </w:rPr>
-              <w:t>黃明憲</w:t>
+              <w:t>張怡婷</w:t>
             </w:r>
             <w:r>
               <w:rPr>
@@ -10829,15 +11049,7 @@
                 <w:sz w:val="20"/>
                 <w:szCs w:val="20"/>
               </w:rPr>
-              <w:t xml:space="preserve"> </w:t>
-            </w:r>
-            <w:r>
-              <w:rPr>
-                <w:rFonts w:ascii="標楷體" w:eastAsia="標楷體" w:hAnsi="標楷體" w:hint="eastAsia"/>
-                <w:sz w:val="20"/>
-                <w:szCs w:val="20"/>
-              </w:rPr>
-              <w:t>長老</w:t>
+              <w:t xml:space="preserve"> 執事</w:t>
             </w:r>
           </w:p>
         </w:tc>
@@ -10897,7 +11109,7 @@
                 <w:sz w:val="20"/>
                 <w:szCs w:val="20"/>
               </w:rPr>
-              <w:t>楊崇隆</w:t>
+              <w:t>張思婗</w:t>
             </w:r>
             <w:r>
               <w:rPr>
@@ -10905,7 +11117,7 @@
                 <w:sz w:val="20"/>
                 <w:szCs w:val="20"/>
               </w:rPr>
-              <w:t xml:space="preserve"> 弟兄</w:t>
+              <w:t xml:space="preserve"> 姊妹</w:t>
             </w:r>
           </w:p>
         </w:tc>
@@ -11497,7 +11709,7 @@
                 </mc:Choice>
                 <mc:Fallback>
                   <w:pict>
-                    <v:rect w14:anchorId="343BC9BA" id="矩形 8" o:spid="_x0000_s1041" style="position:absolute;left:0;text-align:left;margin-left:-.7pt;margin-top:2.7pt;width:18.75pt;height:92.3pt;z-index:251665920;visibility:visible;mso-wrap-style:square;mso-width-percent:0;mso-height-percent:0;mso-wrap-distance-left:9pt;mso-wrap-distance-top:0;mso-wrap-distance-right:9pt;mso-wrap-distance-bottom:0;mso-position-horizontal:absolute;mso-position-horizontal-relative:text;mso-position-vertical:absolute;mso-position-vertical-relative:text;mso-width-percent:0;mso-height-percent:0;mso-width-relative:margin;mso-height-relative:margin;v-text-anchor:middle" o:gfxdata="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" fillcolor="#5a5a5a [2109]" stroked="f" strokeweight="1pt">
+                    <v:rect w14:anchorId="343BC9BA" id="矩形 8" o:spid="_x0000_s1041" style="position:absolute;left:0;text-align:left;margin-left:-.7pt;margin-top:2.7pt;width:18.75pt;height:92.3pt;z-index:251665920;visibility:visible;mso-wrap-style:square;mso-width-percent:0;mso-height-percent:0;mso-wrap-distance-left:9pt;mso-wrap-distance-top:0;mso-wrap-distance-right:9pt;mso-wrap-distance-bottom:0;mso-position-horizontal:absolute;mso-position-horizontal-relative:text;mso-position-vertical:absolute;mso-position-vertical-relative:text;mso-width-percent:0;mso-height-percent:0;mso-width-relative:margin;mso-height-relative:margin;v-text-anchor:middle" o:gfxdata="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" fillcolor="#5a5a5a [2109]" stroked="f" strokeweight="1pt">
                       <v:textbox style="layout-flow:vertical-ideographic" inset="1mm,1mm,1mm,1mm">
                         <w:txbxContent>
                           <w:p>
@@ -11902,7 +12114,7 @@
                 <w:sz w:val="20"/>
                 <w:szCs w:val="20"/>
               </w:rPr>
-              <w:t>76</w:t>
+              <w:t>69</w:t>
             </w:r>
             <w:r>
               <w:rPr>
@@ -12067,7 +12279,7 @@
                 <w:sz w:val="20"/>
                 <w:szCs w:val="20"/>
               </w:rPr>
-              <w:t>新的誡命</w:t>
+              <w:t>使徒信經</w:t>
             </w:r>
           </w:p>
         </w:tc>
@@ -12222,7 +12434,7 @@
                 <w:sz w:val="20"/>
                 <w:szCs w:val="20"/>
               </w:rPr>
-              <w:t>7</w:t>
+              <w:t>15</w:t>
             </w:r>
             <w:r>
               <w:rPr>
@@ -12421,8 +12633,8 @@
       <w:tblGrid>
         <w:gridCol w:w="636"/>
         <w:gridCol w:w="1127"/>
-        <w:gridCol w:w="3180"/>
-        <w:gridCol w:w="894"/>
+        <w:gridCol w:w="2830"/>
+        <w:gridCol w:w="1244"/>
       </w:tblGrid>
       <w:tr>
         <w:tc>
@@ -12559,7 +12771,7 @@
                 </mc:Choice>
                 <mc:Fallback>
                   <w:pict>
-                    <v:rect w14:anchorId="363672F5" id="矩形 10" o:spid="_x0000_s1042" style="position:absolute;left:0;text-align:left;margin-left:-.7pt;margin-top:12.9pt;width:19.25pt;height:42.9pt;z-index:251655680;visibility:visible;mso-wrap-style:square;mso-width-percent:0;mso-height-percent:0;mso-wrap-distance-left:9pt;mso-wrap-distance-top:0;mso-wrap-distance-right:9pt;mso-wrap-distance-bottom:0;mso-position-horizontal:absolute;mso-position-horizontal-relative:text;mso-position-vertical:absolute;mso-position-vertical-relative:text;mso-width-percent:0;mso-height-percent:0;mso-width-relative:margin;mso-height-relative:margin;v-text-anchor:middle" o:gfxdata="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" fillcolor="#5a5a5a [2109]" stroked="f" strokeweight="1pt">
+                    <v:rect w14:anchorId="363672F5" id="矩形 10" o:spid="_x0000_s1042" style="position:absolute;left:0;text-align:left;margin-left:-.7pt;margin-top:12.9pt;width:19.25pt;height:42.9pt;z-index:251655680;visibility:visible;mso-wrap-style:square;mso-width-percent:0;mso-height-percent:0;mso-wrap-distance-left:9pt;mso-wrap-distance-top:0;mso-wrap-distance-right:9pt;mso-wrap-distance-bottom:0;mso-position-horizontal:absolute;mso-position-horizontal-relative:text;mso-position-vertical:absolute;mso-position-vertical-relative:text;mso-width-percent:0;mso-height-percent:0;mso-width-relative:margin;mso-height-relative:margin;v-text-anchor:middle" o:gfxdata="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" fillcolor="#5a5a5a [2109]" stroked="f" strokeweight="1pt">
                       <v:textbox style="layout-flow:vertical-ideographic" inset="1mm,1mm,1mm,1mm">
                         <w:txbxContent>
                           <w:p>
@@ -12631,7 +12843,7 @@
         </w:tc>
         <w:tc>
           <w:tcPr>
-            <w:tcW w:w="3180" w:type="dxa"/>
+            <w:tcW w:w="2830" w:type="dxa"/>
             <w:tcBorders>
               <w:top w:val="nil"/>
               <w:left w:val="nil"/>
@@ -12666,13 +12878,13 @@
                 <w:sz w:val="20"/>
                 <w:szCs w:val="20"/>
               </w:rPr>
-              <w:t>就佇主聖殿內</w:t>
-            </w:r>
-          </w:p>
-        </w:tc>
-        <w:tc>
-          <w:tcPr>
-            <w:tcW w:w="894" w:type="dxa"/>
+              <w:t>上帝命令眾人著聽</w:t>
+            </w:r>
+          </w:p>
+        </w:tc>
+        <w:tc>
+          <w:tcPr>
+            <w:tcW w:w="1244" w:type="dxa"/>
             <w:tcBorders>
               <w:top w:val="nil"/>
               <w:left w:val="nil"/>
@@ -12706,7 +12918,7 @@
                 <w:sz w:val="20"/>
                 <w:szCs w:val="20"/>
               </w:rPr>
-              <w:t>聖歌隊</w:t>
+              <w:t>婦女團契</w:t>
             </w:r>
           </w:p>
         </w:tc>
@@ -12838,7 +13050,7 @@
                 <w:sz w:val="20"/>
                 <w:szCs w:val="20"/>
               </w:rPr>
-              <w:t>8</w:t>
+              <w:t>13</w:t>
             </w:r>
             <w:r>
               <w:rPr>
@@ -12858,7 +13070,7 @@
                 <w:sz w:val="20"/>
                 <w:szCs w:val="20"/>
               </w:rPr>
-              <w:t>20-26</w:t>
+              <w:t>2,20-25,30-34</w:t>
             </w:r>
             <w:r>
               <w:rPr>
@@ -13015,7 +13227,7 @@
                 <w:sz w:val="20"/>
                 <w:szCs w:val="20"/>
               </w:rPr>
-              <w:t>見證聖約的殿</w:t>
+              <w:t>神的話必定應驗</w:t>
             </w:r>
           </w:p>
         </w:tc>
@@ -13333,7 +13545,7 @@
                 </mc:Choice>
                 <mc:Fallback>
                   <w:pict>
-                    <v:rect w14:anchorId="4D37C684" id="矩形 11" o:spid="_x0000_s1043" style="position:absolute;left:0;text-align:left;margin-left:-.7pt;margin-top:1.65pt;width:19.25pt;height:111.25pt;z-index:251657728;visibility:visible;mso-wrap-style:square;mso-width-percent:0;mso-height-percent:0;mso-wrap-distance-left:9pt;mso-wrap-distance-top:0;mso-wrap-distance-right:9pt;mso-wrap-distance-bottom:0;mso-position-horizontal:absolute;mso-position-horizontal-relative:text;mso-position-vertical:absolute;mso-position-vertical-relative:text;mso-width-percent:0;mso-height-percent:0;mso-width-relative:margin;mso-height-relative:margin;v-text-anchor:middle" o:gfxdata="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" fillcolor="#5a5a5a [2109]" stroked="f" strokeweight="1pt">
+                    <v:rect w14:anchorId="4D37C684" id="矩形 11" o:spid="_x0000_s1043" style="position:absolute;left:0;text-align:left;margin-left:-.7pt;margin-top:1.65pt;width:19.25pt;height:111.25pt;z-index:251657728;visibility:visible;mso-wrap-style:square;mso-width-percent:0;mso-height-percent:0;mso-wrap-distance-left:9pt;mso-wrap-distance-top:0;mso-wrap-distance-right:9pt;mso-wrap-distance-bottom:0;mso-position-horizontal:absolute;mso-position-horizontal-relative:text;mso-position-vertical:absolute;mso-position-vertical-relative:text;mso-width-percent:0;mso-height-percent:0;mso-width-relative:margin;mso-height-relative:margin;v-text-anchor:middle" o:gfxdata="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" fillcolor="#5a5a5a [2109]" stroked="f" strokeweight="1pt">
                       <v:textbox style="layout-flow:vertical-ideographic" inset="1mm,1mm,1mm,1mm">
                         <w:txbxContent>
                           <w:p>
@@ -13466,7 +13678,7 @@
                 <w:sz w:val="20"/>
                 <w:szCs w:val="20"/>
               </w:rPr>
-              <w:t>250</w:t>
+              <w:t>258</w:t>
             </w:r>
             <w:r>
               <w:rPr>
@@ -14275,7 +14487,7 @@
                 <w:sz w:val="20"/>
                 <w:szCs w:val="20"/>
               </w:rPr>
-              <w:t>510</w:t>
+              <w:t>511</w:t>
             </w:r>
             <w:r>
               <w:rPr>
@@ -15089,7 +15301,7 @@
           </mc:Choice>
           <mc:Fallback>
             <w:pict>
-              <v:line w14:anchorId="3A2826EE" id="直線接點 2" o:spid="_x0000_s1026" style="position:absolute;z-index:251648512;visibility:visible;mso-wrap-style:square;mso-height-percent:0;mso-wrap-distance-left:9pt;mso-wrap-distance-top:0;mso-wrap-distance-right:9pt;mso-wrap-distance-bottom:0;mso-position-horizontal:absolute;mso-position-horizontal-relative:page;mso-position-vertical:absolute;mso-position-vertical-relative:page;mso-height-percent:0;mso-height-relative:margin" from="687.75pt,19.85pt" to="687.75pt,709.8pt" o:gfxdata="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" strokecolor="black [3213]" strokeweight=".5pt">
+              <v:line w14:anchorId="54E3DA64" id="直線接點 2" o:spid="_x0000_s1026" style="position:absolute;z-index:251648512;visibility:visible;mso-wrap-style:square;mso-height-percent:0;mso-wrap-distance-left:9pt;mso-wrap-distance-top:0;mso-wrap-distance-right:9pt;mso-wrap-distance-bottom:0;mso-position-horizontal:absolute;mso-position-horizontal-relative:page;mso-position-vertical:absolute;mso-position-vertical-relative:page;mso-height-percent:0;mso-height-relative:margin" from="687.75pt,19.85pt" to="687.75pt,709.8pt" o:gfxdata="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" strokecolor="black [3213]" strokeweight=".5pt">
                 <v:stroke dashstyle="3 1" joinstyle="miter"/>
                 <w10:wrap anchorx="page" anchory="page"/>
               </v:line>
@@ -15119,7 +15331,7 @@
           <w:color w:val="000000"/>
           <w:szCs w:val="24"/>
         </w:rPr>
-        <w:t>傳</w:t>
+        <w:t>箴</w:t>
       </w:r>
       <w:r>
         <w:rPr>
@@ -15127,7 +15339,7 @@
           <w:color w:val="000000"/>
           <w:szCs w:val="24"/>
         </w:rPr>
-        <w:t>道書</w:t>
+        <w:t>言</w:t>
       </w:r>
       <w:r>
         <w:rPr>
@@ -15135,7 +15347,7 @@
           <w:color w:val="000000"/>
           <w:szCs w:val="24"/>
         </w:rPr>
-        <w:t>5</w:t>
+        <w:t>19</w:t>
       </w:r>
       <w:r>
         <w:rPr>
@@ -15151,7 +15363,7 @@
           <w:color w:val="000000"/>
           <w:szCs w:val="24"/>
         </w:rPr>
-        <w:t>1</w:t>
+        <w:t>21</w:t>
       </w:r>
       <w:r>
         <w:rPr>
@@ -15234,24 +15446,7 @@
           <w:sz w:val="26"/>
           <w:szCs w:val="26"/>
         </w:rPr>
-        <w:t>你到上帝的厝，著謹慎你的腳步；因為近前來聽，贏過戇人獻祭，因為</w:t>
-      </w:r>
-      <w:r>
-        <w:rPr>
-          <w:rFonts w:ascii="新細明體-ExtB" w:eastAsia="新細明體-ExtB" w:hAnsi="新細明體-ExtB" w:cs="新細明體-ExtB" w:hint="eastAsia"/>
-          <w:w w:val="80"/>
-          <w:szCs w:val="24"/>
-        </w:rPr>
-        <w:t>𪜶</w:t>
-      </w:r>
-      <w:r>
-        <w:rPr>
-          <w:rFonts w:ascii="標楷體" w:eastAsia="標楷體" w:hAnsi="標楷體" w:cs="Arial" w:hint="eastAsia"/>
-          <w:w w:val="80"/>
-          <w:sz w:val="26"/>
-          <w:szCs w:val="26"/>
-        </w:rPr>
-        <w:t>呣知所行的是歹</w:t>
+        <w:t>人心內有多多計謀；獨獨耶和華的旨意才會穩當</w:t>
       </w:r>
       <w:r>
         <w:rPr>
@@ -15341,7 +15536,7 @@
           <w:sz w:val="26"/>
           <w:szCs w:val="26"/>
         </w:rPr>
-        <w:t>你到　神的殿、要謹慎腳步．因為近前聽、勝過愚昧人獻祭、他們本不知道所作的是惡</w:t>
+        <w:t>人心多有計謀．惟有耶和華的籌算、纔能立定</w:t>
       </w:r>
       <w:r>
         <w:rPr>
@@ -15580,7 +15775,7 @@
                 <w:noProof/>
                 <w:w w:val="80"/>
               </w:rPr>
-              <w:t>1</w:t>
+              <w:t>8</w:t>
             </w:r>
             <w:r>
               <w:rPr>
@@ -15691,7 +15886,7 @@
                 <w:noProof/>
                 <w:w w:val="80"/>
               </w:rPr>
-              <w:t>8</w:t>
+              <w:t>15</w:t>
             </w:r>
             <w:r>
               <w:rPr>
@@ -15831,6 +16026,7 @@
               <w:top w:val="single" w:sz="4" w:space="0" w:color="auto"/>
               <w:bottom w:val="single" w:sz="4" w:space="0" w:color="auto"/>
             </w:tcBorders>
+            <w:shd w:val="clear" w:color="auto" w:fill="auto"/>
             <w:tcMar>
               <w:left w:w="57" w:type="dxa"/>
               <w:right w:w="57" w:type="dxa"/>
@@ -15879,7 +16075,7 @@
               <w:rPr>
                 <w:rFonts w:ascii="標楷體" w:eastAsia="標楷體" w:hAnsi="標楷體" w:hint="eastAsia"/>
               </w:rPr>
-              <w:t>王昌裕</w:t>
+              <w:t>--</w:t>
             </w:r>
           </w:p>
         </w:tc>
@@ -15959,7 +16155,7 @@
                 <w:noProof/>
                 <w:w w:val="75"/>
               </w:rPr>
-              <w:t>2</w:t>
+              <w:t>3</w:t>
             </w:r>
             <w:r>
               <w:rPr>
@@ -16002,7 +16198,7 @@
                 <w:noProof/>
                 <w:w w:val="75"/>
               </w:rPr>
-              <w:t>22</w:t>
+              <w:t>1</w:t>
             </w:r>
             <w:r>
               <w:rPr>
@@ -16142,6 +16338,7 @@
               <w:top w:val="single" w:sz="4" w:space="0" w:color="auto"/>
               <w:bottom w:val="single" w:sz="4" w:space="0" w:color="auto"/>
             </w:tcBorders>
+            <w:shd w:val="clear" w:color="auto" w:fill="auto"/>
             <w:tcMar>
               <w:left w:w="57" w:type="dxa"/>
               <w:right w:w="57" w:type="dxa"/>
@@ -16190,7 +16387,7 @@
               <w:rPr>
                 <w:rFonts w:ascii="標楷體" w:eastAsia="標楷體" w:hAnsi="標楷體" w:hint="eastAsia"/>
               </w:rPr>
-              <w:t>王昌裕</w:t>
+              <w:t>魏榮光</w:t>
             </w:r>
           </w:p>
         </w:tc>
@@ -16270,7 +16467,7 @@
                 <w:noProof/>
                 <w:w w:val="75"/>
               </w:rPr>
-              <w:t>2</w:t>
+              <w:t>3</w:t>
             </w:r>
             <w:r>
               <w:rPr>
@@ -16313,7 +16510,7 @@
                 <w:noProof/>
                 <w:w w:val="75"/>
               </w:rPr>
-              <w:t>22</w:t>
+              <w:t>1</w:t>
             </w:r>
             <w:r>
               <w:rPr>
@@ -16414,6 +16611,7 @@
               <w:top w:val="single" w:sz="4" w:space="0" w:color="auto"/>
               <w:bottom w:val="single" w:sz="4" w:space="0" w:color="auto"/>
             </w:tcBorders>
+            <w:shd w:val="clear" w:color="auto" w:fill="auto"/>
             <w:tcMar>
               <w:left w:w="57" w:type="dxa"/>
               <w:right w:w="57" w:type="dxa"/>
@@ -16430,9 +16628,10 @@
             </w:pPr>
             <w:r>
               <w:rPr>
-                <w:rFonts w:ascii="Barlow Condensed Medium" w:eastAsia="標楷體" w:hAnsi="Barlow Condensed Medium" w:cs="華康儷楷書" w:hint="eastAsia"/>
-              </w:rPr>
-              <w:t>黃明憲</w:t>
+                <w:rFonts w:ascii="標楷體" w:eastAsia="標楷體" w:hAnsi="標楷體" w:hint="eastAsia"/>
+                <w:szCs w:val="24"/>
+              </w:rPr>
+              <w:t>張怡婷</w:t>
             </w:r>
           </w:p>
         </w:tc>
@@ -16463,7 +16662,7 @@
                 <w:rFonts w:ascii="標楷體" w:eastAsia="標楷體" w:hAnsi="標楷體" w:hint="eastAsia"/>
                 <w:szCs w:val="24"/>
               </w:rPr>
-              <w:t>張怡婷</w:t>
+              <w:t>劉奕樑</w:t>
             </w:r>
           </w:p>
         </w:tc>
@@ -16550,7 +16749,7 @@
                 <w:noProof/>
                 <w:w w:val="75"/>
               </w:rPr>
-              <w:t>2</w:t>
+              <w:t>3</w:t>
             </w:r>
             <w:r>
               <w:rPr>
@@ -16593,7 +16792,7 @@
                 <w:noProof/>
                 <w:w w:val="75"/>
               </w:rPr>
-              <w:t>22</w:t>
+              <w:t>1</w:t>
             </w:r>
             <w:r>
               <w:rPr>
@@ -16694,6 +16893,7 @@
               <w:top w:val="single" w:sz="4" w:space="0" w:color="auto"/>
               <w:bottom w:val="single" w:sz="4" w:space="0" w:color="auto"/>
             </w:tcBorders>
+            <w:shd w:val="clear" w:color="auto" w:fill="auto"/>
             <w:tcMar>
               <w:left w:w="57" w:type="dxa"/>
               <w:right w:w="57" w:type="dxa"/>
@@ -16710,9 +16910,10 @@
             </w:pPr>
             <w:r>
               <w:rPr>
-                <w:rFonts w:ascii="標楷體" w:eastAsia="標楷體" w:hAnsi="標楷體" w:cs="華康儷楷書" w:hint="eastAsia"/>
-              </w:rPr>
-              <w:t>楊崇隆</w:t>
+                <w:rFonts w:ascii="標楷體" w:eastAsia="標楷體" w:hAnsi="標楷體" w:hint="eastAsia"/>
+                <w:szCs w:val="24"/>
+              </w:rPr>
+              <w:t>張思婗</w:t>
             </w:r>
           </w:p>
         </w:tc>
@@ -16743,7 +16944,7 @@
                 <w:rFonts w:ascii="標楷體" w:eastAsia="標楷體" w:hAnsi="標楷體" w:hint="eastAsia"/>
                 <w:szCs w:val="24"/>
               </w:rPr>
-              <w:t>張思婗</w:t>
+              <w:t>莊舒媛</w:t>
             </w:r>
           </w:p>
         </w:tc>
@@ -16822,7 +17023,7 @@
                 <w:noProof/>
                 <w:w w:val="75"/>
               </w:rPr>
-              <w:t>2</w:t>
+              <w:t>3</w:t>
             </w:r>
             <w:r>
               <w:rPr>
@@ -16865,7 +17066,7 @@
                 <w:noProof/>
                 <w:w w:val="75"/>
               </w:rPr>
-              <w:t>22</w:t>
+              <w:t>1</w:t>
             </w:r>
             <w:r>
               <w:rPr>
@@ -16967,6 +17168,7 @@
               <w:top w:val="single" w:sz="4" w:space="0" w:color="auto"/>
               <w:bottom w:val="single" w:sz="4" w:space="0" w:color="auto"/>
             </w:tcBorders>
+            <w:shd w:val="clear" w:color="auto" w:fill="auto"/>
             <w:tcMar>
               <w:left w:w="57" w:type="dxa"/>
               <w:right w:w="57" w:type="dxa"/>
@@ -16983,9 +17185,10 @@
             </w:pPr>
             <w:r>
               <w:rPr>
-                <w:rFonts w:ascii="標楷體" w:eastAsia="標楷體" w:hAnsi="標楷體" w:cs="華康儷楷書" w:hint="eastAsia"/>
-              </w:rPr>
-              <w:t>周艶貳</w:t>
+                <w:rFonts w:ascii="標楷體" w:eastAsia="標楷體" w:hAnsi="標楷體" w:hint="eastAsia"/>
+                <w:szCs w:val="24"/>
+              </w:rPr>
+              <w:t>張宗雄</w:t>
             </w:r>
           </w:p>
         </w:tc>
@@ -17013,10 +17216,10 @@
             </w:pPr>
             <w:r>
               <w:rPr>
-                <w:rFonts w:ascii="標楷體" w:eastAsia="標楷體" w:hAnsi="標楷體" w:hint="eastAsia"/>
+                <w:rFonts w:ascii="標楷體" w:eastAsia="標楷體" w:hAnsi="標楷體" w:cstheme="majorBidi" w:hint="eastAsia"/>
                 <w:szCs w:val="24"/>
               </w:rPr>
-              <w:t>張宗雄</w:t>
+              <w:t>蕭國鎮</w:t>
             </w:r>
           </w:p>
         </w:tc>
@@ -17102,7 +17305,7 @@
                 <w:noProof/>
                 <w:w w:val="75"/>
               </w:rPr>
-              <w:t>2</w:t>
+              <w:t>3</w:t>
             </w:r>
             <w:r>
               <w:rPr>
@@ -17145,7 +17348,7 @@
                 <w:noProof/>
                 <w:w w:val="75"/>
               </w:rPr>
-              <w:t>22</w:t>
+              <w:t>1</w:t>
             </w:r>
             <w:r>
               <w:rPr>
@@ -17248,6 +17451,7 @@
               <w:top w:val="single" w:sz="4" w:space="0" w:color="auto"/>
               <w:bottom w:val="single" w:sz="4" w:space="0" w:color="auto"/>
             </w:tcBorders>
+            <w:shd w:val="clear" w:color="auto" w:fill="auto"/>
             <w:tcMar>
               <w:left w:w="57" w:type="dxa"/>
               <w:right w:w="57" w:type="dxa"/>
@@ -17265,10 +17469,9 @@
             </w:pPr>
             <w:r>
               <w:rPr>
-                <w:rFonts w:ascii="標楷體" w:eastAsia="標楷體" w:hAnsi="標楷體" w:cs="華康儷楷書" w:hint="eastAsia"/>
-                <w:szCs w:val="24"/>
-              </w:rPr>
-              <w:t>蕭國鎮</w:t>
+                <w:rFonts w:ascii="標楷體" w:eastAsia="標楷體" w:hAnsi="標楷體" w:hint="eastAsia"/>
+              </w:rPr>
+              <w:t>林美惠</w:t>
             </w:r>
           </w:p>
         </w:tc>
@@ -17299,7 +17502,7 @@
               <w:rPr>
                 <w:rFonts w:ascii="標楷體" w:eastAsia="標楷體" w:hAnsi="標楷體" w:hint="eastAsia"/>
               </w:rPr>
-              <w:t>林美惠</w:t>
+              <w:t>張昭立</w:t>
             </w:r>
           </w:p>
         </w:tc>
@@ -17378,7 +17581,7 @@
                 <w:noProof/>
                 <w:w w:val="75"/>
               </w:rPr>
-              <w:t>2</w:t>
+              <w:t>3</w:t>
             </w:r>
             <w:r>
               <w:rPr>
@@ -17421,7 +17624,7 @@
                 <w:noProof/>
                 <w:w w:val="75"/>
               </w:rPr>
-              <w:t>22</w:t>
+              <w:t>1</w:t>
             </w:r>
             <w:r>
               <w:rPr>
@@ -17517,6 +17720,7 @@
               <w:top w:val="single" w:sz="4" w:space="0" w:color="auto"/>
               <w:bottom w:val="single" w:sz="4" w:space="0" w:color="auto"/>
             </w:tcBorders>
+            <w:shd w:val="clear" w:color="auto" w:fill="auto"/>
             <w:tcMar>
               <w:left w:w="57" w:type="dxa"/>
               <w:right w:w="57" w:type="dxa"/>
@@ -17534,10 +17738,9 @@
             </w:pPr>
             <w:r>
               <w:rPr>
-                <w:rFonts w:ascii="標楷體" w:eastAsia="標楷體" w:hAnsi="標楷體" w:cs="華康儷楷書" w:hint="eastAsia"/>
-                <w:szCs w:val="24"/>
-              </w:rPr>
-              <w:t>林美惠</w:t>
+                <w:rFonts w:ascii="標楷體" w:eastAsia="標楷體" w:hAnsi="標楷體" w:hint="eastAsia"/>
+              </w:rPr>
+              <w:t>黃明憲</w:t>
             </w:r>
           </w:p>
         </w:tc>
@@ -17568,7 +17771,7 @@
               <w:rPr>
                 <w:rFonts w:ascii="標楷體" w:eastAsia="標楷體" w:hAnsi="標楷體" w:hint="eastAsia"/>
               </w:rPr>
-              <w:t>黃明憲</w:t>
+              <w:t>張怡婷</w:t>
             </w:r>
           </w:p>
         </w:tc>
@@ -17647,7 +17850,7 @@
                 <w:noProof/>
                 <w:w w:val="75"/>
               </w:rPr>
-              <w:t>2</w:t>
+              <w:t>3</w:t>
             </w:r>
             <w:r>
               <w:rPr>
@@ -17690,7 +17893,7 @@
                 <w:noProof/>
                 <w:w w:val="75"/>
               </w:rPr>
-              <w:t>22</w:t>
+              <w:t>1</w:t>
             </w:r>
             <w:r>
               <w:rPr>
@@ -17793,6 +17996,7 @@
               <w:top w:val="single" w:sz="4" w:space="0" w:color="auto"/>
               <w:bottom w:val="single" w:sz="4" w:space="0" w:color="auto"/>
             </w:tcBorders>
+            <w:shd w:val="clear" w:color="auto" w:fill="auto"/>
             <w:tcMar>
               <w:left w:w="57" w:type="dxa"/>
               <w:right w:w="57" w:type="dxa"/>
@@ -17810,10 +18014,9 @@
             </w:pPr>
             <w:r>
               <w:rPr>
-                <w:rFonts w:ascii="標楷體" w:eastAsia="標楷體" w:hAnsi="標楷體" w:cs="華康儷楷書" w:hint="eastAsia"/>
-                <w:szCs w:val="24"/>
-              </w:rPr>
-              <w:t>葉文蒂</w:t>
+                <w:rFonts w:ascii="標楷體" w:eastAsia="標楷體" w:hAnsi="標楷體" w:hint="eastAsia"/>
+              </w:rPr>
+              <w:t>邱惠玉</w:t>
             </w:r>
           </w:p>
         </w:tc>
@@ -17844,7 +18047,7 @@
               <w:rPr>
                 <w:rFonts w:ascii="標楷體" w:eastAsia="標楷體" w:hAnsi="標楷體" w:hint="eastAsia"/>
               </w:rPr>
-              <w:t>邱惠玉</w:t>
+              <w:t>孫翠璘</w:t>
             </w:r>
           </w:p>
         </w:tc>
@@ -17972,6 +18175,7 @@
               <w:top w:val="single" w:sz="4" w:space="0" w:color="auto"/>
               <w:bottom w:val="single" w:sz="4" w:space="0" w:color="auto"/>
             </w:tcBorders>
+            <w:shd w:val="clear" w:color="auto" w:fill="auto"/>
             <w:tcMar>
               <w:left w:w="57" w:type="dxa"/>
               <w:right w:w="57" w:type="dxa"/>
@@ -17989,10 +18193,9 @@
             </w:pPr>
             <w:r>
               <w:rPr>
-                <w:rFonts w:ascii="標楷體" w:eastAsia="標楷體" w:hAnsi="標楷體" w:cs="華康儷楷書" w:hint="eastAsia"/>
-                <w:szCs w:val="24"/>
-              </w:rPr>
-              <w:t>黃麗卿</w:t>
+                <w:rFonts w:ascii="標楷體" w:eastAsia="標楷體" w:hAnsi="標楷體" w:hint="eastAsia"/>
+              </w:rPr>
+              <w:t>高玉華</w:t>
             </w:r>
           </w:p>
         </w:tc>
@@ -18023,7 +18226,7 @@
               <w:rPr>
                 <w:rFonts w:ascii="標楷體" w:eastAsia="標楷體" w:hAnsi="標楷體" w:hint="eastAsia"/>
               </w:rPr>
-              <w:t>高玉華</w:t>
+              <w:t>張燕芬</w:t>
             </w:r>
           </w:p>
         </w:tc>
@@ -18102,7 +18305,7 @@
                 <w:noProof/>
                 <w:w w:val="75"/>
               </w:rPr>
-              <w:t>2</w:t>
+              <w:t>3</w:t>
             </w:r>
             <w:r>
               <w:rPr>
@@ -18145,7 +18348,7 @@
                 <w:noProof/>
                 <w:w w:val="75"/>
               </w:rPr>
-              <w:t>24</w:t>
+              <w:t>3</w:t>
             </w:r>
             <w:r>
               <w:rPr>
@@ -18272,6 +18475,7 @@
               <w:bottom w:val="single" w:sz="4" w:space="0" w:color="auto"/>
               <w:right w:val="single" w:sz="4" w:space="0" w:color="auto"/>
             </w:tcBorders>
+            <w:shd w:val="clear" w:color="auto" w:fill="auto"/>
             <w:tcMar>
               <w:left w:w="57" w:type="dxa"/>
               <w:right w:w="57" w:type="dxa"/>
@@ -18290,10 +18494,9 @@
             </w:pPr>
             <w:r>
               <w:rPr>
-                <w:rFonts w:ascii="標楷體" w:eastAsia="標楷體" w:hAnsi="標楷體" w:cs="華康儷楷書" w:hint="eastAsia"/>
-                <w:szCs w:val="24"/>
-              </w:rPr>
-              <w:t>胡瑞榮</w:t>
+                <w:rFonts w:ascii="標楷體" w:eastAsia="標楷體" w:hAnsi="標楷體" w:hint="eastAsia"/>
+              </w:rPr>
+              <w:t>楊錫昌</w:t>
             </w:r>
           </w:p>
         </w:tc>
@@ -18326,7 +18529,7 @@
               <w:rPr>
                 <w:rFonts w:ascii="標楷體" w:eastAsia="標楷體" w:hAnsi="標楷體" w:hint="eastAsia"/>
               </w:rPr>
-              <w:t>楊錫昌</w:t>
+              <w:t>游富宗</w:t>
             </w:r>
           </w:p>
         </w:tc>
@@ -18405,7 +18608,7 @@
                 <w:noProof/>
                 <w:w w:val="75"/>
               </w:rPr>
-              <w:t>2</w:t>
+              <w:t>3</w:t>
             </w:r>
             <w:r>
               <w:rPr>
@@ -18448,7 +18651,7 @@
                 <w:noProof/>
                 <w:w w:val="75"/>
               </w:rPr>
-              <w:t>24</w:t>
+              <w:t>3</w:t>
             </w:r>
             <w:r>
               <w:rPr>
@@ -18554,6 +18757,7 @@
               <w:bottom w:val="single" w:sz="4" w:space="0" w:color="auto"/>
               <w:right w:val="single" w:sz="4" w:space="0" w:color="auto"/>
             </w:tcBorders>
+            <w:shd w:val="clear" w:color="auto" w:fill="auto"/>
             <w:tcMar>
               <w:left w:w="57" w:type="dxa"/>
               <w:right w:w="57" w:type="dxa"/>
@@ -18571,10 +18775,9 @@
             </w:pPr>
             <w:r>
               <w:rPr>
-                <w:rFonts w:ascii="標楷體" w:eastAsia="標楷體" w:hAnsi="標楷體" w:cs="華康儷楷書" w:hint="eastAsia"/>
-                <w:szCs w:val="24"/>
-              </w:rPr>
-              <w:t>張怡婷</w:t>
+                <w:rFonts w:ascii="標楷體" w:eastAsia="標楷體" w:hAnsi="標楷體" w:hint="eastAsia"/>
+              </w:rPr>
+              <w:t>葉文蒂</w:t>
             </w:r>
           </w:p>
         </w:tc>
@@ -18607,7 +18810,7 @@
               <w:rPr>
                 <w:rFonts w:ascii="標楷體" w:eastAsia="標楷體" w:hAnsi="標楷體" w:hint="eastAsia"/>
               </w:rPr>
-              <w:t>葉文蒂</w:t>
+              <w:t>張麗君</w:t>
             </w:r>
           </w:p>
         </w:tc>
@@ -18686,7 +18889,7 @@
                 <w:noProof/>
                 <w:w w:val="75"/>
               </w:rPr>
-              <w:t>2</w:t>
+              <w:t>3</w:t>
             </w:r>
             <w:r>
               <w:rPr>
@@ -18729,7 +18932,7 @@
                 <w:noProof/>
                 <w:w w:val="75"/>
               </w:rPr>
-              <w:t>26</w:t>
+              <w:t>5</w:t>
             </w:r>
             <w:r>
               <w:rPr>
@@ -18825,6 +19028,7 @@
               <w:bottom w:val="single" w:sz="4" w:space="0" w:color="auto"/>
               <w:right w:val="single" w:sz="4" w:space="0" w:color="auto"/>
             </w:tcBorders>
+            <w:shd w:val="clear" w:color="auto" w:fill="auto"/>
             <w:tcMar>
               <w:left w:w="57" w:type="dxa"/>
               <w:right w:w="57" w:type="dxa"/>
@@ -18842,10 +19046,9 @@
             </w:pPr>
             <w:r>
               <w:rPr>
-                <w:rFonts w:ascii="標楷體" w:eastAsia="標楷體" w:hAnsi="標楷體" w:cs="華康儷楷書" w:hint="eastAsia"/>
-                <w:szCs w:val="24"/>
-              </w:rPr>
-              <w:t>卓滿惠</w:t>
+                <w:rFonts w:ascii="標楷體" w:eastAsia="標楷體" w:hAnsi="標楷體" w:hint="eastAsia"/>
+              </w:rPr>
+              <w:t>張燕芬</w:t>
             </w:r>
           </w:p>
         </w:tc>
@@ -18878,7 +19081,7 @@
               <w:rPr>
                 <w:rFonts w:ascii="標楷體" w:eastAsia="標楷體" w:hAnsi="標楷體" w:hint="eastAsia"/>
               </w:rPr>
-              <w:t>張燕芬</w:t>
+              <w:t>楊竣傑</w:t>
             </w:r>
           </w:p>
         </w:tc>
@@ -18958,7 +19161,7 @@
                 <w:noProof/>
                 <w:w w:val="75"/>
               </w:rPr>
-              <w:t>2</w:t>
+              <w:t>3</w:t>
             </w:r>
             <w:r>
               <w:rPr>
@@ -19001,7 +19204,7 @@
                 <w:noProof/>
                 <w:w w:val="75"/>
               </w:rPr>
-              <w:t>26</w:t>
+              <w:t>5</w:t>
             </w:r>
             <w:r>
               <w:rPr>
@@ -19104,6 +19307,7 @@
               <w:bottom w:val="single" w:sz="4" w:space="0" w:color="000000"/>
               <w:right w:val="single" w:sz="4" w:space="0" w:color="000000"/>
             </w:tcBorders>
+            <w:shd w:val="clear" w:color="auto" w:fill="auto"/>
             <w:tcMar>
               <w:left w:w="57" w:type="dxa"/>
               <w:right w:w="57" w:type="dxa"/>
@@ -19122,10 +19326,12 @@
             </w:pPr>
             <w:r>
               <w:rPr>
-                <w:rFonts w:ascii="標楷體" w:eastAsia="標楷體" w:hAnsi="標楷體" w:hint="eastAsia"/>
+                <w:rFonts w:ascii="標楷體" w:eastAsia="標楷體" w:hAnsi="標楷體" w:cstheme="majorBidi" w:hint="eastAsia"/>
+                <w:kern w:val="0"/>
                 <w:szCs w:val="24"/>
-              </w:rPr>
-              <w:t>聖歌隊</w:t>
+                <w:fitText w:val="960" w:id="-741056764"/>
+              </w:rPr>
+              <w:t>婦女團契</w:t>
             </w:r>
           </w:p>
         </w:tc>
@@ -19157,12 +19363,10 @@
             </w:pPr>
             <w:r>
               <w:rPr>
-                <w:rFonts w:ascii="標楷體" w:eastAsia="標楷體" w:hAnsi="標楷體" w:cstheme="majorBidi" w:hint="eastAsia"/>
-                <w:kern w:val="0"/>
+                <w:rFonts w:ascii="標楷體" w:eastAsia="標楷體" w:hAnsi="標楷體" w:hint="eastAsia"/>
                 <w:szCs w:val="24"/>
-                <w:fitText w:val="960" w:id="-741056764"/>
-              </w:rPr>
-              <w:t>婦女團契</w:t>
+              </w:rPr>
+              <w:t>聖歌隊</w:t>
             </w:r>
           </w:p>
         </w:tc>
@@ -19241,7 +19445,7 @@
                 <w:noProof/>
                 <w:w w:val="75"/>
               </w:rPr>
-              <w:t>2</w:t>
+              <w:t>3</w:t>
             </w:r>
             <w:r>
               <w:rPr>
@@ -19284,7 +19488,7 @@
                 <w:noProof/>
                 <w:w w:val="75"/>
               </w:rPr>
-              <w:t>26</w:t>
+              <w:t>5</w:t>
             </w:r>
             <w:r>
               <w:rPr>
@@ -19389,6 +19593,7 @@
               <w:bottom w:val="single" w:sz="4" w:space="0" w:color="000000"/>
               <w:right w:val="single" w:sz="4" w:space="0" w:color="000000"/>
             </w:tcBorders>
+            <w:shd w:val="clear" w:color="auto" w:fill="auto"/>
             <w:tcMar>
               <w:left w:w="57" w:type="dxa"/>
               <w:right w:w="57" w:type="dxa"/>
@@ -19406,10 +19611,9 @@
             </w:pPr>
             <w:r>
               <w:rPr>
-                <w:rFonts w:ascii="標楷體" w:eastAsia="標楷體" w:hAnsi="標楷體" w:cs="華康儷楷書" w:hint="eastAsia"/>
-                <w:szCs w:val="24"/>
-              </w:rPr>
-              <w:t>周羽瞳</w:t>
+                <w:rFonts w:ascii="標楷體" w:eastAsia="標楷體" w:hAnsi="標楷體" w:hint="eastAsia"/>
+              </w:rPr>
+              <w:t>卓滿惠</w:t>
             </w:r>
           </w:p>
         </w:tc>
@@ -19442,7 +19646,7 @@
               <w:rPr>
                 <w:rFonts w:ascii="標楷體" w:eastAsia="標楷體" w:hAnsi="標楷體" w:hint="eastAsia"/>
               </w:rPr>
-              <w:t>卓滿惠</w:t>
+              <w:t>周艶輝</w:t>
             </w:r>
           </w:p>
         </w:tc>
@@ -19564,7 +19768,7 @@
                 <w:noProof/>
                 <w:w w:val="75"/>
               </w:rPr>
-              <w:t>21</w:t>
+              <w:t>28</w:t>
             </w:r>
             <w:r>
               <w:rPr>
@@ -19666,8 +19870,10 @@
           <w:tcPr>
             <w:tcW w:w="1000" w:type="dxa"/>
             <w:tcBorders>
+              <w:top w:val="single" w:sz="4" w:space="0" w:color="auto"/>
               <w:bottom w:val="single" w:sz="4" w:space="0" w:color="auto"/>
             </w:tcBorders>
+            <w:shd w:val="clear" w:color="auto" w:fill="auto"/>
             <w:tcMar>
               <w:left w:w="57" w:type="dxa"/>
               <w:right w:w="57" w:type="dxa"/>
@@ -19688,7 +19894,7 @@
               <w:rPr>
                 <w:rFonts w:ascii="標楷體" w:eastAsia="標楷體" w:hAnsi="標楷體" w:hint="eastAsia"/>
               </w:rPr>
-              <w:t>蕭國鎮</w:t>
+              <w:t>王新依</w:t>
             </w:r>
           </w:p>
         </w:tc>
@@ -19720,7 +19926,7 @@
               <w:rPr>
                 <w:rFonts w:ascii="標楷體" w:eastAsia="標楷體" w:hAnsi="標楷體" w:hint="eastAsia"/>
               </w:rPr>
-              <w:t>王新依</w:t>
+              <w:t>林錫純</w:t>
             </w:r>
           </w:p>
         </w:tc>
@@ -19845,7 +20051,7 @@
                 <w:noProof/>
                 <w:w w:val="75"/>
               </w:rPr>
-              <w:t>21</w:t>
+              <w:t>28</w:t>
             </w:r>
             <w:r>
               <w:rPr>
@@ -19941,6 +20147,7 @@
             <w:tcBorders>
               <w:bottom w:val="single" w:sz="4" w:space="0" w:color="auto"/>
             </w:tcBorders>
+            <w:shd w:val="clear" w:color="auto" w:fill="auto"/>
             <w:tcMar>
               <w:left w:w="57" w:type="dxa"/>
               <w:right w:w="57" w:type="dxa"/>
@@ -19958,10 +20165,9 @@
             </w:pPr>
             <w:r>
               <w:rPr>
-                <w:rFonts w:ascii="標楷體" w:eastAsia="標楷體" w:hAnsi="標楷體" w:cs="華康儷楷書" w:hint="eastAsia"/>
-                <w:szCs w:val="24"/>
-              </w:rPr>
-              <w:t>黃聖耀</w:t>
+                <w:rFonts w:ascii="標楷體" w:eastAsia="標楷體" w:hAnsi="標楷體" w:hint="eastAsia"/>
+              </w:rPr>
+              <w:t>林金城</w:t>
             </w:r>
           </w:p>
         </w:tc>
@@ -19991,7 +20197,7 @@
               <w:rPr>
                 <w:rFonts w:ascii="標楷體" w:eastAsia="標楷體" w:hAnsi="標楷體" w:hint="eastAsia"/>
               </w:rPr>
-              <w:t>林金城</w:t>
+              <w:t>黃彥彬</w:t>
             </w:r>
           </w:p>
         </w:tc>
@@ -20138,7 +20344,7 @@
                 <w:noProof/>
                 <w:w w:val="75"/>
               </w:rPr>
-              <w:t>21</w:t>
+              <w:t>28</w:t>
             </w:r>
             <w:r>
               <w:rPr>
@@ -20263,7 +20469,7 @@
               <w:rPr>
                 <w:rFonts w:ascii="標楷體" w:eastAsia="標楷體" w:hAnsi="標楷體" w:hint="eastAsia"/>
               </w:rPr>
-              <w:t>廖龍英</w:t>
+              <w:t>游陵珠</w:t>
             </w:r>
           </w:p>
         </w:tc>
@@ -20289,12 +20495,6 @@
                 <w:szCs w:val="24"/>
               </w:rPr>
             </w:pPr>
-            <w:r>
-              <w:rPr>
-                <w:rFonts w:ascii="標楷體" w:eastAsia="標楷體" w:hAnsi="標楷體" w:hint="eastAsia"/>
-              </w:rPr>
-              <w:t>游陵珠</w:t>
-            </w:r>
           </w:p>
         </w:tc>
         <w:tc>
@@ -20432,7 +20632,7 @@
                 <w:rFonts w:ascii="標楷體" w:eastAsia="標楷體" w:hAnsi="標楷體" w:cs="華康儷楷書" w:hint="eastAsia"/>
                 <w:szCs w:val="24"/>
               </w:rPr>
-              <w:t>張淑敏</w:t>
+              <w:t>邱惠玉</w:t>
             </w:r>
           </w:p>
         </w:tc>
@@ -20462,7 +20662,7 @@
                 <w:rFonts w:ascii="標楷體" w:eastAsia="標楷體" w:hAnsi="標楷體" w:cs="華康儷楷書" w:hint="eastAsia"/>
                 <w:szCs w:val="24"/>
               </w:rPr>
-              <w:t>邱惠玉</w:t>
+              <w:t>葉文蒂</w:t>
             </w:r>
           </w:p>
         </w:tc>
@@ -20581,7 +20781,7 @@
                 <w:rFonts w:ascii="標楷體" w:eastAsia="標楷體" w:hAnsi="標楷體" w:cs="華康儷楷書" w:hint="eastAsia"/>
                 <w:szCs w:val="24"/>
               </w:rPr>
-              <w:t>卓滿惠</w:t>
+              <w:t>王曉梅</w:t>
             </w:r>
           </w:p>
         </w:tc>
@@ -20611,7 +20811,7 @@
                 <w:rFonts w:ascii="標楷體" w:eastAsia="標楷體" w:hAnsi="標楷體" w:cs="華康儷楷書" w:hint="eastAsia"/>
                 <w:szCs w:val="24"/>
               </w:rPr>
-              <w:t>王曉梅</w:t>
+              <w:t>張梅足</w:t>
             </w:r>
           </w:p>
         </w:tc>
@@ -20696,7 +20896,7 @@
                 <w:rFonts w:ascii="Barlow Condensed Medium" w:eastAsia="標楷體" w:hAnsi="Barlow Condensed Medium" w:cs="華康儷楷書" w:hint="eastAsia"/>
                 <w:szCs w:val="24"/>
               </w:rPr>
-              <w:t>黃彥彬</w:t>
+              <w:t>胡瑞榮</w:t>
             </w:r>
           </w:p>
         </w:tc>
@@ -20726,7 +20926,7 @@
                 <w:rFonts w:ascii="Barlow Condensed Medium" w:eastAsia="標楷體" w:hAnsi="Barlow Condensed Medium" w:cs="華康儷楷書" w:hint="eastAsia"/>
                 <w:szCs w:val="24"/>
               </w:rPr>
-              <w:t>胡瑞榮</w:t>
+              <w:t>王昌裕</w:t>
             </w:r>
           </w:p>
         </w:tc>
@@ -20839,7 +21039,7 @@
           <w:rFonts w:ascii="Barlow Condensed SemiBold" w:eastAsia="華康正顏楷體W9" w:hAnsi="Barlow Condensed SemiBold" w:cstheme="minorHAnsi"/>
           <w:noProof/>
         </w:rPr>
-        <w:t>02</w:t>
+        <w:t>03</w:t>
       </w:r>
       <w:r>
         <w:rPr>
@@ -20876,7 +21076,7 @@
           <w:rFonts w:ascii="Barlow Condensed SemiBold" w:eastAsia="華康正顏楷體W9" w:hAnsi="Barlow Condensed SemiBold" w:cstheme="minorHAnsi"/>
           <w:noProof/>
         </w:rPr>
-        <w:t>22</w:t>
+        <w:t>01</w:t>
       </w:r>
       <w:r>
         <w:rPr>
@@ -22816,8 +23016,6 @@
               </w:rPr>
               <w:t>2</w:t>
             </w:r>
-            <w:bookmarkStart w:id="6" w:name="_GoBack"/>
-            <w:bookmarkEnd w:id="6"/>
             <w:r>
               <w:rPr>
                 <w:rFonts w:ascii="Barlow Condensed Medium" w:eastAsia="標楷體" w:hAnsi="Barlow Condensed Medium" w:cstheme="minorHAnsi"/>
@@ -24591,7 +24789,7 @@
                 <w:sz w:val="20"/>
                 <w:szCs w:val="20"/>
               </w:rPr>
-              <w:t>1</w:t>
+              <w:t>8</w:t>
             </w:r>
             <w:r>
               <w:rPr>
@@ -24787,7 +24985,7 @@
                 <w:sz w:val="20"/>
                 <w:szCs w:val="20"/>
               </w:rPr>
-              <w:t>2</w:t>
+              <w:t>9</w:t>
             </w:r>
             <w:r>
               <w:rPr>
@@ -24972,7 +25170,7 @@
                 <w:sz w:val="20"/>
                 <w:szCs w:val="20"/>
               </w:rPr>
-              <w:t>3</w:t>
+              <w:t>10</w:t>
             </w:r>
             <w:r>
               <w:rPr>
@@ -25148,7 +25346,7 @@
                 <w:sz w:val="20"/>
                 <w:szCs w:val="20"/>
               </w:rPr>
-              <w:t>4</w:t>
+              <w:t>11</w:t>
             </w:r>
             <w:r>
               <w:rPr>
@@ -25324,7 +25522,7 @@
                 <w:sz w:val="20"/>
                 <w:szCs w:val="20"/>
               </w:rPr>
-              <w:t>5</w:t>
+              <w:t>12</w:t>
             </w:r>
             <w:r>
               <w:rPr>
@@ -25500,7 +25698,7 @@
                 <w:sz w:val="20"/>
                 <w:szCs w:val="20"/>
               </w:rPr>
-              <w:t>6</w:t>
+              <w:t>13</w:t>
             </w:r>
             <w:r>
               <w:rPr>
@@ -25676,7 +25874,7 @@
                 <w:sz w:val="20"/>
                 <w:szCs w:val="20"/>
               </w:rPr>
-              <w:t>7</w:t>
+              <w:t>14</w:t>
             </w:r>
             <w:r>
               <w:rPr>
@@ -26682,7 +26880,7 @@
           </mc:Choice>
           <mc:Fallback>
             <w:pict>
-              <v:line w14:anchorId="05192198" id="直線接點 6" o:spid="_x0000_s1026" style="position:absolute;z-index:251670016;visibility:visible;mso-wrap-style:square;mso-width-percent:0;mso-height-percent:0;mso-wrap-distance-left:9pt;mso-wrap-distance-top:0;mso-wrap-distance-right:9pt;mso-wrap-distance-bottom:0;mso-position-horizontal:absolute;mso-position-horizontal-relative:page;mso-position-vertical:absolute;mso-position-vertical-relative:page;mso-width-percent:0;mso-height-percent:0;mso-width-relative:margin;mso-height-relative:margin" from="343.9pt,19.85pt" to="345.05pt,710.95pt" o:gfxdata="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" strokecolor="black [3213]" strokeweight=".5pt">
+              <v:line w14:anchorId="54C8981A" id="直線接點 6" o:spid="_x0000_s1026" style="position:absolute;z-index:251670016;visibility:visible;mso-wrap-style:square;mso-width-percent:0;mso-height-percent:0;mso-wrap-distance-left:9pt;mso-wrap-distance-top:0;mso-wrap-distance-right:9pt;mso-wrap-distance-bottom:0;mso-position-horizontal:absolute;mso-position-horizontal-relative:page;mso-position-vertical:absolute;mso-position-vertical-relative:page;mso-width-percent:0;mso-height-percent:0;mso-width-relative:margin;mso-height-relative:margin" from="343.9pt,19.85pt" to="345.05pt,710.95pt" o:gfxdata="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" strokecolor="black [3213]" strokeweight=".5pt">
                 <v:stroke dashstyle="3 1" joinstyle="miter"/>
                 <w10:wrap anchorx="page" anchory="page"/>
               </v:line>
@@ -26759,7 +26957,7 @@
           </mc:Choice>
           <mc:Fallback>
             <w:pict>
-              <v:line w14:anchorId="0F480D2D" id="直線接點 4" o:spid="_x0000_s1026" style="position:absolute;z-index:251661824;visibility:visible;mso-wrap-style:square;mso-width-percent:0;mso-height-percent:0;mso-wrap-distance-left:9pt;mso-wrap-distance-top:0;mso-wrap-distance-right:9pt;mso-wrap-distance-bottom:0;mso-position-horizontal:absolute;mso-position-horizontal-relative:page;mso-position-vertical:absolute;mso-position-vertical-relative:page;mso-width-percent:0;mso-height-percent:0;mso-width-relative:margin;mso-height-relative:margin" from="343.9pt,19.85pt" to="345.05pt,710.95pt" o:gfxdata="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" strokecolor="black [3213]" strokeweight=".5pt">
+              <v:line w14:anchorId="52448A21" id="直線接點 4" o:spid="_x0000_s1026" style="position:absolute;z-index:251661824;visibility:visible;mso-wrap-style:square;mso-width-percent:0;mso-height-percent:0;mso-wrap-distance-left:9pt;mso-wrap-distance-top:0;mso-wrap-distance-right:9pt;mso-wrap-distance-bottom:0;mso-position-horizontal:absolute;mso-position-horizontal-relative:page;mso-position-vertical:absolute;mso-position-vertical-relative:page;mso-width-percent:0;mso-height-percent:0;mso-width-relative:margin;mso-height-relative:margin" from="343.9pt,19.85pt" to="345.05pt,710.95pt" o:gfxdata="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" strokecolor="black [3213]" strokeweight=".5pt">
                 <v:stroke dashstyle="3 1" joinstyle="miter"/>
                 <w10:wrap anchorx="page" anchory="page"/>
               </v:line>
@@ -26909,7 +27107,7 @@
           <w:rFonts w:ascii="Barlow Condensed Medium" w:eastAsia="華康正顏楷體W9" w:hAnsi="Barlow Condensed Medium" w:cstheme="minorHAnsi"/>
           <w:noProof/>
         </w:rPr>
-        <w:t>01</w:t>
+        <w:t>08</w:t>
       </w:r>
       <w:r>
         <w:rPr>
@@ -27317,7 +27515,7 @@
 </file>
 
 <file path=word/endnotes.xml><?xml version="1.0" encoding="utf-8"?>
-<w:endnotes xmlns:wpc="http://schemas.microsoft.com/office/word/2010/wordprocessingCanvas" xmlns:mc="http://schemas.openxmlformats.org/markup-compatibility/2006" xmlns:o="urn:schemas-microsoft-com:office:office" xmlns:r="http://schemas.openxmlformats.org/officeDocument/2006/relationships" xmlns:m="http://schemas.openxmlformats.org/officeDocument/2006/math" xmlns:v="urn:schemas-microsoft-com:vml" xmlns:wp14="http://schemas.microsoft.com/office/word/2010/wordprocessingDrawing" xmlns:wp="http://schemas.openxmlformats.org/drawingml/2006/wordprocessingDrawing" xmlns:w10="urn:schemas-microsoft-com:office:word" xmlns:w="http://schemas.openxmlformats.org/wordprocessingml/2006/main" xmlns:w14="http://schemas.microsoft.com/office/word/2010/wordml" xmlns:w15="http://schemas.microsoft.com/office/word/2012/wordml" xmlns:wpg="http://schemas.microsoft.com/office/word/2010/wordprocessingGroup" xmlns:wpi="http://schemas.microsoft.com/office/word/2010/wordprocessingInk" xmlns:wne="http://schemas.microsoft.com/office/word/2006/wordml" xmlns:wps="http://schemas.microsoft.com/office/word/2010/wordprocessingShape" mc:Ignorable="w14 w15 wp14">
+<w:endnotes xmlns:wpc="http://schemas.microsoft.com/office/word/2010/wordprocessingCanvas" xmlns:cx="http://schemas.microsoft.com/office/drawing/2014/chartex" xmlns:cx1="http://schemas.microsoft.com/office/drawing/2015/9/8/chartex" xmlns:cx2="http://schemas.microsoft.com/office/drawing/2015/10/21/chartex" xmlns:cx3="http://schemas.microsoft.com/office/drawing/2016/5/9/chartex" xmlns:cx4="http://schemas.microsoft.com/office/drawing/2016/5/10/chartex" xmlns:cx5="http://schemas.microsoft.com/office/drawing/2016/5/11/chartex" xmlns:cx6="http://schemas.microsoft.com/office/drawing/2016/5/12/chartex" xmlns:cx7="http://schemas.microsoft.com/office/drawing/2016/5/13/chartex" xmlns:cx8="http://schemas.microsoft.com/office/drawing/2016/5/14/chartex" xmlns:mc="http://schemas.openxmlformats.org/markup-compatibility/2006" xmlns:aink="http://schemas.microsoft.com/office/drawing/2016/ink" xmlns:am3d="http://schemas.microsoft.com/office/drawing/2017/model3d" xmlns:o="urn:schemas-microsoft-com:office:office" xmlns:oel="http://schemas.microsoft.com/office/2019/extlst" xmlns:r="http://schemas.openxmlformats.org/officeDocument/2006/relationships" xmlns:m="http://schemas.openxmlformats.org/officeDocument/2006/math" xmlns:v="urn:schemas-microsoft-com:vml" xmlns:wp14="http://schemas.microsoft.com/office/word/2010/wordprocessingDrawing" xmlns:wp="http://schemas.openxmlformats.org/drawingml/2006/wordprocessingDrawing" xmlns:w10="urn:schemas-microsoft-com:office:word" xmlns:w="http://schemas.openxmlformats.org/wordprocessingml/2006/main" xmlns:w14="http://schemas.microsoft.com/office/word/2010/wordml" xmlns:w15="http://schemas.microsoft.com/office/word/2012/wordml" xmlns:w16cex="http://schemas.microsoft.com/office/word/2018/wordml/cex" xmlns:w16cid="http://schemas.microsoft.com/office/word/2016/wordml/cid" xmlns:w16="http://schemas.microsoft.com/office/word/2018/wordml" xmlns:w16sdtdh="http://schemas.microsoft.com/office/word/2020/wordml/sdtdatahash" xmlns:w16se="http://schemas.microsoft.com/office/word/2015/wordml/symex" xmlns:wpg="http://schemas.microsoft.com/office/word/2010/wordprocessingGroup" xmlns:wpi="http://schemas.microsoft.com/office/word/2010/wordprocessingInk" xmlns:wne="http://schemas.microsoft.com/office/word/2006/wordml" xmlns:wps="http://schemas.microsoft.com/office/word/2010/wordprocessingShape" mc:Ignorable="w14 w15 w16se w16cid w16 w16cex w16sdtdh wp14">
   <w:endnote w:type="separator" w:id="-1">
     <w:p>
       <w:r>
@@ -27336,7 +27534,7 @@
 </file>
 
 <file path=word/footnotes.xml><?xml version="1.0" encoding="utf-8"?>
-<w:footnotes xmlns:wpc="http://schemas.microsoft.com/office/word/2010/wordprocessingCanvas" xmlns:mc="http://schemas.openxmlformats.org/markup-compatibility/2006" xmlns:o="urn:schemas-microsoft-com:office:office" xmlns:r="http://schemas.openxmlformats.org/officeDocument/2006/relationships" xmlns:m="http://schemas.openxmlformats.org/officeDocument/2006/math" xmlns:v="urn:schemas-microsoft-com:vml" xmlns:wp14="http://schemas.microsoft.com/office/word/2010/wordprocessingDrawing" xmlns:wp="http://schemas.openxmlformats.org/drawingml/2006/wordprocessingDrawing" xmlns:w10="urn:schemas-microsoft-com:office:word" xmlns:w="http://schemas.openxmlformats.org/wordprocessingml/2006/main" xmlns:w14="http://schemas.microsoft.com/office/word/2010/wordml" xmlns:w15="http://schemas.microsoft.com/office/word/2012/wordml" xmlns:wpg="http://schemas.microsoft.com/office/word/2010/wordprocessingGroup" xmlns:wpi="http://schemas.microsoft.com/office/word/2010/wordprocessingInk" xmlns:wne="http://schemas.microsoft.com/office/word/2006/wordml" xmlns:wps="http://schemas.microsoft.com/office/word/2010/wordprocessingShape" mc:Ignorable="w14 w15 wp14">
+<w:footnotes xmlns:wpc="http://schemas.microsoft.com/office/word/2010/wordprocessingCanvas" xmlns:cx="http://schemas.microsoft.com/office/drawing/2014/chartex" xmlns:cx1="http://schemas.microsoft.com/office/drawing/2015/9/8/chartex" xmlns:cx2="http://schemas.microsoft.com/office/drawing/2015/10/21/chartex" xmlns:cx3="http://schemas.microsoft.com/office/drawing/2016/5/9/chartex" xmlns:cx4="http://schemas.microsoft.com/office/drawing/2016/5/10/chartex" xmlns:cx5="http://schemas.microsoft.com/office/drawing/2016/5/11/chartex" xmlns:cx6="http://schemas.microsoft.com/office/drawing/2016/5/12/chartex" xmlns:cx7="http://schemas.microsoft.com/office/drawing/2016/5/13/chartex" xmlns:cx8="http://schemas.microsoft.com/office/drawing/2016/5/14/chartex" xmlns:mc="http://schemas.openxmlformats.org/markup-compatibility/2006" xmlns:aink="http://schemas.microsoft.com/office/drawing/2016/ink" xmlns:am3d="http://schemas.microsoft.com/office/drawing/2017/model3d" xmlns:o="urn:schemas-microsoft-com:office:office" xmlns:oel="http://schemas.microsoft.com/office/2019/extlst" xmlns:r="http://schemas.openxmlformats.org/officeDocument/2006/relationships" xmlns:m="http://schemas.openxmlformats.org/officeDocument/2006/math" xmlns:v="urn:schemas-microsoft-com:vml" xmlns:wp14="http://schemas.microsoft.com/office/word/2010/wordprocessingDrawing" xmlns:wp="http://schemas.openxmlformats.org/drawingml/2006/wordprocessingDrawing" xmlns:w10="urn:schemas-microsoft-com:office:word" xmlns:w="http://schemas.openxmlformats.org/wordprocessingml/2006/main" xmlns:w14="http://schemas.microsoft.com/office/word/2010/wordml" xmlns:w15="http://schemas.microsoft.com/office/word/2012/wordml" xmlns:w16cex="http://schemas.microsoft.com/office/word/2018/wordml/cex" xmlns:w16cid="http://schemas.microsoft.com/office/word/2016/wordml/cid" xmlns:w16="http://schemas.microsoft.com/office/word/2018/wordml" xmlns:w16sdtdh="http://schemas.microsoft.com/office/word/2020/wordml/sdtdatahash" xmlns:w16se="http://schemas.microsoft.com/office/word/2015/wordml/symex" xmlns:wpg="http://schemas.microsoft.com/office/word/2010/wordprocessingGroup" xmlns:wpi="http://schemas.microsoft.com/office/word/2010/wordprocessingInk" xmlns:wne="http://schemas.microsoft.com/office/word/2006/wordml" xmlns:wps="http://schemas.microsoft.com/office/word/2010/wordprocessingShape" mc:Ignorable="w14 w15 w16se w16cid w16 w16cex w16sdtdh wp14">
   <w:footnote w:type="separator" w:id="-1">
     <w:p>
       <w:r>
@@ -27355,7 +27553,7 @@
 </file>
 
 <file path=word/header1.xml><?xml version="1.0" encoding="utf-8"?>
-<w:hdr xmlns:wpc="http://schemas.microsoft.com/office/word/2010/wordprocessingCanvas" xmlns:mc="http://schemas.openxmlformats.org/markup-compatibility/2006" xmlns:o="urn:schemas-microsoft-com:office:office" xmlns:r="http://schemas.openxmlformats.org/officeDocument/2006/relationships" xmlns:m="http://schemas.openxmlformats.org/officeDocument/2006/math" xmlns:v="urn:schemas-microsoft-com:vml" xmlns:wp14="http://schemas.microsoft.com/office/word/2010/wordprocessingDrawing" xmlns:wp="http://schemas.openxmlformats.org/drawingml/2006/wordprocessingDrawing" xmlns:w10="urn:schemas-microsoft-com:office:word" xmlns:w="http://schemas.openxmlformats.org/wordprocessingml/2006/main" xmlns:w14="http://schemas.microsoft.com/office/word/2010/wordml" xmlns:w15="http://schemas.microsoft.com/office/word/2012/wordml" xmlns:wpg="http://schemas.microsoft.com/office/word/2010/wordprocessingGroup" xmlns:wpi="http://schemas.microsoft.com/office/word/2010/wordprocessingInk" xmlns:wne="http://schemas.microsoft.com/office/word/2006/wordml" xmlns:wps="http://schemas.microsoft.com/office/word/2010/wordprocessingShape" mc:Ignorable="w14 w15 wp14">
+<w:hdr xmlns:wpc="http://schemas.microsoft.com/office/word/2010/wordprocessingCanvas" xmlns:cx="http://schemas.microsoft.com/office/drawing/2014/chartex" xmlns:cx1="http://schemas.microsoft.com/office/drawing/2015/9/8/chartex" xmlns:cx2="http://schemas.microsoft.com/office/drawing/2015/10/21/chartex" xmlns:cx3="http://schemas.microsoft.com/office/drawing/2016/5/9/chartex" xmlns:cx4="http://schemas.microsoft.com/office/drawing/2016/5/10/chartex" xmlns:cx5="http://schemas.microsoft.com/office/drawing/2016/5/11/chartex" xmlns:cx6="http://schemas.microsoft.com/office/drawing/2016/5/12/chartex" xmlns:cx7="http://schemas.microsoft.com/office/drawing/2016/5/13/chartex" xmlns:cx8="http://schemas.microsoft.com/office/drawing/2016/5/14/chartex" xmlns:mc="http://schemas.openxmlformats.org/markup-compatibility/2006" xmlns:aink="http://schemas.microsoft.com/office/drawing/2016/ink" xmlns:am3d="http://schemas.microsoft.com/office/drawing/2017/model3d" xmlns:o="urn:schemas-microsoft-com:office:office" xmlns:oel="http://schemas.microsoft.com/office/2019/extlst" xmlns:r="http://schemas.openxmlformats.org/officeDocument/2006/relationships" xmlns:m="http://schemas.openxmlformats.org/officeDocument/2006/math" xmlns:v="urn:schemas-microsoft-com:vml" xmlns:wp14="http://schemas.microsoft.com/office/word/2010/wordprocessingDrawing" xmlns:wp="http://schemas.openxmlformats.org/drawingml/2006/wordprocessingDrawing" xmlns:w10="urn:schemas-microsoft-com:office:word" xmlns:w="http://schemas.openxmlformats.org/wordprocessingml/2006/main" xmlns:w14="http://schemas.microsoft.com/office/word/2010/wordml" xmlns:w15="http://schemas.microsoft.com/office/word/2012/wordml" xmlns:w16cex="http://schemas.microsoft.com/office/word/2018/wordml/cex" xmlns:w16cid="http://schemas.microsoft.com/office/word/2016/wordml/cid" xmlns:w16="http://schemas.microsoft.com/office/word/2018/wordml" xmlns:w16sdtdh="http://schemas.microsoft.com/office/word/2020/wordml/sdtdatahash" xmlns:w16se="http://schemas.microsoft.com/office/word/2015/wordml/symex" xmlns:wpg="http://schemas.microsoft.com/office/word/2010/wordprocessingGroup" xmlns:wpi="http://schemas.microsoft.com/office/word/2010/wordprocessingInk" xmlns:wne="http://schemas.microsoft.com/office/word/2006/wordml" xmlns:wps="http://schemas.microsoft.com/office/word/2010/wordprocessingShape" mc:Ignorable="w14 w15 w16se w16cid w16 w16cex w16sdtdh wp14">
   <w:p>
     <w:pPr>
       <w:pStyle w:val="a4"/>
@@ -27813,7 +28011,7 @@
 </file>
 
 <file path=word/header2.xml><?xml version="1.0" encoding="utf-8"?>
-<w:hdr xmlns:wpc="http://schemas.microsoft.com/office/word/2010/wordprocessingCanvas" xmlns:mc="http://schemas.openxmlformats.org/markup-compatibility/2006" xmlns:o="urn:schemas-microsoft-com:office:office" xmlns:r="http://schemas.openxmlformats.org/officeDocument/2006/relationships" xmlns:m="http://schemas.openxmlformats.org/officeDocument/2006/math" xmlns:v="urn:schemas-microsoft-com:vml" xmlns:wp14="http://schemas.microsoft.com/office/word/2010/wordprocessingDrawing" xmlns:wp="http://schemas.openxmlformats.org/drawingml/2006/wordprocessingDrawing" xmlns:w10="urn:schemas-microsoft-com:office:word" xmlns:w="http://schemas.openxmlformats.org/wordprocessingml/2006/main" xmlns:w14="http://schemas.microsoft.com/office/word/2010/wordml" xmlns:w15="http://schemas.microsoft.com/office/word/2012/wordml" xmlns:wpg="http://schemas.microsoft.com/office/word/2010/wordprocessingGroup" xmlns:wpi="http://schemas.microsoft.com/office/word/2010/wordprocessingInk" xmlns:wne="http://schemas.microsoft.com/office/word/2006/wordml" xmlns:wps="http://schemas.microsoft.com/office/word/2010/wordprocessingShape" mc:Ignorable="w14 w15 wp14">
+<w:hdr xmlns:wpc="http://schemas.microsoft.com/office/word/2010/wordprocessingCanvas" xmlns:cx="http://schemas.microsoft.com/office/drawing/2014/chartex" xmlns:cx1="http://schemas.microsoft.com/office/drawing/2015/9/8/chartex" xmlns:cx2="http://schemas.microsoft.com/office/drawing/2015/10/21/chartex" xmlns:cx3="http://schemas.microsoft.com/office/drawing/2016/5/9/chartex" xmlns:cx4="http://schemas.microsoft.com/office/drawing/2016/5/10/chartex" xmlns:cx5="http://schemas.microsoft.com/office/drawing/2016/5/11/chartex" xmlns:cx6="http://schemas.microsoft.com/office/drawing/2016/5/12/chartex" xmlns:cx7="http://schemas.microsoft.com/office/drawing/2016/5/13/chartex" xmlns:cx8="http://schemas.microsoft.com/office/drawing/2016/5/14/chartex" xmlns:mc="http://schemas.openxmlformats.org/markup-compatibility/2006" xmlns:aink="http://schemas.microsoft.com/office/drawing/2016/ink" xmlns:am3d="http://schemas.microsoft.com/office/drawing/2017/model3d" xmlns:o="urn:schemas-microsoft-com:office:office" xmlns:oel="http://schemas.microsoft.com/office/2019/extlst" xmlns:r="http://schemas.openxmlformats.org/officeDocument/2006/relationships" xmlns:m="http://schemas.openxmlformats.org/officeDocument/2006/math" xmlns:v="urn:schemas-microsoft-com:vml" xmlns:wp14="http://schemas.microsoft.com/office/word/2010/wordprocessingDrawing" xmlns:wp="http://schemas.openxmlformats.org/drawingml/2006/wordprocessingDrawing" xmlns:w10="urn:schemas-microsoft-com:office:word" xmlns:w="http://schemas.openxmlformats.org/wordprocessingml/2006/main" xmlns:w14="http://schemas.microsoft.com/office/word/2010/wordml" xmlns:w15="http://schemas.microsoft.com/office/word/2012/wordml" xmlns:w16cex="http://schemas.microsoft.com/office/word/2018/wordml/cex" xmlns:w16cid="http://schemas.microsoft.com/office/word/2016/wordml/cid" xmlns:w16="http://schemas.microsoft.com/office/word/2018/wordml" xmlns:w16sdtdh="http://schemas.microsoft.com/office/word/2020/wordml/sdtdatahash" xmlns:w16se="http://schemas.microsoft.com/office/word/2015/wordml/symex" xmlns:wpg="http://schemas.microsoft.com/office/word/2010/wordprocessingGroup" xmlns:wpi="http://schemas.microsoft.com/office/word/2010/wordprocessingInk" xmlns:wne="http://schemas.microsoft.com/office/word/2006/wordml" xmlns:wps="http://schemas.microsoft.com/office/word/2010/wordprocessingShape" mc:Ignorable="w14 w15 w16se w16cid w16 w16cex w16sdtdh wp14">
   <w:p>
     <w:pPr>
       <w:pStyle w:val="a4"/>
@@ -27885,7 +28083,7 @@
         <w:b/>
         <w:noProof/>
       </w:rPr>
-      <w:t>2609</w:t>
+      <w:t>2610</w:t>
     </w:r>
     <w:r>
       <w:rPr>
@@ -28022,7 +28220,7 @@
         <w:b/>
         <w:noProof/>
       </w:rPr>
-      <w:t>01</w:t>
+      <w:t>08</w:t>
     </w:r>
     <w:r>
       <w:rPr>
@@ -28094,7 +28292,7 @@
         <w:b/>
         <w:noProof/>
       </w:rPr>
-      <w:t>2609</w:t>
+      <w:t>2610</w:t>
     </w:r>
     <w:r>
       <w:rPr>
@@ -28231,7 +28429,7 @@
         <w:b/>
         <w:noProof/>
       </w:rPr>
-      <w:t>01</w:t>
+      <w:t>08</w:t>
     </w:r>
     <w:r>
       <w:rPr>
@@ -28271,7 +28469,7 @@
 </file>
 
 <file path=word/header3.xml><?xml version="1.0" encoding="utf-8"?>
-<w:hdr xmlns:wpc="http://schemas.microsoft.com/office/word/2010/wordprocessingCanvas" xmlns:mc="http://schemas.openxmlformats.org/markup-compatibility/2006" xmlns:o="urn:schemas-microsoft-com:office:office" xmlns:r="http://schemas.openxmlformats.org/officeDocument/2006/relationships" xmlns:m="http://schemas.openxmlformats.org/officeDocument/2006/math" xmlns:v="urn:schemas-microsoft-com:vml" xmlns:wp14="http://schemas.microsoft.com/office/word/2010/wordprocessingDrawing" xmlns:wp="http://schemas.openxmlformats.org/drawingml/2006/wordprocessingDrawing" xmlns:w10="urn:schemas-microsoft-com:office:word" xmlns:w="http://schemas.openxmlformats.org/wordprocessingml/2006/main" xmlns:w14="http://schemas.microsoft.com/office/word/2010/wordml" xmlns:w15="http://schemas.microsoft.com/office/word/2012/wordml" xmlns:wpg="http://schemas.microsoft.com/office/word/2010/wordprocessingGroup" xmlns:wpi="http://schemas.microsoft.com/office/word/2010/wordprocessingInk" xmlns:wne="http://schemas.microsoft.com/office/word/2006/wordml" xmlns:wps="http://schemas.microsoft.com/office/word/2010/wordprocessingShape" mc:Ignorable="w14 w15 wp14">
+<w:hdr xmlns:wpc="http://schemas.microsoft.com/office/word/2010/wordprocessingCanvas" xmlns:cx="http://schemas.microsoft.com/office/drawing/2014/chartex" xmlns:cx1="http://schemas.microsoft.com/office/drawing/2015/9/8/chartex" xmlns:cx2="http://schemas.microsoft.com/office/drawing/2015/10/21/chartex" xmlns:cx3="http://schemas.microsoft.com/office/drawing/2016/5/9/chartex" xmlns:cx4="http://schemas.microsoft.com/office/drawing/2016/5/10/chartex" xmlns:cx5="http://schemas.microsoft.com/office/drawing/2016/5/11/chartex" xmlns:cx6="http://schemas.microsoft.com/office/drawing/2016/5/12/chartex" xmlns:cx7="http://schemas.microsoft.com/office/drawing/2016/5/13/chartex" xmlns:cx8="http://schemas.microsoft.com/office/drawing/2016/5/14/chartex" xmlns:mc="http://schemas.openxmlformats.org/markup-compatibility/2006" xmlns:aink="http://schemas.microsoft.com/office/drawing/2016/ink" xmlns:am3d="http://schemas.microsoft.com/office/drawing/2017/model3d" xmlns:o="urn:schemas-microsoft-com:office:office" xmlns:oel="http://schemas.microsoft.com/office/2019/extlst" xmlns:r="http://schemas.openxmlformats.org/officeDocument/2006/relationships" xmlns:m="http://schemas.openxmlformats.org/officeDocument/2006/math" xmlns:v="urn:schemas-microsoft-com:vml" xmlns:wp14="http://schemas.microsoft.com/office/word/2010/wordprocessingDrawing" xmlns:wp="http://schemas.openxmlformats.org/drawingml/2006/wordprocessingDrawing" xmlns:w10="urn:schemas-microsoft-com:office:word" xmlns:w="http://schemas.openxmlformats.org/wordprocessingml/2006/main" xmlns:w14="http://schemas.microsoft.com/office/word/2010/wordml" xmlns:w15="http://schemas.microsoft.com/office/word/2012/wordml" xmlns:w16cex="http://schemas.microsoft.com/office/word/2018/wordml/cex" xmlns:w16cid="http://schemas.microsoft.com/office/word/2016/wordml/cid" xmlns:w16="http://schemas.microsoft.com/office/word/2018/wordml" xmlns:w16sdtdh="http://schemas.microsoft.com/office/word/2020/wordml/sdtdatahash" xmlns:w16se="http://schemas.microsoft.com/office/word/2015/wordml/symex" xmlns:wpg="http://schemas.microsoft.com/office/word/2010/wordprocessingGroup" xmlns:wpi="http://schemas.microsoft.com/office/word/2010/wordprocessingInk" xmlns:wne="http://schemas.microsoft.com/office/word/2006/wordml" xmlns:wps="http://schemas.microsoft.com/office/word/2010/wordprocessingShape" mc:Ignorable="w14 w15 w16se w16cid w16 w16cex w16sdtdh wp14">
   <w:p>
     <w:pPr>
       <w:pStyle w:val="a4"/>
@@ -28343,7 +28541,7 @@
         <w:b/>
         <w:noProof/>
       </w:rPr>
-      <w:t>2609</w:t>
+      <w:t>2610</w:t>
     </w:r>
     <w:r>
       <w:rPr>
@@ -28480,7 +28678,7 @@
         <w:b/>
         <w:noProof/>
       </w:rPr>
-      <w:t>01</w:t>
+      <w:t>08</w:t>
     </w:r>
     <w:r>
       <w:rPr>
@@ -28552,7 +28750,7 @@
         <w:b/>
         <w:noProof/>
       </w:rPr>
-      <w:t>2609</w:t>
+      <w:t>2610</w:t>
     </w:r>
     <w:r>
       <w:rPr>
@@ -28689,7 +28887,7 @@
         <w:b/>
         <w:noProof/>
       </w:rPr>
-      <w:t>01</w:t>
+      <w:t>08</w:t>
     </w:r>
     <w:r>
       <w:rPr>
@@ -28729,7 +28927,7 @@
 </file>
 
 <file path=word/header4.xml><?xml version="1.0" encoding="utf-8"?>
-<w:hdr xmlns:wpc="http://schemas.microsoft.com/office/word/2010/wordprocessingCanvas" xmlns:mc="http://schemas.openxmlformats.org/markup-compatibility/2006" xmlns:o="urn:schemas-microsoft-com:office:office" xmlns:r="http://schemas.openxmlformats.org/officeDocument/2006/relationships" xmlns:m="http://schemas.openxmlformats.org/officeDocument/2006/math" xmlns:v="urn:schemas-microsoft-com:vml" xmlns:wp14="http://schemas.microsoft.com/office/word/2010/wordprocessingDrawing" xmlns:wp="http://schemas.openxmlformats.org/drawingml/2006/wordprocessingDrawing" xmlns:w10="urn:schemas-microsoft-com:office:word" xmlns:w="http://schemas.openxmlformats.org/wordprocessingml/2006/main" xmlns:w14="http://schemas.microsoft.com/office/word/2010/wordml" xmlns:w15="http://schemas.microsoft.com/office/word/2012/wordml" xmlns:wpg="http://schemas.microsoft.com/office/word/2010/wordprocessingGroup" xmlns:wpi="http://schemas.microsoft.com/office/word/2010/wordprocessingInk" xmlns:wne="http://schemas.microsoft.com/office/word/2006/wordml" xmlns:wps="http://schemas.microsoft.com/office/word/2010/wordprocessingShape" mc:Ignorable="w14 w15 wp14">
+<w:hdr xmlns:wpc="http://schemas.microsoft.com/office/word/2010/wordprocessingCanvas" xmlns:cx="http://schemas.microsoft.com/office/drawing/2014/chartex" xmlns:cx1="http://schemas.microsoft.com/office/drawing/2015/9/8/chartex" xmlns:cx2="http://schemas.microsoft.com/office/drawing/2015/10/21/chartex" xmlns:cx3="http://schemas.microsoft.com/office/drawing/2016/5/9/chartex" xmlns:cx4="http://schemas.microsoft.com/office/drawing/2016/5/10/chartex" xmlns:cx5="http://schemas.microsoft.com/office/drawing/2016/5/11/chartex" xmlns:cx6="http://schemas.microsoft.com/office/drawing/2016/5/12/chartex" xmlns:cx7="http://schemas.microsoft.com/office/drawing/2016/5/13/chartex" xmlns:cx8="http://schemas.microsoft.com/office/drawing/2016/5/14/chartex" xmlns:mc="http://schemas.openxmlformats.org/markup-compatibility/2006" xmlns:aink="http://schemas.microsoft.com/office/drawing/2016/ink" xmlns:am3d="http://schemas.microsoft.com/office/drawing/2017/model3d" xmlns:o="urn:schemas-microsoft-com:office:office" xmlns:oel="http://schemas.microsoft.com/office/2019/extlst" xmlns:r="http://schemas.openxmlformats.org/officeDocument/2006/relationships" xmlns:m="http://schemas.openxmlformats.org/officeDocument/2006/math" xmlns:v="urn:schemas-microsoft-com:vml" xmlns:wp14="http://schemas.microsoft.com/office/word/2010/wordprocessingDrawing" xmlns:wp="http://schemas.openxmlformats.org/drawingml/2006/wordprocessingDrawing" xmlns:w10="urn:schemas-microsoft-com:office:word" xmlns:w="http://schemas.openxmlformats.org/wordprocessingml/2006/main" xmlns:w14="http://schemas.microsoft.com/office/word/2010/wordml" xmlns:w15="http://schemas.microsoft.com/office/word/2012/wordml" xmlns:w16cex="http://schemas.microsoft.com/office/word/2018/wordml/cex" xmlns:w16cid="http://schemas.microsoft.com/office/word/2016/wordml/cid" xmlns:w16="http://schemas.microsoft.com/office/word/2018/wordml" xmlns:w16sdtdh="http://schemas.microsoft.com/office/word/2020/wordml/sdtdatahash" xmlns:w16se="http://schemas.microsoft.com/office/word/2015/wordml/symex" xmlns:wpg="http://schemas.microsoft.com/office/word/2010/wordprocessingGroup" xmlns:wpi="http://schemas.microsoft.com/office/word/2010/wordprocessingInk" xmlns:wne="http://schemas.microsoft.com/office/word/2006/wordml" xmlns:wps="http://schemas.microsoft.com/office/word/2010/wordprocessingShape" mc:Ignorable="w14 w15 w16se w16cid w16 w16cex w16sdtdh wp14">
   <w:p>
     <w:pPr>
       <w:pStyle w:val="a4"/>
@@ -29187,8 +29385,97 @@
 </file>
 
 <file path=word/numbering.xml><?xml version="1.0" encoding="utf-8"?>
-<w:numbering xmlns:wpc="http://schemas.microsoft.com/office/word/2010/wordprocessingCanvas" xmlns:mc="http://schemas.openxmlformats.org/markup-compatibility/2006" xmlns:o="urn:schemas-microsoft-com:office:office" xmlns:r="http://schemas.openxmlformats.org/officeDocument/2006/relationships" xmlns:m="http://schemas.openxmlformats.org/officeDocument/2006/math" xmlns:v="urn:schemas-microsoft-com:vml" xmlns:wp14="http://schemas.microsoft.com/office/word/2010/wordprocessingDrawing" xmlns:wp="http://schemas.openxmlformats.org/drawingml/2006/wordprocessingDrawing" xmlns:w10="urn:schemas-microsoft-com:office:word" xmlns:w="http://schemas.openxmlformats.org/wordprocessingml/2006/main" xmlns:w14="http://schemas.microsoft.com/office/word/2010/wordml" xmlns:w15="http://schemas.microsoft.com/office/word/2012/wordml" xmlns:wpg="http://schemas.microsoft.com/office/word/2010/wordprocessingGroup" xmlns:wpi="http://schemas.microsoft.com/office/word/2010/wordprocessingInk" xmlns:wne="http://schemas.microsoft.com/office/word/2006/wordml" xmlns:wps="http://schemas.microsoft.com/office/word/2010/wordprocessingShape" mc:Ignorable="w14 w15 wp14">
+<w:numbering xmlns:wpc="http://schemas.microsoft.com/office/word/2010/wordprocessingCanvas" xmlns:cx="http://schemas.microsoft.com/office/drawing/2014/chartex" xmlns:cx1="http://schemas.microsoft.com/office/drawing/2015/9/8/chartex" xmlns:cx2="http://schemas.microsoft.com/office/drawing/2015/10/21/chartex" xmlns:cx3="http://schemas.microsoft.com/office/drawing/2016/5/9/chartex" xmlns:cx4="http://schemas.microsoft.com/office/drawing/2016/5/10/chartex" xmlns:cx5="http://schemas.microsoft.com/office/drawing/2016/5/11/chartex" xmlns:cx6="http://schemas.microsoft.com/office/drawing/2016/5/12/chartex" xmlns:cx7="http://schemas.microsoft.com/office/drawing/2016/5/13/chartex" xmlns:cx8="http://schemas.microsoft.com/office/drawing/2016/5/14/chartex" xmlns:mc="http://schemas.openxmlformats.org/markup-compatibility/2006" xmlns:aink="http://schemas.microsoft.com/office/drawing/2016/ink" xmlns:am3d="http://schemas.microsoft.com/office/drawing/2017/model3d" xmlns:o="urn:schemas-microsoft-com:office:office" xmlns:oel="http://schemas.microsoft.com/office/2019/extlst" xmlns:r="http://schemas.openxmlformats.org/officeDocument/2006/relationships" xmlns:m="http://schemas.openxmlformats.org/officeDocument/2006/math" xmlns:v="urn:schemas-microsoft-com:vml" xmlns:wp14="http://schemas.microsoft.com/office/word/2010/wordprocessingDrawing" xmlns:wp="http://schemas.openxmlformats.org/drawingml/2006/wordprocessingDrawing" xmlns:w10="urn:schemas-microsoft-com:office:word" xmlns:w="http://schemas.openxmlformats.org/wordprocessingml/2006/main" xmlns:w14="http://schemas.microsoft.com/office/word/2010/wordml" xmlns:w15="http://schemas.microsoft.com/office/word/2012/wordml" xmlns:w16cex="http://schemas.microsoft.com/office/word/2018/wordml/cex" xmlns:w16cid="http://schemas.microsoft.com/office/word/2016/wordml/cid" xmlns:w16="http://schemas.microsoft.com/office/word/2018/wordml" xmlns:w16sdtdh="http://schemas.microsoft.com/office/word/2020/wordml/sdtdatahash" xmlns:w16se="http://schemas.microsoft.com/office/word/2015/wordml/symex" xmlns:wpg="http://schemas.microsoft.com/office/word/2010/wordprocessingGroup" xmlns:wpi="http://schemas.microsoft.com/office/word/2010/wordprocessingInk" xmlns:wne="http://schemas.microsoft.com/office/word/2006/wordml" xmlns:wps="http://schemas.microsoft.com/office/word/2010/wordprocessingShape" mc:Ignorable="w14 w15 w16se w16cid w16 w16cex w16sdtdh wp14">
   <w:abstractNum w:abstractNumId="0" w15:restartNumberingAfterBreak="0">
+    <w:nsid w:val="0397573A"/>
+    <w:multiLevelType w:val="hybridMultilevel"/>
+    <w:tmpl w:val="31C490E2"/>
+    <w:lvl w:ilvl="0" w:tplc="5A5ABFAE">
+      <w:start w:val="1"/>
+      <w:numFmt w:val="decimal"/>
+      <w:lvlText w:val="%1."/>
+      <w:lvlJc w:val="left"/>
+      <w:pPr>
+        <w:ind w:left="360" w:hanging="360"/>
+      </w:pPr>
+      <w:rPr>
+        <w:rFonts w:hint="default"/>
+      </w:rPr>
+    </w:lvl>
+    <w:lvl w:ilvl="1" w:tplc="04090019" w:tentative="1">
+      <w:start w:val="1"/>
+      <w:numFmt w:val="ideographTraditional"/>
+      <w:lvlText w:val="%2、"/>
+      <w:lvlJc w:val="left"/>
+      <w:pPr>
+        <w:ind w:left="960" w:hanging="480"/>
+      </w:pPr>
+    </w:lvl>
+    <w:lvl w:ilvl="2" w:tplc="0409001B" w:tentative="1">
+      <w:start w:val="1"/>
+      <w:numFmt w:val="lowerRoman"/>
+      <w:lvlText w:val="%3."/>
+      <w:lvlJc w:val="right"/>
+      <w:pPr>
+        <w:ind w:left="1440" w:hanging="480"/>
+      </w:pPr>
+    </w:lvl>
+    <w:lvl w:ilvl="3" w:tplc="0409000F" w:tentative="1">
+      <w:start w:val="1"/>
+      <w:numFmt w:val="decimal"/>
+      <w:lvlText w:val="%4."/>
+      <w:lvlJc w:val="left"/>
+      <w:pPr>
+        <w:ind w:left="1920" w:hanging="480"/>
+      </w:pPr>
+    </w:lvl>
+    <w:lvl w:ilvl="4" w:tplc="04090019" w:tentative="1">
+      <w:start w:val="1"/>
+      <w:numFmt w:val="ideographTraditional"/>
+      <w:lvlText w:val="%5、"/>
+      <w:lvlJc w:val="left"/>
+      <w:pPr>
+        <w:ind w:left="2400" w:hanging="480"/>
+      </w:pPr>
+    </w:lvl>
+    <w:lvl w:ilvl="5" w:tplc="0409001B" w:tentative="1">
+      <w:start w:val="1"/>
+      <w:numFmt w:val="lowerRoman"/>
+      <w:lvlText w:val="%6."/>
+      <w:lvlJc w:val="right"/>
+      <w:pPr>
+        <w:ind w:left="2880" w:hanging="480"/>
+      </w:pPr>
+    </w:lvl>
+    <w:lvl w:ilvl="6" w:tplc="0409000F" w:tentative="1">
+      <w:start w:val="1"/>
+      <w:numFmt w:val="decimal"/>
+      <w:lvlText w:val="%7."/>
+      <w:lvlJc w:val="left"/>
+      <w:pPr>
+        <w:ind w:left="3360" w:hanging="480"/>
+      </w:pPr>
+    </w:lvl>
+    <w:lvl w:ilvl="7" w:tplc="04090019" w:tentative="1">
+      <w:start w:val="1"/>
+      <w:numFmt w:val="ideographTraditional"/>
+      <w:lvlText w:val="%8、"/>
+      <w:lvlJc w:val="left"/>
+      <w:pPr>
+        <w:ind w:left="3840" w:hanging="480"/>
+      </w:pPr>
+    </w:lvl>
+    <w:lvl w:ilvl="8" w:tplc="0409001B" w:tentative="1">
+      <w:start w:val="1"/>
+      <w:numFmt w:val="lowerRoman"/>
+      <w:lvlText w:val="%9."/>
+      <w:lvlJc w:val="right"/>
+      <w:pPr>
+        <w:ind w:left="4320" w:hanging="480"/>
+      </w:pPr>
+    </w:lvl>
+  </w:abstractNum>
+  <w:abstractNum w:abstractNumId="1" w15:restartNumberingAfterBreak="0">
     <w:nsid w:val="08892758"/>
     <w:multiLevelType w:val="hybridMultilevel"/>
     <w:tmpl w:val="796452DA"/>
@@ -29277,7 +29564,7 @@
       </w:pPr>
     </w:lvl>
   </w:abstractNum>
-  <w:abstractNum w:abstractNumId="1" w15:restartNumberingAfterBreak="0">
+  <w:abstractNum w:abstractNumId="2" w15:restartNumberingAfterBreak="0">
     <w:nsid w:val="098609D7"/>
     <w:multiLevelType w:val="hybridMultilevel"/>
     <w:tmpl w:val="F182C45C"/>
@@ -29366,7 +29653,7 @@
       </w:pPr>
     </w:lvl>
   </w:abstractNum>
-  <w:abstractNum w:abstractNumId="2" w15:restartNumberingAfterBreak="0">
+  <w:abstractNum w:abstractNumId="3" w15:restartNumberingAfterBreak="0">
     <w:nsid w:val="0ABA262B"/>
     <w:multiLevelType w:val="hybridMultilevel"/>
     <w:tmpl w:val="2A24FBE2"/>
@@ -29455,7 +29742,7 @@
       </w:pPr>
     </w:lvl>
   </w:abstractNum>
-  <w:abstractNum w:abstractNumId="3" w15:restartNumberingAfterBreak="0">
+  <w:abstractNum w:abstractNumId="4" w15:restartNumberingAfterBreak="0">
     <w:nsid w:val="16986A86"/>
     <w:multiLevelType w:val="hybridMultilevel"/>
     <w:tmpl w:val="AE603C94"/>
@@ -29544,7 +29831,7 @@
       </w:pPr>
     </w:lvl>
   </w:abstractNum>
-  <w:abstractNum w:abstractNumId="4" w15:restartNumberingAfterBreak="0">
+  <w:abstractNum w:abstractNumId="5" w15:restartNumberingAfterBreak="0">
     <w:nsid w:val="2158604C"/>
     <w:multiLevelType w:val="hybridMultilevel"/>
     <w:tmpl w:val="EE0E584E"/>
@@ -29633,7 +29920,7 @@
       </w:pPr>
     </w:lvl>
   </w:abstractNum>
-  <w:abstractNum w:abstractNumId="5" w15:restartNumberingAfterBreak="0">
+  <w:abstractNum w:abstractNumId="6" w15:restartNumberingAfterBreak="0">
     <w:nsid w:val="35B64BCD"/>
     <w:multiLevelType w:val="hybridMultilevel"/>
     <w:tmpl w:val="FE68702A"/>
@@ -29722,7 +30009,7 @@
       </w:pPr>
     </w:lvl>
   </w:abstractNum>
-  <w:abstractNum w:abstractNumId="6" w15:restartNumberingAfterBreak="0">
+  <w:abstractNum w:abstractNumId="7" w15:restartNumberingAfterBreak="0">
     <w:nsid w:val="35F70646"/>
     <w:multiLevelType w:val="hybridMultilevel"/>
     <w:tmpl w:val="D0DE6422"/>
@@ -29811,7 +30098,7 @@
       </w:pPr>
     </w:lvl>
   </w:abstractNum>
-  <w:abstractNum w:abstractNumId="7" w15:restartNumberingAfterBreak="0">
+  <w:abstractNum w:abstractNumId="8" w15:restartNumberingAfterBreak="0">
     <w:nsid w:val="386234FE"/>
     <w:multiLevelType w:val="hybridMultilevel"/>
     <w:tmpl w:val="367CB3B8"/>
@@ -29900,7 +30187,7 @@
       </w:pPr>
     </w:lvl>
   </w:abstractNum>
-  <w:abstractNum w:abstractNumId="8" w15:restartNumberingAfterBreak="0">
+  <w:abstractNum w:abstractNumId="9" w15:restartNumberingAfterBreak="0">
     <w:nsid w:val="5BB02EA8"/>
     <w:multiLevelType w:val="hybridMultilevel"/>
     <w:tmpl w:val="138C4AC6"/>
@@ -29989,7 +30276,7 @@
       </w:pPr>
     </w:lvl>
   </w:abstractNum>
-  <w:abstractNum w:abstractNumId="9" w15:restartNumberingAfterBreak="0">
+  <w:abstractNum w:abstractNumId="10" w15:restartNumberingAfterBreak="0">
     <w:nsid w:val="5F0E6A3D"/>
     <w:multiLevelType w:val="hybridMultilevel"/>
     <w:tmpl w:val="796452DA"/>
@@ -30078,7 +30365,7 @@
       </w:pPr>
     </w:lvl>
   </w:abstractNum>
-  <w:abstractNum w:abstractNumId="10" w15:restartNumberingAfterBreak="0">
+  <w:abstractNum w:abstractNumId="11" w15:restartNumberingAfterBreak="0">
     <w:nsid w:val="6463036D"/>
     <w:multiLevelType w:val="hybridMultilevel"/>
     <w:tmpl w:val="796452DA"/>
@@ -30167,7 +30454,7 @@
       </w:pPr>
     </w:lvl>
   </w:abstractNum>
-  <w:abstractNum w:abstractNumId="11" w15:restartNumberingAfterBreak="0">
+  <w:abstractNum w:abstractNumId="12" w15:restartNumberingAfterBreak="0">
     <w:nsid w:val="660C339F"/>
     <w:multiLevelType w:val="hybridMultilevel"/>
     <w:tmpl w:val="F83466DC"/>
@@ -30256,7 +30543,7 @@
       </w:pPr>
     </w:lvl>
   </w:abstractNum>
-  <w:abstractNum w:abstractNumId="12" w15:restartNumberingAfterBreak="0">
+  <w:abstractNum w:abstractNumId="13" w15:restartNumberingAfterBreak="0">
     <w:nsid w:val="70CA51A1"/>
     <w:multiLevelType w:val="hybridMultilevel"/>
     <w:tmpl w:val="8C2CE9D4"/>
@@ -30345,7 +30632,7 @@
       </w:pPr>
     </w:lvl>
   </w:abstractNum>
-  <w:abstractNum w:abstractNumId="13" w15:restartNumberingAfterBreak="0">
+  <w:abstractNum w:abstractNumId="14" w15:restartNumberingAfterBreak="0">
     <w:nsid w:val="70D9778A"/>
     <w:multiLevelType w:val="hybridMultilevel"/>
     <w:tmpl w:val="468A8F60"/>
@@ -30434,7 +30721,7 @@
       </w:pPr>
     </w:lvl>
   </w:abstractNum>
-  <w:abstractNum w:abstractNumId="14" w15:restartNumberingAfterBreak="0">
+  <w:abstractNum w:abstractNumId="15" w15:restartNumberingAfterBreak="0">
     <w:nsid w:val="74B64780"/>
     <w:multiLevelType w:val="hybridMultilevel"/>
     <w:tmpl w:val="A566C376"/>
@@ -30523,56 +30810,59 @@
       </w:pPr>
     </w:lvl>
   </w:abstractNum>
-  <w:num w:numId="1">
+  <w:num w:numId="1" w16cid:durableId="201673495">
+    <w:abstractNumId w:val="15"/>
+  </w:num>
+  <w:num w:numId="2" w16cid:durableId="1719353586">
+    <w:abstractNumId w:val="5"/>
+  </w:num>
+  <w:num w:numId="3" w16cid:durableId="1341004719">
+    <w:abstractNumId w:val="7"/>
+  </w:num>
+  <w:num w:numId="4" w16cid:durableId="306516453">
+    <w:abstractNumId w:val="3"/>
+  </w:num>
+  <w:num w:numId="5" w16cid:durableId="1927958746">
+    <w:abstractNumId w:val="8"/>
+  </w:num>
+  <w:num w:numId="6" w16cid:durableId="1006439196">
     <w:abstractNumId w:val="14"/>
   </w:num>
-  <w:num w:numId="2">
+  <w:num w:numId="7" w16cid:durableId="625895459">
+    <w:abstractNumId w:val="13"/>
+  </w:num>
+  <w:num w:numId="8" w16cid:durableId="1972780102">
+    <w:abstractNumId w:val="6"/>
+  </w:num>
+  <w:num w:numId="9" w16cid:durableId="1271163345">
+    <w:abstractNumId w:val="12"/>
+  </w:num>
+  <w:num w:numId="10" w16cid:durableId="320618218">
     <w:abstractNumId w:val="4"/>
   </w:num>
-  <w:num w:numId="3">
-    <w:abstractNumId w:val="6"/>
+  <w:num w:numId="11" w16cid:durableId="152333714">
+    <w:abstractNumId w:val="9"/>
   </w:num>
-  <w:num w:numId="4">
+  <w:num w:numId="12" w16cid:durableId="966199986">
     <w:abstractNumId w:val="2"/>
   </w:num>
-  <w:num w:numId="5">
-    <w:abstractNumId w:val="7"/>
+  <w:num w:numId="13" w16cid:durableId="1187789004">
+    <w:abstractNumId w:val="10"/>
   </w:num>
-  <w:num w:numId="6">
-    <w:abstractNumId w:val="13"/>
-  </w:num>
-  <w:num w:numId="7">
-    <w:abstractNumId w:val="12"/>
-  </w:num>
-  <w:num w:numId="8">
-    <w:abstractNumId w:val="5"/>
-  </w:num>
-  <w:num w:numId="9">
+  <w:num w:numId="14" w16cid:durableId="17004155">
     <w:abstractNumId w:val="11"/>
   </w:num>
-  <w:num w:numId="10">
-    <w:abstractNumId w:val="3"/>
-  </w:num>
-  <w:num w:numId="11">
-    <w:abstractNumId w:val="8"/>
-  </w:num>
-  <w:num w:numId="12">
+  <w:num w:numId="15" w16cid:durableId="1620529140">
     <w:abstractNumId w:val="1"/>
   </w:num>
-  <w:num w:numId="13">
-    <w:abstractNumId w:val="9"/>
-  </w:num>
-  <w:num w:numId="14">
-    <w:abstractNumId w:val="10"/>
-  </w:num>
-  <w:num w:numId="15">
+  <w:num w:numId="16" w16cid:durableId="110517912">
     <w:abstractNumId w:val="0"/>
   </w:num>
 </w:numbering>
 </file>
 
 <file path=word/styles.xml><?xml version="1.0" encoding="utf-8"?>
-<w:styles xmlns:mc="http://schemas.openxmlformats.org/markup-compatibility/2006" xmlns:r="http://schemas.openxmlformats.org/officeDocument/2006/relationships" xmlns:w="http://schemas.openxmlformats.org/wordprocessingml/2006/main" xmlns:w14="http://schemas.microsoft.com/office/word/2010/wordml" xmlns:w15="http://schemas.microsoft.com/office/word/2012/wordml" mc:Ignorable="w14 w15">
+<w:styles xmlns:mc="http://schemas.openxmlformats.org/markup-compatibility/2006" xmlns:r="http://schemas.openxmlformats.org/officeDocument/2006/relationships" xmlns:w="http://schemas.openxmlformats.org/wordprocessingml/2006/main" xmlns:w14="http://schemas.microsoft.com/office/word/2010/wordml" xmlns:w15="http://schemas.microsoft.com/office/word/2012/wordml" xmlns:w16cex="http://schemas.microsoft.com/office/word/2018/wordml/cex" xmlns:w16cid="http://schemas.microsoft.com/office/word/2016/wordml/cid" xmlns:w16="http://schemas.microsoft.com/office/word/2018/wordml" xmlns:w16sdtdh="http://schemas.microsoft.com/office/word/2020/wordml/sdtdatahash" xmlns:w16se="http://schemas.microsoft.com/office/word/2015/wordml/symex" mc:Ignorable="w14 w15 w16se w16cid w16 w16cex w16sdtdh">
   <w:docDefaults>
     <w:rPrDefault>
       <w:rPr>
@@ -30585,7 +30875,7 @@
     </w:rPrDefault>
     <w:pPrDefault/>
   </w:docDefaults>
-  <w:latentStyles w:defLockedState="0" w:defUIPriority="99" w:defSemiHidden="0" w:defUnhideWhenUsed="0" w:defQFormat="0" w:count="371">
+  <w:latentStyles w:defLockedState="0" w:defUIPriority="99" w:defSemiHidden="0" w:defUnhideWhenUsed="0" w:defQFormat="0" w:count="376">
     <w:lsdException w:name="Normal" w:uiPriority="0" w:qFormat="1"/>
     <w:lsdException w:name="heading 1" w:uiPriority="9" w:qFormat="1"/>
     <w:lsdException w:name="heading 2" w:semiHidden="1" w:uiPriority="9" w:unhideWhenUsed="1" w:qFormat="1"/>
@@ -30957,6 +31247,11 @@
     <w:lsdException w:name="List Table 5 Dark Accent 6" w:uiPriority="50"/>
     <w:lsdException w:name="List Table 6 Colorful Accent 6" w:uiPriority="51"/>
     <w:lsdException w:name="List Table 7 Colorful Accent 6" w:uiPriority="52"/>
+    <w:lsdException w:name="Mention" w:semiHidden="1" w:unhideWhenUsed="1"/>
+    <w:lsdException w:name="Smart Hyperlink" w:semiHidden="1" w:unhideWhenUsed="1"/>
+    <w:lsdException w:name="Hashtag" w:semiHidden="1" w:unhideWhenUsed="1"/>
+    <w:lsdException w:name="Unresolved Mention" w:semiHidden="1" w:unhideWhenUsed="1"/>
+    <w:lsdException w:name="Smart Link" w:semiHidden="1" w:unhideWhenUsed="1"/>
   </w:latentStyles>
   <w:style w:type="paragraph" w:default="1" w:styleId="a">
     <w:name w:val="Normal"/>

--- a/新泰週報20260308[2610]B4F.docx
+++ b/新泰週報20260308[2610]B4F.docx
@@ -1,6 +1,6 @@
 
 <file path=word/document.xml><?xml version="1.0" encoding="utf-8"?>
-<w:document xmlns:wpc="http://schemas.microsoft.com/office/word/2010/wordprocessingCanvas" xmlns:cx="http://schemas.microsoft.com/office/drawing/2014/chartex" xmlns:cx1="http://schemas.microsoft.com/office/drawing/2015/9/8/chartex" xmlns:cx2="http://schemas.microsoft.com/office/drawing/2015/10/21/chartex" xmlns:cx3="http://schemas.microsoft.com/office/drawing/2016/5/9/chartex" xmlns:cx4="http://schemas.microsoft.com/office/drawing/2016/5/10/chartex" xmlns:cx5="http://schemas.microsoft.com/office/drawing/2016/5/11/chartex" xmlns:cx6="http://schemas.microsoft.com/office/drawing/2016/5/12/chartex" xmlns:cx7="http://schemas.microsoft.com/office/drawing/2016/5/13/chartex" xmlns:cx8="http://schemas.microsoft.com/office/drawing/2016/5/14/chartex" xmlns:mc="http://schemas.openxmlformats.org/markup-compatibility/2006" xmlns:aink="http://schemas.microsoft.com/office/drawing/2016/ink" xmlns:am3d="http://schemas.microsoft.com/office/drawing/2017/model3d" xmlns:o="urn:schemas-microsoft-com:office:office" xmlns:oel="http://schemas.microsoft.com/office/2019/extlst" xmlns:r="http://schemas.openxmlformats.org/officeDocument/2006/relationships" xmlns:m="http://schemas.openxmlformats.org/officeDocument/2006/math" xmlns:v="urn:schemas-microsoft-com:vml" xmlns:wp14="http://schemas.microsoft.com/office/word/2010/wordprocessingDrawing" xmlns:wp="http://schemas.openxmlformats.org/drawingml/2006/wordprocessingDrawing" xmlns:w10="urn:schemas-microsoft-com:office:word" xmlns:w="http://schemas.openxmlformats.org/wordprocessingml/2006/main" xmlns:w14="http://schemas.microsoft.com/office/word/2010/wordml" xmlns:w15="http://schemas.microsoft.com/office/word/2012/wordml" xmlns:w16cex="http://schemas.microsoft.com/office/word/2018/wordml/cex" xmlns:w16cid="http://schemas.microsoft.com/office/word/2016/wordml/cid" xmlns:w16="http://schemas.microsoft.com/office/word/2018/wordml" xmlns:w16sdtdh="http://schemas.microsoft.com/office/word/2020/wordml/sdtdatahash" xmlns:w16se="http://schemas.microsoft.com/office/word/2015/wordml/symex" xmlns:wpg="http://schemas.microsoft.com/office/word/2010/wordprocessingGroup" xmlns:wpi="http://schemas.microsoft.com/office/word/2010/wordprocessingInk" xmlns:wne="http://schemas.microsoft.com/office/word/2006/wordml" xmlns:wps="http://schemas.microsoft.com/office/word/2010/wordprocessingShape" mc:Ignorable="w14 w15 w16se w16cid w16 w16cex w16sdtdh wp14">
+<w:document xmlns:wpc="http://schemas.microsoft.com/office/word/2010/wordprocessingCanvas" xmlns:mc="http://schemas.openxmlformats.org/markup-compatibility/2006" xmlns:o="urn:schemas-microsoft-com:office:office" xmlns:r="http://schemas.openxmlformats.org/officeDocument/2006/relationships" xmlns:m="http://schemas.openxmlformats.org/officeDocument/2006/math" xmlns:v="urn:schemas-microsoft-com:vml" xmlns:wp14="http://schemas.microsoft.com/office/word/2010/wordprocessingDrawing" xmlns:wp="http://schemas.openxmlformats.org/drawingml/2006/wordprocessingDrawing" xmlns:w10="urn:schemas-microsoft-com:office:word" xmlns:w="http://schemas.openxmlformats.org/wordprocessingml/2006/main" xmlns:w14="http://schemas.microsoft.com/office/word/2010/wordml" xmlns:w15="http://schemas.microsoft.com/office/word/2012/wordml" xmlns:wpg="http://schemas.microsoft.com/office/word/2010/wordprocessingGroup" xmlns:wpi="http://schemas.microsoft.com/office/word/2010/wordprocessingInk" xmlns:wne="http://schemas.microsoft.com/office/word/2006/wordml" xmlns:wps="http://schemas.microsoft.com/office/word/2010/wordprocessingShape" mc:Ignorable="w14 w15 wp14">
   <w:body>
     <w:p>
       <w:pPr>
@@ -837,7 +837,7 @@
                 <w:szCs w:val="26"/>
                 <w:lang w:bidi="he-IL"/>
               </w:rPr>
-              <w:t>二</w:t>
+              <w:t>三</w:t>
             </w:r>
             <w:r>
               <w:rPr>
@@ -881,7 +881,7 @@
                 <w:szCs w:val="26"/>
                 <w:lang w:bidi="he-IL"/>
               </w:rPr>
-              <w:t>7</w:t>
+              <w:t>14</w:t>
             </w:r>
             <w:r>
               <w:rPr>
@@ -936,7 +936,7 @@
                 <w:szCs w:val="26"/>
                 <w:lang w:bidi="he-IL"/>
               </w:rPr>
-              <w:t>永和</w:t>
+              <w:t>三重埔</w:t>
             </w:r>
             <w:r>
               <w:rPr>
@@ -1287,7 +1287,7 @@
                 <w:szCs w:val="26"/>
                 <w:lang w:bidi="he-IL"/>
               </w:rPr>
-              <w:t>總會</w:t>
+              <w:t>台北和平長老教會將於</w:t>
             </w:r>
             <w:r>
               <w:rPr>
@@ -1298,7 +1298,7 @@
                 <w:szCs w:val="26"/>
                 <w:lang w:bidi="he-IL"/>
               </w:rPr>
-              <w:t>2026</w:t>
+              <w:t>3/8(</w:t>
             </w:r>
             <w:r>
               <w:rPr>
@@ -1309,7 +1309,7 @@
                 <w:szCs w:val="26"/>
                 <w:lang w:bidi="he-IL"/>
               </w:rPr>
-              <w:t>年主日學研習台北場將於</w:t>
+              <w:t>主日</w:t>
             </w:r>
             <w:r>
               <w:rPr>
@@ -1320,7 +1320,7 @@
                 <w:szCs w:val="26"/>
                 <w:lang w:bidi="he-IL"/>
               </w:rPr>
-              <w:t>3/7(</w:t>
+              <w:t>)</w:t>
             </w:r>
             <w:r>
               <w:rPr>
@@ -1331,7 +1331,7 @@
                 <w:szCs w:val="26"/>
                 <w:lang w:bidi="he-IL"/>
               </w:rPr>
-              <w:t>六</w:t>
+              <w:t>下午</w:t>
             </w:r>
             <w:r>
               <w:rPr>
@@ -1342,7 +1342,7 @@
                 <w:szCs w:val="26"/>
                 <w:lang w:bidi="he-IL"/>
               </w:rPr>
-              <w:t>)</w:t>
+              <w:t>3:00</w:t>
             </w:r>
             <w:r>
               <w:rPr>
@@ -1353,7 +1353,7 @@
                 <w:szCs w:val="26"/>
                 <w:lang w:bidi="he-IL"/>
               </w:rPr>
-              <w:t>上午</w:t>
+              <w:t>舉行林凱倫牧師就任兒青牧師授職感恩禮拜</w:t>
             </w:r>
             <w:r>
               <w:rPr>
@@ -1364,40 +1364,7 @@
                 <w:szCs w:val="26"/>
                 <w:lang w:bidi="he-IL"/>
               </w:rPr>
-              <w:t>9:00</w:t>
-            </w:r>
-            <w:r>
-              <w:rPr>
-                <w:rFonts w:ascii="Barlow Condensed Medium" w:eastAsia="標楷體" w:hAnsi="Barlow Condensed Medium" w:cs="Segoe UI Symbol" w:hint="eastAsia"/>
-                <w:noProof/>
-                <w:w w:val="90"/>
-                <w:sz w:val="26"/>
-                <w:szCs w:val="26"/>
-                <w:lang w:bidi="he-IL"/>
-              </w:rPr>
-              <w:t>至下午</w:t>
-            </w:r>
-            <w:r>
-              <w:rPr>
-                <w:rFonts w:ascii="Barlow Condensed Medium" w:eastAsia="標楷體" w:hAnsi="Barlow Condensed Medium" w:cs="Segoe UI Symbol" w:hint="eastAsia"/>
-                <w:noProof/>
-                <w:w w:val="90"/>
-                <w:sz w:val="26"/>
-                <w:szCs w:val="26"/>
-                <w:lang w:bidi="he-IL"/>
-              </w:rPr>
-              <w:t>12:30</w:t>
-            </w:r>
-            <w:r>
-              <w:rPr>
-                <w:rFonts w:ascii="Barlow Condensed Medium" w:eastAsia="標楷體" w:hAnsi="Barlow Condensed Medium" w:cs="Segoe UI Symbol" w:hint="eastAsia"/>
-                <w:noProof/>
-                <w:w w:val="90"/>
-                <w:sz w:val="26"/>
-                <w:szCs w:val="26"/>
-                <w:lang w:bidi="he-IL"/>
-              </w:rPr>
-              <w:t>在濟南教會舉行。詳見公佈欄。</w:t>
+              <w:t>。</w:t>
             </w:r>
           </w:p>
         </w:tc>
@@ -1481,6 +1448,80 @@
             </w:pPr>
             <w:r>
               <w:rPr>
+                <w:rFonts w:ascii="Barlow Condensed Medium" w:eastAsia="標楷體" w:hAnsi="Barlow Condensed Medium" w:cs="Segoe UI Symbol"/>
+                <w:noProof/>
+                <w:w w:val="90"/>
+                <w:sz w:val="26"/>
+                <w:szCs w:val="26"/>
+                <w:lang w:bidi="he-IL"/>
+              </w:rPr>
+              <w:drawing>
+                <wp:anchor distT="0" distB="0" distL="114300" distR="114300" simplePos="0" relativeHeight="251677184" behindDoc="0" locked="0" layoutInCell="1" allowOverlap="1" wp14:anchorId="77C17976" wp14:editId="0BFFD581">
+                  <wp:simplePos x="0" y="0"/>
+                  <wp:positionH relativeFrom="column">
+                    <wp:posOffset>2778850</wp:posOffset>
+                  </wp:positionH>
+                  <wp:positionV relativeFrom="paragraph">
+                    <wp:posOffset>22406</wp:posOffset>
+                  </wp:positionV>
+                  <wp:extent cx="772341" cy="775468"/>
+                  <wp:effectExtent l="0" t="0" r="8890" b="5715"/>
+                  <wp:wrapSquare wrapText="bothSides"/>
+                  <wp:docPr id="20" name="圖片 20"/>
+                  <wp:cNvGraphicFramePr>
+                    <a:graphicFrameLocks xmlns:a="http://schemas.openxmlformats.org/drawingml/2006/main" noChangeAspect="1"/>
+                  </wp:cNvGraphicFramePr>
+                  <a:graphic xmlns:a="http://schemas.openxmlformats.org/drawingml/2006/main">
+                    <a:graphicData uri="http://schemas.openxmlformats.org/drawingml/2006/picture">
+                      <pic:pic xmlns:pic="http://schemas.openxmlformats.org/drawingml/2006/picture">
+                        <pic:nvPicPr>
+                          <pic:cNvPr id="20" name="2026上長執訓.jpg"/>
+                          <pic:cNvPicPr/>
+                        </pic:nvPicPr>
+                        <pic:blipFill>
+                          <a:blip r:embed="rId8" cstate="print">
+                            <a:extLst>
+                              <a:ext uri="{28A0092B-C50C-407E-A947-70E740481C1C}">
+                                <a14:useLocalDpi xmlns:a14="http://schemas.microsoft.com/office/drawing/2010/main" val="0"/>
+                              </a:ext>
+                            </a:extLst>
+                          </a:blip>
+                          <a:stretch>
+                            <a:fillRect/>
+                          </a:stretch>
+                        </pic:blipFill>
+                        <pic:spPr>
+                          <a:xfrm>
+                            <a:off x="0" y="0"/>
+                            <a:ext cx="772522" cy="775650"/>
+                          </a:xfrm>
+                          <a:prstGeom prst="rect">
+                            <a:avLst/>
+                          </a:prstGeom>
+                        </pic:spPr>
+                      </pic:pic>
+                    </a:graphicData>
+                  </a:graphic>
+                  <wp14:sizeRelH relativeFrom="page">
+                    <wp14:pctWidth>0</wp14:pctWidth>
+                  </wp14:sizeRelH>
+                  <wp14:sizeRelV relativeFrom="page">
+                    <wp14:pctHeight>0</wp14:pctHeight>
+                  </wp14:sizeRelV>
+                </wp:anchor>
+              </w:drawing>
+            </w:r>
+            <w:r>
+              <w:rPr>
+                <w:rFonts w:ascii="Segoe UI Symbol" w:eastAsia="標楷體" w:hAnsi="Segoe UI Symbol" w:cs="Segoe UI Symbol"/>
+                <w:w w:val="90"/>
+                <w:sz w:val="26"/>
+                <w:szCs w:val="26"/>
+              </w:rPr>
+              <w:t>★</w:t>
+            </w:r>
+            <w:r>
+              <w:rPr>
                 <w:rFonts w:ascii="Barlow Condensed Medium" w:eastAsia="標楷體" w:hAnsi="Barlow Condensed Medium" w:cs="Segoe UI Symbol" w:hint="eastAsia"/>
                 <w:noProof/>
                 <w:w w:val="90"/>
@@ -1488,7 +1529,7 @@
                 <w:szCs w:val="26"/>
                 <w:lang w:bidi="he-IL"/>
               </w:rPr>
-              <w:t>台北和平長老教會將於</w:t>
+              <w:t>台北中會</w:t>
             </w:r>
             <w:r>
               <w:rPr>
@@ -1499,7 +1540,7 @@
                 <w:szCs w:val="26"/>
                 <w:lang w:bidi="he-IL"/>
               </w:rPr>
-              <w:t>3/8(</w:t>
+              <w:t>2026</w:t>
             </w:r>
             <w:r>
               <w:rPr>
@@ -1510,7 +1551,7 @@
                 <w:szCs w:val="26"/>
                 <w:lang w:bidi="he-IL"/>
               </w:rPr>
-              <w:t>主日</w:t>
+              <w:t>年上半年度初階長執訓練會將於</w:t>
             </w:r>
             <w:r>
               <w:rPr>
@@ -1521,7 +1562,7 @@
                 <w:szCs w:val="26"/>
                 <w:lang w:bidi="he-IL"/>
               </w:rPr>
-              <w:t>)</w:t>
+              <w:t>4/11(</w:t>
             </w:r>
             <w:r>
               <w:rPr>
@@ -1532,7 +1573,7 @@
                 <w:szCs w:val="26"/>
                 <w:lang w:bidi="he-IL"/>
               </w:rPr>
-              <w:t>下午</w:t>
+              <w:t>六</w:t>
             </w:r>
             <w:r>
               <w:rPr>
@@ -1543,7 +1584,7 @@
                 <w:szCs w:val="26"/>
                 <w:lang w:bidi="he-IL"/>
               </w:rPr>
-              <w:t>3:00</w:t>
+              <w:t>)</w:t>
             </w:r>
             <w:r>
               <w:rPr>
@@ -1554,7 +1595,73 @@
                 <w:szCs w:val="26"/>
                 <w:lang w:bidi="he-IL"/>
               </w:rPr>
-              <w:t>舉行林凱倫牧師就任兒青牧師授職感恩禮拜。</w:t>
+              <w:t>上午</w:t>
+            </w:r>
+            <w:r>
+              <w:rPr>
+                <w:rFonts w:ascii="Barlow Condensed Medium" w:eastAsia="標楷體" w:hAnsi="Barlow Condensed Medium" w:cs="Segoe UI Symbol" w:hint="eastAsia"/>
+                <w:noProof/>
+                <w:w w:val="90"/>
+                <w:sz w:val="26"/>
+                <w:szCs w:val="26"/>
+                <w:lang w:bidi="he-IL"/>
+              </w:rPr>
+              <w:t>8:30-12:10</w:t>
+            </w:r>
+            <w:r>
+              <w:rPr>
+                <w:rFonts w:ascii="Barlow Condensed Medium" w:eastAsia="標楷體" w:hAnsi="Barlow Condensed Medium" w:cs="Segoe UI Symbol" w:hint="eastAsia"/>
+                <w:noProof/>
+                <w:w w:val="90"/>
+                <w:sz w:val="26"/>
+                <w:szCs w:val="26"/>
+                <w:lang w:bidi="he-IL"/>
+              </w:rPr>
+              <w:t>在大稻埕教會舉行。報名至</w:t>
+            </w:r>
+            <w:r>
+              <w:rPr>
+                <w:rFonts w:ascii="Barlow Condensed Medium" w:eastAsia="標楷體" w:hAnsi="Barlow Condensed Medium" w:cs="Segoe UI Symbol" w:hint="eastAsia"/>
+                <w:noProof/>
+                <w:w w:val="90"/>
+                <w:sz w:val="26"/>
+                <w:szCs w:val="26"/>
+                <w:lang w:bidi="he-IL"/>
+              </w:rPr>
+              <w:t>4/8(</w:t>
+            </w:r>
+            <w:r>
+              <w:rPr>
+                <w:rFonts w:ascii="Barlow Condensed Medium" w:eastAsia="標楷體" w:hAnsi="Barlow Condensed Medium" w:cs="Segoe UI Symbol" w:hint="eastAsia"/>
+                <w:noProof/>
+                <w:w w:val="90"/>
+                <w:sz w:val="26"/>
+                <w:szCs w:val="26"/>
+                <w:lang w:bidi="he-IL"/>
+              </w:rPr>
+              <w:t>三</w:t>
+            </w:r>
+            <w:r>
+              <w:rPr>
+                <w:rFonts w:ascii="Barlow Condensed Medium" w:eastAsia="標楷體" w:hAnsi="Barlow Condensed Medium" w:cs="Segoe UI Symbol" w:hint="eastAsia"/>
+                <w:noProof/>
+                <w:w w:val="90"/>
+                <w:sz w:val="26"/>
+                <w:szCs w:val="26"/>
+                <w:lang w:bidi="he-IL"/>
+              </w:rPr>
+              <w:t>)</w:t>
+            </w:r>
+            <w:r>
+              <w:rPr>
+                <w:rFonts w:ascii="Barlow Condensed Medium" w:eastAsia="標楷體" w:hAnsi="Barlow Condensed Medium" w:cs="Segoe UI Symbol" w:hint="eastAsia"/>
+                <w:noProof/>
+                <w:w w:val="90"/>
+                <w:sz w:val="26"/>
+                <w:szCs w:val="26"/>
+                <w:lang w:bidi="he-IL"/>
+              </w:rPr>
+              <w:t>。</w:t>
             </w:r>
           </w:p>
         </w:tc>
@@ -1671,7 +1778,74 @@
                 <w:sz w:val="26"/>
                 <w:szCs w:val="26"/>
               </w:rPr>
-              <w:t>2026</w:t>
+              <w:t>今天為婦女節，願　神祝福我們的姊妹們和你們的家。</w:t>
+            </w:r>
+          </w:p>
+        </w:tc>
+      </w:tr>
+      <w:tr>
+        <w:tc>
+          <w:tcPr>
+            <w:tcW w:w="280" w:type="dxa"/>
+          </w:tcPr>
+          <w:p>
+            <w:pPr>
+              <w:snapToGrid w:val="0"/>
+              <w:spacing w:line="300" w:lineRule="exact"/>
+              <w:ind w:rightChars="11" w:right="26"/>
+              <w:jc w:val="right"/>
+              <w:rPr>
+                <w:rFonts w:ascii="Barlow Condensed Medium" w:eastAsia="華康細黑體" w:hAnsi="Barlow Condensed Medium"/>
+                <w:w w:val="90"/>
+                <w:sz w:val="26"/>
+                <w:szCs w:val="26"/>
+              </w:rPr>
+            </w:pPr>
+            <w:r>
+              <w:rPr>
+                <w:rFonts w:ascii="Barlow Condensed Medium" w:eastAsia="華康細黑體" w:hAnsi="Barlow Condensed Medium" w:hint="eastAsia"/>
+                <w:w w:val="90"/>
+                <w:sz w:val="26"/>
+                <w:szCs w:val="26"/>
+              </w:rPr>
+              <w:t>2</w:t>
+            </w:r>
+            <w:r>
+              <w:rPr>
+                <w:rFonts w:ascii="Barlow Condensed Medium" w:eastAsia="華康細黑體" w:hAnsi="Barlow Condensed Medium"/>
+                <w:w w:val="90"/>
+                <w:sz w:val="26"/>
+                <w:szCs w:val="26"/>
+              </w:rPr>
+              <w:t>.</w:t>
+            </w:r>
+          </w:p>
+        </w:tc>
+        <w:tc>
+          <w:tcPr>
+            <w:tcW w:w="5641" w:type="dxa"/>
+          </w:tcPr>
+          <w:p>
+            <w:pPr>
+              <w:kinsoku w:val="0"/>
+              <w:snapToGrid w:val="0"/>
+              <w:spacing w:line="300" w:lineRule="exact"/>
+              <w:jc w:val="both"/>
+              <w:rPr>
+                <w:rFonts w:ascii="Barlow Condensed Medium" w:eastAsia="標楷體" w:hAnsi="Barlow Condensed Medium" w:cs="Segoe UI Symbol"/>
+                <w:w w:val="90"/>
+                <w:sz w:val="26"/>
+                <w:szCs w:val="26"/>
+              </w:rPr>
+            </w:pPr>
+            <w:r>
+              <w:rPr>
+                <w:rFonts w:ascii="Segoe UI Symbol" w:eastAsia="標楷體" w:hAnsi="Segoe UI Symbol" w:cs="Segoe UI Symbol"/>
+                <w:w w:val="90"/>
+                <w:sz w:val="26"/>
+                <w:szCs w:val="26"/>
+              </w:rPr>
+              <w:t>★</w:t>
             </w:r>
             <w:r>
               <w:rPr>
@@ -1680,7 +1854,7 @@
                 <w:sz w:val="26"/>
                 <w:szCs w:val="26"/>
               </w:rPr>
-              <w:t>年的大齋節自</w:t>
+              <w:t>下主日</w:t>
             </w:r>
             <w:r>
               <w:rPr>
@@ -1689,7 +1863,7 @@
                 <w:sz w:val="26"/>
                 <w:szCs w:val="26"/>
               </w:rPr>
-              <w:t>2/18(</w:t>
+              <w:t>(3/15)</w:t>
             </w:r>
             <w:r>
               <w:rPr>
@@ -1698,8 +1872,66 @@
                 <w:sz w:val="26"/>
                 <w:szCs w:val="26"/>
               </w:rPr>
-              <w:t>三</w:t>
-            </w:r>
+              <w:t>為台南神學院奉獻主日，本會與民安教會交換講台。</w:t>
+            </w:r>
+          </w:p>
+        </w:tc>
+      </w:tr>
+      <w:tr>
+        <w:tc>
+          <w:tcPr>
+            <w:tcW w:w="280" w:type="dxa"/>
+          </w:tcPr>
+          <w:p>
+            <w:pPr>
+              <w:snapToGrid w:val="0"/>
+              <w:spacing w:line="300" w:lineRule="exact"/>
+              <w:ind w:rightChars="11" w:right="26"/>
+              <w:jc w:val="right"/>
+              <w:rPr>
+                <w:rFonts w:ascii="Barlow Condensed Medium" w:eastAsia="華康細黑體" w:hAnsi="Barlow Condensed Medium"/>
+                <w:w w:val="90"/>
+                <w:sz w:val="26"/>
+                <w:szCs w:val="26"/>
+              </w:rPr>
+            </w:pPr>
+            <w:r>
+              <w:rPr>
+                <w:rFonts w:ascii="Barlow Condensed Medium" w:eastAsia="華康細黑體" w:hAnsi="Barlow Condensed Medium" w:hint="eastAsia"/>
+                <w:w w:val="90"/>
+                <w:sz w:val="26"/>
+                <w:szCs w:val="26"/>
+              </w:rPr>
+              <w:t>3</w:t>
+            </w:r>
+            <w:r>
+              <w:rPr>
+                <w:rFonts w:ascii="Barlow Condensed Medium" w:eastAsia="華康細黑體" w:hAnsi="Barlow Condensed Medium"/>
+                <w:w w:val="90"/>
+                <w:sz w:val="26"/>
+                <w:szCs w:val="26"/>
+              </w:rPr>
+              <w:t>.</w:t>
+            </w:r>
+          </w:p>
+        </w:tc>
+        <w:tc>
+          <w:tcPr>
+            <w:tcW w:w="5641" w:type="dxa"/>
+          </w:tcPr>
+          <w:p>
+            <w:pPr>
+              <w:kinsoku w:val="0"/>
+              <w:snapToGrid w:val="0"/>
+              <w:spacing w:line="300" w:lineRule="exact"/>
+              <w:jc w:val="both"/>
+              <w:rPr>
+                <w:rFonts w:ascii="Barlow Condensed Medium" w:eastAsia="標楷體" w:hAnsi="Barlow Condensed Medium" w:cs="Segoe UI Symbol"/>
+                <w:w w:val="90"/>
+                <w:sz w:val="26"/>
+                <w:szCs w:val="26"/>
+              </w:rPr>
+            </w:pPr>
             <w:r>
               <w:rPr>
                 <w:rFonts w:ascii="Barlow Condensed Medium" w:eastAsia="標楷體" w:hAnsi="Barlow Condensed Medium" w:cs="Segoe UI Symbol" w:hint="eastAsia"/>
@@ -1707,7 +1939,7 @@
                 <w:sz w:val="26"/>
                 <w:szCs w:val="26"/>
               </w:rPr>
-              <w:t>)</w:t>
+              <w:t>2026</w:t>
             </w:r>
             <w:r>
               <w:rPr>
@@ -1716,7 +1948,7 @@
                 <w:sz w:val="26"/>
                 <w:szCs w:val="26"/>
               </w:rPr>
-              <w:t>起至</w:t>
+              <w:t>年的大齋節代禱活動，</w:t>
             </w:r>
             <w:r>
               <w:rPr>
@@ -1725,7 +1957,7 @@
                 <w:sz w:val="26"/>
                 <w:szCs w:val="26"/>
               </w:rPr>
-              <w:t>4/2(</w:t>
+              <w:t>邀請兄姊</w:t>
             </w:r>
             <w:r>
               <w:rPr>
@@ -1734,8 +1966,66 @@
                 <w:sz w:val="26"/>
                 <w:szCs w:val="26"/>
               </w:rPr>
-              <w:t>四</w:t>
-            </w:r>
+              <w:t>繼續加入。</w:t>
+            </w:r>
+          </w:p>
+        </w:tc>
+      </w:tr>
+      <w:tr>
+        <w:tc>
+          <w:tcPr>
+            <w:tcW w:w="280" w:type="dxa"/>
+          </w:tcPr>
+          <w:p>
+            <w:pPr>
+              <w:snapToGrid w:val="0"/>
+              <w:spacing w:line="300" w:lineRule="exact"/>
+              <w:ind w:rightChars="11" w:right="26"/>
+              <w:jc w:val="right"/>
+              <w:rPr>
+                <w:rFonts w:ascii="Barlow Condensed Medium" w:eastAsia="華康細黑體" w:hAnsi="Barlow Condensed Medium"/>
+                <w:w w:val="90"/>
+                <w:sz w:val="26"/>
+                <w:szCs w:val="26"/>
+              </w:rPr>
+            </w:pPr>
+            <w:r>
+              <w:rPr>
+                <w:rFonts w:ascii="Barlow Condensed Medium" w:eastAsia="華康細黑體" w:hAnsi="Barlow Condensed Medium" w:hint="eastAsia"/>
+                <w:w w:val="90"/>
+                <w:sz w:val="26"/>
+                <w:szCs w:val="26"/>
+              </w:rPr>
+              <w:t>4</w:t>
+            </w:r>
+            <w:r>
+              <w:rPr>
+                <w:rFonts w:ascii="Barlow Condensed Medium" w:eastAsia="華康細黑體" w:hAnsi="Barlow Condensed Medium"/>
+                <w:w w:val="90"/>
+                <w:sz w:val="26"/>
+                <w:szCs w:val="26"/>
+              </w:rPr>
+              <w:t>.</w:t>
+            </w:r>
+          </w:p>
+        </w:tc>
+        <w:tc>
+          <w:tcPr>
+            <w:tcW w:w="5641" w:type="dxa"/>
+          </w:tcPr>
+          <w:p>
+            <w:pPr>
+              <w:kinsoku w:val="0"/>
+              <w:snapToGrid w:val="0"/>
+              <w:spacing w:line="300" w:lineRule="exact"/>
+              <w:jc w:val="both"/>
+              <w:rPr>
+                <w:rFonts w:ascii="Barlow Condensed Medium" w:eastAsia="標楷體" w:hAnsi="Barlow Condensed Medium" w:cs="Segoe UI Symbol"/>
+                <w:w w:val="90"/>
+                <w:sz w:val="26"/>
+                <w:szCs w:val="26"/>
+              </w:rPr>
+            </w:pPr>
             <w:r>
               <w:rPr>
                 <w:rFonts w:ascii="Barlow Condensed Medium" w:eastAsia="標楷體" w:hAnsi="Barlow Condensed Medium" w:cs="Segoe UI Symbol" w:hint="eastAsia"/>
@@ -1743,7 +2033,7 @@
                 <w:sz w:val="26"/>
                 <w:szCs w:val="26"/>
               </w:rPr>
-              <w:t>)</w:t>
+              <w:t>本會國小弱勢家庭陪讀班，每週一</w:t>
             </w:r>
             <w:r>
               <w:rPr>
@@ -1752,7 +2042,7 @@
                 <w:sz w:val="26"/>
                 <w:szCs w:val="26"/>
               </w:rPr>
-              <w:t>止。今年本會舉辦大齋節禁食和代禱活動，兄姊可以</w:t>
+              <w:t>~</w:t>
             </w:r>
             <w:r>
               <w:rPr>
@@ -1761,7 +2051,25 @@
                 <w:sz w:val="26"/>
                 <w:szCs w:val="26"/>
               </w:rPr>
-              <w:t>繼續加入，領取記錄表來參與。</w:t>
+              <w:t>五下午</w:t>
+            </w:r>
+            <w:r>
+              <w:rPr>
+                <w:rFonts w:ascii="Barlow Condensed Medium" w:eastAsia="標楷體" w:hAnsi="Barlow Condensed Medium" w:cs="Segoe UI Symbol" w:hint="eastAsia"/>
+                <w:w w:val="90"/>
+                <w:sz w:val="26"/>
+                <w:szCs w:val="26"/>
+              </w:rPr>
+              <w:t>4:30~7:00</w:t>
+            </w:r>
+            <w:r>
+              <w:rPr>
+                <w:rFonts w:ascii="Barlow Condensed Medium" w:eastAsia="標楷體" w:hAnsi="Barlow Condensed Medium" w:cs="Segoe UI Symbol" w:hint="eastAsia"/>
+                <w:w w:val="90"/>
+                <w:sz w:val="26"/>
+                <w:szCs w:val="26"/>
+              </w:rPr>
+              <w:t>，需要有輪值的輔導老師和備餐人員。意者請洽王牧師。</w:t>
             </w:r>
           </w:p>
         </w:tc>
@@ -1791,155 +2099,7 @@
                 <w:sz w:val="26"/>
                 <w:szCs w:val="26"/>
               </w:rPr>
-              <w:t>2</w:t>
-            </w:r>
-            <w:r>
-              <w:rPr>
-                <w:rFonts w:ascii="Barlow Condensed Medium" w:eastAsia="華康細黑體" w:hAnsi="Barlow Condensed Medium"/>
-                <w:w w:val="90"/>
-                <w:sz w:val="26"/>
-                <w:szCs w:val="26"/>
-              </w:rPr>
-              <w:t>.</w:t>
-            </w:r>
-          </w:p>
-        </w:tc>
-        <w:tc>
-          <w:tcPr>
-            <w:tcW w:w="5641" w:type="dxa"/>
-          </w:tcPr>
-          <w:p>
-            <w:pPr>
-              <w:kinsoku w:val="0"/>
-              <w:snapToGrid w:val="0"/>
-              <w:spacing w:line="300" w:lineRule="exact"/>
-              <w:jc w:val="both"/>
-              <w:rPr>
-                <w:rFonts w:ascii="Barlow Condensed Medium" w:eastAsia="標楷體" w:hAnsi="Barlow Condensed Medium" w:cs="Segoe UI Symbol"/>
-                <w:w w:val="90"/>
-                <w:sz w:val="26"/>
-                <w:szCs w:val="26"/>
-              </w:rPr>
-            </w:pPr>
-            <w:r>
-              <w:rPr>
-                <w:rFonts w:ascii="Segoe UI Symbol" w:eastAsia="標楷體" w:hAnsi="Segoe UI Symbol" w:cs="Segoe UI Symbol"/>
-                <w:w w:val="90"/>
-                <w:sz w:val="26"/>
-                <w:szCs w:val="26"/>
-              </w:rPr>
-              <w:t>★</w:t>
-            </w:r>
-            <w:r>
-              <w:rPr>
-                <w:rFonts w:ascii="Barlow Condensed Medium" w:eastAsia="標楷體" w:hAnsi="Barlow Condensed Medium" w:cs="Segoe UI Symbol" w:hint="eastAsia"/>
-                <w:w w:val="90"/>
-                <w:sz w:val="26"/>
-                <w:szCs w:val="26"/>
-              </w:rPr>
-              <w:t>本會計劃於</w:t>
-            </w:r>
-            <w:r>
-              <w:rPr>
-                <w:rFonts w:ascii="Barlow Condensed Medium" w:eastAsia="標楷體" w:hAnsi="Barlow Condensed Medium" w:cs="Segoe UI Symbol" w:hint="eastAsia"/>
-                <w:w w:val="90"/>
-                <w:sz w:val="26"/>
-                <w:szCs w:val="26"/>
-              </w:rPr>
-              <w:t>114</w:t>
-            </w:r>
-            <w:r>
-              <w:rPr>
-                <w:rFonts w:ascii="Barlow Condensed Medium" w:eastAsia="標楷體" w:hAnsi="Barlow Condensed Medium" w:cs="Segoe UI Symbol" w:hint="eastAsia"/>
-                <w:w w:val="90"/>
-                <w:sz w:val="26"/>
-                <w:szCs w:val="26"/>
-              </w:rPr>
-              <w:t>學年下學期</w:t>
-            </w:r>
-            <w:r>
-              <w:rPr>
-                <w:rFonts w:ascii="Barlow Condensed Medium" w:eastAsia="標楷體" w:hAnsi="Barlow Condensed Medium" w:cs="Segoe UI Symbol" w:hint="eastAsia"/>
-                <w:w w:val="90"/>
-                <w:sz w:val="26"/>
-                <w:szCs w:val="26"/>
-              </w:rPr>
-              <w:t>3-6</w:t>
-            </w:r>
-            <w:r>
-              <w:rPr>
-                <w:rFonts w:ascii="Barlow Condensed Medium" w:eastAsia="標楷體" w:hAnsi="Barlow Condensed Medium" w:cs="Segoe UI Symbol" w:hint="eastAsia"/>
-                <w:w w:val="90"/>
-                <w:sz w:val="26"/>
-                <w:szCs w:val="26"/>
-              </w:rPr>
-              <w:t>月試辦國小弱勢家庭陪讀班，每週一</w:t>
-            </w:r>
-            <w:r>
-              <w:rPr>
-                <w:rFonts w:ascii="Barlow Condensed Medium" w:eastAsia="標楷體" w:hAnsi="Barlow Condensed Medium" w:cs="Segoe UI Symbol" w:hint="eastAsia"/>
-                <w:w w:val="90"/>
-                <w:sz w:val="26"/>
-                <w:szCs w:val="26"/>
-              </w:rPr>
-              <w:t>~</w:t>
-            </w:r>
-            <w:r>
-              <w:rPr>
-                <w:rFonts w:ascii="Barlow Condensed Medium" w:eastAsia="標楷體" w:hAnsi="Barlow Condensed Medium" w:cs="Segoe UI Symbol" w:hint="eastAsia"/>
-                <w:w w:val="90"/>
-                <w:sz w:val="26"/>
-                <w:szCs w:val="26"/>
-              </w:rPr>
-              <w:t>五下午</w:t>
-            </w:r>
-            <w:r>
-              <w:rPr>
-                <w:rFonts w:ascii="Barlow Condensed Medium" w:eastAsia="標楷體" w:hAnsi="Barlow Condensed Medium" w:cs="Segoe UI Symbol" w:hint="eastAsia"/>
-                <w:w w:val="90"/>
-                <w:sz w:val="26"/>
-                <w:szCs w:val="26"/>
-              </w:rPr>
-              <w:t>4:30~7:00</w:t>
-            </w:r>
-            <w:r>
-              <w:rPr>
-                <w:rFonts w:ascii="Barlow Condensed Medium" w:eastAsia="標楷體" w:hAnsi="Barlow Condensed Medium" w:cs="Segoe UI Symbol" w:hint="eastAsia"/>
-                <w:w w:val="90"/>
-                <w:sz w:val="26"/>
-                <w:szCs w:val="26"/>
-              </w:rPr>
-              <w:t>，需要有輪值的輔導老師和備餐人員。意者請洽王牧師。也可幫忙宣傳。</w:t>
-            </w:r>
-          </w:p>
-        </w:tc>
-      </w:tr>
-      <w:tr>
-        <w:tc>
-          <w:tcPr>
-            <w:tcW w:w="280" w:type="dxa"/>
-          </w:tcPr>
-          <w:p>
-            <w:pPr>
-              <w:snapToGrid w:val="0"/>
-              <w:spacing w:line="300" w:lineRule="exact"/>
-              <w:ind w:rightChars="11" w:right="26"/>
-              <w:jc w:val="right"/>
-              <w:rPr>
-                <w:rFonts w:ascii="Barlow Condensed Medium" w:eastAsia="華康細黑體" w:hAnsi="Barlow Condensed Medium"/>
-                <w:w w:val="90"/>
-                <w:sz w:val="26"/>
-                <w:szCs w:val="26"/>
-              </w:rPr>
-            </w:pPr>
-            <w:r>
-              <w:rPr>
-                <w:rFonts w:ascii="Barlow Condensed Medium" w:eastAsia="華康細黑體" w:hAnsi="Barlow Condensed Medium" w:hint="eastAsia"/>
-                <w:w w:val="90"/>
-                <w:sz w:val="26"/>
-                <w:szCs w:val="26"/>
-              </w:rPr>
-              <w:t>3</w:t>
+              <w:t>5</w:t>
             </w:r>
             <w:r>
               <w:rPr>
@@ -2216,7 +2376,7 @@
                 <w:sz w:val="26"/>
                 <w:szCs w:val="26"/>
               </w:rPr>
-              <w:t>)</w:t>
+              <w:t>、伊朗</w:t>
             </w:r>
             <w:r>
               <w:rPr>
@@ -2225,7 +2385,7 @@
                 <w:sz w:val="26"/>
                 <w:szCs w:val="26"/>
               </w:rPr>
-              <w:t>和全球暖化祈求</w:t>
+              <w:t>)</w:t>
             </w:r>
             <w:r>
               <w:rPr>
@@ -2234,7 +2394,7 @@
                 <w:sz w:val="26"/>
                 <w:szCs w:val="26"/>
               </w:rPr>
-              <w:t>平安</w:t>
+              <w:t>和全球暖化祈求</w:t>
             </w:r>
             <w:r>
               <w:rPr>
@@ -2243,7 +2403,7 @@
                 <w:sz w:val="26"/>
                 <w:szCs w:val="26"/>
               </w:rPr>
-              <w:t>、人權和生態永續，願　神公義的國度降臨</w:t>
+              <w:t>平安</w:t>
             </w:r>
             <w:r>
               <w:rPr>
@@ -2252,6 +2412,15 @@
                 <w:sz w:val="26"/>
                 <w:szCs w:val="26"/>
               </w:rPr>
+              <w:t>、人權和生態永續，願　神公義的國度降臨</w:t>
+            </w:r>
+            <w:r>
+              <w:rPr>
+                <w:rFonts w:ascii="Barlow Condensed Medium" w:eastAsia="標楷體" w:hAnsi="Barlow Condensed Medium" w:cstheme="minorHAnsi" w:hint="eastAsia"/>
+                <w:w w:val="90"/>
+                <w:sz w:val="26"/>
+                <w:szCs w:val="26"/>
+              </w:rPr>
               <w:t>。</w:t>
             </w:r>
           </w:p>
@@ -2644,6 +2813,151 @@
                 <w:szCs w:val="26"/>
               </w:rPr>
               <w:t>為本會參加今年會考、學測、統測的學子代禱。</w:t>
+            </w:r>
+          </w:p>
+        </w:tc>
+      </w:tr>
+      <w:tr>
+        <w:tc>
+          <w:tcPr>
+            <w:tcW w:w="266" w:type="dxa"/>
+            <w:tcMar>
+              <w:left w:w="28" w:type="dxa"/>
+              <w:right w:w="28" w:type="dxa"/>
+            </w:tcMar>
+          </w:tcPr>
+          <w:p>
+            <w:pPr>
+              <w:snapToGrid w:val="0"/>
+              <w:spacing w:line="300" w:lineRule="exact"/>
+              <w:jc w:val="right"/>
+              <w:rPr>
+                <w:rFonts w:ascii="Barlow Condensed Medium" w:eastAsia="標楷體" w:hAnsi="Barlow Condensed Medium" w:cstheme="minorHAnsi"/>
+                <w:w w:val="90"/>
+                <w:sz w:val="26"/>
+                <w:szCs w:val="26"/>
+              </w:rPr>
+            </w:pPr>
+            <w:r>
+              <w:rPr>
+                <w:rFonts w:ascii="Barlow Condensed Medium" w:eastAsia="標楷體" w:hAnsi="Barlow Condensed Medium" w:cstheme="minorHAnsi" w:hint="eastAsia"/>
+                <w:w w:val="90"/>
+                <w:sz w:val="26"/>
+                <w:szCs w:val="26"/>
+              </w:rPr>
+              <w:t>6</w:t>
+            </w:r>
+            <w:r>
+              <w:rPr>
+                <w:rFonts w:ascii="Barlow Condensed Medium" w:eastAsia="標楷體" w:hAnsi="Barlow Condensed Medium" w:cstheme="minorHAnsi" w:hint="eastAsia"/>
+                <w:w w:val="90"/>
+                <w:sz w:val="26"/>
+                <w:szCs w:val="26"/>
+              </w:rPr>
+              <w:t>.</w:t>
+            </w:r>
+          </w:p>
+        </w:tc>
+        <w:tc>
+          <w:tcPr>
+            <w:tcW w:w="5669" w:type="dxa"/>
+            <w:tcMar>
+              <w:left w:w="28" w:type="dxa"/>
+              <w:right w:w="28" w:type="dxa"/>
+            </w:tcMar>
+          </w:tcPr>
+          <w:p>
+            <w:pPr>
+              <w:snapToGrid w:val="0"/>
+              <w:spacing w:line="300" w:lineRule="exact"/>
+              <w:jc w:val="both"/>
+              <w:rPr>
+                <w:rFonts w:ascii="Barlow Condensed Medium" w:eastAsia="標楷體" w:hAnsi="Barlow Condensed Medium" w:cstheme="minorHAnsi"/>
+                <w:w w:val="90"/>
+                <w:sz w:val="26"/>
+                <w:szCs w:val="26"/>
+              </w:rPr>
+            </w:pPr>
+            <w:r>
+              <w:rPr>
+                <w:rFonts w:ascii="Segoe UI Symbol" w:eastAsia="標楷體" w:hAnsi="Segoe UI Symbol" w:cs="Segoe UI Symbol"/>
+                <w:w w:val="90"/>
+                <w:sz w:val="26"/>
+                <w:szCs w:val="26"/>
+              </w:rPr>
+              <w:t>★</w:t>
+            </w:r>
+            <w:r>
+              <w:rPr>
+                <w:rFonts w:ascii="Barlow Condensed Medium" w:eastAsia="標楷體" w:hAnsi="Barlow Condensed Medium" w:cstheme="minorHAnsi" w:hint="eastAsia"/>
+                <w:w w:val="90"/>
+                <w:sz w:val="26"/>
+                <w:szCs w:val="26"/>
+              </w:rPr>
+              <w:t>大齋節代禱項目：</w:t>
+            </w:r>
+            <w:r>
+              <w:rPr>
+                <w:rFonts w:ascii="Barlow Condensed Medium" w:eastAsia="標楷體" w:hAnsi="Barlow Condensed Medium" w:cstheme="minorHAnsi" w:hint="eastAsia"/>
+                <w:w w:val="90"/>
+                <w:sz w:val="26"/>
+                <w:szCs w:val="26"/>
+              </w:rPr>
+              <w:t>1)</w:t>
+            </w:r>
+            <w:r>
+              <w:rPr>
+                <w:rFonts w:ascii="Barlow Condensed Medium" w:eastAsia="標楷體" w:hAnsi="Barlow Condensed Medium" w:cstheme="minorHAnsi" w:hint="eastAsia"/>
+                <w:w w:val="90"/>
+                <w:sz w:val="26"/>
+                <w:szCs w:val="26"/>
+              </w:rPr>
+              <w:t>為慕道友、家人歸主洗禮</w:t>
+            </w:r>
+            <w:r>
+              <w:rPr>
+                <w:rFonts w:ascii="Barlow Condensed Medium" w:eastAsia="標楷體" w:hAnsi="Barlow Condensed Medium" w:cstheme="minorHAnsi" w:hint="eastAsia"/>
+                <w:w w:val="90"/>
+                <w:sz w:val="26"/>
+                <w:szCs w:val="26"/>
+              </w:rPr>
+              <w:t>。</w:t>
+            </w:r>
+            <w:r>
+              <w:rPr>
+                <w:rFonts w:ascii="Barlow Condensed Medium" w:eastAsia="標楷體" w:hAnsi="Barlow Condensed Medium" w:cstheme="minorHAnsi" w:hint="eastAsia"/>
+                <w:w w:val="90"/>
+                <w:sz w:val="26"/>
+                <w:szCs w:val="26"/>
+              </w:rPr>
+              <w:t>2)</w:t>
+            </w:r>
+            <w:r>
+              <w:rPr>
+                <w:rFonts w:ascii="Barlow Condensed Medium" w:eastAsia="標楷體" w:hAnsi="Barlow Condensed Medium" w:cstheme="minorHAnsi" w:hint="eastAsia"/>
+                <w:w w:val="90"/>
+                <w:sz w:val="26"/>
+                <w:szCs w:val="26"/>
+              </w:rPr>
+              <w:t>開辦弱勢學童陪讀班。</w:t>
+            </w:r>
+            <w:r>
+              <w:rPr>
+                <w:rFonts w:ascii="Barlow Condensed Medium" w:eastAsia="標楷體" w:hAnsi="Barlow Condensed Medium" w:cstheme="minorHAnsi" w:hint="eastAsia"/>
+                <w:w w:val="90"/>
+                <w:sz w:val="26"/>
+                <w:szCs w:val="26"/>
+              </w:rPr>
+              <w:t>3)</w:t>
+            </w:r>
+            <w:r>
+              <w:rPr>
+                <w:rFonts w:ascii="Barlow Condensed Medium" w:eastAsia="標楷體" w:hAnsi="Barlow Condensed Medium" w:cstheme="minorHAnsi" w:hint="eastAsia"/>
+                <w:w w:val="90"/>
+                <w:sz w:val="26"/>
+                <w:szCs w:val="26"/>
+              </w:rPr>
+              <w:t>求　神引領個人的信仰和生命成長。</w:t>
             </w:r>
           </w:p>
         </w:tc>
@@ -2825,7 +3139,7 @@
               <w:spacing w:line="300" w:lineRule="exact"/>
               <w:jc w:val="center"/>
               <w:rPr>
-                <w:rFonts w:ascii="Barlow Condensed Medium" w:eastAsia="標楷體" w:hAnsi="Barlow Condensed Medium" w:cstheme="minorHAnsi"/>
+                <w:rFonts w:ascii="Barlow Condensed Medium" w:eastAsia="華康儷中黑" w:hAnsi="Barlow Condensed Medium" w:cstheme="minorHAnsi"/>
                 <w:w w:val="90"/>
                 <w:sz w:val="26"/>
                 <w:szCs w:val="26"/>
@@ -2851,9 +3165,76 @@
                 <w:sz w:val="26"/>
                 <w:szCs w:val="26"/>
               </w:rPr>
-              <w:t>2</w:t>
-            </w:r>
-            <w:r>
+              <w:t>月</w:t>
+            </w:r>
+          </w:p>
+        </w:tc>
+        <w:tc>
+          <w:tcPr>
+            <w:tcW w:w="5599" w:type="dxa"/>
+            <w:tcMar>
+              <w:left w:w="28" w:type="dxa"/>
+              <w:right w:w="28" w:type="dxa"/>
+            </w:tcMar>
+          </w:tcPr>
+          <w:p>
+            <w:pPr>
+              <w:kinsoku w:val="0"/>
+              <w:snapToGrid w:val="0"/>
+              <w:spacing w:line="300" w:lineRule="exact"/>
+              <w:jc w:val="both"/>
+              <w:rPr>
+                <w:rFonts w:ascii="Barlow Condensed Medium" w:eastAsia="標楷體" w:hAnsi="Barlow Condensed Medium" w:cstheme="minorHAnsi"/>
+                <w:w w:val="90"/>
+                <w:sz w:val="26"/>
+                <w:szCs w:val="26"/>
+              </w:rPr>
+            </w:pPr>
+            <w:r>
+              <w:rPr>
+                <w:rFonts w:ascii="Barlow Condensed Medium" w:eastAsia="標楷體" w:hAnsi="Barlow Condensed Medium" w:cstheme="minorHAnsi" w:hint="eastAsia"/>
+                <w:w w:val="90"/>
+                <w:sz w:val="26"/>
+                <w:szCs w:val="26"/>
+              </w:rPr>
+              <w:t>林淑雲、王聖</w:t>
+            </w:r>
+            <w:r>
+              <w:rPr>
+                <w:rFonts w:ascii="Barlow Condensed Medium" w:eastAsia="標楷體" w:hAnsi="Barlow Condensed Medium" w:cstheme="minorHAnsi" w:hint="eastAsia"/>
+                <w:w w:val="90"/>
+                <w:sz w:val="26"/>
+                <w:szCs w:val="26"/>
+              </w:rPr>
+              <w:t>崴</w:t>
+            </w:r>
+            <w:r>
+              <w:rPr>
+                <w:rFonts w:ascii="Barlow Condensed Medium" w:eastAsia="標楷體" w:hAnsi="Barlow Condensed Medium" w:cstheme="minorHAnsi" w:hint="eastAsia"/>
+                <w:w w:val="90"/>
+                <w:sz w:val="26"/>
+                <w:szCs w:val="26"/>
+              </w:rPr>
+              <w:t>。</w:t>
+            </w:r>
+          </w:p>
+        </w:tc>
+      </w:tr>
+      <w:tr>
+        <w:tc>
+          <w:tcPr>
+            <w:tcW w:w="336" w:type="dxa"/>
+            <w:tcMar>
+              <w:left w:w="28" w:type="dxa"/>
+              <w:right w:w="28" w:type="dxa"/>
+            </w:tcMar>
+            <w:vAlign w:val="center"/>
+          </w:tcPr>
+          <w:p>
+            <w:pPr>
+              <w:snapToGrid w:val="0"/>
+              <w:spacing w:line="300" w:lineRule="exact"/>
+              <w:jc w:val="center"/>
               <w:rPr>
                 <w:rFonts w:ascii="Barlow Condensed Medium" w:eastAsia="華康儷中黑" w:hAnsi="Barlow Condensed Medium" w:cstheme="minorHAnsi"/>
                 <w:b/>
@@ -2862,73 +3243,6 @@
                 <w:sz w:val="26"/>
                 <w:szCs w:val="26"/>
               </w:rPr>
-              <w:t>月</w:t>
-            </w:r>
-          </w:p>
-        </w:tc>
-        <w:tc>
-          <w:tcPr>
-            <w:tcW w:w="5599" w:type="dxa"/>
-            <w:tcMar>
-              <w:left w:w="28" w:type="dxa"/>
-              <w:right w:w="28" w:type="dxa"/>
-            </w:tcMar>
-          </w:tcPr>
-          <w:p>
-            <w:pPr>
-              <w:kinsoku w:val="0"/>
-              <w:snapToGrid w:val="0"/>
-              <w:spacing w:line="300" w:lineRule="exact"/>
-              <w:jc w:val="both"/>
-              <w:rPr>
-                <w:rFonts w:ascii="Barlow Condensed Medium" w:eastAsia="標楷體" w:hAnsi="Barlow Condensed Medium" w:cstheme="minorHAnsi"/>
-                <w:w w:val="90"/>
-                <w:sz w:val="26"/>
-                <w:szCs w:val="26"/>
-              </w:rPr>
-            </w:pPr>
-            <w:r>
-              <w:rPr>
-                <w:rFonts w:ascii="Barlow Condensed Medium" w:eastAsia="標楷體" w:hAnsi="Barlow Condensed Medium" w:cstheme="minorHAnsi" w:hint="eastAsia"/>
-                <w:w w:val="90"/>
-                <w:sz w:val="26"/>
-                <w:szCs w:val="26"/>
-              </w:rPr>
-              <w:t>張兆嘉</w:t>
-            </w:r>
-            <w:r>
-              <w:rPr>
-                <w:rFonts w:ascii="Barlow Condensed Medium" w:eastAsia="標楷體" w:hAnsi="Barlow Condensed Medium" w:cstheme="minorHAnsi" w:hint="eastAsia"/>
-                <w:w w:val="90"/>
-                <w:sz w:val="26"/>
-                <w:szCs w:val="26"/>
-              </w:rPr>
-              <w:t>。</w:t>
-            </w:r>
-          </w:p>
-        </w:tc>
-      </w:tr>
-      <w:tr>
-        <w:tc>
-          <w:tcPr>
-            <w:tcW w:w="336" w:type="dxa"/>
-            <w:tcMar>
-              <w:left w:w="28" w:type="dxa"/>
-              <w:right w:w="28" w:type="dxa"/>
-            </w:tcMar>
-            <w:vAlign w:val="center"/>
-          </w:tcPr>
-          <w:p>
-            <w:pPr>
-              <w:snapToGrid w:val="0"/>
-              <w:spacing w:line="300" w:lineRule="exact"/>
-              <w:jc w:val="center"/>
-              <w:rPr>
-                <w:rFonts w:ascii="Barlow Condensed Medium" w:eastAsia="華康儷中黑" w:hAnsi="Barlow Condensed Medium" w:cstheme="minorHAnsi"/>
-                <w:w w:val="90"/>
-                <w:sz w:val="26"/>
-                <w:szCs w:val="26"/>
-              </w:rPr>
             </w:pPr>
             <w:r>
               <w:rPr>
@@ -2939,7 +3253,7 @@
                 <w:sz w:val="26"/>
                 <w:szCs w:val="26"/>
               </w:rPr>
-              <w:t>1</w:t>
+              <w:t>2</w:t>
             </w:r>
             <w:r>
               <w:rPr>
@@ -2982,7 +3296,7 @@
                 <w:sz w:val="26"/>
                 <w:szCs w:val="26"/>
               </w:rPr>
-              <w:t>林淑雲、王聖</w:t>
+              <w:t>楊陳素嬌</w:t>
             </w:r>
             <w:r>
               <w:rPr>
@@ -2991,7 +3305,16 @@
                 <w:sz w:val="26"/>
                 <w:szCs w:val="26"/>
               </w:rPr>
-              <w:t>崴</w:t>
+              <w:t>、</w:t>
+            </w:r>
+            <w:r>
+              <w:rPr>
+                <w:rFonts w:ascii="Barlow Condensed Medium" w:eastAsia="標楷體" w:hAnsi="Barlow Condensed Medium" w:cstheme="minorHAnsi" w:hint="eastAsia"/>
+                <w:w w:val="90"/>
+                <w:sz w:val="26"/>
+                <w:szCs w:val="26"/>
+              </w:rPr>
+              <w:t>賴玟玲</w:t>
             </w:r>
             <w:r>
               <w:rPr>
@@ -3038,7 +3361,7 @@
                 <w:sz w:val="26"/>
                 <w:szCs w:val="26"/>
               </w:rPr>
-              <w:t>2</w:t>
+              <w:t>3</w:t>
             </w:r>
             <w:r>
               <w:rPr>
@@ -3081,7 +3404,7 @@
                 <w:sz w:val="26"/>
                 <w:szCs w:val="26"/>
               </w:rPr>
-              <w:t>楊陳素嬌</w:t>
+              <w:t>張兆嘉、鍾巧萍、</w:t>
             </w:r>
             <w:r>
               <w:rPr>
@@ -3090,7 +3413,7 @@
                 <w:sz w:val="26"/>
                 <w:szCs w:val="26"/>
               </w:rPr>
-              <w:t>、</w:t>
+              <w:t>張</w:t>
             </w:r>
             <w:r>
               <w:rPr>
@@ -3099,16 +3422,7 @@
                 <w:sz w:val="26"/>
                 <w:szCs w:val="26"/>
               </w:rPr>
-              <w:t>賴玟玲</w:t>
-            </w:r>
-            <w:r>
-              <w:rPr>
-                <w:rFonts w:ascii="Barlow Condensed Medium" w:eastAsia="標楷體" w:hAnsi="Barlow Condensed Medium" w:cstheme="minorHAnsi" w:hint="eastAsia"/>
-                <w:w w:val="90"/>
-                <w:sz w:val="26"/>
-                <w:szCs w:val="26"/>
-              </w:rPr>
-              <w:t>。</w:t>
+              <w:t>雪娥。</w:t>
             </w:r>
           </w:p>
         </w:tc>
@@ -3278,7 +3592,7 @@
         <w:spacing w:line="300" w:lineRule="exact"/>
         <w:ind w:leftChars="0" w:left="360"/>
         <w:rPr>
-          <w:rFonts w:ascii="Barlow Condensed Medium" w:eastAsia="標楷體" w:hAnsi="Barlow Condensed Medium" w:cs="Arial" w:hint="eastAsia"/>
+          <w:rFonts w:ascii="Barlow Condensed Medium" w:eastAsia="標楷體" w:hAnsi="Barlow Condensed Medium" w:cs="Arial"/>
           <w:bCs/>
           <w:w w:val="72"/>
           <w:kern w:val="0"/>
@@ -3390,7 +3704,7 @@
         <w:spacing w:line="300" w:lineRule="exact"/>
         <w:ind w:leftChars="0" w:left="360"/>
         <w:rPr>
-          <w:rFonts w:ascii="Barlow Condensed Medium" w:eastAsia="標楷體" w:hAnsi="Barlow Condensed Medium" w:cs="Arial" w:hint="eastAsia"/>
+          <w:rFonts w:ascii="Barlow Condensed Medium" w:eastAsia="標楷體" w:hAnsi="Barlow Condensed Medium" w:cs="Arial"/>
           <w:bCs/>
           <w:w w:val="72"/>
           <w:kern w:val="0"/>
@@ -3502,7 +3816,7 @@
         <w:spacing w:line="300" w:lineRule="exact"/>
         <w:ind w:leftChars="0" w:left="360"/>
         <w:rPr>
-          <w:rFonts w:ascii="Barlow Condensed Medium" w:eastAsia="標楷體" w:hAnsi="Barlow Condensed Medium" w:cs="Arial" w:hint="eastAsia"/>
+          <w:rFonts w:ascii="Barlow Condensed Medium" w:eastAsia="標楷體" w:hAnsi="Barlow Condensed Medium" w:cs="Arial"/>
           <w:bCs/>
           <w:w w:val="72"/>
           <w:kern w:val="0"/>
@@ -3614,7 +3928,7 @@
         <w:spacing w:line="300" w:lineRule="exact"/>
         <w:ind w:leftChars="0" w:left="360"/>
         <w:rPr>
-          <w:rFonts w:ascii="Barlow Condensed Medium" w:eastAsia="標楷體" w:hAnsi="Barlow Condensed Medium" w:cs="Arial" w:hint="eastAsia"/>
+          <w:rFonts w:ascii="Barlow Condensed Medium" w:eastAsia="標楷體" w:hAnsi="Barlow Condensed Medium" w:cs="Arial"/>
           <w:bCs/>
           <w:w w:val="72"/>
           <w:kern w:val="0"/>
@@ -3771,6 +4085,7 @@
       <w:r>
         <w:rPr>
           <w:noProof/>
+          <w:lang w:bidi="he-IL"/>
         </w:rPr>
         <mc:AlternateContent>
           <mc:Choice Requires="wpg">
@@ -3808,7 +4123,7 @@
                           </pic:cNvPicPr>
                         </pic:nvPicPr>
                         <pic:blipFill>
-                          <a:blip r:embed="rId8" cstate="print">
+                          <a:blip r:embed="rId9" cstate="print">
                             <a:extLst>
                               <a:ext uri="{28A0092B-C50C-407E-A947-70E740481C1C}">
                                 <a14:useLocalDpi xmlns:a14="http://schemas.microsoft.com/office/drawing/2010/main" val="0"/>
@@ -3932,7 +4247,7 @@
           </mc:Choice>
           <mc:Fallback>
             <w:pict>
-              <v:group w14:anchorId="789743EB" id="群組 21" o:spid="_x0000_s1026" style="position:absolute;margin-left:538.15pt;margin-top:28.9pt;width:134.65pt;height:261.65pt;z-index:251667968;mso-position-horizontal-relative:page;mso-position-vertical-relative:page;mso-width-relative:margin;mso-height-relative:margin" coordsize="17094,33223" o:gfxdata="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">
+              <v:group w14:anchorId="789743EB" id="群組 21" o:spid="_x0000_s1026" style="position:absolute;margin-left:538.15pt;margin-top:28.9pt;width:134.65pt;height:261.65pt;z-index:251667968;mso-position-horizontal-relative:page;mso-position-vertical-relative:page;mso-width-relative:margin;mso-height-relative:margin" coordsize="17094,33223" o:gfxdata="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">
                 <v:shapetype id="_x0000_t75" coordsize="21600,21600" o:spt="75" o:preferrelative="t" path="m@4@5l@4@11@9@11@9@5xe" filled="f" stroked="f">
                   <v:stroke joinstyle="miter"/>
                   <v:formulas>
@@ -3952,10 +4267,11 @@
                   <v:path o:extrusionok="f" gradientshapeok="t" o:connecttype="rect"/>
                   <o:lock v:ext="edit" aspectratio="t"/>
                 </v:shapetype>
-                <v:shape id="圖片 18" o:spid="_x0000_s1027" type="#_x0000_t75" style="position:absolute;left:-8065;top:8065;width:33223;height:17094;rotation:90;visibility:visible;mso-wrap-style:square" o:gfxdata="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">
-                  <v:imagedata r:id="rId9" o:title=""/>
+                <v:shape id="圖片 18" o:spid="_x0000_s1027" type="#_x0000_t75" style="position:absolute;left:-8065;top:8065;width:33223;height:17094;rotation:90;visibility:visible;mso-wrap-style:square" o:gfxdata="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">
+                  <v:imagedata r:id="rId10" o:title=""/>
+                  <v:path arrowok="t"/>
                 </v:shape>
-                <v:roundrect id="圓角矩形 7" o:spid="_x0000_s1028" style="position:absolute;left:1666;top:2875;width:14086;height:28296;visibility:visible;mso-wrap-style:square;v-text-anchor:top" arcsize="3131f" o:gfxdata="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" filled="f" stroked="f" strokeweight="2.5pt">
+                <v:roundrect id="圓角矩形 7" o:spid="_x0000_s1028" style="position:absolute;left:1666;top:2875;width:14086;height:28296;visibility:visible;mso-wrap-style:square;v-text-anchor:top" arcsize="3131f" o:gfxdata="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" filled="f" stroked="f" strokeweight="2.5pt">
                   <v:stroke joinstyle="miter"/>
                   <v:textbox style="layout-flow:vertical-ideographic" inset="1mm,1mm,1mm,1mm">
                     <w:txbxContent>
@@ -4015,6 +4331,7 @@
       <w:r>
         <w:rPr>
           <w:noProof/>
+          <w:lang w:bidi="he-IL"/>
         </w:rPr>
         <w:drawing>
           <wp:anchor distT="0" distB="0" distL="114300" distR="114300" simplePos="0" relativeHeight="251659776" behindDoc="0" locked="0" layoutInCell="1" allowOverlap="1" wp14:anchorId="0030E694" wp14:editId="3C148A93">
@@ -4040,7 +4357,7 @@
                     <pic:cNvPicPr/>
                   </pic:nvPicPr>
                   <pic:blipFill>
-                    <a:blip r:embed="rId10" cstate="print">
+                    <a:blip r:embed="rId11" cstate="print">
                       <a:extLst>
                         <a:ext uri="{28A0092B-C50C-407E-A947-70E740481C1C}">
                           <a14:useLocalDpi xmlns:a14="http://schemas.microsoft.com/office/drawing/2010/main" val="0"/>
@@ -4075,6 +4392,7 @@
       <w:r>
         <w:rPr>
           <w:noProof/>
+          <w:lang w:bidi="he-IL"/>
         </w:rPr>
         <w:drawing>
           <wp:anchor distT="0" distB="0" distL="114300" distR="114300" simplePos="0" relativeHeight="251652608" behindDoc="0" locked="0" layoutInCell="1" allowOverlap="1" wp14:anchorId="7EAAEB92" wp14:editId="295EDA5B">
@@ -4100,7 +4418,7 @@
                     <pic:cNvPicPr/>
                   </pic:nvPicPr>
                   <pic:blipFill>
-                    <a:blip r:embed="rId11" cstate="print">
+                    <a:blip r:embed="rId12" cstate="print">
                       <a:extLst>
                         <a:ext uri="{28A0092B-C50C-407E-A947-70E740481C1C}">
                           <a14:useLocalDpi xmlns:a14="http://schemas.microsoft.com/office/drawing/2010/main" val="0"/>
@@ -4155,6 +4473,7 @@
       <w:r>
         <w:rPr>
           <w:noProof/>
+          <w:lang w:bidi="he-IL"/>
         </w:rPr>
         <mc:AlternateContent>
           <mc:Choice Requires="wpg">
@@ -5959,12 +6278,12 @@
           </mc:Choice>
           <mc:Fallback>
             <w:pict>
-              <v:group w14:anchorId="5DF93223" id="群組 24" o:spid="_x0000_s1029" style="position:absolute;margin-left:533.85pt;margin-top:298.55pt;width:140.3pt;height:259.35pt;z-index:251663872;mso-position-horizontal-relative:page;mso-position-vertical-relative:page;mso-width-relative:margin;mso-height-relative:margin" coordsize="17818,32941" o:gfxdata="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">
+              <v:group w14:anchorId="5DF93223" id="群組 24" o:spid="_x0000_s1029" style="position:absolute;margin-left:533.85pt;margin-top:298.55pt;width:140.3pt;height:259.35pt;z-index:251663872;mso-position-horizontal-relative:page;mso-position-vertical-relative:page;mso-width-relative:margin;mso-height-relative:margin" coordsize="17818,32941" o:gfxdata="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">
                 <v:shapetype id="_x0000_t202" coordsize="21600,21600" o:spt="202" path="m,l,21600r21600,l21600,xe">
                   <v:stroke joinstyle="miter"/>
                   <v:path gradientshapeok="t" o:connecttype="rect"/>
                 </v:shapetype>
-                <v:shape id="_x0000_s1030" type="#_x0000_t202" style="position:absolute;left:351;top:293;width:17279;height:32590;visibility:visible;mso-wrap-style:square;v-text-anchor:top" o:gfxdata="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" stroked="f">
+                <v:shape id="_x0000_s1030" type="#_x0000_t202" style="position:absolute;left:351;top:293;width:17279;height:32590;visibility:visible;mso-wrap-style:square;v-text-anchor:top" o:gfxdata="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" stroked="f">
                   <v:textbox inset="0,0,0,0">
                     <w:txbxContent>
                       <w:p>
@@ -7654,7 +7973,7 @@
                     </w:txbxContent>
                   </v:textbox>
                 </v:shape>
-                <v:roundrect id="圓角矩形 5" o:spid="_x0000_s1031" style="position:absolute;width:17818;height:32941;visibility:visible;mso-wrap-style:square;v-text-anchor:middle" arcsize="2169f" o:gfxdata="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" filled="f" strokecolor="#5a5a5a [2109]" strokeweight="2.5pt">
+                <v:roundrect id="圓角矩形 5" o:spid="_x0000_s1031" style="position:absolute;width:17818;height:32941;visibility:visible;mso-wrap-style:square;v-text-anchor:middle" arcsize="2169f" o:gfxdata="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" filled="f" strokecolor="#5a5a5a [2109]" strokeweight="2.5pt">
                   <v:stroke joinstyle="miter"/>
                 </v:roundrect>
                 <w10:wrap anchorx="page" anchory="page"/>
@@ -7711,6 +8030,7 @@
         <w:rPr>
           <w:rFonts w:ascii="Barlow Condensed Medium" w:hAnsi="Barlow Condensed Medium"/>
           <w:noProof/>
+          <w:lang w:bidi="he-IL"/>
         </w:rPr>
         <mc:AlternateContent>
           <mc:Choice Requires="wpg">
@@ -8691,8 +9011,8 @@
           </mc:Choice>
           <mc:Fallback>
             <w:pict>
-              <v:group w14:anchorId="0AB0FEB2" id="群組 19" o:spid="_x0000_s1032" style="position:absolute;left:0;text-align:left;margin-left:534.4pt;margin-top:567.3pt;width:140.6pt;height:130.1pt;z-index:251646464;mso-position-horizontal-relative:page;mso-position-vertical-relative:page;mso-width-relative:margin;mso-height-relative:margin" coordorigin="108" coordsize="17868,16510" o:gfxdata="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">
-                <v:shape id="_x0000_s1033" type="#_x0000_t202" style="position:absolute;left:317;top:444;width:17634;height:15621;visibility:visible;mso-wrap-style:square;v-text-anchor:top" o:gfxdata="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" stroked="f">
+              <v:group w14:anchorId="0AB0FEB2" id="群組 19" o:spid="_x0000_s1032" style="position:absolute;left:0;text-align:left;margin-left:534.4pt;margin-top:567.3pt;width:140.6pt;height:130.1pt;z-index:251646464;mso-position-horizontal-relative:page;mso-position-vertical-relative:page;mso-width-relative:margin;mso-height-relative:margin" coordorigin="108" coordsize="17868,16510" o:gfxdata="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">
+                <v:shape id="_x0000_s1033" type="#_x0000_t202" style="position:absolute;left:317;top:444;width:17634;height:15621;visibility:visible;mso-wrap-style:square;v-text-anchor:top" o:gfxdata="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" stroked="f">
                   <v:textbox inset="0,0,0,0">
                     <w:txbxContent>
                       <w:p>
@@ -9558,7 +9878,7 @@
                     </w:txbxContent>
                   </v:textbox>
                 </v:shape>
-                <v:roundrect id="圓角矩形 25" o:spid="_x0000_s1034" style="position:absolute;left:108;width:17869;height:16510;visibility:visible;mso-wrap-style:square;v-text-anchor:middle" arcsize="4542f" o:gfxdata="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" filled="f" strokecolor="#5a5a5a [2109]" strokeweight="2.5pt">
+                <v:roundrect id="圓角矩形 25" o:spid="_x0000_s1034" style="position:absolute;left:108;width:17869;height:16510;visibility:visible;mso-wrap-style:square;v-text-anchor:middle" arcsize="4542f" o:gfxdata="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" filled="f" strokecolor="#5a5a5a [2109]" strokeweight="2.5pt">
                   <v:stroke joinstyle="miter"/>
                 </v:roundrect>
                 <w10:wrap anchorx="page" anchory="page"/>
@@ -9605,6 +9925,7 @@
         <w:rPr>
           <w:rFonts w:ascii="Barlow Condensed Medium" w:hAnsi="Barlow Condensed Medium"/>
           <w:noProof/>
+          <w:lang w:bidi="he-IL"/>
         </w:rPr>
         <mc:AlternateContent>
           <mc:Choice Requires="wps">
@@ -9726,7 +10047,7 @@
           </mc:Choice>
           <mc:Fallback>
             <w:pict>
-              <v:shape w14:anchorId="76BD7DFF" id="文字方塊 2" o:spid="_x0000_s1035" type="#_x0000_t202" style="position:absolute;margin-left:31.4pt;margin-top:-54.1pt;width:109.8pt;height:110.6pt;z-index:251674112;visibility:visible;mso-wrap-style:square;mso-width-percent:0;mso-height-percent:200;mso-wrap-distance-left:9pt;mso-wrap-distance-top:3.6pt;mso-wrap-distance-right:9pt;mso-wrap-distance-bottom:3.6pt;mso-position-horizontal:absolute;mso-position-horizontal-relative:text;mso-position-vertical:absolute;mso-position-vertical-relative:text;mso-width-percent:0;mso-height-percent:200;mso-width-relative:margin;mso-height-relative:margin;v-text-anchor:top" o:gfxdata="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" filled="f" stroked="f">
+              <v:shape w14:anchorId="76BD7DFF" id="文字方塊 2" o:spid="_x0000_s1035" type="#_x0000_t202" style="position:absolute;margin-left:31.4pt;margin-top:-54.1pt;width:109.8pt;height:110.6pt;z-index:251674112;visibility:visible;mso-wrap-style:square;mso-width-percent:0;mso-height-percent:200;mso-wrap-distance-left:9pt;mso-wrap-distance-top:3.6pt;mso-wrap-distance-right:9pt;mso-wrap-distance-bottom:3.6pt;mso-position-horizontal:absolute;mso-position-horizontal-relative:text;mso-position-vertical:absolute;mso-position-vertical-relative:text;mso-width-percent:0;mso-height-percent:200;mso-width-relative:margin;mso-height-relative:margin;v-text-anchor:top" o:gfxdata="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" filled="f" stroked="f">
                 <v:textbox style="mso-fit-shape-to-text:t" inset="1mm,1mm,1mm,1mm">
                   <w:txbxContent>
                     <w:p>
@@ -9827,6 +10148,7 @@
         <w:rPr>
           <w:rFonts w:ascii="Barlow Condensed Medium" w:hAnsi="Barlow Condensed Medium"/>
           <w:noProof/>
+          <w:lang w:bidi="he-IL"/>
         </w:rPr>
         <mc:AlternateContent>
           <mc:Choice Requires="wps">
@@ -9925,7 +10247,7 @@
           </mc:Choice>
           <mc:Fallback>
             <w:pict>
-              <v:roundrect w14:anchorId="4775AEF3" id="圓角矩形 12" o:spid="_x0000_s1036" style="position:absolute;margin-left:-.9pt;margin-top:16.35pt;width:49.3pt;height:15.45pt;z-index:251638272;visibility:visible;mso-wrap-style:square;mso-width-percent:0;mso-height-percent:0;mso-wrap-distance-left:9pt;mso-wrap-distance-top:0;mso-wrap-distance-right:9pt;mso-wrap-distance-bottom:0;mso-position-horizontal:absolute;mso-position-horizontal-relative:text;mso-position-vertical:absolute;mso-position-vertical-relative:text;mso-width-percent:0;mso-height-percent:0;mso-width-relative:margin;mso-height-relative:margin;v-text-anchor:middle" arcsize="10923f" o:gfxdata="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" fillcolor="#5a5a5a [2109]" stroked="f" strokeweight="1pt">
+              <v:roundrect w14:anchorId="4775AEF3" id="圓角矩形 12" o:spid="_x0000_s1036" style="position:absolute;margin-left:-.9pt;margin-top:16.35pt;width:49.3pt;height:15.45pt;z-index:251638272;visibility:visible;mso-wrap-style:square;mso-width-percent:0;mso-height-percent:0;mso-wrap-distance-left:9pt;mso-wrap-distance-top:0;mso-wrap-distance-right:9pt;mso-wrap-distance-bottom:0;mso-position-horizontal:absolute;mso-position-horizontal-relative:text;mso-position-vertical:absolute;mso-position-vertical-relative:text;mso-width-percent:0;mso-height-percent:0;mso-width-relative:margin;mso-height-relative:margin;v-text-anchor:middle" arcsize="10923f" o:gfxdata="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" fillcolor="#5a5a5a [2109]" stroked="f" strokeweight="1pt">
                 <v:stroke joinstyle="miter"/>
                 <v:textbox inset=".5mm,0,.5mm,0">
                   <w:txbxContent>
@@ -9967,6 +10289,7 @@
         <w:rPr>
           <w:rFonts w:ascii="Barlow Condensed Medium" w:hAnsi="Barlow Condensed Medium"/>
           <w:noProof/>
+          <w:lang w:bidi="he-IL"/>
         </w:rPr>
         <mc:AlternateContent>
           <mc:Choice Requires="wps">
@@ -10065,7 +10388,7 @@
           </mc:Choice>
           <mc:Fallback>
             <w:pict>
-              <v:roundrect w14:anchorId="196DC3BF" id="圓角矩形 14" o:spid="_x0000_s1037" style="position:absolute;margin-left:-1.25pt;margin-top:16.7pt;width:83.6pt;height:15.3pt;z-index:251640320;visibility:visible;mso-wrap-style:square;mso-width-percent:0;mso-height-percent:0;mso-wrap-distance-left:9pt;mso-wrap-distance-top:0;mso-wrap-distance-right:9pt;mso-wrap-distance-bottom:0;mso-position-horizontal:absolute;mso-position-horizontal-relative:text;mso-position-vertical:absolute;mso-position-vertical-relative:text;mso-width-percent:0;mso-height-percent:0;mso-width-relative:margin;mso-height-relative:margin;v-text-anchor:middle" arcsize="10923f" o:gfxdata="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" fillcolor="#5a5a5a [2109]" stroked="f" strokeweight="1pt">
+              <v:roundrect w14:anchorId="196DC3BF" id="圓角矩形 14" o:spid="_x0000_s1037" style="position:absolute;margin-left:-1.25pt;margin-top:16.7pt;width:83.6pt;height:15.3pt;z-index:251640320;visibility:visible;mso-wrap-style:square;mso-width-percent:0;mso-height-percent:0;mso-wrap-distance-left:9pt;mso-wrap-distance-top:0;mso-wrap-distance-right:9pt;mso-wrap-distance-bottom:0;mso-position-horizontal:absolute;mso-position-horizontal-relative:text;mso-position-vertical:absolute;mso-position-vertical-relative:text;mso-width-percent:0;mso-height-percent:0;mso-width-relative:margin;mso-height-relative:margin;v-text-anchor:middle" arcsize="10923f" o:gfxdata="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" fillcolor="#5a5a5a [2109]" stroked="f" strokeweight="1pt">
                 <v:stroke joinstyle="miter"/>
                 <v:textbox inset=".5mm,0,.5mm,0">
                   <w:txbxContent>
@@ -10163,6 +10486,7 @@
         <w:rPr>
           <w:rFonts w:ascii="Barlow Condensed Medium" w:hAnsi="Barlow Condensed Medium"/>
           <w:noProof/>
+          <w:lang w:bidi="he-IL"/>
         </w:rPr>
         <mc:AlternateContent>
           <mc:Choice Requires="wps">
@@ -10261,7 +10585,7 @@
           </mc:Choice>
           <mc:Fallback>
             <w:pict>
-              <v:roundrect w14:anchorId="1A4DC044" id="圓角矩形 9" o:spid="_x0000_s1038" style="position:absolute;margin-left:-.6pt;margin-top:16.6pt;width:30.35pt;height:15.3pt;z-index:251642368;visibility:visible;mso-wrap-style:square;mso-width-percent:0;mso-height-percent:0;mso-wrap-distance-left:9pt;mso-wrap-distance-top:0;mso-wrap-distance-right:9pt;mso-wrap-distance-bottom:0;mso-position-horizontal:absolute;mso-position-horizontal-relative:text;mso-position-vertical:absolute;mso-position-vertical-relative:text;mso-width-percent:0;mso-height-percent:0;mso-width-relative:margin;mso-height-relative:margin;v-text-anchor:middle" arcsize="10923f" o:gfxdata="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" fillcolor="#5a5a5a [2109]" stroked="f" strokeweight="1pt">
+              <v:roundrect w14:anchorId="1A4DC044" id="圓角矩形 9" o:spid="_x0000_s1038" style="position:absolute;margin-left:-.6pt;margin-top:16.6pt;width:30.35pt;height:15.3pt;z-index:251642368;visibility:visible;mso-wrap-style:square;mso-width-percent:0;mso-height-percent:0;mso-wrap-distance-left:9pt;mso-wrap-distance-top:0;mso-wrap-distance-right:9pt;mso-wrap-distance-bottom:0;mso-position-horizontal:absolute;mso-position-horizontal-relative:text;mso-position-vertical:absolute;mso-position-vertical-relative:text;mso-width-percent:0;mso-height-percent:0;mso-width-relative:margin;mso-height-relative:margin;v-text-anchor:middle" arcsize="10923f" o:gfxdata="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" fillcolor="#5a5a5a [2109]" stroked="f" strokeweight="1pt">
                 <v:stroke joinstyle="miter"/>
                 <v:textbox inset=".5mm,0,.5mm,0">
                   <w:txbxContent>
@@ -10359,6 +10683,7 @@
         <w:rPr>
           <w:rFonts w:ascii="Barlow Condensed Medium" w:hAnsi="Barlow Condensed Medium"/>
           <w:noProof/>
+          <w:lang w:bidi="he-IL"/>
         </w:rPr>
         <w:drawing>
           <wp:anchor distT="0" distB="0" distL="114300" distR="114300" simplePos="0" relativeHeight="251650560" behindDoc="1" locked="0" layoutInCell="1" allowOverlap="1" wp14:anchorId="2AA2D55C" wp14:editId="75CAAA53">
@@ -10386,7 +10711,7 @@
                     </pic:cNvPicPr>
                   </pic:nvPicPr>
                   <pic:blipFill>
-                    <a:blip r:embed="rId12">
+                    <a:blip r:embed="rId13">
                       <a:extLst>
                         <a:ext uri="{28A0092B-C50C-407E-A947-70E740481C1C}">
                           <a14:useLocalDpi xmlns:a14="http://schemas.microsoft.com/office/drawing/2010/main" val="0"/>
@@ -10427,6 +10752,7 @@
         <w:rPr>
           <w:rFonts w:ascii="Barlow Condensed Medium" w:hAnsi="Barlow Condensed Medium"/>
           <w:noProof/>
+          <w:lang w:bidi="he-IL"/>
         </w:rPr>
         <mc:AlternateContent>
           <mc:Choice Requires="wps">
@@ -10525,7 +10851,7 @@
           </mc:Choice>
           <mc:Fallback>
             <w:pict>
-              <v:roundrect w14:anchorId="03BFD3A3" id="圓角矩形 13" o:spid="_x0000_s1039" style="position:absolute;margin-left:-.4pt;margin-top:16.65pt;width:49.3pt;height:15.3pt;z-index:251644416;visibility:visible;mso-wrap-style:square;mso-width-percent:0;mso-height-percent:0;mso-wrap-distance-left:9pt;mso-wrap-distance-top:0;mso-wrap-distance-right:9pt;mso-wrap-distance-bottom:0;mso-position-horizontal:absolute;mso-position-horizontal-relative:text;mso-position-vertical:absolute;mso-position-vertical-relative:text;mso-width-percent:0;mso-height-percent:0;mso-width-relative:margin;mso-height-relative:margin;v-text-anchor:middle" arcsize="10923f" o:gfxdata="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" fillcolor="#5a5a5a [2109]" stroked="f" strokeweight="1pt">
+              <v:roundrect w14:anchorId="03BFD3A3" id="圓角矩形 13" o:spid="_x0000_s1039" style="position:absolute;margin-left:-.4pt;margin-top:16.65pt;width:49.3pt;height:15.3pt;z-index:251644416;visibility:visible;mso-wrap-style:square;mso-width-percent:0;mso-height-percent:0;mso-wrap-distance-left:9pt;mso-wrap-distance-top:0;mso-wrap-distance-right:9pt;mso-wrap-distance-bottom:0;mso-position-horizontal:absolute;mso-position-horizontal-relative:text;mso-position-vertical:absolute;mso-position-vertical-relative:text;mso-width-percent:0;mso-height-percent:0;mso-width-relative:margin;mso-height-relative:margin;v-text-anchor:middle" arcsize="10923f" o:gfxdata="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" fillcolor="#5a5a5a [2109]" stroked="f" strokeweight="1pt">
                 <v:stroke joinstyle="miter"/>
                 <v:textbox inset=".5mm,0,.5mm,0">
                   <w:txbxContent>
@@ -10661,6 +10987,7 @@
           <w:rFonts w:ascii="Barlow Condensed Medium" w:eastAsia="華康儷中黑" w:hAnsi="Barlow Condensed Medium"/>
           <w:noProof/>
           <w:w w:val="80"/>
+          <w:lang w:bidi="he-IL"/>
         </w:rPr>
         <mc:AlternateContent>
           <mc:Choice Requires="wps">
@@ -10761,7 +11088,7 @@
           </mc:Choice>
           <mc:Fallback>
             <w:pict>
-              <v:shape w14:anchorId="77C1E33A" id="_x0000_s1040" type="#_x0000_t202" style="position:absolute;margin-left:107.25pt;margin-top:6.2pt;width:125.55pt;height:16.3pt;z-index:251672064;visibility:visible;mso-wrap-style:square;mso-width-percent:0;mso-height-percent:0;mso-wrap-distance-left:9pt;mso-wrap-distance-top:3.6pt;mso-wrap-distance-right:9pt;mso-wrap-distance-bottom:3.6pt;mso-position-horizontal:absolute;mso-position-horizontal-relative:text;mso-position-vertical:absolute;mso-position-vertical-relative:text;mso-width-percent:0;mso-height-percent:0;mso-width-relative:margin;mso-height-relative:margin;v-text-anchor:top" o:gfxdata="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" filled="f" stroked="f">
+              <v:shape w14:anchorId="77C1E33A" id="_x0000_s1040" type="#_x0000_t202" style="position:absolute;margin-left:107.25pt;margin-top:6.2pt;width:125.55pt;height:16.3pt;z-index:251672064;visibility:visible;mso-wrap-style:square;mso-width-percent:0;mso-height-percent:0;mso-wrap-distance-left:9pt;mso-wrap-distance-top:3.6pt;mso-wrap-distance-right:9pt;mso-wrap-distance-bottom:3.6pt;mso-position-horizontal:absolute;mso-position-horizontal-relative:text;mso-position-vertical:absolute;mso-position-vertical-relative:text;mso-width-percent:0;mso-height-percent:0;mso-width-relative:margin;mso-height-relative:margin;v-text-anchor:top" o:gfxdata="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" filled="f" stroked="f">
                 <v:textbox inset="0,0,0,0">
                   <w:txbxContent>
                     <w:p>
@@ -11610,6 +11937,7 @@
                 <w:color w:val="000000" w:themeColor="text1"/>
                 <w:sz w:val="18"/>
                 <w:szCs w:val="18"/>
+                <w:lang w:bidi="he-IL"/>
               </w:rPr>
               <mc:AlternateContent>
                 <mc:Choice Requires="wps">
@@ -11709,7 +12037,7 @@
                 </mc:Choice>
                 <mc:Fallback>
                   <w:pict>
-                    <v:rect w14:anchorId="343BC9BA" id="矩形 8" o:spid="_x0000_s1041" style="position:absolute;left:0;text-align:left;margin-left:-.7pt;margin-top:2.7pt;width:18.75pt;height:92.3pt;z-index:251665920;visibility:visible;mso-wrap-style:square;mso-width-percent:0;mso-height-percent:0;mso-wrap-distance-left:9pt;mso-wrap-distance-top:0;mso-wrap-distance-right:9pt;mso-wrap-distance-bottom:0;mso-position-horizontal:absolute;mso-position-horizontal-relative:text;mso-position-vertical:absolute;mso-position-vertical-relative:text;mso-width-percent:0;mso-height-percent:0;mso-width-relative:margin;mso-height-relative:margin;v-text-anchor:middle" o:gfxdata="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" fillcolor="#5a5a5a [2109]" stroked="f" strokeweight="1pt">
+                    <v:rect w14:anchorId="343BC9BA" id="矩形 8" o:spid="_x0000_s1041" style="position:absolute;left:0;text-align:left;margin-left:-.7pt;margin-top:2.7pt;width:18.75pt;height:92.3pt;z-index:251665920;visibility:visible;mso-wrap-style:square;mso-width-percent:0;mso-height-percent:0;mso-wrap-distance-left:9pt;mso-wrap-distance-top:0;mso-wrap-distance-right:9pt;mso-wrap-distance-bottom:0;mso-position-horizontal:absolute;mso-position-horizontal-relative:text;mso-position-vertical:absolute;mso-position-vertical-relative:text;mso-width-percent:0;mso-height-percent:0;mso-width-relative:margin;mso-height-relative:margin;v-text-anchor:middle" o:gfxdata="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" fillcolor="#5a5a5a [2109]" stroked="f" strokeweight="1pt">
                       <v:textbox style="layout-flow:vertical-ideographic" inset="1mm,1mm,1mm,1mm">
                         <w:txbxContent>
                           <w:p>
@@ -12672,6 +13000,7 @@
                 <w:color w:val="000000" w:themeColor="text1"/>
                 <w:sz w:val="18"/>
                 <w:szCs w:val="18"/>
+                <w:lang w:bidi="he-IL"/>
               </w:rPr>
               <mc:AlternateContent>
                 <mc:Choice Requires="wps">
@@ -12771,7 +13100,7 @@
                 </mc:Choice>
                 <mc:Fallback>
                   <w:pict>
-                    <v:rect w14:anchorId="363672F5" id="矩形 10" o:spid="_x0000_s1042" style="position:absolute;left:0;text-align:left;margin-left:-.7pt;margin-top:12.9pt;width:19.25pt;height:42.9pt;z-index:251655680;visibility:visible;mso-wrap-style:square;mso-width-percent:0;mso-height-percent:0;mso-wrap-distance-left:9pt;mso-wrap-distance-top:0;mso-wrap-distance-right:9pt;mso-wrap-distance-bottom:0;mso-position-horizontal:absolute;mso-position-horizontal-relative:text;mso-position-vertical:absolute;mso-position-vertical-relative:text;mso-width-percent:0;mso-height-percent:0;mso-width-relative:margin;mso-height-relative:margin;v-text-anchor:middle" o:gfxdata="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" fillcolor="#5a5a5a [2109]" stroked="f" strokeweight="1pt">
+                    <v:rect w14:anchorId="363672F5" id="矩形 10" o:spid="_x0000_s1042" style="position:absolute;left:0;text-align:left;margin-left:-.7pt;margin-top:12.9pt;width:19.25pt;height:42.9pt;z-index:251655680;visibility:visible;mso-wrap-style:square;mso-width-percent:0;mso-height-percent:0;mso-wrap-distance-left:9pt;mso-wrap-distance-top:0;mso-wrap-distance-right:9pt;mso-wrap-distance-bottom:0;mso-position-horizontal:absolute;mso-position-horizontal-relative:text;mso-position-vertical:absolute;mso-position-vertical-relative:text;mso-width-percent:0;mso-height-percent:0;mso-width-relative:margin;mso-height-relative:margin;v-text-anchor:middle" o:gfxdata="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" fillcolor="#5a5a5a [2109]" stroked="f" strokeweight="1pt">
                       <v:textbox style="layout-flow:vertical-ideographic" inset="1mm,1mm,1mm,1mm">
                         <w:txbxContent>
                           <w:p>
@@ -13438,6 +13767,7 @@
                 <w:color w:val="000000" w:themeColor="text1"/>
                 <w:sz w:val="18"/>
                 <w:szCs w:val="18"/>
+                <w:lang w:bidi="he-IL"/>
               </w:rPr>
               <mc:AlternateContent>
                 <mc:Choice Requires="wps">
@@ -13545,7 +13875,7 @@
                 </mc:Choice>
                 <mc:Fallback>
                   <w:pict>
-                    <v:rect w14:anchorId="4D37C684" id="矩形 11" o:spid="_x0000_s1043" style="position:absolute;left:0;text-align:left;margin-left:-.7pt;margin-top:1.65pt;width:19.25pt;height:111.25pt;z-index:251657728;visibility:visible;mso-wrap-style:square;mso-width-percent:0;mso-height-percent:0;mso-wrap-distance-left:9pt;mso-wrap-distance-top:0;mso-wrap-distance-right:9pt;mso-wrap-distance-bottom:0;mso-position-horizontal:absolute;mso-position-horizontal-relative:text;mso-position-vertical:absolute;mso-position-vertical-relative:text;mso-width-percent:0;mso-height-percent:0;mso-width-relative:margin;mso-height-relative:margin;v-text-anchor:middle" o:gfxdata="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" fillcolor="#5a5a5a [2109]" stroked="f" strokeweight="1pt">
+                    <v:rect w14:anchorId="4D37C684" id="矩形 11" o:spid="_x0000_s1043" style="position:absolute;left:0;text-align:left;margin-left:-.7pt;margin-top:1.65pt;width:19.25pt;height:111.25pt;z-index:251657728;visibility:visible;mso-wrap-style:square;mso-width-percent:0;mso-height-percent:0;mso-wrap-distance-left:9pt;mso-wrap-distance-top:0;mso-wrap-distance-right:9pt;mso-wrap-distance-bottom:0;mso-position-horizontal:absolute;mso-position-horizontal-relative:text;mso-position-vertical:absolute;mso-position-vertical-relative:text;mso-width-percent:0;mso-height-percent:0;mso-width-relative:margin;mso-height-relative:margin;v-text-anchor:middle" o:gfxdata="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" fillcolor="#5a5a5a [2109]" stroked="f" strokeweight="1pt">
                       <v:textbox style="layout-flow:vertical-ideographic" inset="1mm,1mm,1mm,1mm">
                         <w:txbxContent>
                           <w:p>
@@ -15239,6 +15569,7 @@
         <w:rPr>
           <w:rFonts w:ascii="Bahnschrift SemiBold Condensed" w:eastAsia="華康細黑體" w:hAnsi="Bahnschrift SemiBold Condensed"/>
           <w:noProof/>
+          <w:lang w:bidi="he-IL"/>
         </w:rPr>
         <mc:AlternateContent>
           <mc:Choice Requires="wps">
@@ -15301,7 +15632,7 @@
           </mc:Choice>
           <mc:Fallback>
             <w:pict>
-              <v:line w14:anchorId="54E3DA64" id="直線接點 2" o:spid="_x0000_s1026" style="position:absolute;z-index:251648512;visibility:visible;mso-wrap-style:square;mso-height-percent:0;mso-wrap-distance-left:9pt;mso-wrap-distance-top:0;mso-wrap-distance-right:9pt;mso-wrap-distance-bottom:0;mso-position-horizontal:absolute;mso-position-horizontal-relative:page;mso-position-vertical:absolute;mso-position-vertical-relative:page;mso-height-percent:0;mso-height-relative:margin" from="687.75pt,19.85pt" to="687.75pt,709.8pt" o:gfxdata="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" strokecolor="black [3213]" strokeweight=".5pt">
+              <v:line w14:anchorId="15C0E87C" id="直線接點 2" o:spid="_x0000_s1026" style="position:absolute;z-index:251648512;visibility:visible;mso-wrap-style:square;mso-height-percent:0;mso-wrap-distance-left:9pt;mso-wrap-distance-top:0;mso-wrap-distance-right:9pt;mso-wrap-distance-bottom:0;mso-position-horizontal:absolute;mso-position-horizontal-relative:page;mso-position-vertical:absolute;mso-position-vertical-relative:page;mso-height-percent:0;mso-height-relative:margin" from="687.75pt,19.85pt" to="687.75pt,709.8pt" o:gfxdata="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" strokecolor="black [3213]" strokeweight=".5pt">
                 <v:stroke dashstyle="3 1" joinstyle="miter"/>
                 <w10:wrap anchorx="page" anchory="page"/>
               </v:line>
@@ -15563,8 +15894,8 @@
           <w:szCs w:val="26"/>
         </w:rPr>
         <w:sectPr>
-          <w:headerReference w:type="even" r:id="rId13"/>
-          <w:headerReference w:type="default" r:id="rId14"/>
+          <w:headerReference w:type="even" r:id="rId14"/>
+          <w:headerReference w:type="default" r:id="rId15"/>
           <w:pgSz w:w="20639" w:h="14572" w:orient="landscape" w:code="12"/>
           <w:pgMar w:top="794" w:right="567" w:bottom="510" w:left="567" w:header="340" w:footer="454" w:gutter="0"/>
           <w:cols w:num="4" w:space="742" w:equalWidth="0">
@@ -16234,7 +16565,7 @@
                 <w:rFonts w:ascii="Barlow Condensed Medium" w:eastAsia="標楷體" w:hAnsi="Barlow Condensed Medium" w:cstheme="minorHAnsi" w:hint="eastAsia"/>
                 <w:w w:val="80"/>
               </w:rPr>
-              <w:t>10</w:t>
+              <w:t>15</w:t>
             </w:r>
           </w:p>
         </w:tc>
@@ -16546,7 +16877,7 @@
                 <w:rFonts w:ascii="Barlow Condensed Medium" w:eastAsia="標楷體" w:hAnsi="Barlow Condensed Medium" w:cstheme="minorHAnsi" w:hint="eastAsia"/>
                 <w:w w:val="80"/>
               </w:rPr>
-              <w:t>62</w:t>
+              <w:t>60</w:t>
             </w:r>
           </w:p>
         </w:tc>
@@ -16828,7 +17159,7 @@
                 <w:rFonts w:ascii="Barlow Condensed Medium" w:eastAsia="標楷體" w:hAnsi="Barlow Condensed Medium" w:cstheme="minorHAnsi" w:hint="eastAsia"/>
                 <w:w w:val="80"/>
               </w:rPr>
-              <w:t>14</w:t>
+              <w:t>19</w:t>
             </w:r>
           </w:p>
         </w:tc>
@@ -17102,7 +17433,7 @@
                 <w:rFonts w:ascii="Barlow Condensed Medium" w:eastAsia="標楷體" w:hAnsi="Barlow Condensed Medium" w:cstheme="minorHAnsi" w:hint="eastAsia"/>
                 <w:w w:val="80"/>
               </w:rPr>
-              <w:t>7</w:t>
+              <w:t>10</w:t>
             </w:r>
           </w:p>
         </w:tc>
@@ -18384,7 +18715,7 @@
                 <w:rFonts w:ascii="Barlow Condensed Medium" w:eastAsia="標楷體" w:hAnsi="Barlow Condensed Medium" w:cstheme="minorHAnsi" w:hint="eastAsia"/>
                 <w:w w:val="80"/>
               </w:rPr>
-              <w:t>--</w:t>
+              <w:t>5</w:t>
             </w:r>
           </w:p>
         </w:tc>
@@ -18687,7 +19018,7 @@
                 <w:rFonts w:ascii="Barlow Condensed Medium" w:eastAsia="標楷體" w:hAnsi="Barlow Condensed Medium" w:cstheme="minorHAnsi" w:hint="eastAsia"/>
                 <w:w w:val="80"/>
               </w:rPr>
-              <w:t>5</w:t>
+              <w:t>6</w:t>
             </w:r>
           </w:p>
         </w:tc>
@@ -18968,7 +19299,7 @@
                 <w:rFonts w:ascii="Barlow Condensed Medium" w:eastAsia="標楷體" w:hAnsi="Barlow Condensed Medium" w:cstheme="minorHAnsi" w:hint="eastAsia"/>
                 <w:w w:val="80"/>
               </w:rPr>
-              <w:t>--</w:t>
+              <w:t>5</w:t>
             </w:r>
           </w:p>
         </w:tc>
@@ -19524,7 +19855,7 @@
                 <w:rFonts w:ascii="Barlow Condensed Medium" w:eastAsia="標楷體" w:hAnsi="Barlow Condensed Medium" w:cstheme="minorHAnsi" w:hint="eastAsia"/>
                 <w:w w:val="80"/>
               </w:rPr>
-              <w:t>11</w:t>
+              <w:t>--</w:t>
             </w:r>
           </w:p>
         </w:tc>
@@ -20495,6 +20826,15 @@
                 <w:szCs w:val="24"/>
               </w:rPr>
             </w:pPr>
+            <w:r>
+              <w:rPr>
+                <w:rFonts w:ascii="標楷體" w:eastAsia="標楷體" w:hAnsi="標楷體" w:cs="華康儷楷書" w:hint="eastAsia"/>
+                <w:szCs w:val="24"/>
+              </w:rPr>
+              <w:t>黃阿絹</w:t>
+            </w:r>
+            <w:bookmarkStart w:id="6" w:name="_GoBack"/>
+            <w:bookmarkEnd w:id="6"/>
           </w:p>
         </w:tc>
         <w:tc>
@@ -21137,7 +21477,6 @@
                 <w:rFonts w:ascii="Barlow Condensed Medium" w:eastAsia="華康中黑體" w:hAnsi="Barlow Condensed Medium" w:cs="Times New Roman"/>
                 <w:w w:val="80"/>
                 <w:szCs w:val="24"/>
-                <w:highlight w:val="yellow"/>
               </w:rPr>
             </w:pPr>
             <w:r>
@@ -21145,7 +21484,6 @@
                 <w:rFonts w:ascii="Barlow Condensed Medium" w:eastAsia="華康中黑體" w:hAnsi="Barlow Condensed Medium" w:cstheme="minorHAnsi"/>
                 <w:w w:val="80"/>
                 <w:szCs w:val="24"/>
-                <w:highlight w:val="yellow"/>
               </w:rPr>
               <w:sym w:font="Wingdings 2" w:char="F0AE"/>
             </w:r>
@@ -21154,7 +21492,6 @@
                 <w:rFonts w:ascii="Barlow Condensed Medium" w:eastAsia="華康中黑體" w:hAnsi="Barlow Condensed Medium" w:cstheme="minorHAnsi"/>
                 <w:w w:val="80"/>
                 <w:szCs w:val="24"/>
-                <w:highlight w:val="yellow"/>
               </w:rPr>
               <w:t>華語</w:t>
             </w:r>
@@ -21163,7 +21500,6 @@
                 <w:rFonts w:ascii="Barlow Condensed Medium" w:eastAsia="華康中黑體" w:hAnsi="Barlow Condensed Medium" w:cs="Times New Roman"/>
                 <w:w w:val="80"/>
                 <w:szCs w:val="24"/>
-                <w:highlight w:val="yellow"/>
               </w:rPr>
               <w:t>禮拜奉獻</w:t>
             </w:r>
@@ -21172,7 +21508,6 @@
                 <w:rFonts w:ascii="Barlow Condensed Medium" w:eastAsia="華康中黑體" w:hAnsi="Barlow Condensed Medium" w:cs="Times New Roman"/>
                 <w:w w:val="80"/>
                 <w:szCs w:val="24"/>
-                <w:highlight w:val="yellow"/>
               </w:rPr>
               <w:t>:</w:t>
             </w:r>
@@ -21194,7 +21529,6 @@
                 <w:rFonts w:ascii="Barlow Condensed Medium" w:eastAsia="華康中黑體" w:hAnsi="Barlow Condensed Medium" w:cs="Times New Roman"/>
                 <w:w w:val="80"/>
                 <w:szCs w:val="24"/>
-                <w:highlight w:val="yellow"/>
               </w:rPr>
             </w:pPr>
             <w:r>
@@ -21202,7 +21536,6 @@
                 <w:rFonts w:ascii="Barlow Condensed Medium" w:eastAsia="華康中黑體" w:hAnsi="Barlow Condensed Medium" w:cs="Times New Roman" w:hint="eastAsia"/>
                 <w:w w:val="80"/>
                 <w:szCs w:val="24"/>
-                <w:highlight w:val="yellow"/>
               </w:rPr>
               <w:t xml:space="preserve"> </w:t>
             </w:r>
@@ -21226,7 +21559,6 @@
                 <w:rFonts w:ascii="Barlow Condensed Medium" w:eastAsia="華康中黑體" w:hAnsi="Barlow Condensed Medium" w:cs="Times New Roman"/>
                 <w:w w:val="80"/>
                 <w:szCs w:val="24"/>
-                <w:highlight w:val="yellow"/>
               </w:rPr>
             </w:pPr>
             <w:r>
@@ -21234,7 +21566,6 @@
                 <w:rFonts w:ascii="Barlow Condensed Medium" w:eastAsia="華康中黑體" w:hAnsi="Barlow Condensed Medium" w:cstheme="minorHAnsi"/>
                 <w:w w:val="80"/>
                 <w:szCs w:val="24"/>
-                <w:highlight w:val="yellow"/>
               </w:rPr>
               <w:sym w:font="Wingdings 2" w:char="F0AE"/>
             </w:r>
@@ -21243,7 +21574,6 @@
                 <w:rFonts w:ascii="Barlow Condensed Medium" w:eastAsia="華康中黑體" w:hAnsi="Barlow Condensed Medium" w:cstheme="minorHAnsi" w:hint="eastAsia"/>
                 <w:w w:val="80"/>
                 <w:szCs w:val="24"/>
-                <w:highlight w:val="yellow"/>
               </w:rPr>
               <w:t>台語禮拜奉</w:t>
             </w:r>
@@ -21252,7 +21582,6 @@
                 <w:rFonts w:ascii="Barlow Condensed Medium" w:eastAsia="華康中黑體" w:hAnsi="Barlow Condensed Medium" w:cs="Times New Roman"/>
                 <w:w w:val="80"/>
                 <w:szCs w:val="24"/>
-                <w:highlight w:val="yellow"/>
               </w:rPr>
               <w:t>獻</w:t>
             </w:r>
@@ -21261,7 +21590,6 @@
                 <w:rFonts w:ascii="Barlow Condensed Medium" w:eastAsia="華康中黑體" w:hAnsi="Barlow Condensed Medium" w:cs="Times New Roman"/>
                 <w:w w:val="80"/>
                 <w:szCs w:val="24"/>
-                <w:highlight w:val="yellow"/>
               </w:rPr>
               <w:t>:</w:t>
             </w:r>
@@ -21284,7 +21612,6 @@
                 <w:rFonts w:ascii="Barlow Condensed Medium" w:eastAsia="華康中黑體" w:hAnsi="Barlow Condensed Medium" w:cs="Times New Roman"/>
                 <w:w w:val="80"/>
                 <w:szCs w:val="24"/>
-                <w:highlight w:val="yellow"/>
               </w:rPr>
             </w:pPr>
             <w:r>
@@ -21292,7 +21619,6 @@
                 <w:rFonts w:ascii="Barlow Condensed Medium" w:eastAsia="華康中黑體" w:hAnsi="Barlow Condensed Medium" w:cs="Times New Roman" w:hint="eastAsia"/>
                 <w:w w:val="80"/>
                 <w:szCs w:val="24"/>
-                <w:highlight w:val="yellow"/>
               </w:rPr>
               <w:t>6,750</w:t>
             </w:r>
@@ -21315,7 +21641,6 @@
                 <w:rFonts w:ascii="Barlow Condensed Medium" w:eastAsia="華康中黑體" w:hAnsi="Barlow Condensed Medium" w:cs="Times New Roman"/>
                 <w:w w:val="80"/>
                 <w:szCs w:val="24"/>
-                <w:highlight w:val="yellow"/>
               </w:rPr>
             </w:pPr>
           </w:p>
@@ -21338,7 +21663,6 @@
                 <w:rFonts w:ascii="Barlow Condensed Medium" w:eastAsia="華康中黑體" w:hAnsi="Barlow Condensed Medium" w:cs="Times New Roman"/>
                 <w:w w:val="80"/>
                 <w:szCs w:val="24"/>
-                <w:highlight w:val="yellow"/>
               </w:rPr>
             </w:pPr>
           </w:p>
@@ -21364,7 +21688,6 @@
                 <w:rFonts w:ascii="Barlow Condensed Medium" w:eastAsia="華康中黑體" w:hAnsi="Barlow Condensed Medium" w:cstheme="minorHAnsi"/>
                 <w:w w:val="80"/>
                 <w:szCs w:val="24"/>
-                <w:highlight w:val="yellow"/>
               </w:rPr>
             </w:pPr>
             <w:r>
@@ -21372,7 +21695,6 @@
                 <w:rFonts w:ascii="Barlow Condensed Medium" w:eastAsia="華康中黑體" w:hAnsi="Barlow Condensed Medium" w:cstheme="minorHAnsi"/>
                 <w:w w:val="80"/>
                 <w:szCs w:val="24"/>
-                <w:highlight w:val="yellow"/>
               </w:rPr>
               <w:sym w:font="Wingdings 2" w:char="F0AE"/>
             </w:r>
@@ -21381,7 +21703,6 @@
                 <w:rFonts w:ascii="Barlow Condensed Medium" w:eastAsia="華康中黑體" w:hAnsi="Barlow Condensed Medium" w:cstheme="minorHAnsi" w:hint="eastAsia"/>
                 <w:w w:val="80"/>
                 <w:szCs w:val="24"/>
-                <w:highlight w:val="yellow"/>
                 <w:lang w:eastAsia="zh-HK"/>
               </w:rPr>
               <w:t>月定</w:t>
@@ -21391,7 +21712,6 @@
                 <w:rFonts w:ascii="Barlow Condensed Medium" w:eastAsia="華康中黑體" w:hAnsi="Barlow Condensed Medium" w:cstheme="minorHAnsi"/>
                 <w:w w:val="80"/>
                 <w:szCs w:val="24"/>
-                <w:highlight w:val="yellow"/>
               </w:rPr>
               <w:t>奉獻</w:t>
             </w:r>
@@ -21400,7 +21720,6 @@
                 <w:rFonts w:ascii="Barlow Condensed Medium" w:eastAsia="華康中黑體" w:hAnsi="Barlow Condensed Medium" w:cstheme="minorHAnsi"/>
                 <w:w w:val="80"/>
                 <w:szCs w:val="24"/>
-                <w:highlight w:val="yellow"/>
               </w:rPr>
               <w:t>:</w:t>
             </w:r>
@@ -21423,7 +21742,6 @@
                 <w:rFonts w:ascii="Barlow Condensed Medium" w:eastAsia="標楷體" w:hAnsi="Barlow Condensed Medium" w:cstheme="minorHAnsi"/>
                 <w:w w:val="80"/>
                 <w:szCs w:val="24"/>
-                <w:highlight w:val="yellow"/>
               </w:rPr>
             </w:pPr>
             <w:r>
@@ -21431,7 +21749,6 @@
                 <w:rFonts w:ascii="Barlow Condensed Medium" w:eastAsia="標楷體" w:hAnsi="Barlow Condensed Medium" w:cstheme="minorHAnsi" w:hint="eastAsia"/>
                 <w:w w:val="80"/>
                 <w:szCs w:val="24"/>
-                <w:highlight w:val="yellow"/>
               </w:rPr>
               <w:t>1</w:t>
             </w:r>
@@ -21440,7 +21757,6 @@
                 <w:rFonts w:ascii="Barlow Condensed Medium" w:eastAsia="標楷體" w:hAnsi="Barlow Condensed Medium" w:cstheme="minorHAnsi" w:hint="eastAsia"/>
                 <w:w w:val="80"/>
                 <w:szCs w:val="24"/>
-                <w:highlight w:val="yellow"/>
                 <w:lang w:eastAsia="zh-HK"/>
               </w:rPr>
               <w:t>號</w:t>
@@ -21464,7 +21780,6 @@
                 <w:rFonts w:ascii="Barlow Condensed Medium" w:eastAsia="標楷體" w:hAnsi="Barlow Condensed Medium" w:cstheme="minorHAnsi"/>
                 <w:w w:val="80"/>
                 <w:szCs w:val="24"/>
-                <w:highlight w:val="yellow"/>
               </w:rPr>
             </w:pPr>
             <w:r>
@@ -21472,7 +21787,6 @@
                 <w:rFonts w:ascii="Barlow Condensed Medium" w:eastAsia="標楷體" w:hAnsi="Barlow Condensed Medium" w:cstheme="minorHAnsi"/>
                 <w:w w:val="80"/>
                 <w:szCs w:val="24"/>
-                <w:highlight w:val="yellow"/>
               </w:rPr>
               <w:t>5</w:t>
             </w:r>
@@ -21481,7 +21795,6 @@
                 <w:rFonts w:ascii="Barlow Condensed Medium" w:eastAsia="標楷體" w:hAnsi="Barlow Condensed Medium" w:cstheme="minorHAnsi"/>
                 <w:w w:val="80"/>
                 <w:szCs w:val="24"/>
-                <w:highlight w:val="yellow"/>
               </w:rPr>
               <w:t>,</w:t>
             </w:r>
@@ -21490,7 +21803,6 @@
                 <w:rFonts w:ascii="Barlow Condensed Medium" w:eastAsia="標楷體" w:hAnsi="Barlow Condensed Medium" w:cstheme="minorHAnsi"/>
                 <w:w w:val="80"/>
                 <w:szCs w:val="24"/>
-                <w:highlight w:val="yellow"/>
               </w:rPr>
               <w:t>0</w:t>
             </w:r>
@@ -21499,7 +21811,6 @@
                 <w:rFonts w:ascii="Barlow Condensed Medium" w:eastAsia="標楷體" w:hAnsi="Barlow Condensed Medium" w:cstheme="minorHAnsi"/>
                 <w:w w:val="80"/>
                 <w:szCs w:val="24"/>
-                <w:highlight w:val="yellow"/>
               </w:rPr>
               <w:t>00</w:t>
             </w:r>
@@ -21522,7 +21833,6 @@
                 <w:rFonts w:ascii="Barlow Condensed Medium" w:eastAsia="標楷體" w:hAnsi="Barlow Condensed Medium" w:cstheme="minorHAnsi"/>
                 <w:w w:val="80"/>
                 <w:szCs w:val="24"/>
-                <w:highlight w:val="yellow"/>
               </w:rPr>
             </w:pPr>
             <w:r>
@@ -21530,7 +21840,6 @@
                 <w:rFonts w:ascii="Barlow Condensed Medium" w:eastAsia="標楷體" w:hAnsi="Barlow Condensed Medium" w:cstheme="minorHAnsi" w:hint="eastAsia"/>
                 <w:w w:val="80"/>
                 <w:szCs w:val="24"/>
-                <w:highlight w:val="yellow"/>
               </w:rPr>
               <w:t>2</w:t>
             </w:r>
@@ -21539,7 +21848,6 @@
                 <w:rFonts w:ascii="Barlow Condensed Medium" w:eastAsia="標楷體" w:hAnsi="Barlow Condensed Medium" w:cstheme="minorHAnsi" w:hint="eastAsia"/>
                 <w:w w:val="80"/>
                 <w:szCs w:val="24"/>
-                <w:highlight w:val="yellow"/>
                 <w:lang w:eastAsia="zh-HK"/>
               </w:rPr>
               <w:t>號</w:t>
@@ -21563,7 +21871,6 @@
                 <w:rFonts w:ascii="Barlow Condensed Medium" w:eastAsia="標楷體" w:hAnsi="Barlow Condensed Medium" w:cstheme="minorHAnsi"/>
                 <w:w w:val="80"/>
                 <w:szCs w:val="24"/>
-                <w:highlight w:val="yellow"/>
               </w:rPr>
             </w:pPr>
             <w:r>
@@ -21571,7 +21878,6 @@
                 <w:rFonts w:ascii="Barlow Condensed Medium" w:eastAsia="標楷體" w:hAnsi="Barlow Condensed Medium" w:cstheme="minorHAnsi"/>
                 <w:w w:val="80"/>
                 <w:szCs w:val="24"/>
-                <w:highlight w:val="yellow"/>
               </w:rPr>
               <w:t>6</w:t>
             </w:r>
@@ -21580,7 +21886,6 @@
                 <w:rFonts w:ascii="Barlow Condensed Medium" w:eastAsia="標楷體" w:hAnsi="Barlow Condensed Medium" w:cstheme="minorHAnsi"/>
                 <w:w w:val="80"/>
                 <w:szCs w:val="24"/>
-                <w:highlight w:val="yellow"/>
               </w:rPr>
               <w:t>,00</w:t>
             </w:r>
@@ -21589,7 +21894,6 @@
                 <w:rFonts w:ascii="Barlow Condensed Medium" w:eastAsia="標楷體" w:hAnsi="Barlow Condensed Medium" w:cstheme="minorHAnsi" w:hint="eastAsia"/>
                 <w:w w:val="80"/>
                 <w:szCs w:val="24"/>
-                <w:highlight w:val="yellow"/>
               </w:rPr>
               <w:t>0</w:t>
             </w:r>
@@ -21613,7 +21917,6 @@
                 <w:rFonts w:ascii="Barlow Condensed Medium" w:eastAsia="標楷體" w:hAnsi="Barlow Condensed Medium" w:cstheme="minorHAnsi"/>
                 <w:w w:val="80"/>
                 <w:szCs w:val="24"/>
-                <w:highlight w:val="yellow"/>
               </w:rPr>
             </w:pPr>
             <w:r>
@@ -21621,7 +21924,6 @@
                 <w:rFonts w:ascii="Barlow Condensed Medium" w:eastAsia="標楷體" w:hAnsi="Barlow Condensed Medium" w:cstheme="minorHAnsi" w:hint="eastAsia"/>
                 <w:w w:val="80"/>
                 <w:szCs w:val="24"/>
-                <w:highlight w:val="yellow"/>
               </w:rPr>
               <w:t>8</w:t>
             </w:r>
@@ -21630,7 +21932,6 @@
                 <w:rFonts w:ascii="Barlow Condensed Medium" w:eastAsia="標楷體" w:hAnsi="Barlow Condensed Medium" w:cstheme="minorHAnsi" w:hint="eastAsia"/>
                 <w:w w:val="80"/>
                 <w:szCs w:val="24"/>
-                <w:highlight w:val="yellow"/>
                 <w:lang w:eastAsia="zh-HK"/>
               </w:rPr>
               <w:t>號</w:t>
@@ -21653,7 +21954,6 @@
                 <w:rFonts w:ascii="Barlow Condensed Medium" w:eastAsia="標楷體" w:hAnsi="Barlow Condensed Medium" w:cstheme="minorHAnsi"/>
                 <w:w w:val="80"/>
                 <w:szCs w:val="24"/>
-                <w:highlight w:val="yellow"/>
               </w:rPr>
             </w:pPr>
             <w:r>
@@ -21661,7 +21961,6 @@
                 <w:rFonts w:ascii="Barlow Condensed Medium" w:eastAsia="標楷體" w:hAnsi="Barlow Condensed Medium" w:cstheme="minorHAnsi"/>
                 <w:w w:val="80"/>
                 <w:szCs w:val="24"/>
-                <w:highlight w:val="yellow"/>
               </w:rPr>
               <w:t>8</w:t>
             </w:r>
@@ -21670,7 +21969,6 @@
                 <w:rFonts w:ascii="Barlow Condensed Medium" w:eastAsia="標楷體" w:hAnsi="Barlow Condensed Medium" w:cstheme="minorHAnsi"/>
                 <w:w w:val="80"/>
                 <w:szCs w:val="24"/>
-                <w:highlight w:val="yellow"/>
               </w:rPr>
               <w:t>,</w:t>
             </w:r>
@@ -21679,7 +21977,6 @@
                 <w:rFonts w:ascii="Barlow Condensed Medium" w:eastAsia="標楷體" w:hAnsi="Barlow Condensed Medium" w:cstheme="minorHAnsi"/>
                 <w:w w:val="80"/>
                 <w:szCs w:val="24"/>
-                <w:highlight w:val="yellow"/>
               </w:rPr>
               <w:t>0</w:t>
             </w:r>
@@ -21688,7 +21985,6 @@
                 <w:rFonts w:ascii="Barlow Condensed Medium" w:eastAsia="標楷體" w:hAnsi="Barlow Condensed Medium" w:cstheme="minorHAnsi"/>
                 <w:w w:val="80"/>
                 <w:szCs w:val="24"/>
-                <w:highlight w:val="yellow"/>
               </w:rPr>
               <w:t>0</w:t>
             </w:r>
@@ -21697,7 +21993,6 @@
                 <w:rFonts w:ascii="Barlow Condensed Medium" w:eastAsia="標楷體" w:hAnsi="Barlow Condensed Medium" w:cstheme="minorHAnsi"/>
                 <w:w w:val="80"/>
                 <w:szCs w:val="24"/>
-                <w:highlight w:val="yellow"/>
               </w:rPr>
               <w:t>0</w:t>
             </w:r>
@@ -21724,7 +22019,6 @@
                 <w:rFonts w:ascii="Barlow Condensed Medium" w:eastAsia="華康中黑體" w:hAnsi="Barlow Condensed Medium" w:cstheme="minorHAnsi"/>
                 <w:w w:val="80"/>
                 <w:szCs w:val="24"/>
-                <w:highlight w:val="yellow"/>
               </w:rPr>
             </w:pPr>
           </w:p>
@@ -21746,7 +22040,6 @@
                 <w:rFonts w:ascii="Barlow Condensed Medium" w:eastAsia="標楷體" w:hAnsi="Barlow Condensed Medium" w:cstheme="minorHAnsi"/>
                 <w:w w:val="80"/>
                 <w:szCs w:val="24"/>
-                <w:highlight w:val="yellow"/>
               </w:rPr>
             </w:pPr>
             <w:r>
@@ -21754,7 +22047,6 @@
                 <w:rFonts w:ascii="Barlow Condensed Medium" w:eastAsia="標楷體" w:hAnsi="Barlow Condensed Medium" w:cstheme="minorHAnsi" w:hint="eastAsia"/>
                 <w:w w:val="80"/>
                 <w:szCs w:val="24"/>
-                <w:highlight w:val="yellow"/>
               </w:rPr>
               <w:t>9-1</w:t>
             </w:r>
@@ -21763,7 +22055,6 @@
                 <w:rFonts w:ascii="Barlow Condensed Medium" w:eastAsia="標楷體" w:hAnsi="Barlow Condensed Medium" w:cstheme="minorHAnsi" w:hint="eastAsia"/>
                 <w:w w:val="80"/>
                 <w:szCs w:val="24"/>
-                <w:highlight w:val="yellow"/>
                 <w:lang w:eastAsia="zh-HK"/>
               </w:rPr>
               <w:t>號</w:t>
@@ -21787,7 +22078,6 @@
                 <w:rFonts w:ascii="Barlow Condensed Medium" w:eastAsia="標楷體" w:hAnsi="Barlow Condensed Medium" w:cstheme="minorHAnsi"/>
                 <w:w w:val="80"/>
                 <w:szCs w:val="24"/>
-                <w:highlight w:val="yellow"/>
               </w:rPr>
             </w:pPr>
             <w:r>
@@ -21795,7 +22085,6 @@
                 <w:rFonts w:ascii="Barlow Condensed Medium" w:eastAsia="標楷體" w:hAnsi="Barlow Condensed Medium" w:cstheme="minorHAnsi"/>
                 <w:w w:val="80"/>
                 <w:szCs w:val="24"/>
-                <w:highlight w:val="yellow"/>
               </w:rPr>
               <w:t>4</w:t>
             </w:r>
@@ -21804,7 +22093,6 @@
                 <w:rFonts w:ascii="Barlow Condensed Medium" w:eastAsia="標楷體" w:hAnsi="Barlow Condensed Medium" w:cstheme="minorHAnsi"/>
                 <w:w w:val="80"/>
                 <w:szCs w:val="24"/>
-                <w:highlight w:val="yellow"/>
               </w:rPr>
               <w:t>,0</w:t>
             </w:r>
@@ -21813,7 +22101,6 @@
                 <w:rFonts w:ascii="Barlow Condensed Medium" w:eastAsia="標楷體" w:hAnsi="Barlow Condensed Medium" w:cstheme="minorHAnsi"/>
                 <w:w w:val="80"/>
                 <w:szCs w:val="24"/>
-                <w:highlight w:val="yellow"/>
               </w:rPr>
               <w:t>00</w:t>
             </w:r>
@@ -21836,7 +22123,6 @@
                 <w:rFonts w:ascii="Barlow Condensed Medium" w:eastAsia="標楷體" w:hAnsi="Barlow Condensed Medium" w:cstheme="minorHAnsi"/>
                 <w:w w:val="80"/>
                 <w:szCs w:val="24"/>
-                <w:highlight w:val="yellow"/>
               </w:rPr>
             </w:pPr>
             <w:r>
@@ -21844,7 +22130,6 @@
                 <w:rFonts w:ascii="Barlow Condensed Medium" w:eastAsia="標楷體" w:hAnsi="Barlow Condensed Medium" w:cstheme="minorHAnsi" w:hint="eastAsia"/>
                 <w:w w:val="80"/>
                 <w:szCs w:val="24"/>
-                <w:highlight w:val="yellow"/>
               </w:rPr>
               <w:t>17</w:t>
             </w:r>
@@ -21853,7 +22138,6 @@
                 <w:rFonts w:ascii="Barlow Condensed Medium" w:eastAsia="標楷體" w:hAnsi="Barlow Condensed Medium" w:cstheme="minorHAnsi" w:hint="eastAsia"/>
                 <w:w w:val="80"/>
                 <w:szCs w:val="24"/>
-                <w:highlight w:val="yellow"/>
                 <w:lang w:eastAsia="zh-HK"/>
               </w:rPr>
               <w:t>號</w:t>
@@ -21877,7 +22161,6 @@
                 <w:rFonts w:ascii="Barlow Condensed Medium" w:eastAsia="標楷體" w:hAnsi="Barlow Condensed Medium" w:cstheme="minorHAnsi"/>
                 <w:w w:val="80"/>
                 <w:szCs w:val="24"/>
-                <w:highlight w:val="yellow"/>
               </w:rPr>
             </w:pPr>
             <w:r>
@@ -21885,7 +22168,6 @@
                 <w:rFonts w:ascii="Barlow Condensed Medium" w:eastAsia="標楷體" w:hAnsi="Barlow Condensed Medium" w:cstheme="minorHAnsi"/>
                 <w:w w:val="80"/>
                 <w:szCs w:val="24"/>
-                <w:highlight w:val="yellow"/>
               </w:rPr>
               <w:t>4</w:t>
             </w:r>
@@ -21894,7 +22176,6 @@
                 <w:rFonts w:ascii="Barlow Condensed Medium" w:eastAsia="標楷體" w:hAnsi="Barlow Condensed Medium" w:cstheme="minorHAnsi"/>
                 <w:w w:val="80"/>
                 <w:szCs w:val="24"/>
-                <w:highlight w:val="yellow"/>
               </w:rPr>
               <w:t>,000</w:t>
             </w:r>
@@ -21918,7 +22199,6 @@
                 <w:rFonts w:ascii="Barlow Condensed Medium" w:eastAsia="標楷體" w:hAnsi="Barlow Condensed Medium" w:cstheme="minorHAnsi"/>
                 <w:w w:val="80"/>
                 <w:szCs w:val="24"/>
-                <w:highlight w:val="yellow"/>
               </w:rPr>
             </w:pPr>
             <w:r>
@@ -21926,7 +22206,6 @@
                 <w:rFonts w:ascii="Barlow Condensed Medium" w:eastAsia="標楷體" w:hAnsi="Barlow Condensed Medium" w:cstheme="minorHAnsi" w:hint="eastAsia"/>
                 <w:w w:val="80"/>
                 <w:szCs w:val="24"/>
-                <w:highlight w:val="yellow"/>
               </w:rPr>
               <w:t>17-1</w:t>
             </w:r>
@@ -21935,7 +22214,6 @@
                 <w:rFonts w:ascii="Barlow Condensed Medium" w:eastAsia="標楷體" w:hAnsi="Barlow Condensed Medium" w:cstheme="minorHAnsi" w:hint="eastAsia"/>
                 <w:w w:val="80"/>
                 <w:szCs w:val="24"/>
-                <w:highlight w:val="yellow"/>
                 <w:lang w:eastAsia="zh-HK"/>
               </w:rPr>
               <w:t>號</w:t>
@@ -21958,7 +22236,6 @@
                 <w:rFonts w:ascii="Barlow Condensed Medium" w:eastAsia="標楷體" w:hAnsi="Barlow Condensed Medium" w:cstheme="minorHAnsi"/>
                 <w:w w:val="80"/>
                 <w:szCs w:val="24"/>
-                <w:highlight w:val="yellow"/>
               </w:rPr>
             </w:pPr>
             <w:r>
@@ -21966,7 +22243,6 @@
                 <w:rFonts w:ascii="Barlow Condensed Medium" w:eastAsia="標楷體" w:hAnsi="Barlow Condensed Medium" w:cstheme="minorHAnsi"/>
                 <w:w w:val="80"/>
                 <w:szCs w:val="24"/>
-                <w:highlight w:val="yellow"/>
               </w:rPr>
               <w:t>7,000</w:t>
             </w:r>
@@ -21993,7 +22269,6 @@
                 <w:rFonts w:ascii="Barlow Condensed Medium" w:eastAsia="華康中黑體" w:hAnsi="Barlow Condensed Medium" w:cstheme="minorHAnsi"/>
                 <w:w w:val="80"/>
                 <w:szCs w:val="24"/>
-                <w:highlight w:val="yellow"/>
               </w:rPr>
             </w:pPr>
           </w:p>
@@ -22015,7 +22290,6 @@
                 <w:rFonts w:ascii="Barlow Condensed Medium" w:eastAsia="標楷體" w:hAnsi="Barlow Condensed Medium" w:cstheme="minorHAnsi"/>
                 <w:w w:val="80"/>
                 <w:szCs w:val="24"/>
-                <w:highlight w:val="yellow"/>
               </w:rPr>
             </w:pPr>
             <w:r>
@@ -22023,7 +22297,6 @@
                 <w:rFonts w:ascii="Barlow Condensed Medium" w:eastAsia="標楷體" w:hAnsi="Barlow Condensed Medium" w:cstheme="minorHAnsi" w:hint="eastAsia"/>
                 <w:w w:val="80"/>
                 <w:szCs w:val="24"/>
-                <w:highlight w:val="yellow"/>
               </w:rPr>
               <w:t>17-4</w:t>
             </w:r>
@@ -22032,7 +22305,6 @@
                 <w:rFonts w:ascii="Barlow Condensed Medium" w:eastAsia="標楷體" w:hAnsi="Barlow Condensed Medium" w:cstheme="minorHAnsi" w:hint="eastAsia"/>
                 <w:w w:val="80"/>
                 <w:szCs w:val="24"/>
-                <w:highlight w:val="yellow"/>
                 <w:lang w:eastAsia="zh-HK"/>
               </w:rPr>
               <w:t>號</w:t>
@@ -22056,7 +22328,6 @@
                 <w:rFonts w:ascii="Barlow Condensed Medium" w:eastAsia="標楷體" w:hAnsi="Barlow Condensed Medium" w:cstheme="minorHAnsi"/>
                 <w:w w:val="80"/>
                 <w:szCs w:val="24"/>
-                <w:highlight w:val="yellow"/>
               </w:rPr>
             </w:pPr>
             <w:r>
@@ -22064,7 +22335,6 @@
                 <w:rFonts w:ascii="Barlow Condensed Medium" w:eastAsia="標楷體" w:hAnsi="Barlow Condensed Medium" w:cstheme="minorHAnsi"/>
                 <w:w w:val="80"/>
                 <w:szCs w:val="24"/>
-                <w:highlight w:val="yellow"/>
               </w:rPr>
               <w:t>3,000</w:t>
             </w:r>
@@ -22087,7 +22357,6 @@
                 <w:rFonts w:ascii="Barlow Condensed Medium" w:eastAsia="標楷體" w:hAnsi="Barlow Condensed Medium" w:cstheme="minorHAnsi"/>
                 <w:w w:val="80"/>
                 <w:szCs w:val="24"/>
-                <w:highlight w:val="yellow"/>
               </w:rPr>
             </w:pPr>
             <w:r>
@@ -22095,7 +22364,6 @@
                 <w:rFonts w:ascii="Barlow Condensed Medium" w:eastAsia="標楷體" w:hAnsi="Barlow Condensed Medium" w:cstheme="minorHAnsi" w:hint="eastAsia"/>
                 <w:w w:val="80"/>
                 <w:szCs w:val="24"/>
-                <w:highlight w:val="yellow"/>
               </w:rPr>
               <w:t>26</w:t>
             </w:r>
@@ -22104,7 +22372,6 @@
                 <w:rFonts w:ascii="Barlow Condensed Medium" w:eastAsia="標楷體" w:hAnsi="Barlow Condensed Medium" w:cstheme="minorHAnsi" w:hint="eastAsia"/>
                 <w:w w:val="80"/>
                 <w:szCs w:val="24"/>
-                <w:highlight w:val="yellow"/>
                 <w:lang w:eastAsia="zh-HK"/>
               </w:rPr>
               <w:t>號</w:t>
@@ -22128,7 +22395,6 @@
                 <w:rFonts w:ascii="Barlow Condensed Medium" w:eastAsia="標楷體" w:hAnsi="Barlow Condensed Medium" w:cstheme="minorHAnsi"/>
                 <w:w w:val="80"/>
                 <w:szCs w:val="24"/>
-                <w:highlight w:val="yellow"/>
               </w:rPr>
             </w:pPr>
             <w:r>
@@ -22136,7 +22402,6 @@
                 <w:rFonts w:ascii="Barlow Condensed Medium" w:eastAsia="標楷體" w:hAnsi="Barlow Condensed Medium" w:cstheme="minorHAnsi"/>
                 <w:w w:val="80"/>
                 <w:szCs w:val="24"/>
-                <w:highlight w:val="yellow"/>
               </w:rPr>
               <w:t>3,000</w:t>
             </w:r>
@@ -22160,7 +22425,6 @@
                 <w:rFonts w:ascii="Barlow Condensed Medium" w:eastAsia="標楷體" w:hAnsi="Barlow Condensed Medium" w:cstheme="minorHAnsi"/>
                 <w:w w:val="80"/>
                 <w:szCs w:val="24"/>
-                <w:highlight w:val="yellow"/>
               </w:rPr>
             </w:pPr>
             <w:r>
@@ -22168,7 +22432,6 @@
                 <w:rFonts w:ascii="Barlow Condensed Medium" w:eastAsia="標楷體" w:hAnsi="Barlow Condensed Medium" w:cstheme="minorHAnsi"/>
                 <w:w w:val="80"/>
                 <w:szCs w:val="24"/>
-                <w:highlight w:val="yellow"/>
               </w:rPr>
               <w:t>27</w:t>
             </w:r>
@@ -22177,7 +22440,6 @@
                 <w:rFonts w:ascii="Barlow Condensed Medium" w:eastAsia="標楷體" w:hAnsi="Barlow Condensed Medium" w:cstheme="minorHAnsi" w:hint="eastAsia"/>
                 <w:w w:val="80"/>
                 <w:szCs w:val="24"/>
-                <w:highlight w:val="yellow"/>
                 <w:lang w:eastAsia="zh-HK"/>
               </w:rPr>
               <w:t>號</w:t>
@@ -22200,7 +22462,6 @@
                 <w:rFonts w:ascii="Barlow Condensed Medium" w:eastAsia="標楷體" w:hAnsi="Barlow Condensed Medium" w:cstheme="minorHAnsi"/>
                 <w:w w:val="80"/>
                 <w:szCs w:val="24"/>
-                <w:highlight w:val="yellow"/>
               </w:rPr>
             </w:pPr>
             <w:r>
@@ -22208,7 +22469,6 @@
                 <w:rFonts w:ascii="Barlow Condensed Medium" w:eastAsia="標楷體" w:hAnsi="Barlow Condensed Medium" w:cstheme="minorHAnsi"/>
                 <w:w w:val="80"/>
                 <w:szCs w:val="24"/>
-                <w:highlight w:val="yellow"/>
               </w:rPr>
               <w:t>2,000</w:t>
             </w:r>
@@ -22235,7 +22495,6 @@
                 <w:rFonts w:ascii="Barlow Condensed Medium" w:eastAsia="華康中黑體" w:hAnsi="Barlow Condensed Medium" w:cstheme="minorHAnsi"/>
                 <w:w w:val="80"/>
                 <w:szCs w:val="24"/>
-                <w:highlight w:val="yellow"/>
               </w:rPr>
             </w:pPr>
           </w:p>
@@ -22257,7 +22516,6 @@
                 <w:rFonts w:ascii="Barlow Condensed Medium" w:eastAsia="標楷體" w:hAnsi="Barlow Condensed Medium" w:cstheme="minorHAnsi"/>
                 <w:w w:val="80"/>
                 <w:szCs w:val="24"/>
-                <w:highlight w:val="yellow"/>
               </w:rPr>
             </w:pPr>
             <w:r>
@@ -22265,7 +22523,6 @@
                 <w:rFonts w:ascii="Barlow Condensed Medium" w:eastAsia="標楷體" w:hAnsi="Barlow Condensed Medium" w:cstheme="minorHAnsi" w:hint="eastAsia"/>
                 <w:w w:val="80"/>
                 <w:szCs w:val="24"/>
-                <w:highlight w:val="yellow"/>
               </w:rPr>
               <w:t>34</w:t>
             </w:r>
@@ -22274,7 +22531,6 @@
                 <w:rFonts w:ascii="Barlow Condensed Medium" w:eastAsia="標楷體" w:hAnsi="Barlow Condensed Medium" w:cstheme="minorHAnsi" w:hint="eastAsia"/>
                 <w:w w:val="80"/>
                 <w:szCs w:val="24"/>
-                <w:highlight w:val="yellow"/>
                 <w:lang w:eastAsia="zh-HK"/>
               </w:rPr>
               <w:t>號</w:t>
@@ -22298,7 +22554,6 @@
                 <w:rFonts w:ascii="Barlow Condensed Medium" w:eastAsia="標楷體" w:hAnsi="Barlow Condensed Medium" w:cstheme="minorHAnsi"/>
                 <w:w w:val="80"/>
                 <w:szCs w:val="24"/>
-                <w:highlight w:val="yellow"/>
               </w:rPr>
             </w:pPr>
             <w:r>
@@ -22306,7 +22561,6 @@
                 <w:rFonts w:ascii="Barlow Condensed Medium" w:eastAsia="標楷體" w:hAnsi="Barlow Condensed Medium" w:cstheme="minorHAnsi"/>
                 <w:w w:val="80"/>
                 <w:szCs w:val="24"/>
-                <w:highlight w:val="yellow"/>
               </w:rPr>
               <w:t>2,000</w:t>
             </w:r>
@@ -22329,7 +22583,6 @@
                 <w:rFonts w:ascii="Barlow Condensed Medium" w:eastAsia="標楷體" w:hAnsi="Barlow Condensed Medium" w:cstheme="minorHAnsi"/>
                 <w:w w:val="80"/>
                 <w:szCs w:val="24"/>
-                <w:highlight w:val="yellow"/>
               </w:rPr>
             </w:pPr>
             <w:r>
@@ -22337,7 +22590,6 @@
                 <w:rFonts w:ascii="Barlow Condensed Medium" w:eastAsia="標楷體" w:hAnsi="Barlow Condensed Medium" w:cstheme="minorHAnsi" w:hint="eastAsia"/>
                 <w:w w:val="80"/>
                 <w:szCs w:val="24"/>
-                <w:highlight w:val="yellow"/>
               </w:rPr>
               <w:t>34-1</w:t>
             </w:r>
@@ -22346,7 +22598,6 @@
                 <w:rFonts w:ascii="Barlow Condensed Medium" w:eastAsia="標楷體" w:hAnsi="Barlow Condensed Medium" w:cstheme="minorHAnsi" w:hint="eastAsia"/>
                 <w:w w:val="80"/>
                 <w:szCs w:val="24"/>
-                <w:highlight w:val="yellow"/>
                 <w:lang w:eastAsia="zh-HK"/>
               </w:rPr>
               <w:t>號</w:t>
@@ -22370,7 +22621,6 @@
                 <w:rFonts w:ascii="Barlow Condensed Medium" w:eastAsia="標楷體" w:hAnsi="Barlow Condensed Medium" w:cstheme="minorHAnsi"/>
                 <w:w w:val="80"/>
                 <w:szCs w:val="24"/>
-                <w:highlight w:val="yellow"/>
               </w:rPr>
             </w:pPr>
             <w:r>
@@ -22378,7 +22628,6 @@
                 <w:rFonts w:ascii="Barlow Condensed Medium" w:eastAsia="標楷體" w:hAnsi="Barlow Condensed Medium" w:cstheme="minorHAnsi"/>
                 <w:w w:val="80"/>
                 <w:szCs w:val="24"/>
-                <w:highlight w:val="yellow"/>
               </w:rPr>
               <w:t>2,500</w:t>
             </w:r>
@@ -22402,7 +22651,6 @@
                 <w:rFonts w:ascii="Barlow Condensed Medium" w:eastAsia="標楷體" w:hAnsi="Barlow Condensed Medium" w:cstheme="minorHAnsi"/>
                 <w:w w:val="80"/>
                 <w:szCs w:val="24"/>
-                <w:highlight w:val="yellow"/>
               </w:rPr>
             </w:pPr>
             <w:r>
@@ -22410,7 +22658,6 @@
                 <w:rFonts w:ascii="Barlow Condensed Medium" w:eastAsia="標楷體" w:hAnsi="Barlow Condensed Medium" w:cstheme="minorHAnsi"/>
                 <w:w w:val="80"/>
                 <w:szCs w:val="24"/>
-                <w:highlight w:val="yellow"/>
               </w:rPr>
               <w:t>65</w:t>
             </w:r>
@@ -22419,7 +22666,6 @@
                 <w:rFonts w:ascii="Barlow Condensed Medium" w:eastAsia="標楷體" w:hAnsi="Barlow Condensed Medium" w:cstheme="minorHAnsi" w:hint="eastAsia"/>
                 <w:w w:val="80"/>
                 <w:szCs w:val="24"/>
-                <w:highlight w:val="yellow"/>
                 <w:lang w:eastAsia="zh-HK"/>
               </w:rPr>
               <w:t>號</w:t>
@@ -22442,7 +22688,6 @@
                 <w:rFonts w:ascii="Barlow Condensed Medium" w:eastAsia="標楷體" w:hAnsi="Barlow Condensed Medium" w:cstheme="minorHAnsi"/>
                 <w:w w:val="80"/>
                 <w:szCs w:val="24"/>
-                <w:highlight w:val="yellow"/>
               </w:rPr>
             </w:pPr>
             <w:r>
@@ -22450,7 +22695,6 @@
                 <w:rFonts w:ascii="Barlow Condensed Medium" w:eastAsia="標楷體" w:hAnsi="Barlow Condensed Medium" w:cstheme="minorHAnsi"/>
                 <w:w w:val="80"/>
                 <w:szCs w:val="24"/>
-                <w:highlight w:val="yellow"/>
               </w:rPr>
               <w:t>5,000</w:t>
             </w:r>
@@ -22477,7 +22721,6 @@
                 <w:rFonts w:ascii="Barlow Condensed Medium" w:eastAsia="華康中黑體" w:hAnsi="Barlow Condensed Medium" w:cstheme="minorHAnsi"/>
                 <w:w w:val="80"/>
                 <w:szCs w:val="24"/>
-                <w:highlight w:val="yellow"/>
               </w:rPr>
             </w:pPr>
           </w:p>
@@ -22499,7 +22742,6 @@
                 <w:rFonts w:ascii="Barlow Condensed Medium" w:eastAsia="標楷體" w:hAnsi="Barlow Condensed Medium" w:cstheme="minorHAnsi"/>
                 <w:w w:val="80"/>
                 <w:szCs w:val="24"/>
-                <w:highlight w:val="yellow"/>
               </w:rPr>
             </w:pPr>
             <w:r>
@@ -22507,7 +22749,6 @@
                 <w:rFonts w:ascii="Barlow Condensed Medium" w:eastAsia="標楷體" w:hAnsi="Barlow Condensed Medium" w:cstheme="minorHAnsi" w:hint="eastAsia"/>
                 <w:w w:val="80"/>
                 <w:szCs w:val="24"/>
-                <w:highlight w:val="yellow"/>
               </w:rPr>
               <w:t>65-1</w:t>
             </w:r>
@@ -22516,7 +22757,6 @@
                 <w:rFonts w:ascii="Barlow Condensed Medium" w:eastAsia="標楷體" w:hAnsi="Barlow Condensed Medium" w:cstheme="minorHAnsi" w:hint="eastAsia"/>
                 <w:w w:val="80"/>
                 <w:szCs w:val="24"/>
-                <w:highlight w:val="yellow"/>
                 <w:lang w:eastAsia="zh-HK"/>
               </w:rPr>
               <w:t>號</w:t>
@@ -22540,7 +22780,6 @@
                 <w:rFonts w:ascii="Barlow Condensed Medium" w:eastAsia="標楷體" w:hAnsi="Barlow Condensed Medium" w:cstheme="minorHAnsi"/>
                 <w:w w:val="80"/>
                 <w:szCs w:val="24"/>
-                <w:highlight w:val="yellow"/>
               </w:rPr>
             </w:pPr>
             <w:r>
@@ -22548,7 +22787,6 @@
                 <w:rFonts w:ascii="Barlow Condensed Medium" w:eastAsia="標楷體" w:hAnsi="Barlow Condensed Medium" w:cstheme="minorHAnsi"/>
                 <w:w w:val="80"/>
                 <w:szCs w:val="24"/>
-                <w:highlight w:val="yellow"/>
               </w:rPr>
               <w:t>3,000</w:t>
             </w:r>
@@ -22571,7 +22809,6 @@
                 <w:rFonts w:ascii="Barlow Condensed Medium" w:eastAsia="標楷體" w:hAnsi="Barlow Condensed Medium" w:cstheme="minorHAnsi"/>
                 <w:w w:val="80"/>
                 <w:szCs w:val="24"/>
-                <w:highlight w:val="yellow"/>
               </w:rPr>
             </w:pPr>
           </w:p>
@@ -22593,7 +22830,6 @@
                 <w:rFonts w:ascii="Barlow Condensed Medium" w:eastAsia="標楷體" w:hAnsi="Barlow Condensed Medium" w:cstheme="minorHAnsi"/>
                 <w:w w:val="80"/>
                 <w:szCs w:val="24"/>
-                <w:highlight w:val="yellow"/>
               </w:rPr>
             </w:pPr>
           </w:p>
@@ -22616,7 +22852,6 @@
                 <w:rFonts w:ascii="Barlow Condensed Medium" w:eastAsia="標楷體" w:hAnsi="Barlow Condensed Medium" w:cstheme="minorHAnsi"/>
                 <w:w w:val="80"/>
                 <w:szCs w:val="24"/>
-                <w:highlight w:val="yellow"/>
               </w:rPr>
             </w:pPr>
           </w:p>
@@ -22637,7 +22872,6 @@
                 <w:rFonts w:ascii="Barlow Condensed Medium" w:eastAsia="標楷體" w:hAnsi="Barlow Condensed Medium" w:cstheme="minorHAnsi"/>
                 <w:w w:val="80"/>
                 <w:szCs w:val="24"/>
-                <w:highlight w:val="yellow"/>
               </w:rPr>
             </w:pPr>
           </w:p>
@@ -22663,7 +22897,6 @@
                 <w:rFonts w:ascii="Barlow Condensed Medium" w:eastAsia="華康中黑體" w:hAnsi="Barlow Condensed Medium" w:cstheme="minorHAnsi"/>
                 <w:w w:val="80"/>
                 <w:szCs w:val="24"/>
-                <w:highlight w:val="yellow"/>
               </w:rPr>
             </w:pPr>
           </w:p>
@@ -22685,7 +22918,6 @@
                 <w:rFonts w:ascii="Barlow Condensed Medium" w:eastAsia="標楷體" w:hAnsi="Barlow Condensed Medium" w:cstheme="minorHAnsi"/>
                 <w:w w:val="80"/>
                 <w:szCs w:val="24"/>
-                <w:highlight w:val="yellow"/>
               </w:rPr>
             </w:pPr>
           </w:p>
@@ -22707,7 +22939,6 @@
                 <w:rFonts w:ascii="Barlow Condensed Medium" w:eastAsia="標楷體" w:hAnsi="Barlow Condensed Medium" w:cstheme="minorHAnsi"/>
                 <w:w w:val="80"/>
                 <w:szCs w:val="24"/>
-                <w:highlight w:val="yellow"/>
               </w:rPr>
             </w:pPr>
           </w:p>
@@ -22729,7 +22960,6 @@
                 <w:rFonts w:ascii="Barlow Condensed Medium" w:eastAsia="標楷體" w:hAnsi="Barlow Condensed Medium" w:cstheme="minorHAnsi"/>
                 <w:w w:val="80"/>
                 <w:szCs w:val="24"/>
-                <w:highlight w:val="yellow"/>
               </w:rPr>
             </w:pPr>
           </w:p>
@@ -22751,7 +22981,6 @@
                 <w:rFonts w:ascii="Barlow Condensed Medium" w:eastAsia="標楷體" w:hAnsi="Barlow Condensed Medium" w:cstheme="minorHAnsi"/>
                 <w:w w:val="80"/>
                 <w:szCs w:val="24"/>
-                <w:highlight w:val="yellow"/>
               </w:rPr>
             </w:pPr>
           </w:p>
@@ -22774,7 +23003,6 @@
                 <w:rFonts w:ascii="Barlow Condensed Medium" w:eastAsia="標楷體" w:hAnsi="Barlow Condensed Medium" w:cstheme="minorHAnsi"/>
                 <w:w w:val="80"/>
                 <w:szCs w:val="24"/>
-                <w:highlight w:val="yellow"/>
               </w:rPr>
             </w:pPr>
           </w:p>
@@ -22795,7 +23023,6 @@
                 <w:rFonts w:ascii="Barlow Condensed Medium" w:eastAsia="標楷體" w:hAnsi="Barlow Condensed Medium" w:cstheme="minorHAnsi"/>
                 <w:w w:val="80"/>
                 <w:szCs w:val="24"/>
-                <w:highlight w:val="yellow"/>
               </w:rPr>
             </w:pPr>
           </w:p>
@@ -22821,7 +23048,6 @@
                 <w:rFonts w:ascii="Barlow Condensed Medium" w:eastAsia="華康中黑體" w:hAnsi="Barlow Condensed Medium" w:cstheme="minorHAnsi"/>
                 <w:w w:val="80"/>
                 <w:szCs w:val="24"/>
-                <w:highlight w:val="yellow"/>
               </w:rPr>
             </w:pPr>
             <w:r>
@@ -22829,7 +23055,6 @@
                 <w:rFonts w:ascii="Barlow Condensed Medium" w:eastAsia="華康中黑體" w:hAnsi="Barlow Condensed Medium" w:cstheme="minorHAnsi"/>
                 <w:w w:val="80"/>
                 <w:szCs w:val="24"/>
-                <w:highlight w:val="yellow"/>
               </w:rPr>
               <w:sym w:font="Wingdings 2" w:char="F0AE"/>
             </w:r>
@@ -22838,7 +23063,6 @@
                 <w:rFonts w:ascii="Barlow Condensed Medium" w:eastAsia="華康中黑體" w:hAnsi="Barlow Condensed Medium" w:cstheme="minorHAnsi" w:hint="eastAsia"/>
                 <w:w w:val="80"/>
                 <w:szCs w:val="24"/>
-                <w:highlight w:val="yellow"/>
                 <w:lang w:eastAsia="zh-HK"/>
               </w:rPr>
               <w:t>感恩</w:t>
@@ -22848,7 +23072,6 @@
                 <w:rFonts w:ascii="Barlow Condensed Medium" w:eastAsia="華康中黑體" w:hAnsi="Barlow Condensed Medium" w:cstheme="minorHAnsi"/>
                 <w:w w:val="80"/>
                 <w:szCs w:val="24"/>
-                <w:highlight w:val="yellow"/>
               </w:rPr>
               <w:t>奉獻</w:t>
             </w:r>
@@ -22857,7 +23080,6 @@
                 <w:rFonts w:ascii="Barlow Condensed Medium" w:eastAsia="華康中黑體" w:hAnsi="Barlow Condensed Medium" w:cstheme="minorHAnsi"/>
                 <w:w w:val="80"/>
                 <w:szCs w:val="24"/>
-                <w:highlight w:val="yellow"/>
               </w:rPr>
               <w:t>:</w:t>
             </w:r>
@@ -22880,7 +23102,6 @@
                 <w:rFonts w:ascii="Barlow Condensed Medium" w:eastAsia="標楷體" w:hAnsi="Barlow Condensed Medium" w:cstheme="minorHAnsi"/>
                 <w:w w:val="80"/>
                 <w:szCs w:val="24"/>
-                <w:highlight w:val="yellow"/>
               </w:rPr>
             </w:pPr>
             <w:r>
@@ -22888,7 +23109,6 @@
                 <w:rFonts w:ascii="Barlow Condensed Medium" w:eastAsia="標楷體" w:hAnsi="Barlow Condensed Medium" w:cstheme="minorHAnsi" w:hint="eastAsia"/>
                 <w:w w:val="80"/>
                 <w:szCs w:val="24"/>
-                <w:highlight w:val="yellow"/>
                 <w:lang w:eastAsia="zh-HK"/>
               </w:rPr>
               <w:t>1-2</w:t>
@@ -22898,7 +23118,6 @@
                 <w:rFonts w:ascii="Barlow Condensed Medium" w:eastAsia="標楷體" w:hAnsi="Barlow Condensed Medium" w:cstheme="minorHAnsi" w:hint="eastAsia"/>
                 <w:w w:val="80"/>
                 <w:szCs w:val="24"/>
-                <w:highlight w:val="yellow"/>
                 <w:lang w:eastAsia="zh-HK"/>
               </w:rPr>
               <w:t>號</w:t>
@@ -22922,7 +23141,6 @@
                 <w:rFonts w:ascii="Barlow Condensed Medium" w:eastAsia="標楷體" w:hAnsi="Barlow Condensed Medium" w:cstheme="minorHAnsi"/>
                 <w:w w:val="80"/>
                 <w:szCs w:val="24"/>
-                <w:highlight w:val="yellow"/>
               </w:rPr>
             </w:pPr>
             <w:r>
@@ -22930,7 +23148,6 @@
                 <w:rFonts w:ascii="Barlow Condensed Medium" w:eastAsia="標楷體" w:hAnsi="Barlow Condensed Medium" w:cstheme="minorHAnsi" w:hint="eastAsia"/>
                 <w:w w:val="80"/>
                 <w:szCs w:val="24"/>
-                <w:highlight w:val="yellow"/>
               </w:rPr>
               <w:t>2,5</w:t>
             </w:r>
@@ -22939,7 +23156,6 @@
                 <w:rFonts w:ascii="Barlow Condensed Medium" w:eastAsia="標楷體" w:hAnsi="Barlow Condensed Medium" w:cstheme="minorHAnsi" w:hint="eastAsia"/>
                 <w:w w:val="80"/>
                 <w:szCs w:val="24"/>
-                <w:highlight w:val="yellow"/>
               </w:rPr>
               <w:t>00</w:t>
             </w:r>
@@ -22962,7 +23178,6 @@
                 <w:rFonts w:ascii="Barlow Condensed Medium" w:eastAsia="標楷體" w:hAnsi="Barlow Condensed Medium" w:cstheme="minorHAnsi"/>
                 <w:w w:val="80"/>
                 <w:szCs w:val="24"/>
-                <w:highlight w:val="yellow"/>
               </w:rPr>
             </w:pPr>
             <w:r>
@@ -22970,7 +23185,6 @@
                 <w:rFonts w:ascii="Barlow Condensed Medium" w:eastAsia="標楷體" w:hAnsi="Barlow Condensed Medium" w:cstheme="minorHAnsi" w:hint="eastAsia"/>
                 <w:w w:val="80"/>
                 <w:szCs w:val="24"/>
-                <w:highlight w:val="yellow"/>
                 <w:lang w:eastAsia="zh-HK"/>
               </w:rPr>
               <w:t>37</w:t>
@@ -22980,7 +23194,6 @@
                 <w:rFonts w:ascii="Barlow Condensed Medium" w:eastAsia="標楷體" w:hAnsi="Barlow Condensed Medium" w:cstheme="minorHAnsi" w:hint="eastAsia"/>
                 <w:w w:val="80"/>
                 <w:szCs w:val="24"/>
-                <w:highlight w:val="yellow"/>
                 <w:lang w:eastAsia="zh-HK"/>
               </w:rPr>
               <w:t>號</w:t>
@@ -23004,7 +23217,6 @@
                 <w:rFonts w:ascii="Barlow Condensed Medium" w:eastAsia="標楷體" w:hAnsi="Barlow Condensed Medium" w:cstheme="minorHAnsi"/>
                 <w:w w:val="80"/>
                 <w:szCs w:val="24"/>
-                <w:highlight w:val="yellow"/>
               </w:rPr>
             </w:pPr>
             <w:r>
@@ -23012,7 +23224,6 @@
                 <w:rFonts w:ascii="Barlow Condensed Medium" w:eastAsia="標楷體" w:hAnsi="Barlow Condensed Medium" w:cstheme="minorHAnsi"/>
                 <w:w w:val="80"/>
                 <w:szCs w:val="24"/>
-                <w:highlight w:val="yellow"/>
               </w:rPr>
               <w:t>2</w:t>
             </w:r>
@@ -23021,7 +23232,6 @@
                 <w:rFonts w:ascii="Barlow Condensed Medium" w:eastAsia="標楷體" w:hAnsi="Barlow Condensed Medium" w:cstheme="minorHAnsi"/>
                 <w:w w:val="80"/>
                 <w:szCs w:val="24"/>
-                <w:highlight w:val="yellow"/>
               </w:rPr>
               <w:t>,</w:t>
             </w:r>
@@ -23030,7 +23240,6 @@
                 <w:rFonts w:ascii="Barlow Condensed Medium" w:eastAsia="標楷體" w:hAnsi="Barlow Condensed Medium" w:cstheme="minorHAnsi" w:hint="eastAsia"/>
                 <w:w w:val="80"/>
                 <w:szCs w:val="24"/>
-                <w:highlight w:val="yellow"/>
               </w:rPr>
               <w:t>0</w:t>
             </w:r>
@@ -23039,7 +23248,6 @@
                 <w:rFonts w:ascii="Barlow Condensed Medium" w:eastAsia="標楷體" w:hAnsi="Barlow Condensed Medium" w:cstheme="minorHAnsi"/>
                 <w:w w:val="80"/>
                 <w:szCs w:val="24"/>
-                <w:highlight w:val="yellow"/>
               </w:rPr>
               <w:t>00</w:t>
             </w:r>
@@ -23063,7 +23271,6 @@
                 <w:rFonts w:ascii="Barlow Condensed Medium" w:eastAsia="標楷體" w:hAnsi="Barlow Condensed Medium" w:cstheme="minorHAnsi"/>
                 <w:w w:val="80"/>
                 <w:szCs w:val="24"/>
-                <w:highlight w:val="yellow"/>
               </w:rPr>
             </w:pPr>
             <w:r>
@@ -23071,7 +23278,6 @@
                 <w:rFonts w:ascii="Barlow Condensed Medium" w:eastAsia="標楷體" w:hAnsi="Barlow Condensed Medium" w:cstheme="minorHAnsi" w:hint="eastAsia"/>
                 <w:w w:val="80"/>
                 <w:szCs w:val="24"/>
-                <w:highlight w:val="yellow"/>
                 <w:lang w:eastAsia="zh-HK"/>
               </w:rPr>
               <w:t>4</w:t>
@@ -23081,7 +23287,6 @@
                 <w:rFonts w:ascii="Barlow Condensed Medium" w:eastAsia="標楷體" w:hAnsi="Barlow Condensed Medium" w:cstheme="minorHAnsi" w:hint="eastAsia"/>
                 <w:w w:val="80"/>
                 <w:szCs w:val="24"/>
-                <w:highlight w:val="yellow"/>
                 <w:lang w:eastAsia="zh-HK"/>
               </w:rPr>
               <w:t>5</w:t>
@@ -23091,7 +23296,6 @@
                 <w:rFonts w:ascii="Barlow Condensed Medium" w:eastAsia="標楷體" w:hAnsi="Barlow Condensed Medium" w:cstheme="minorHAnsi" w:hint="eastAsia"/>
                 <w:w w:val="80"/>
                 <w:szCs w:val="24"/>
-                <w:highlight w:val="yellow"/>
                 <w:lang w:eastAsia="zh-HK"/>
               </w:rPr>
               <w:t>號</w:t>
@@ -23114,7 +23318,6 @@
                 <w:rFonts w:ascii="Barlow Condensed Medium" w:eastAsia="標楷體" w:hAnsi="Barlow Condensed Medium" w:cstheme="minorHAnsi"/>
                 <w:w w:val="80"/>
                 <w:szCs w:val="24"/>
-                <w:highlight w:val="yellow"/>
               </w:rPr>
             </w:pPr>
             <w:r>
@@ -23122,7 +23325,6 @@
                 <w:rFonts w:ascii="Barlow Condensed Medium" w:eastAsia="標楷體" w:hAnsi="Barlow Condensed Medium" w:cstheme="minorHAnsi"/>
                 <w:w w:val="80"/>
                 <w:szCs w:val="24"/>
-                <w:highlight w:val="yellow"/>
               </w:rPr>
               <w:t>4</w:t>
             </w:r>
@@ -23131,7 +23333,6 @@
                 <w:rFonts w:ascii="Barlow Condensed Medium" w:eastAsia="標楷體" w:hAnsi="Barlow Condensed Medium" w:cstheme="minorHAnsi"/>
                 <w:w w:val="80"/>
                 <w:szCs w:val="24"/>
-                <w:highlight w:val="yellow"/>
               </w:rPr>
               <w:t>,0</w:t>
             </w:r>
@@ -23140,7 +23341,6 @@
                 <w:rFonts w:ascii="Barlow Condensed Medium" w:eastAsia="標楷體" w:hAnsi="Barlow Condensed Medium" w:cstheme="minorHAnsi"/>
                 <w:w w:val="80"/>
                 <w:szCs w:val="24"/>
-                <w:highlight w:val="yellow"/>
               </w:rPr>
               <w:t>0</w:t>
             </w:r>
@@ -23149,7 +23349,6 @@
                 <w:rFonts w:ascii="Barlow Condensed Medium" w:eastAsia="標楷體" w:hAnsi="Barlow Condensed Medium" w:cstheme="minorHAnsi"/>
                 <w:w w:val="80"/>
                 <w:szCs w:val="24"/>
-                <w:highlight w:val="yellow"/>
               </w:rPr>
               <w:t>0</w:t>
             </w:r>
@@ -23176,7 +23375,6 @@
                 <w:rFonts w:ascii="Barlow Condensed Medium" w:eastAsia="華康中黑體" w:hAnsi="Barlow Condensed Medium" w:cstheme="minorHAnsi"/>
                 <w:w w:val="80"/>
                 <w:szCs w:val="24"/>
-                <w:highlight w:val="yellow"/>
               </w:rPr>
             </w:pPr>
           </w:p>
@@ -23198,7 +23396,6 @@
                 <w:rFonts w:ascii="Barlow Condensed Medium" w:eastAsia="標楷體" w:hAnsi="Barlow Condensed Medium" w:cstheme="minorHAnsi"/>
                 <w:w w:val="80"/>
                 <w:szCs w:val="24"/>
-                <w:highlight w:val="yellow"/>
               </w:rPr>
             </w:pPr>
             <w:r>
@@ -23206,7 +23403,6 @@
                 <w:rFonts w:ascii="Barlow Condensed Medium" w:eastAsia="標楷體" w:hAnsi="Barlow Condensed Medium" w:cstheme="minorHAnsi" w:hint="eastAsia"/>
                 <w:w w:val="80"/>
                 <w:szCs w:val="24"/>
-                <w:highlight w:val="yellow"/>
                 <w:lang w:eastAsia="zh-HK"/>
               </w:rPr>
               <w:t>49</w:t>
@@ -23216,7 +23412,6 @@
                 <w:rFonts w:ascii="Barlow Condensed Medium" w:eastAsia="標楷體" w:hAnsi="Barlow Condensed Medium" w:cstheme="minorHAnsi" w:hint="eastAsia"/>
                 <w:w w:val="80"/>
                 <w:szCs w:val="24"/>
-                <w:highlight w:val="yellow"/>
                 <w:lang w:eastAsia="zh-HK"/>
               </w:rPr>
               <w:t>號</w:t>
@@ -23240,7 +23435,6 @@
                 <w:rFonts w:ascii="Barlow Condensed Medium" w:eastAsia="標楷體" w:hAnsi="Barlow Condensed Medium" w:cstheme="minorHAnsi"/>
                 <w:w w:val="80"/>
                 <w:szCs w:val="24"/>
-                <w:highlight w:val="yellow"/>
               </w:rPr>
             </w:pPr>
             <w:r>
@@ -23248,7 +23442,6 @@
                 <w:rFonts w:ascii="Barlow Condensed Medium" w:eastAsia="標楷體" w:hAnsi="Barlow Condensed Medium" w:cstheme="minorHAnsi"/>
                 <w:w w:val="80"/>
                 <w:szCs w:val="24"/>
-                <w:highlight w:val="yellow"/>
               </w:rPr>
               <w:t>3</w:t>
             </w:r>
@@ -23257,7 +23450,6 @@
                 <w:rFonts w:ascii="Barlow Condensed Medium" w:eastAsia="標楷體" w:hAnsi="Barlow Condensed Medium" w:cstheme="minorHAnsi"/>
                 <w:w w:val="80"/>
                 <w:szCs w:val="24"/>
-                <w:highlight w:val="yellow"/>
               </w:rPr>
               <w:t>,0</w:t>
             </w:r>
@@ -23266,7 +23458,6 @@
                 <w:rFonts w:ascii="Barlow Condensed Medium" w:eastAsia="標楷體" w:hAnsi="Barlow Condensed Medium" w:cstheme="minorHAnsi"/>
                 <w:w w:val="80"/>
                 <w:szCs w:val="24"/>
-                <w:highlight w:val="yellow"/>
               </w:rPr>
               <w:t>00</w:t>
             </w:r>
@@ -23289,7 +23480,6 @@
                 <w:rFonts w:ascii="Barlow Condensed Medium" w:eastAsia="標楷體" w:hAnsi="Barlow Condensed Medium" w:cstheme="minorHAnsi"/>
                 <w:w w:val="80"/>
                 <w:szCs w:val="24"/>
-                <w:highlight w:val="yellow"/>
               </w:rPr>
             </w:pPr>
             <w:r>
@@ -23297,7 +23487,6 @@
                 <w:rFonts w:ascii="Barlow Condensed Medium" w:eastAsia="標楷體" w:hAnsi="Barlow Condensed Medium" w:cstheme="minorHAnsi" w:hint="eastAsia"/>
                 <w:w w:val="80"/>
                 <w:szCs w:val="24"/>
-                <w:highlight w:val="yellow"/>
                 <w:lang w:eastAsia="zh-HK"/>
               </w:rPr>
               <w:t>54</w:t>
@@ -23307,7 +23496,6 @@
                 <w:rFonts w:ascii="Barlow Condensed Medium" w:eastAsia="標楷體" w:hAnsi="Barlow Condensed Medium" w:cstheme="minorHAnsi" w:hint="eastAsia"/>
                 <w:w w:val="80"/>
                 <w:szCs w:val="24"/>
-                <w:highlight w:val="yellow"/>
                 <w:lang w:eastAsia="zh-HK"/>
               </w:rPr>
               <w:t>號</w:t>
@@ -23331,7 +23519,6 @@
                 <w:rFonts w:ascii="Barlow Condensed Medium" w:eastAsia="標楷體" w:hAnsi="Barlow Condensed Medium" w:cstheme="minorHAnsi"/>
                 <w:w w:val="80"/>
                 <w:szCs w:val="24"/>
-                <w:highlight w:val="yellow"/>
               </w:rPr>
             </w:pPr>
             <w:r>
@@ -23339,7 +23526,6 @@
                 <w:rFonts w:ascii="Barlow Condensed Medium" w:eastAsia="標楷體" w:hAnsi="Barlow Condensed Medium" w:cstheme="minorHAnsi"/>
                 <w:w w:val="80"/>
                 <w:szCs w:val="24"/>
-                <w:highlight w:val="yellow"/>
               </w:rPr>
               <w:t>6</w:t>
             </w:r>
@@ -23348,7 +23534,6 @@
                 <w:rFonts w:ascii="Barlow Condensed Medium" w:eastAsia="標楷體" w:hAnsi="Barlow Condensed Medium" w:cstheme="minorHAnsi"/>
                 <w:w w:val="80"/>
                 <w:szCs w:val="24"/>
-                <w:highlight w:val="yellow"/>
               </w:rPr>
               <w:t>,00</w:t>
             </w:r>
@@ -23357,7 +23542,6 @@
                 <w:rFonts w:ascii="Barlow Condensed Medium" w:eastAsia="標楷體" w:hAnsi="Barlow Condensed Medium" w:cstheme="minorHAnsi"/>
                 <w:w w:val="80"/>
                 <w:szCs w:val="24"/>
-                <w:highlight w:val="yellow"/>
               </w:rPr>
               <w:t>0</w:t>
             </w:r>
@@ -23382,7 +23566,6 @@
                 <w:rFonts w:ascii="Barlow Condensed Medium" w:eastAsia="標楷體" w:hAnsi="Barlow Condensed Medium" w:cstheme="minorHAnsi"/>
                 <w:w w:val="80"/>
                 <w:szCs w:val="24"/>
-                <w:highlight w:val="yellow"/>
               </w:rPr>
             </w:pPr>
             <w:r>
@@ -23390,7 +23573,6 @@
                 <w:rFonts w:ascii="Barlow Condensed Medium" w:eastAsia="標楷體" w:hAnsi="Barlow Condensed Medium" w:cstheme="minorHAnsi" w:hint="eastAsia"/>
                 <w:w w:val="80"/>
                 <w:szCs w:val="24"/>
-                <w:highlight w:val="yellow"/>
               </w:rPr>
               <w:t>65</w:t>
             </w:r>
@@ -23399,7 +23581,6 @@
                 <w:rFonts w:ascii="Barlow Condensed Medium" w:eastAsia="標楷體" w:hAnsi="Barlow Condensed Medium" w:cstheme="minorHAnsi" w:hint="eastAsia"/>
                 <w:w w:val="80"/>
                 <w:szCs w:val="24"/>
-                <w:highlight w:val="yellow"/>
                 <w:lang w:eastAsia="zh-HK"/>
               </w:rPr>
               <w:t>號</w:t>
@@ -23422,7 +23603,6 @@
                 <w:rFonts w:ascii="Barlow Condensed Medium" w:eastAsia="標楷體" w:hAnsi="Barlow Condensed Medium" w:cstheme="minorHAnsi"/>
                 <w:w w:val="80"/>
                 <w:szCs w:val="24"/>
-                <w:highlight w:val="yellow"/>
               </w:rPr>
             </w:pPr>
             <w:r>
@@ -23430,7 +23610,6 @@
                 <w:rFonts w:ascii="Barlow Condensed Medium" w:eastAsia="標楷體" w:hAnsi="Barlow Condensed Medium" w:cstheme="minorHAnsi"/>
                 <w:w w:val="80"/>
                 <w:szCs w:val="24"/>
-                <w:highlight w:val="yellow"/>
               </w:rPr>
               <w:t>10,000</w:t>
             </w:r>
@@ -23457,7 +23636,6 @@
                 <w:rFonts w:ascii="Barlow Condensed Medium" w:eastAsia="華康中黑體" w:hAnsi="Barlow Condensed Medium" w:cstheme="minorHAnsi"/>
                 <w:w w:val="80"/>
                 <w:szCs w:val="24"/>
-                <w:highlight w:val="yellow"/>
               </w:rPr>
             </w:pPr>
           </w:p>
@@ -23479,7 +23657,6 @@
                 <w:rFonts w:ascii="Barlow Condensed Medium" w:eastAsia="標楷體" w:hAnsi="Barlow Condensed Medium" w:cstheme="minorHAnsi"/>
                 <w:w w:val="80"/>
                 <w:szCs w:val="24"/>
-                <w:highlight w:val="yellow"/>
               </w:rPr>
             </w:pPr>
           </w:p>
@@ -23501,7 +23678,6 @@
                 <w:rFonts w:ascii="Barlow Condensed Medium" w:eastAsia="標楷體" w:hAnsi="Barlow Condensed Medium" w:cstheme="minorHAnsi"/>
                 <w:w w:val="80"/>
                 <w:szCs w:val="24"/>
-                <w:highlight w:val="yellow"/>
               </w:rPr>
             </w:pPr>
           </w:p>
@@ -23523,7 +23699,6 @@
                 <w:rFonts w:ascii="Barlow Condensed Medium" w:eastAsia="標楷體" w:hAnsi="Barlow Condensed Medium" w:cstheme="minorHAnsi"/>
                 <w:w w:val="80"/>
                 <w:szCs w:val="24"/>
-                <w:highlight w:val="yellow"/>
               </w:rPr>
             </w:pPr>
           </w:p>
@@ -23545,7 +23720,6 @@
                 <w:rFonts w:ascii="Barlow Condensed Medium" w:eastAsia="標楷體" w:hAnsi="Barlow Condensed Medium" w:cstheme="minorHAnsi"/>
                 <w:w w:val="80"/>
                 <w:szCs w:val="24"/>
-                <w:highlight w:val="yellow"/>
               </w:rPr>
             </w:pPr>
           </w:p>
@@ -23568,7 +23742,6 @@
                 <w:rFonts w:ascii="Barlow Condensed Medium" w:eastAsia="標楷體" w:hAnsi="Barlow Condensed Medium" w:cstheme="minorHAnsi"/>
                 <w:w w:val="80"/>
                 <w:szCs w:val="24"/>
-                <w:highlight w:val="yellow"/>
               </w:rPr>
             </w:pPr>
           </w:p>
@@ -23589,7 +23762,6 @@
                 <w:rFonts w:ascii="Barlow Condensed Medium" w:eastAsia="標楷體" w:hAnsi="Barlow Condensed Medium" w:cstheme="minorHAnsi"/>
                 <w:w w:val="80"/>
                 <w:szCs w:val="24"/>
-                <w:highlight w:val="yellow"/>
               </w:rPr>
             </w:pPr>
           </w:p>
@@ -23615,7 +23787,6 @@
                 <w:rFonts w:ascii="Barlow Condensed Medium" w:eastAsia="華康中黑體" w:hAnsi="Barlow Condensed Medium" w:cstheme="minorHAnsi"/>
                 <w:w w:val="80"/>
                 <w:szCs w:val="24"/>
-                <w:highlight w:val="yellow"/>
               </w:rPr>
             </w:pPr>
             <w:r>
@@ -23623,7 +23794,6 @@
                 <w:rFonts w:ascii="Barlow Condensed Medium" w:eastAsia="華康中黑體" w:hAnsi="Barlow Condensed Medium" w:cstheme="minorHAnsi"/>
                 <w:w w:val="80"/>
                 <w:szCs w:val="24"/>
-                <w:highlight w:val="yellow"/>
               </w:rPr>
               <w:sym w:font="Wingdings 2" w:char="F0AE"/>
             </w:r>
@@ -23632,7 +23802,6 @@
                 <w:rFonts w:ascii="Barlow Condensed Medium" w:eastAsia="華康中黑體" w:hAnsi="Barlow Condensed Medium" w:cstheme="minorHAnsi" w:hint="eastAsia"/>
                 <w:w w:val="80"/>
                 <w:szCs w:val="24"/>
-                <w:highlight w:val="yellow"/>
                 <w:lang w:eastAsia="zh-HK"/>
               </w:rPr>
               <w:t>為</w:t>
@@ -23642,7 +23811,6 @@
                 <w:rFonts w:ascii="Barlow Condensed Medium" w:eastAsia="華康中黑體" w:hAnsi="Barlow Condensed Medium" w:cstheme="minorHAnsi" w:hint="eastAsia"/>
                 <w:w w:val="80"/>
                 <w:szCs w:val="24"/>
-                <w:highlight w:val="yellow"/>
                 <w:lang w:eastAsia="zh-HK"/>
               </w:rPr>
               <w:t>主日獻花</w:t>
@@ -23652,7 +23820,6 @@
                 <w:rFonts w:ascii="Barlow Condensed Medium" w:eastAsia="華康中黑體" w:hAnsi="Barlow Condensed Medium" w:cstheme="minorHAnsi" w:hint="eastAsia"/>
                 <w:w w:val="80"/>
                 <w:szCs w:val="24"/>
-                <w:highlight w:val="yellow"/>
                 <w:lang w:eastAsia="zh-HK"/>
               </w:rPr>
               <w:t>奉</w:t>
@@ -23662,7 +23829,6 @@
                 <w:rFonts w:ascii="Barlow Condensed Medium" w:eastAsia="華康中黑體" w:hAnsi="Barlow Condensed Medium" w:cstheme="minorHAnsi"/>
                 <w:w w:val="80"/>
                 <w:szCs w:val="24"/>
-                <w:highlight w:val="yellow"/>
               </w:rPr>
               <w:t>獻</w:t>
             </w:r>
@@ -23671,7 +23837,6 @@
                 <w:rFonts w:ascii="Barlow Condensed Medium" w:eastAsia="華康中黑體" w:hAnsi="Barlow Condensed Medium" w:cstheme="minorHAnsi"/>
                 <w:w w:val="80"/>
                 <w:szCs w:val="24"/>
-                <w:highlight w:val="yellow"/>
               </w:rPr>
               <w:t>:</w:t>
             </w:r>
@@ -23694,7 +23859,6 @@
                 <w:rFonts w:ascii="Barlow Condensed Medium" w:eastAsia="標楷體" w:hAnsi="Barlow Condensed Medium" w:cstheme="minorHAnsi"/>
                 <w:w w:val="80"/>
                 <w:szCs w:val="24"/>
-                <w:highlight w:val="yellow"/>
               </w:rPr>
             </w:pPr>
             <w:r>
@@ -23702,7 +23866,6 @@
                 <w:rFonts w:ascii="Barlow Condensed Medium" w:eastAsia="標楷體" w:hAnsi="Barlow Condensed Medium" w:cstheme="minorHAnsi" w:hint="eastAsia"/>
                 <w:w w:val="80"/>
                 <w:szCs w:val="24"/>
-                <w:highlight w:val="yellow"/>
                 <w:lang w:eastAsia="zh-HK"/>
               </w:rPr>
               <w:t>26</w:t>
@@ -23712,7 +23875,6 @@
                 <w:rFonts w:ascii="Barlow Condensed Medium" w:eastAsia="標楷體" w:hAnsi="Barlow Condensed Medium" w:cstheme="minorHAnsi" w:hint="eastAsia"/>
                 <w:w w:val="80"/>
                 <w:szCs w:val="24"/>
-                <w:highlight w:val="yellow"/>
                 <w:lang w:eastAsia="zh-HK"/>
               </w:rPr>
               <w:t>號</w:t>
@@ -23736,7 +23898,6 @@
                 <w:rFonts w:ascii="Barlow Condensed Medium" w:eastAsia="標楷體" w:hAnsi="Barlow Condensed Medium" w:cstheme="minorHAnsi"/>
                 <w:w w:val="80"/>
                 <w:szCs w:val="24"/>
-                <w:highlight w:val="yellow"/>
               </w:rPr>
             </w:pPr>
             <w:r>
@@ -23744,7 +23905,6 @@
                 <w:rFonts w:ascii="Barlow Condensed Medium" w:eastAsia="標楷體" w:hAnsi="Barlow Condensed Medium" w:cstheme="minorHAnsi"/>
                 <w:w w:val="80"/>
                 <w:szCs w:val="24"/>
-                <w:highlight w:val="yellow"/>
               </w:rPr>
               <w:t>1,5</w:t>
             </w:r>
@@ -23753,7 +23913,6 @@
                 <w:rFonts w:ascii="Barlow Condensed Medium" w:eastAsia="標楷體" w:hAnsi="Barlow Condensed Medium" w:cstheme="minorHAnsi"/>
                 <w:w w:val="80"/>
                 <w:szCs w:val="24"/>
-                <w:highlight w:val="yellow"/>
               </w:rPr>
               <w:t>00</w:t>
             </w:r>
@@ -23776,7 +23935,6 @@
                 <w:rFonts w:ascii="Barlow Condensed Medium" w:eastAsia="標楷體" w:hAnsi="Barlow Condensed Medium" w:cstheme="minorHAnsi"/>
                 <w:w w:val="80"/>
                 <w:szCs w:val="24"/>
-                <w:highlight w:val="yellow"/>
               </w:rPr>
             </w:pPr>
           </w:p>
@@ -23798,7 +23956,6 @@
                 <w:rFonts w:ascii="Barlow Condensed Medium" w:eastAsia="標楷體" w:hAnsi="Barlow Condensed Medium" w:cstheme="minorHAnsi"/>
                 <w:w w:val="80"/>
                 <w:szCs w:val="24"/>
-                <w:highlight w:val="yellow"/>
               </w:rPr>
             </w:pPr>
           </w:p>
@@ -23822,7 +23979,6 @@
                 <w:rFonts w:ascii="Barlow Condensed Medium" w:eastAsia="標楷體" w:hAnsi="Barlow Condensed Medium" w:cs="細明體"/>
                 <w:w w:val="80"/>
                 <w:szCs w:val="24"/>
-                <w:highlight w:val="yellow"/>
               </w:rPr>
             </w:pPr>
           </w:p>
@@ -23843,7 +23999,6 @@
                 <w:rFonts w:ascii="Barlow Condensed Medium" w:eastAsia="標楷體" w:hAnsi="Barlow Condensed Medium" w:cstheme="minorHAnsi"/>
                 <w:w w:val="80"/>
                 <w:szCs w:val="24"/>
-                <w:highlight w:val="yellow"/>
               </w:rPr>
             </w:pPr>
           </w:p>
@@ -23869,7 +24024,6 @@
                 <w:rFonts w:ascii="Barlow Condensed Medium" w:eastAsia="華康中黑體" w:hAnsi="Barlow Condensed Medium" w:cstheme="minorHAnsi"/>
                 <w:w w:val="80"/>
                 <w:szCs w:val="24"/>
-                <w:highlight w:val="yellow"/>
               </w:rPr>
             </w:pPr>
           </w:p>
@@ -23891,7 +24045,6 @@
                 <w:rFonts w:ascii="Barlow Condensed Medium" w:eastAsia="標楷體" w:hAnsi="Barlow Condensed Medium" w:cstheme="minorHAnsi"/>
                 <w:w w:val="80"/>
                 <w:szCs w:val="24"/>
-                <w:highlight w:val="yellow"/>
               </w:rPr>
             </w:pPr>
           </w:p>
@@ -23913,7 +24066,6 @@
                 <w:rFonts w:ascii="Barlow Condensed Medium" w:eastAsia="標楷體" w:hAnsi="Barlow Condensed Medium" w:cstheme="minorHAnsi"/>
                 <w:w w:val="80"/>
                 <w:szCs w:val="24"/>
-                <w:highlight w:val="yellow"/>
               </w:rPr>
             </w:pPr>
           </w:p>
@@ -23935,7 +24087,6 @@
                 <w:rFonts w:ascii="Barlow Condensed Medium" w:eastAsia="標楷體" w:hAnsi="Barlow Condensed Medium" w:cstheme="minorHAnsi"/>
                 <w:w w:val="70"/>
                 <w:szCs w:val="24"/>
-                <w:highlight w:val="yellow"/>
               </w:rPr>
             </w:pPr>
           </w:p>
@@ -23957,7 +24108,6 @@
                 <w:rFonts w:ascii="Barlow Condensed Medium" w:eastAsia="標楷體" w:hAnsi="Barlow Condensed Medium" w:cstheme="minorHAnsi"/>
                 <w:w w:val="80"/>
                 <w:szCs w:val="24"/>
-                <w:highlight w:val="yellow"/>
               </w:rPr>
             </w:pPr>
           </w:p>
@@ -23981,7 +24131,6 @@
                 <w:rFonts w:ascii="Barlow Condensed Medium" w:eastAsia="標楷體" w:hAnsi="Barlow Condensed Medium" w:cs="細明體"/>
                 <w:w w:val="80"/>
                 <w:szCs w:val="24"/>
-                <w:highlight w:val="yellow"/>
               </w:rPr>
             </w:pPr>
           </w:p>
@@ -24002,7 +24151,6 @@
                 <w:rFonts w:ascii="Barlow Condensed Medium" w:eastAsia="標楷體" w:hAnsi="Barlow Condensed Medium" w:cstheme="minorHAnsi"/>
                 <w:w w:val="80"/>
                 <w:szCs w:val="24"/>
-                <w:highlight w:val="yellow"/>
               </w:rPr>
             </w:pPr>
           </w:p>
@@ -24028,7 +24176,6 @@
                 <w:rFonts w:ascii="Barlow Condensed Medium" w:eastAsia="華康中黑體" w:hAnsi="Barlow Condensed Medium" w:cstheme="minorHAnsi"/>
                 <w:w w:val="80"/>
                 <w:szCs w:val="24"/>
-                <w:highlight w:val="yellow"/>
               </w:rPr>
             </w:pPr>
             <w:r>
@@ -24036,7 +24183,6 @@
                 <w:rFonts w:ascii="Barlow Condensed Medium" w:eastAsia="華康中黑體" w:hAnsi="Barlow Condensed Medium" w:cstheme="minorHAnsi"/>
                 <w:w w:val="80"/>
                 <w:szCs w:val="24"/>
-                <w:highlight w:val="yellow"/>
               </w:rPr>
               <w:sym w:font="Wingdings 2" w:char="F0AE"/>
             </w:r>
@@ -24045,7 +24191,6 @@
                 <w:rFonts w:ascii="Barlow Condensed Medium" w:eastAsia="華康中黑體" w:hAnsi="Barlow Condensed Medium" w:cstheme="minorHAnsi" w:hint="eastAsia"/>
                 <w:w w:val="70"/>
                 <w:szCs w:val="24"/>
-                <w:highlight w:val="yellow"/>
                 <w:lang w:eastAsia="zh-HK"/>
               </w:rPr>
               <w:t>為</w:t>
@@ -24055,7 +24200,6 @@
                 <w:rFonts w:ascii="Barlow Condensed Medium" w:eastAsia="華康中黑體" w:hAnsi="Barlow Condensed Medium" w:cstheme="minorHAnsi" w:hint="eastAsia"/>
                 <w:w w:val="70"/>
                 <w:szCs w:val="24"/>
-                <w:highlight w:val="yellow"/>
                 <w:lang w:eastAsia="zh-HK"/>
               </w:rPr>
               <w:t>松年團契</w:t>
@@ -24065,7 +24209,6 @@
                 <w:rFonts w:ascii="Barlow Condensed Medium" w:eastAsia="華康中黑體" w:hAnsi="Barlow Condensed Medium" w:cstheme="minorHAnsi" w:hint="eastAsia"/>
                 <w:w w:val="70"/>
                 <w:szCs w:val="24"/>
-                <w:highlight w:val="yellow"/>
                 <w:lang w:eastAsia="zh-HK"/>
               </w:rPr>
               <w:t>奉</w:t>
@@ -24075,7 +24218,6 @@
                 <w:rFonts w:ascii="Barlow Condensed Medium" w:eastAsia="華康中黑體" w:hAnsi="Barlow Condensed Medium" w:cstheme="minorHAnsi"/>
                 <w:w w:val="70"/>
                 <w:szCs w:val="24"/>
-                <w:highlight w:val="yellow"/>
               </w:rPr>
               <w:t>獻</w:t>
             </w:r>
@@ -24084,7 +24226,6 @@
                 <w:rFonts w:ascii="Barlow Condensed Medium" w:eastAsia="華康中黑體" w:hAnsi="Barlow Condensed Medium" w:cstheme="minorHAnsi"/>
                 <w:w w:val="70"/>
                 <w:szCs w:val="24"/>
-                <w:highlight w:val="yellow"/>
               </w:rPr>
               <w:t>:</w:t>
             </w:r>
@@ -24107,7 +24248,6 @@
                 <w:rFonts w:ascii="Barlow Condensed Medium" w:eastAsia="標楷體" w:hAnsi="Barlow Condensed Medium" w:cstheme="minorHAnsi"/>
                 <w:w w:val="70"/>
                 <w:szCs w:val="24"/>
-                <w:highlight w:val="yellow"/>
                 <w:lang w:eastAsia="zh-HK"/>
               </w:rPr>
             </w:pPr>
@@ -24116,7 +24256,6 @@
                 <w:rFonts w:ascii="Barlow Condensed Medium" w:eastAsia="標楷體" w:hAnsi="Barlow Condensed Medium" w:cstheme="minorHAnsi" w:hint="eastAsia"/>
                 <w:w w:val="70"/>
                 <w:szCs w:val="24"/>
-                <w:highlight w:val="yellow"/>
                 <w:lang w:eastAsia="zh-HK"/>
               </w:rPr>
               <w:t>49</w:t>
@@ -24126,7 +24265,6 @@
                 <w:rFonts w:ascii="Barlow Condensed Medium" w:eastAsia="標楷體" w:hAnsi="Barlow Condensed Medium" w:cstheme="minorHAnsi" w:hint="eastAsia"/>
                 <w:w w:val="70"/>
                 <w:szCs w:val="24"/>
-                <w:highlight w:val="yellow"/>
                 <w:lang w:eastAsia="zh-HK"/>
               </w:rPr>
               <w:t>號</w:t>
@@ -24157,7 +24295,6 @@
                 <w:rFonts w:ascii="Barlow Condensed Medium" w:eastAsia="標楷體" w:hAnsi="Barlow Condensed Medium" w:cstheme="minorHAnsi"/>
                 <w:w w:val="80"/>
                 <w:szCs w:val="24"/>
-                <w:highlight w:val="yellow"/>
               </w:rPr>
               <w:t>1</w:t>
             </w:r>
@@ -24166,7 +24303,6 @@
                 <w:rFonts w:ascii="Barlow Condensed Medium" w:eastAsia="標楷體" w:hAnsi="Barlow Condensed Medium" w:cstheme="minorHAnsi"/>
                 <w:w w:val="80"/>
                 <w:szCs w:val="24"/>
-                <w:highlight w:val="yellow"/>
               </w:rPr>
               <w:t>,000</w:t>
             </w:r>
@@ -24857,7 +24993,7 @@
                 <w:sz w:val="20"/>
                 <w:szCs w:val="20"/>
               </w:rPr>
-              <w:t>8:1-32(21)</w:t>
+              <w:t>13:11-34(32)</w:t>
             </w:r>
           </w:p>
         </w:tc>
@@ -25042,7 +25178,7 @@
                 <w:sz w:val="20"/>
                 <w:szCs w:val="20"/>
               </w:rPr>
-              <w:t>8:33-61(43)</w:t>
+              <w:t>14:1-28(13)</w:t>
             </w:r>
           </w:p>
         </w:tc>
@@ -25218,7 +25354,7 @@
                 <w:sz w:val="20"/>
                 <w:szCs w:val="20"/>
               </w:rPr>
-              <w:t>8:62-9*(9:12-13)</w:t>
+              <w:t>14:29-15:24(15:17)</w:t>
             </w:r>
           </w:p>
         </w:tc>
@@ -25394,7 +25530,7 @@
                 <w:sz w:val="20"/>
                 <w:szCs w:val="20"/>
               </w:rPr>
-              <w:t>10*(7-8)</w:t>
+              <w:t>15:25-16:20(16:15)</w:t>
             </w:r>
           </w:p>
         </w:tc>
@@ -25570,7 +25706,7 @@
                 <w:sz w:val="20"/>
                 <w:szCs w:val="20"/>
               </w:rPr>
-              <w:t>11:1-28(3)</w:t>
+              <w:t>16:21-17:16(17:14)</w:t>
             </w:r>
           </w:p>
         </w:tc>
@@ -25746,7 +25882,7 @@
                 <w:sz w:val="20"/>
                 <w:szCs w:val="20"/>
               </w:rPr>
-              <w:t>11:29-12:15(11:36)</w:t>
+              <w:t>17:17-18:19(18:18)</w:t>
             </w:r>
           </w:p>
         </w:tc>
@@ -25922,7 +26058,7 @@
                 <w:sz w:val="20"/>
                 <w:szCs w:val="20"/>
               </w:rPr>
-              <w:t>12:16-13:10(12:7)</w:t>
+              <w:t>18:20-46(37-38)</w:t>
             </w:r>
           </w:p>
         </w:tc>
@@ -25947,6 +26083,7 @@
           <w:w w:val="60"/>
           <w:sz w:val="26"/>
           <w:szCs w:val="26"/>
+          <w:lang w:bidi="he-IL"/>
         </w:rPr>
         <w:drawing>
           <wp:anchor distT="0" distB="0" distL="114300" distR="114300" simplePos="0" relativeHeight="251676160" behindDoc="1" locked="0" layoutInCell="1" allowOverlap="1" wp14:anchorId="433B7986" wp14:editId="02C8A8D7">
@@ -25972,7 +26109,7 @@
                     <pic:cNvPicPr/>
                   </pic:nvPicPr>
                   <pic:blipFill>
-                    <a:blip r:embed="rId15" cstate="print">
+                    <a:blip r:embed="rId16" cstate="print">
                       <a:extLst>
                         <a:ext uri="{28A0092B-C50C-407E-A947-70E740481C1C}">
                           <a14:useLocalDpi xmlns:a14="http://schemas.microsoft.com/office/drawing/2010/main" val="0"/>
@@ -26330,7 +26467,7 @@
           <w:sz w:val="26"/>
           <w:szCs w:val="26"/>
         </w:rPr>
-        <w:t>見證聖約的殿</w:t>
+        <w:t xml:space="preserve">　神的話必定應驗</w:t>
       </w:r>
       <w:r>
         <w:rPr>
@@ -26351,7 +26488,7 @@
           <w:rFonts w:ascii="華康古印體" w:eastAsia="華康古印體" w:hAnsi="Barlow Condensed Medium" w:cs="Arial"/>
           <w:b/>
           <w:bCs/>
-          <w:w w:val="75"/>
+          <w:w w:val="70"/>
           <w:sz w:val="26"/>
           <w:szCs w:val="26"/>
         </w:rPr>
@@ -26383,8 +26520,23 @@
           <w:sz w:val="26"/>
           <w:szCs w:val="26"/>
         </w:rPr>
-        <w:t>我也在那裏為約櫃預備一處。約櫃那裏有耶和華的約，就是他領我們列祖出埃及地的時候，與他們所立的約。</w:t>
+        <w:t>因為他遵照耶和華的話，指著伯特利的壇和撒瑪利亞各城丘壇神殿所宣告的話必定應驗。</w:t>
       </w:r>
+    </w:p>
+    <w:p>
+      <w:pPr>
+        <w:kinsoku w:val="0"/>
+        <w:snapToGrid w:val="0"/>
+        <w:spacing w:line="300" w:lineRule="exact"/>
+        <w:rPr>
+          <w:rFonts w:ascii="華康古印體" w:eastAsia="華康古印體" w:hAnsi="Barlow Condensed Medium" w:cs="Arial"/>
+          <w:b/>
+          <w:bCs/>
+          <w:w w:val="75"/>
+          <w:sz w:val="26"/>
+          <w:szCs w:val="26"/>
+        </w:rPr>
+      </w:pPr>
       <w:r>
         <w:rPr>
           <w:rFonts w:ascii="Barlow Condensed Medium" w:eastAsia="華康儷中黑" w:hAnsi="Barlow Condensed Medium" w:cs="Calibri"/>
@@ -26413,7 +26565,7 @@
           <w:sz w:val="26"/>
           <w:szCs w:val="26"/>
         </w:rPr>
-        <w:t>8:21</w:t>
+        <w:t>13:32</w:t>
       </w:r>
       <w:r>
         <w:rPr>
@@ -26535,7 +26687,7 @@
                 <w:sz w:val="26"/>
                 <w:szCs w:val="26"/>
               </w:rPr>
-              <w:t>人為何想操控　神</w:t>
+              <w:t>預言應驗證明了什麼</w:t>
             </w:r>
             <w:r>
               <w:rPr>
@@ -26607,7 +26759,7 @@
                 <w:sz w:val="26"/>
                 <w:szCs w:val="26"/>
               </w:rPr>
-              <w:t>約櫃取代神像的意義</w:t>
+              <w:t>為何北國老先知要說謊</w:t>
             </w:r>
             <w:r>
               <w:rPr>
@@ -26679,7 +26831,7 @@
                 <w:sz w:val="26"/>
                 <w:szCs w:val="26"/>
               </w:rPr>
-              <w:t>持守承諾為何重要</w:t>
+              <w:t>南國神人的死有何意義</w:t>
             </w:r>
             <w:r>
               <w:rPr>
@@ -26760,7 +26912,7 @@
                 <w:sz w:val="26"/>
                 <w:szCs w:val="26"/>
               </w:rPr>
-              <w:t>聖殿如何變成了偶像</w:t>
+              <w:t>為何　神的話必定要應驗</w:t>
             </w:r>
             <w:r>
               <w:rPr>
@@ -26815,6 +26967,7 @@
         <w:rPr>
           <w:rFonts w:ascii="Barlow Condensed Medium" w:hAnsi="Barlow Condensed Medium"/>
           <w:noProof/>
+          <w:lang w:bidi="he-IL"/>
         </w:rPr>
         <mc:AlternateContent>
           <mc:Choice Requires="wps">
@@ -26880,7 +27033,7 @@
           </mc:Choice>
           <mc:Fallback>
             <w:pict>
-              <v:line w14:anchorId="54C8981A" id="直線接點 6" o:spid="_x0000_s1026" style="position:absolute;z-index:251670016;visibility:visible;mso-wrap-style:square;mso-width-percent:0;mso-height-percent:0;mso-wrap-distance-left:9pt;mso-wrap-distance-top:0;mso-wrap-distance-right:9pt;mso-wrap-distance-bottom:0;mso-position-horizontal:absolute;mso-position-horizontal-relative:page;mso-position-vertical:absolute;mso-position-vertical-relative:page;mso-width-percent:0;mso-height-percent:0;mso-width-relative:margin;mso-height-relative:margin" from="343.9pt,19.85pt" to="345.05pt,710.95pt" o:gfxdata="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" strokecolor="black [3213]" strokeweight=".5pt">
+              <v:line w14:anchorId="01FE1440" id="直線接點 6" o:spid="_x0000_s1026" style="position:absolute;z-index:251670016;visibility:visible;mso-wrap-style:square;mso-width-percent:0;mso-height-percent:0;mso-wrap-distance-left:9pt;mso-wrap-distance-top:0;mso-wrap-distance-right:9pt;mso-wrap-distance-bottom:0;mso-position-horizontal:absolute;mso-position-horizontal-relative:page;mso-position-vertical:absolute;mso-position-vertical-relative:page;mso-width-percent:0;mso-height-percent:0;mso-width-relative:margin;mso-height-relative:margin" from="343.9pt,19.85pt" to="345.05pt,710.95pt" o:gfxdata="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" strokecolor="black [3213]" strokeweight=".5pt">
                 <v:stroke dashstyle="3 1" joinstyle="miter"/>
                 <w10:wrap anchorx="page" anchory="page"/>
               </v:line>
@@ -26892,6 +27045,7 @@
         <w:rPr>
           <w:rFonts w:ascii="Barlow Condensed Medium" w:hAnsi="Barlow Condensed Medium"/>
           <w:noProof/>
+          <w:lang w:bidi="he-IL"/>
         </w:rPr>
         <mc:AlternateContent>
           <mc:Choice Requires="wps">
@@ -26957,7 +27111,7 @@
           </mc:Choice>
           <mc:Fallback>
             <w:pict>
-              <v:line w14:anchorId="52448A21" id="直線接點 4" o:spid="_x0000_s1026" style="position:absolute;z-index:251661824;visibility:visible;mso-wrap-style:square;mso-width-percent:0;mso-height-percent:0;mso-wrap-distance-left:9pt;mso-wrap-distance-top:0;mso-wrap-distance-right:9pt;mso-wrap-distance-bottom:0;mso-position-horizontal:absolute;mso-position-horizontal-relative:page;mso-position-vertical:absolute;mso-position-vertical-relative:page;mso-width-percent:0;mso-height-percent:0;mso-width-relative:margin;mso-height-relative:margin" from="343.9pt,19.85pt" to="345.05pt,710.95pt" o:gfxdata="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" strokecolor="black [3213]" strokeweight=".5pt">
+              <v:line w14:anchorId="4E4D3212" id="直線接點 4" o:spid="_x0000_s1026" style="position:absolute;z-index:251661824;visibility:visible;mso-wrap-style:square;mso-width-percent:0;mso-height-percent:0;mso-wrap-distance-left:9pt;mso-wrap-distance-top:0;mso-wrap-distance-right:9pt;mso-wrap-distance-bottom:0;mso-position-horizontal:absolute;mso-position-horizontal-relative:page;mso-position-vertical:absolute;mso-position-vertical-relative:page;mso-width-percent:0;mso-height-percent:0;mso-width-relative:margin;mso-height-relative:margin" from="343.9pt,19.85pt" to="345.05pt,710.95pt" o:gfxdata="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" strokecolor="black [3213]" strokeweight=".5pt">
                 <v:stroke dashstyle="3 1" joinstyle="miter"/>
                 <w10:wrap anchorx="page" anchory="page"/>
               </v:line>
@@ -27149,7 +27303,7 @@
           <w:sz w:val="26"/>
           <w:szCs w:val="26"/>
         </w:rPr>
-        <w:t>見證聖約的殿</w:t>
+        <w:t xml:space="preserve">　神的話必定應驗</w:t>
       </w:r>
       <w:r>
         <w:rPr>
@@ -27227,7 +27381,7 @@
             <w:r>
               <w:rPr>
                 <w:rFonts w:ascii="Barlow Condensed Medium" w:eastAsia="華康儷中黑" w:hAnsi="Barlow Condensed Medium" w:cs="Calibri" w:hint="eastAsia"/>
-                <w:w w:val="80"/>
+                <w:w w:val="72"/>
                 <w:sz w:val="26"/>
                 <w:szCs w:val="26"/>
               </w:rPr>
@@ -27236,11 +27390,11 @@
             <w:r>
               <w:rPr>
                 <w:rFonts w:ascii="Barlow Condensed Medium" w:eastAsia="華康儷中黑" w:hAnsi="Barlow Condensed Medium" w:cs="Calibri" w:hint="eastAsia"/>
-                <w:w w:val="80"/>
+                <w:w w:val="72"/>
                 <w:sz w:val="26"/>
                 <w:szCs w:val="26"/>
               </w:rPr>
-              <w:t>8:20-26</w:t>
+              <w:t>13:2, 20-25, 30-34</w:t>
             </w:r>
           </w:p>
         </w:tc>
@@ -27281,7 +27435,7 @@
         <w:jc w:val="both"/>
         <w:rPr>
           <w:rFonts w:ascii="Barlow Condensed Medium" w:eastAsia="華康細黑體" w:hAnsi="Barlow Condensed Medium" w:cs="微軟正黑體"/>
-          <w:w w:val="75"/>
+          <w:w w:val="72"/>
           <w:sz w:val="26"/>
           <w:szCs w:val="26"/>
         </w:rPr>
@@ -27289,20 +27443,20 @@
       <w:r>
         <w:rPr>
           <w:rFonts w:ascii="Barlow Condensed Medium" w:eastAsia="華康儷中黑" w:hAnsi="Barlow Condensed Medium" w:hint="eastAsia"/>
-          <w:w w:val="75"/>
+          <w:w w:val="72"/>
           <w:sz w:val="26"/>
           <w:szCs w:val="26"/>
         </w:rPr>
-        <w:t>耶和華　神的聖殿與其他神的神殿最大的不同就是其中沒有耶和華的神像。不但意味人無法看見和完全明白　神存在的樣子，也表示祂不可能住人造的殿宇。</w:t>
+        <w:t xml:space="preserve">　神的預言應驗就是要證明　神的真實和大能。今日伯特利的壇破裂，灰傾倒，耶羅波安的手枯乾又復原，以及南國神人的死，都為證明三百年後這壇要被廢。</w:t>
       </w:r>
       <w:r>
         <w:rPr>
           <w:rFonts w:ascii="Barlow Condensed Medium" w:eastAsia="華康細黑體" w:hAnsi="Barlow Condensed Medium" w:cs="微軟正黑體" w:hint="eastAsia"/>
-          <w:w w:val="75"/>
+          <w:w w:val="72"/>
           <w:sz w:val="26"/>
           <w:szCs w:val="26"/>
         </w:rPr>
-        <w:t>宗教信仰的核心問題就是人為何有求於神，那超乎人存在的存在。不外乎人有生老病死和世間人為和自然的苦難，另外就是物質享受和世間名利。而所謂的偶像信仰，就是為了能操控神的神力而綁架神明，成了神明的代言人，其實就是人造的假神。又藉著神明的身分發言，就像祖先崇拜藉著亡靈和祖靈發言一樣，就能造成一種集體的思想和行為的控制。比如台灣人花錢買光明燈，賄賂神明和賄賂黑道求平安是一樣的道理。還有相信十八層地獄，那種用肉體刑罰來威嚇百姓的古代律法，一種報復式的正義。又在台灣，無神論的佛教和自然神論的道教，也變成了需要討好公媽，討好眾神眾鬼，才能死後樂歸西天的，畸型的台灣本土宗教。而裝神弄鬼，根本就是想用愚民式的政治控制來安撫民心而已。因此，真正的信仰必須是能超越人被生命的困境和有限的認知所囿限，去追尋一個更高的價值且有能力幫助人超越的存在。這樣的　神的形像，是全知全能全在且全然地道德上的完美，當然就不住人才需要的殿宇。</w:t>
+        <w:t>如何在這個被科學無神論所洗腦的世界找到　神和確信祂存在，正考驗著我們。首先要破解科學主義，它基於懷疑論，卻被誤解為，沒有證據的事物是不足為信。其實懷疑是對有疑問的舊思維進行反省，進而找出證據，重建真理。這個相信證據存在而不斷追尋的過程就是信心，不是等找到證據才信，是不得不要信。也就是說你要等到　神的審判降臨才要相信就太遲了。就像耶羅波安不信南國神人所說　神耶和華的預言，反而要逮捕他，結果　神使他伸出來的手枯乾了。這時他就非信不可。他因為離棄　神的命令，私設金牛犢和丘壇，使用非利未人作祭司向耶和華獻祭。因此，這些壇注定被毀，只是時間在　神手中。</w:t>
       </w:r>
     </w:p>
     <w:p>
@@ -27313,7 +27467,7 @@
         <w:jc w:val="both"/>
         <w:rPr>
           <w:rFonts w:ascii="Barlow Condensed Medium" w:eastAsia="華康細黑體" w:hAnsi="Barlow Condensed Medium" w:cs="微軟正黑體"/>
-          <w:w w:val="75"/>
+          <w:w w:val="72"/>
           <w:sz w:val="26"/>
           <w:szCs w:val="26"/>
         </w:rPr>
@@ -27321,29 +27475,20 @@
       <w:r>
         <w:rPr>
           <w:rFonts w:ascii="Barlow Condensed Medium" w:eastAsia="華康儷中黑" w:hAnsi="Barlow Condensed Medium" w:hint="eastAsia"/>
-          <w:w w:val="75"/>
+          <w:w w:val="72"/>
           <w:sz w:val="26"/>
           <w:szCs w:val="26"/>
         </w:rPr>
-        <w:t>聖殿中最重要的物品就是耶和華與祂的百姓立約的證據，就是裝著兩塊法版的約櫃。因為在古代，能守約的人就稱為義人；守住　神的約就是義人中的義人。</w:t>
+        <w:t>令人匪夷所思的是，南國　神人竟被北國先知所騙，而受　神的刑罰。答案就在一開始　神為何要從南國派神人，因為偶像使北國的一切被玷污，包括先知。</w:t>
       </w:r>
       <w:r>
         <w:rPr>
           <w:rFonts w:ascii="Barlow Condensed Medium" w:eastAsia="華康細黑體" w:hAnsi="Barlow Condensed Medium" w:cs="微軟正黑體" w:hint="eastAsia"/>
-          <w:w w:val="75"/>
+          <w:w w:val="72"/>
           <w:sz w:val="26"/>
           <w:szCs w:val="26"/>
         </w:rPr>
-        <w:t>人如何證明自己存在的價值。比如展</w:t>
-      </w:r>
-      <w:r>
-        <w:rPr>
-          <w:rFonts w:ascii="Barlow Condensed Medium" w:eastAsia="華康細黑體" w:hAnsi="Barlow Condensed Medium" w:cs="微軟正黑體" w:hint="eastAsia"/>
-          <w:w w:val="75"/>
-          <w:sz w:val="26"/>
-          <w:szCs w:val="26"/>
-        </w:rPr>
-        <w:t>現人的各種能力來成就各種事物。又人被認為最崇高和最值得尊敬的能力就是道德，而守約就是有標準可以評定的道德價值，我們稱為誠信、信實或忠義。而這樣的人在聖經，就是在　神眼中，要被稱為義人。同樣地，　神所行的就是信實和公義，且完全不可能背叛自身至高良善的存在。如此不變地，　神自創世以來，在人類的歷史中自然地彰顯自己的存在，是明明可知的。因此，裝著律法石版的約櫃，高舉的是　神與人所立的約，也就是高舉公義的價值，是有靈的　神和活人存在最高貴的共同價值。就像電影「大濛」的劇情，一個微不足道的小兵，信守要將故鄉同袍的遺骨帶回故鄉的承諾。他的義對比那個白色恐怖時代的掌權者們的義，高貴太多了。</w:t>
+        <w:t>為何用謊言挽留南國神人吃飯？由老先知的行為推想他的心態，可能一半是出於惡的嫉妒，就是想認識且試試這個南國的神人，因為　神已不向他說話。又另一半是出於想試探　神心意是否有回轉的空間。一是沒想到南國神人輕忽了違背　神的話的嚴重性，因為過於信任藉　神的名義說話的人，同時也表示他沒有真正明白為何不能吃北國的食物。因此，他沒有通過老先知的試探。又老先知想試探　神有沒有赦免北國的可能。因為，　神聽了神人的禱告，治好了耶羅波安的手，是不是連預言的咒詛也被取消了呢？而在古代接受筵席款待是代表雙方達成和解。神人先拒絕耶羅波安款待，表示　神不願和解。而他騙神人留下來吃飯，就是要強求　神的和解。沒想要　神的話立刻臨到他，南方的神人必須死，因為這種在敬拜和獻祭的事上褻瀆　神的事，是明知故犯無法赦免的。</w:t>
       </w:r>
     </w:p>
     <w:p>
@@ -27353,8 +27498,8 @@
         <w:spacing w:afterLines="50" w:after="165" w:line="300" w:lineRule="exact"/>
         <w:jc w:val="both"/>
         <w:rPr>
-          <w:rFonts w:ascii="Barlow Condensed Medium" w:eastAsia="華康細黑體" w:hAnsi="Barlow Condensed Medium" w:cs="微軟正黑體"/>
-          <w:w w:val="75"/>
+          <w:rFonts w:ascii="Barlow Condensed Medium" w:eastAsia="華康細黑體" w:hAnsi="Barlow Condensed Medium" w:cs="微軟正黑體" w:hint="eastAsia"/>
+          <w:w w:val="72"/>
           <w:sz w:val="26"/>
           <w:szCs w:val="26"/>
         </w:rPr>
@@ -27362,29 +27507,20 @@
       <w:r>
         <w:rPr>
           <w:rFonts w:ascii="Barlow Condensed Medium" w:eastAsia="華康儷中黑" w:hAnsi="Barlow Condensed Medium" w:hint="eastAsia"/>
-          <w:w w:val="75"/>
+          <w:w w:val="72"/>
           <w:sz w:val="26"/>
           <w:szCs w:val="26"/>
         </w:rPr>
-        <w:t>聖殿和所羅門王兩者同作為耶和華聖約的證據。給大衛的聖約是他與子孫若遵行　神的律法就必世代坐以色列王位，又照　神心意讓其子所羅門建聖殿。</w:t>
+        <w:t>南國神人之死，非己之罪，是過於信任人，又不知北國背棄　神的嚴重性。反而是北國的老先知，正真明白了，北國和他自己的罪，　神的刑罰都要成真。</w:t>
       </w:r>
       <w:r>
         <w:rPr>
           <w:rFonts w:ascii="Barlow Condensed Medium" w:eastAsia="華康細黑體" w:hAnsi="Barlow Condensed Medium" w:cs="微軟正黑體" w:hint="eastAsia"/>
-          <w:w w:val="75"/>
+          <w:w w:val="72"/>
           <w:sz w:val="26"/>
           <w:szCs w:val="26"/>
         </w:rPr>
-        <w:t>聖經的作用就是見證　神和祂的兒子耶穌基督的真實，同時也是見證　神的信實守約，以及祂的義人之約的舊約至福音新約的永恆不變。而當聖殿落成，所羅門王在向眾百姓說祝福的話，卻是見證　神的話。是他心裡深刻明白的、智慧的話，就是遵行　神的話必有祝福，如同　神所堅固的誓約一樣地可靠。在人的方面，聖殿是按　神的心意，由大衛交付所羅門所建造。這包含了大衛和所羅門作王都按　神的律法行事和治理。又在人方面，　神祝福大衛和所羅門作王時，四境平安，又祝福給所羅門的國度強盛。因為人和　神都履行了聖約，而造就</w:t>
-      </w:r>
-      <w:r>
-        <w:rPr>
-          <w:rFonts w:ascii="Barlow Condensed Medium" w:eastAsia="華康細黑體" w:hAnsi="Barlow Condensed Medium" w:cs="微軟正黑體" w:hint="eastAsia"/>
-          <w:w w:val="75"/>
-          <w:sz w:val="26"/>
-          <w:szCs w:val="26"/>
-        </w:rPr>
-        <w:t>了今日聖殿的落成。今日的一切，都因雙方的守約，成就了彼此的義。</w:t>
+        <w:t>北國老先知趕去為南國神人收屍，發現咬死他的獅子和他的驢子都還站在那裡不動。獅子沒有吃了屍體，也沒有咬驢子。讓他可用驢子駝屍體，帶回來安葬。這是　神最後的答案和給人的證據。　神讓南國神人來警告北國所有丘壇的預言都必應驗。又把那神人安葬在自己的墓，表示老先知自知對他的死有責任。只是南國神人的枉死令人悲嘆。也是叫人要謹慎分辨　神的話。像最近的新聞，伊朗駐南非大使館主動聯繫烏克蘭方，希望他們派代表前往使館，在已故最高領袖哈米尼及軍政高層的弔唁簿上簽名。本是一場例行性的外交禮儀，但是烏克蘭大使卻公開地回絕說：「這些人的手上，沾滿了成千上萬烏克蘭人的鮮血。他沒辨法出席一個他並不為他的死而難過的人的哀悼會。」還有，最近韓國政府解散統一教和清算財產，我們聽了也不會難過。因為這些人把自己當作　神的代言人，只為了權力，讓人民或信徒臣服於他。</w:t>
       </w:r>
     </w:p>
     <w:p>
@@ -27394,7 +27530,7 @@
         <w:spacing w:afterLines="50" w:after="165" w:line="300" w:lineRule="exact"/>
         <w:rPr>
           <w:rFonts w:ascii="Cambria" w:eastAsia="華康細黑體" w:hAnsi="Cambria" w:cs="Cambria"/>
-          <w:w w:val="75"/>
+          <w:w w:val="72"/>
           <w:sz w:val="26"/>
           <w:szCs w:val="26"/>
         </w:rPr>
@@ -27402,7 +27538,7 @@
       <w:r>
         <w:rPr>
           <w:rFonts w:ascii="Barlow Condensed Medium" w:eastAsia="華康儷中黑" w:hAnsi="Barlow Condensed Medium" w:cs="新細明體"/>
-          <w:w w:val="75"/>
+          <w:w w:val="72"/>
           <w:sz w:val="26"/>
           <w:szCs w:val="26"/>
         </w:rPr>
@@ -27411,16 +27547,16 @@
       <w:r>
         <w:rPr>
           <w:rFonts w:ascii="Barlow Condensed Medium" w:eastAsia="華康儷中黑" w:hAnsi="Barlow Condensed Medium" w:cs="新細明體" w:hint="eastAsia"/>
-          <w:w w:val="75"/>
+          <w:w w:val="72"/>
           <w:sz w:val="26"/>
           <w:szCs w:val="26"/>
         </w:rPr>
-        <w:t>與至高的良善立約</w:t>
+        <w:t>遠見</w:t>
       </w:r>
       <w:r>
         <w:rPr>
           <w:rFonts w:ascii="Barlow Condensed Medium" w:eastAsia="華康儷中黑" w:hAnsi="Barlow Condensed Medium" w:cs="新細明體"/>
-          <w:w w:val="75"/>
+          <w:w w:val="72"/>
           <w:sz w:val="26"/>
           <w:szCs w:val="26"/>
         </w:rPr>
@@ -27429,29 +27565,101 @@
       <w:r>
         <w:rPr>
           <w:rFonts w:ascii="Cambria" w:eastAsia="華康細黑體" w:hAnsi="Cambria" w:cs="Cambria" w:hint="eastAsia"/>
-          <w:w w:val="75"/>
+          <w:w w:val="72"/>
           <w:sz w:val="26"/>
           <w:szCs w:val="26"/>
         </w:rPr>
-        <w:t>一個小男生和爸爸看電視，看到留長頭髮捐給癌症基金會幫罹癌病友作假髮的新聞。爸爸隨口問他：「要不要留長髮啊？可以幫助別人！」小男生竟然認真地回答：「想！」。於是，小男孩開始留長髮，且天天梳洗保養，不是因為愛美，而是他立下心願。也與老師和同學溝通過，大家就不會用異樣的眼光看他。只不過，其他班不知情的同學，特別是高年級的同學，就拿他的頭髮取笑他，甚至拉他的頭髮戲弄他，用東西丟他。小男生都不在意，且有高</w:t>
+        <w:t>上述預言全在列王下卷</w:t>
       </w:r>
       <w:r>
         <w:rPr>
           <w:rFonts w:ascii="Cambria" w:eastAsia="華康細黑體" w:hAnsi="Cambria" w:cs="Cambria" w:hint="eastAsia"/>
-          <w:w w:val="75"/>
+          <w:w w:val="72"/>
           <w:sz w:val="26"/>
           <w:szCs w:val="26"/>
         </w:rPr>
-        <w:t>EQ</w:t>
+        <w:t>23</w:t>
       </w:r>
       <w:r>
         <w:rPr>
           <w:rFonts w:ascii="Cambria" w:eastAsia="華康細黑體" w:hAnsi="Cambria" w:cs="Cambria" w:hint="eastAsia"/>
-          <w:w w:val="75"/>
+          <w:w w:val="72"/>
           <w:sz w:val="26"/>
           <w:szCs w:val="26"/>
         </w:rPr>
-        <w:t>地回應這些惡意的對待。直到有一天，媽媽看他為了長髮受了許多苦，不忍心，也隨口問他要不要剪掉。沒想到這一問，小男生竟然哭著說：「不可以。」如此堅持，後來成功捐了頭髮，還收到一張感謝獎。耶和華信仰的本質就是相信　神就是至高的良善，式形就是與祂立約。這小男孩就是與良善立了一個約，且持守到底。</w:t>
+        <w:t>章應驗了，包括北國老先知交帶將自己要與那南國神人同睡，使得他的骨骸一起被保全，不被挖出來撒在丘壇上。這是順應　神的預言的遠見。對　神的話而生的遠見就是信心。比如說，我們為什麼相信暴政必亡，獨裁者必死於他自己所行，且無人紀念。正是因為我們對良善有信心。都什麼時代了，　神的兒子耶穌對願意為了世人而犧牲自己的生命了，我們怎麼會相信下令屠殺四萬個上街頭抗議政權墮落的平民百姓是出於　神</w:t>
+      </w:r>
+      <w:r>
+        <w:rPr>
+          <w:rFonts w:ascii="Cambria" w:eastAsia="華康細黑體" w:hAnsi="Cambria" w:cs="Cambria" w:hint="eastAsia"/>
+          <w:w w:val="72"/>
+          <w:sz w:val="26"/>
+          <w:szCs w:val="26"/>
+        </w:rPr>
+        <w:t>(</w:t>
+      </w:r>
+      <w:r>
+        <w:rPr>
+          <w:rFonts w:ascii="Cambria" w:eastAsia="華康細黑體" w:hAnsi="Cambria" w:cs="Cambria" w:hint="eastAsia"/>
+          <w:w w:val="72"/>
+          <w:sz w:val="26"/>
+          <w:szCs w:val="26"/>
+        </w:rPr>
+        <w:t>阿拉</w:t>
+      </w:r>
+      <w:r>
+        <w:rPr>
+          <w:rFonts w:ascii="Cambria" w:eastAsia="華康細黑體" w:hAnsi="Cambria" w:cs="Cambria" w:hint="eastAsia"/>
+          <w:w w:val="72"/>
+          <w:sz w:val="26"/>
+          <w:szCs w:val="26"/>
+        </w:rPr>
+        <w:t>)</w:t>
+      </w:r>
+      <w:r>
+        <w:rPr>
+          <w:rFonts w:ascii="Cambria" w:eastAsia="華康細黑體" w:hAnsi="Cambria" w:cs="Cambria" w:hint="eastAsia"/>
+          <w:w w:val="72"/>
+          <w:sz w:val="26"/>
+          <w:szCs w:val="26"/>
+        </w:rPr>
+        <w:t>的旨意呢？愛和公義已經是一個國家和社會有遠見的引導，就是敬畏　神和蒙祝福的記號。又為什麼攻打伊朗的行動叫作「史詩怒火」</w:t>
+      </w:r>
+      <w:r>
+        <w:rPr>
+          <w:rFonts w:ascii="Cambria" w:eastAsia="華康細黑體" w:hAnsi="Cambria" w:cs="Cambria" w:hint="eastAsia"/>
+          <w:w w:val="72"/>
+          <w:sz w:val="26"/>
+          <w:szCs w:val="26"/>
+        </w:rPr>
+        <w:t>(</w:t>
+      </w:r>
+      <w:r>
+        <w:rPr>
+          <w:rFonts w:ascii="Cambria" w:eastAsia="華康細黑體" w:hAnsi="Cambria" w:cs="Cambria"/>
+          <w:w w:val="72"/>
+          <w:sz w:val="26"/>
+          <w:szCs w:val="26"/>
+        </w:rPr>
+        <w:t>Epic Fury</w:t>
+      </w:r>
+      <w:r>
+        <w:rPr>
+          <w:rFonts w:ascii="Cambria" w:eastAsia="華康細黑體" w:hAnsi="Cambria" w:cs="Cambria" w:hint="eastAsia"/>
+          <w:w w:val="72"/>
+          <w:sz w:val="26"/>
+          <w:szCs w:val="26"/>
+        </w:rPr>
+        <w:t>)</w:t>
+      </w:r>
+      <w:r>
+        <w:rPr>
+          <w:rFonts w:ascii="Cambria" w:eastAsia="華康細黑體" w:hAnsi="Cambria" w:cs="Cambria" w:hint="eastAsia"/>
+          <w:w w:val="72"/>
+          <w:sz w:val="26"/>
+          <w:szCs w:val="26"/>
+        </w:rPr>
+        <w:t>。史詩就是比最高等級低一點點的意思，要永遠在歷史中流傳。就差點沒說是最高等級「　神的怒火」而已。人必須明白我們只是　神的工具，寧可被　神所用，也不可被假裝是　神的代言人的人牽著鼻子走。人有遠見和信心，卻要懂得敬畏　神，因為最後判斷人的行為的乃是神。</w:t>
       </w:r>
     </w:p>
     <w:p>
@@ -27462,7 +27670,7 @@
         <w:jc w:val="both"/>
         <w:rPr>
           <w:rFonts w:ascii="Barlow Condensed Medium" w:eastAsia="華康儷中黑" w:hAnsi="Barlow Condensed Medium"/>
-          <w:w w:val="75"/>
+          <w:w w:val="72"/>
           <w:sz w:val="26"/>
           <w:szCs w:val="26"/>
         </w:rPr>
@@ -27470,25 +27678,25 @@
       <w:r>
         <w:rPr>
           <w:rFonts w:ascii="Barlow Condensed Medium" w:eastAsia="華康儷中黑" w:hAnsi="Barlow Condensed Medium" w:hint="eastAsia"/>
-          <w:w w:val="75"/>
+          <w:w w:val="72"/>
           <w:sz w:val="26"/>
           <w:szCs w:val="26"/>
         </w:rPr>
-        <w:t>古代雄偉建築都是為了紀念或彰顯君王偉人的功績，就如同巴別塔和金字塔。然而，耶和華的聖殿卻是為見證　神與人之間守約的義，彰顯的卻是公義本身。</w:t>
+        <w:t>南國神人的死，正是見證北國的一切都已不潔淨，而　神的話是要除去這不潔淨，不能經任何人傳話而更改。　神要耶羅波安作王和潔淨北國的祭壇都必應驗。</w:t>
       </w:r>
       <w:r>
         <w:rPr>
           <w:rFonts w:ascii="Barlow Condensed Medium" w:eastAsia="華康細黑體" w:hAnsi="Barlow Condensed Medium" w:cs="微軟正黑體" w:hint="eastAsia"/>
-          <w:w w:val="75"/>
+          <w:w w:val="72"/>
           <w:sz w:val="26"/>
           <w:szCs w:val="26"/>
         </w:rPr>
-        <w:t>後來猶太人忘記了聖殿是為了見證他們與　神的聖約，就是不行　神的律法，讓聖殿成為藉　神的名義發財和壓迫自己弟兄的另一種偶像。因此，　神就定意讓自己的聖殿被拆毀，重新以追隨他的兒子耶穌基督的人所組成的群體作祂的聖殿。這是一群真正能行　神良善旨意的群體，為了重新見證祂與人的聖約。</w:t>
+        <w:t>有可能這些預言是出於約西亞王時代，發現律法書重建經文時的產物。這是科學實證主義者的想法，但是相信　神是愛、公義和良善的遠見告訴敬畏　神的人，這一切若不是神從一開始就定下的計劃和旨意，現在就不會發生。這是基於　神存在形式的認識，因為　神的全在，已經預見歷史的全貌，對　神來說，祂的話和預言是必然應驗且已經應驗的事。</w:t>
       </w:r>
       <w:r>
         <w:rPr>
           <w:rFonts w:ascii="Barlow Condensed Medium" w:eastAsia="華康細黑體" w:hAnsi="Barlow Condensed Medium" w:cs="微軟正黑體" w:hint="eastAsia"/>
-          <w:w w:val="75"/>
+          <w:w w:val="72"/>
           <w:sz w:val="26"/>
           <w:szCs w:val="26"/>
         </w:rPr>
@@ -27496,8 +27704,8 @@
       </w:r>
     </w:p>
     <w:sectPr>
-      <w:headerReference w:type="even" r:id="rId16"/>
-      <w:headerReference w:type="default" r:id="rId17"/>
+      <w:headerReference w:type="even" r:id="rId17"/>
+      <w:headerReference w:type="default" r:id="rId18"/>
       <w:type w:val="evenPage"/>
       <w:pgSz w:w="20639" w:h="14572" w:orient="landscape" w:code="12"/>
       <w:pgMar w:top="794" w:right="567" w:bottom="510" w:left="567" w:header="340" w:footer="454" w:gutter="0"/>
@@ -27515,7 +27723,7 @@
 </file>
 
 <file path=word/endnotes.xml><?xml version="1.0" encoding="utf-8"?>
-<w:endnotes xmlns:wpc="http://schemas.microsoft.com/office/word/2010/wordprocessingCanvas" xmlns:cx="http://schemas.microsoft.com/office/drawing/2014/chartex" xmlns:cx1="http://schemas.microsoft.com/office/drawing/2015/9/8/chartex" xmlns:cx2="http://schemas.microsoft.com/office/drawing/2015/10/21/chartex" xmlns:cx3="http://schemas.microsoft.com/office/drawing/2016/5/9/chartex" xmlns:cx4="http://schemas.microsoft.com/office/drawing/2016/5/10/chartex" xmlns:cx5="http://schemas.microsoft.com/office/drawing/2016/5/11/chartex" xmlns:cx6="http://schemas.microsoft.com/office/drawing/2016/5/12/chartex" xmlns:cx7="http://schemas.microsoft.com/office/drawing/2016/5/13/chartex" xmlns:cx8="http://schemas.microsoft.com/office/drawing/2016/5/14/chartex" xmlns:mc="http://schemas.openxmlformats.org/markup-compatibility/2006" xmlns:aink="http://schemas.microsoft.com/office/drawing/2016/ink" xmlns:am3d="http://schemas.microsoft.com/office/drawing/2017/model3d" xmlns:o="urn:schemas-microsoft-com:office:office" xmlns:oel="http://schemas.microsoft.com/office/2019/extlst" xmlns:r="http://schemas.openxmlformats.org/officeDocument/2006/relationships" xmlns:m="http://schemas.openxmlformats.org/officeDocument/2006/math" xmlns:v="urn:schemas-microsoft-com:vml" xmlns:wp14="http://schemas.microsoft.com/office/word/2010/wordprocessingDrawing" xmlns:wp="http://schemas.openxmlformats.org/drawingml/2006/wordprocessingDrawing" xmlns:w10="urn:schemas-microsoft-com:office:word" xmlns:w="http://schemas.openxmlformats.org/wordprocessingml/2006/main" xmlns:w14="http://schemas.microsoft.com/office/word/2010/wordml" xmlns:w15="http://schemas.microsoft.com/office/word/2012/wordml" xmlns:w16cex="http://schemas.microsoft.com/office/word/2018/wordml/cex" xmlns:w16cid="http://schemas.microsoft.com/office/word/2016/wordml/cid" xmlns:w16="http://schemas.microsoft.com/office/word/2018/wordml" xmlns:w16sdtdh="http://schemas.microsoft.com/office/word/2020/wordml/sdtdatahash" xmlns:w16se="http://schemas.microsoft.com/office/word/2015/wordml/symex" xmlns:wpg="http://schemas.microsoft.com/office/word/2010/wordprocessingGroup" xmlns:wpi="http://schemas.microsoft.com/office/word/2010/wordprocessingInk" xmlns:wne="http://schemas.microsoft.com/office/word/2006/wordml" xmlns:wps="http://schemas.microsoft.com/office/word/2010/wordprocessingShape" mc:Ignorable="w14 w15 w16se w16cid w16 w16cex w16sdtdh wp14">
+<w:endnotes xmlns:wpc="http://schemas.microsoft.com/office/word/2010/wordprocessingCanvas" xmlns:mc="http://schemas.openxmlformats.org/markup-compatibility/2006" xmlns:o="urn:schemas-microsoft-com:office:office" xmlns:r="http://schemas.openxmlformats.org/officeDocument/2006/relationships" xmlns:m="http://schemas.openxmlformats.org/officeDocument/2006/math" xmlns:v="urn:schemas-microsoft-com:vml" xmlns:wp14="http://schemas.microsoft.com/office/word/2010/wordprocessingDrawing" xmlns:wp="http://schemas.openxmlformats.org/drawingml/2006/wordprocessingDrawing" xmlns:w10="urn:schemas-microsoft-com:office:word" xmlns:w="http://schemas.openxmlformats.org/wordprocessingml/2006/main" xmlns:w14="http://schemas.microsoft.com/office/word/2010/wordml" xmlns:w15="http://schemas.microsoft.com/office/word/2012/wordml" xmlns:wpg="http://schemas.microsoft.com/office/word/2010/wordprocessingGroup" xmlns:wpi="http://schemas.microsoft.com/office/word/2010/wordprocessingInk" xmlns:wne="http://schemas.microsoft.com/office/word/2006/wordml" xmlns:wps="http://schemas.microsoft.com/office/word/2010/wordprocessingShape" mc:Ignorable="w14 w15 wp14">
   <w:endnote w:type="separator" w:id="-1">
     <w:p>
       <w:r>
@@ -27534,7 +27742,7 @@
 </file>
 
 <file path=word/footnotes.xml><?xml version="1.0" encoding="utf-8"?>
-<w:footnotes xmlns:wpc="http://schemas.microsoft.com/office/word/2010/wordprocessingCanvas" xmlns:cx="http://schemas.microsoft.com/office/drawing/2014/chartex" xmlns:cx1="http://schemas.microsoft.com/office/drawing/2015/9/8/chartex" xmlns:cx2="http://schemas.microsoft.com/office/drawing/2015/10/21/chartex" xmlns:cx3="http://schemas.microsoft.com/office/drawing/2016/5/9/chartex" xmlns:cx4="http://schemas.microsoft.com/office/drawing/2016/5/10/chartex" xmlns:cx5="http://schemas.microsoft.com/office/drawing/2016/5/11/chartex" xmlns:cx6="http://schemas.microsoft.com/office/drawing/2016/5/12/chartex" xmlns:cx7="http://schemas.microsoft.com/office/drawing/2016/5/13/chartex" xmlns:cx8="http://schemas.microsoft.com/office/drawing/2016/5/14/chartex" xmlns:mc="http://schemas.openxmlformats.org/markup-compatibility/2006" xmlns:aink="http://schemas.microsoft.com/office/drawing/2016/ink" xmlns:am3d="http://schemas.microsoft.com/office/drawing/2017/model3d" xmlns:o="urn:schemas-microsoft-com:office:office" xmlns:oel="http://schemas.microsoft.com/office/2019/extlst" xmlns:r="http://schemas.openxmlformats.org/officeDocument/2006/relationships" xmlns:m="http://schemas.openxmlformats.org/officeDocument/2006/math" xmlns:v="urn:schemas-microsoft-com:vml" xmlns:wp14="http://schemas.microsoft.com/office/word/2010/wordprocessingDrawing" xmlns:wp="http://schemas.openxmlformats.org/drawingml/2006/wordprocessingDrawing" xmlns:w10="urn:schemas-microsoft-com:office:word" xmlns:w="http://schemas.openxmlformats.org/wordprocessingml/2006/main" xmlns:w14="http://schemas.microsoft.com/office/word/2010/wordml" xmlns:w15="http://schemas.microsoft.com/office/word/2012/wordml" xmlns:w16cex="http://schemas.microsoft.com/office/word/2018/wordml/cex" xmlns:w16cid="http://schemas.microsoft.com/office/word/2016/wordml/cid" xmlns:w16="http://schemas.microsoft.com/office/word/2018/wordml" xmlns:w16sdtdh="http://schemas.microsoft.com/office/word/2020/wordml/sdtdatahash" xmlns:w16se="http://schemas.microsoft.com/office/word/2015/wordml/symex" xmlns:wpg="http://schemas.microsoft.com/office/word/2010/wordprocessingGroup" xmlns:wpi="http://schemas.microsoft.com/office/word/2010/wordprocessingInk" xmlns:wne="http://schemas.microsoft.com/office/word/2006/wordml" xmlns:wps="http://schemas.microsoft.com/office/word/2010/wordprocessingShape" mc:Ignorable="w14 w15 w16se w16cid w16 w16cex w16sdtdh wp14">
+<w:footnotes xmlns:wpc="http://schemas.microsoft.com/office/word/2010/wordprocessingCanvas" xmlns:mc="http://schemas.openxmlformats.org/markup-compatibility/2006" xmlns:o="urn:schemas-microsoft-com:office:office" xmlns:r="http://schemas.openxmlformats.org/officeDocument/2006/relationships" xmlns:m="http://schemas.openxmlformats.org/officeDocument/2006/math" xmlns:v="urn:schemas-microsoft-com:vml" xmlns:wp14="http://schemas.microsoft.com/office/word/2010/wordprocessingDrawing" xmlns:wp="http://schemas.openxmlformats.org/drawingml/2006/wordprocessingDrawing" xmlns:w10="urn:schemas-microsoft-com:office:word" xmlns:w="http://schemas.openxmlformats.org/wordprocessingml/2006/main" xmlns:w14="http://schemas.microsoft.com/office/word/2010/wordml" xmlns:w15="http://schemas.microsoft.com/office/word/2012/wordml" xmlns:wpg="http://schemas.microsoft.com/office/word/2010/wordprocessingGroup" xmlns:wpi="http://schemas.microsoft.com/office/word/2010/wordprocessingInk" xmlns:wne="http://schemas.microsoft.com/office/word/2006/wordml" xmlns:wps="http://schemas.microsoft.com/office/word/2010/wordprocessingShape" mc:Ignorable="w14 w15 wp14">
   <w:footnote w:type="separator" w:id="-1">
     <w:p>
       <w:r>
@@ -27553,7 +27761,7 @@
 </file>
 
 <file path=word/header1.xml><?xml version="1.0" encoding="utf-8"?>
-<w:hdr xmlns:wpc="http://schemas.microsoft.com/office/word/2010/wordprocessingCanvas" xmlns:cx="http://schemas.microsoft.com/office/drawing/2014/chartex" xmlns:cx1="http://schemas.microsoft.com/office/drawing/2015/9/8/chartex" xmlns:cx2="http://schemas.microsoft.com/office/drawing/2015/10/21/chartex" xmlns:cx3="http://schemas.microsoft.com/office/drawing/2016/5/9/chartex" xmlns:cx4="http://schemas.microsoft.com/office/drawing/2016/5/10/chartex" xmlns:cx5="http://schemas.microsoft.com/office/drawing/2016/5/11/chartex" xmlns:cx6="http://schemas.microsoft.com/office/drawing/2016/5/12/chartex" xmlns:cx7="http://schemas.microsoft.com/office/drawing/2016/5/13/chartex" xmlns:cx8="http://schemas.microsoft.com/office/drawing/2016/5/14/chartex" xmlns:mc="http://schemas.openxmlformats.org/markup-compatibility/2006" xmlns:aink="http://schemas.microsoft.com/office/drawing/2016/ink" xmlns:am3d="http://schemas.microsoft.com/office/drawing/2017/model3d" xmlns:o="urn:schemas-microsoft-com:office:office" xmlns:oel="http://schemas.microsoft.com/office/2019/extlst" xmlns:r="http://schemas.openxmlformats.org/officeDocument/2006/relationships" xmlns:m="http://schemas.openxmlformats.org/officeDocument/2006/math" xmlns:v="urn:schemas-microsoft-com:vml" xmlns:wp14="http://schemas.microsoft.com/office/word/2010/wordprocessingDrawing" xmlns:wp="http://schemas.openxmlformats.org/drawingml/2006/wordprocessingDrawing" xmlns:w10="urn:schemas-microsoft-com:office:word" xmlns:w="http://schemas.openxmlformats.org/wordprocessingml/2006/main" xmlns:w14="http://schemas.microsoft.com/office/word/2010/wordml" xmlns:w15="http://schemas.microsoft.com/office/word/2012/wordml" xmlns:w16cex="http://schemas.microsoft.com/office/word/2018/wordml/cex" xmlns:w16cid="http://schemas.microsoft.com/office/word/2016/wordml/cid" xmlns:w16="http://schemas.microsoft.com/office/word/2018/wordml" xmlns:w16sdtdh="http://schemas.microsoft.com/office/word/2020/wordml/sdtdatahash" xmlns:w16se="http://schemas.microsoft.com/office/word/2015/wordml/symex" xmlns:wpg="http://schemas.microsoft.com/office/word/2010/wordprocessingGroup" xmlns:wpi="http://schemas.microsoft.com/office/word/2010/wordprocessingInk" xmlns:wne="http://schemas.microsoft.com/office/word/2006/wordml" xmlns:wps="http://schemas.microsoft.com/office/word/2010/wordprocessingShape" mc:Ignorable="w14 w15 w16se w16cid w16 w16cex w16sdtdh wp14">
+<w:hdr xmlns:wpc="http://schemas.microsoft.com/office/word/2010/wordprocessingCanvas" xmlns:mc="http://schemas.openxmlformats.org/markup-compatibility/2006" xmlns:o="urn:schemas-microsoft-com:office:office" xmlns:r="http://schemas.openxmlformats.org/officeDocument/2006/relationships" xmlns:m="http://schemas.openxmlformats.org/officeDocument/2006/math" xmlns:v="urn:schemas-microsoft-com:vml" xmlns:wp14="http://schemas.microsoft.com/office/word/2010/wordprocessingDrawing" xmlns:wp="http://schemas.openxmlformats.org/drawingml/2006/wordprocessingDrawing" xmlns:w10="urn:schemas-microsoft-com:office:word" xmlns:w="http://schemas.openxmlformats.org/wordprocessingml/2006/main" xmlns:w14="http://schemas.microsoft.com/office/word/2010/wordml" xmlns:w15="http://schemas.microsoft.com/office/word/2012/wordml" xmlns:wpg="http://schemas.microsoft.com/office/word/2010/wordprocessingGroup" xmlns:wpi="http://schemas.microsoft.com/office/word/2010/wordprocessingInk" xmlns:wne="http://schemas.microsoft.com/office/word/2006/wordml" xmlns:wps="http://schemas.microsoft.com/office/word/2010/wordprocessingShape" mc:Ignorable="w14 w15 wp14">
   <w:p>
     <w:pPr>
       <w:pStyle w:val="a4"/>
@@ -27625,7 +27833,7 @@
         <w:b/>
         <w:noProof/>
       </w:rPr>
-      <w:t>2608</w:t>
+      <w:t>2610</w:t>
     </w:r>
     <w:r>
       <w:rPr>
@@ -27720,7 +27928,7 @@
         <w:b/>
         <w:noProof/>
       </w:rPr>
-      <w:t>02</w:t>
+      <w:t>03</w:t>
     </w:r>
     <w:r>
       <w:rPr>
@@ -27762,7 +27970,7 @@
         <w:b/>
         <w:noProof/>
       </w:rPr>
-      <w:t>22</w:t>
+      <w:t>08</w:t>
     </w:r>
     <w:r>
       <w:rPr>
@@ -27834,7 +28042,7 @@
         <w:b/>
         <w:noProof/>
       </w:rPr>
-      <w:t>2608</w:t>
+      <w:t>2610</w:t>
     </w:r>
     <w:r>
       <w:rPr>
@@ -27929,7 +28137,7 @@
         <w:b/>
         <w:noProof/>
       </w:rPr>
-      <w:t>02</w:t>
+      <w:t>03</w:t>
     </w:r>
     <w:r>
       <w:rPr>
@@ -27971,7 +28179,7 @@
         <w:b/>
         <w:noProof/>
       </w:rPr>
-      <w:t>22</w:t>
+      <w:t>08</w:t>
     </w:r>
     <w:r>
       <w:rPr>
@@ -28011,7 +28219,7 @@
 </file>
 
 <file path=word/header2.xml><?xml version="1.0" encoding="utf-8"?>
-<w:hdr xmlns:wpc="http://schemas.microsoft.com/office/word/2010/wordprocessingCanvas" xmlns:cx="http://schemas.microsoft.com/office/drawing/2014/chartex" xmlns:cx1="http://schemas.microsoft.com/office/drawing/2015/9/8/chartex" xmlns:cx2="http://schemas.microsoft.com/office/drawing/2015/10/21/chartex" xmlns:cx3="http://schemas.microsoft.com/office/drawing/2016/5/9/chartex" xmlns:cx4="http://schemas.microsoft.com/office/drawing/2016/5/10/chartex" xmlns:cx5="http://schemas.microsoft.com/office/drawing/2016/5/11/chartex" xmlns:cx6="http://schemas.microsoft.com/office/drawing/2016/5/12/chartex" xmlns:cx7="http://schemas.microsoft.com/office/drawing/2016/5/13/chartex" xmlns:cx8="http://schemas.microsoft.com/office/drawing/2016/5/14/chartex" xmlns:mc="http://schemas.openxmlformats.org/markup-compatibility/2006" xmlns:aink="http://schemas.microsoft.com/office/drawing/2016/ink" xmlns:am3d="http://schemas.microsoft.com/office/drawing/2017/model3d" xmlns:o="urn:schemas-microsoft-com:office:office" xmlns:oel="http://schemas.microsoft.com/office/2019/extlst" xmlns:r="http://schemas.openxmlformats.org/officeDocument/2006/relationships" xmlns:m="http://schemas.openxmlformats.org/officeDocument/2006/math" xmlns:v="urn:schemas-microsoft-com:vml" xmlns:wp14="http://schemas.microsoft.com/office/word/2010/wordprocessingDrawing" xmlns:wp="http://schemas.openxmlformats.org/drawingml/2006/wordprocessingDrawing" xmlns:w10="urn:schemas-microsoft-com:office:word" xmlns:w="http://schemas.openxmlformats.org/wordprocessingml/2006/main" xmlns:w14="http://schemas.microsoft.com/office/word/2010/wordml" xmlns:w15="http://schemas.microsoft.com/office/word/2012/wordml" xmlns:w16cex="http://schemas.microsoft.com/office/word/2018/wordml/cex" xmlns:w16cid="http://schemas.microsoft.com/office/word/2016/wordml/cid" xmlns:w16="http://schemas.microsoft.com/office/word/2018/wordml" xmlns:w16sdtdh="http://schemas.microsoft.com/office/word/2020/wordml/sdtdatahash" xmlns:w16se="http://schemas.microsoft.com/office/word/2015/wordml/symex" xmlns:wpg="http://schemas.microsoft.com/office/word/2010/wordprocessingGroup" xmlns:wpi="http://schemas.microsoft.com/office/word/2010/wordprocessingInk" xmlns:wne="http://schemas.microsoft.com/office/word/2006/wordml" xmlns:wps="http://schemas.microsoft.com/office/word/2010/wordprocessingShape" mc:Ignorable="w14 w15 w16se w16cid w16 w16cex w16sdtdh wp14">
+<w:hdr xmlns:wpc="http://schemas.microsoft.com/office/word/2010/wordprocessingCanvas" xmlns:mc="http://schemas.openxmlformats.org/markup-compatibility/2006" xmlns:o="urn:schemas-microsoft-com:office:office" xmlns:r="http://schemas.openxmlformats.org/officeDocument/2006/relationships" xmlns:m="http://schemas.openxmlformats.org/officeDocument/2006/math" xmlns:v="urn:schemas-microsoft-com:vml" xmlns:wp14="http://schemas.microsoft.com/office/word/2010/wordprocessingDrawing" xmlns:wp="http://schemas.openxmlformats.org/drawingml/2006/wordprocessingDrawing" xmlns:w10="urn:schemas-microsoft-com:office:word" xmlns:w="http://schemas.openxmlformats.org/wordprocessingml/2006/main" xmlns:w14="http://schemas.microsoft.com/office/word/2010/wordml" xmlns:w15="http://schemas.microsoft.com/office/word/2012/wordml" xmlns:wpg="http://schemas.microsoft.com/office/word/2010/wordprocessingGroup" xmlns:wpi="http://schemas.microsoft.com/office/word/2010/wordprocessingInk" xmlns:wne="http://schemas.microsoft.com/office/word/2006/wordml" xmlns:wps="http://schemas.microsoft.com/office/word/2010/wordprocessingShape" mc:Ignorable="w14 w15 wp14">
   <w:p>
     <w:pPr>
       <w:pStyle w:val="a4"/>
@@ -28469,7 +28677,7 @@
 </file>
 
 <file path=word/header3.xml><?xml version="1.0" encoding="utf-8"?>
-<w:hdr xmlns:wpc="http://schemas.microsoft.com/office/word/2010/wordprocessingCanvas" xmlns:cx="http://schemas.microsoft.com/office/drawing/2014/chartex" xmlns:cx1="http://schemas.microsoft.com/office/drawing/2015/9/8/chartex" xmlns:cx2="http://schemas.microsoft.com/office/drawing/2015/10/21/chartex" xmlns:cx3="http://schemas.microsoft.com/office/drawing/2016/5/9/chartex" xmlns:cx4="http://schemas.microsoft.com/office/drawing/2016/5/10/chartex" xmlns:cx5="http://schemas.microsoft.com/office/drawing/2016/5/11/chartex" xmlns:cx6="http://schemas.microsoft.com/office/drawing/2016/5/12/chartex" xmlns:cx7="http://schemas.microsoft.com/office/drawing/2016/5/13/chartex" xmlns:cx8="http://schemas.microsoft.com/office/drawing/2016/5/14/chartex" xmlns:mc="http://schemas.openxmlformats.org/markup-compatibility/2006" xmlns:aink="http://schemas.microsoft.com/office/drawing/2016/ink" xmlns:am3d="http://schemas.microsoft.com/office/drawing/2017/model3d" xmlns:o="urn:schemas-microsoft-com:office:office" xmlns:oel="http://schemas.microsoft.com/office/2019/extlst" xmlns:r="http://schemas.openxmlformats.org/officeDocument/2006/relationships" xmlns:m="http://schemas.openxmlformats.org/officeDocument/2006/math" xmlns:v="urn:schemas-microsoft-com:vml" xmlns:wp14="http://schemas.microsoft.com/office/word/2010/wordprocessingDrawing" xmlns:wp="http://schemas.openxmlformats.org/drawingml/2006/wordprocessingDrawing" xmlns:w10="urn:schemas-microsoft-com:office:word" xmlns:w="http://schemas.openxmlformats.org/wordprocessingml/2006/main" xmlns:w14="http://schemas.microsoft.com/office/word/2010/wordml" xmlns:w15="http://schemas.microsoft.com/office/word/2012/wordml" xmlns:w16cex="http://schemas.microsoft.com/office/word/2018/wordml/cex" xmlns:w16cid="http://schemas.microsoft.com/office/word/2016/wordml/cid" xmlns:w16="http://schemas.microsoft.com/office/word/2018/wordml" xmlns:w16sdtdh="http://schemas.microsoft.com/office/word/2020/wordml/sdtdatahash" xmlns:w16se="http://schemas.microsoft.com/office/word/2015/wordml/symex" xmlns:wpg="http://schemas.microsoft.com/office/word/2010/wordprocessingGroup" xmlns:wpi="http://schemas.microsoft.com/office/word/2010/wordprocessingInk" xmlns:wne="http://schemas.microsoft.com/office/word/2006/wordml" xmlns:wps="http://schemas.microsoft.com/office/word/2010/wordprocessingShape" mc:Ignorable="w14 w15 w16se w16cid w16 w16cex w16sdtdh wp14">
+<w:hdr xmlns:wpc="http://schemas.microsoft.com/office/word/2010/wordprocessingCanvas" xmlns:mc="http://schemas.openxmlformats.org/markup-compatibility/2006" xmlns:o="urn:schemas-microsoft-com:office:office" xmlns:r="http://schemas.openxmlformats.org/officeDocument/2006/relationships" xmlns:m="http://schemas.openxmlformats.org/officeDocument/2006/math" xmlns:v="urn:schemas-microsoft-com:vml" xmlns:wp14="http://schemas.microsoft.com/office/word/2010/wordprocessingDrawing" xmlns:wp="http://schemas.openxmlformats.org/drawingml/2006/wordprocessingDrawing" xmlns:w10="urn:schemas-microsoft-com:office:word" xmlns:w="http://schemas.openxmlformats.org/wordprocessingml/2006/main" xmlns:w14="http://schemas.microsoft.com/office/word/2010/wordml" xmlns:w15="http://schemas.microsoft.com/office/word/2012/wordml" xmlns:wpg="http://schemas.microsoft.com/office/word/2010/wordprocessingGroup" xmlns:wpi="http://schemas.microsoft.com/office/word/2010/wordprocessingInk" xmlns:wne="http://schemas.microsoft.com/office/word/2006/wordml" xmlns:wps="http://schemas.microsoft.com/office/word/2010/wordprocessingShape" mc:Ignorable="w14 w15 wp14">
   <w:p>
     <w:pPr>
       <w:pStyle w:val="a4"/>
@@ -28927,7 +29135,7 @@
 </file>
 
 <file path=word/header4.xml><?xml version="1.0" encoding="utf-8"?>
-<w:hdr xmlns:wpc="http://schemas.microsoft.com/office/word/2010/wordprocessingCanvas" xmlns:cx="http://schemas.microsoft.com/office/drawing/2014/chartex" xmlns:cx1="http://schemas.microsoft.com/office/drawing/2015/9/8/chartex" xmlns:cx2="http://schemas.microsoft.com/office/drawing/2015/10/21/chartex" xmlns:cx3="http://schemas.microsoft.com/office/drawing/2016/5/9/chartex" xmlns:cx4="http://schemas.microsoft.com/office/drawing/2016/5/10/chartex" xmlns:cx5="http://schemas.microsoft.com/office/drawing/2016/5/11/chartex" xmlns:cx6="http://schemas.microsoft.com/office/drawing/2016/5/12/chartex" xmlns:cx7="http://schemas.microsoft.com/office/drawing/2016/5/13/chartex" xmlns:cx8="http://schemas.microsoft.com/office/drawing/2016/5/14/chartex" xmlns:mc="http://schemas.openxmlformats.org/markup-compatibility/2006" xmlns:aink="http://schemas.microsoft.com/office/drawing/2016/ink" xmlns:am3d="http://schemas.microsoft.com/office/drawing/2017/model3d" xmlns:o="urn:schemas-microsoft-com:office:office" xmlns:oel="http://schemas.microsoft.com/office/2019/extlst" xmlns:r="http://schemas.openxmlformats.org/officeDocument/2006/relationships" xmlns:m="http://schemas.openxmlformats.org/officeDocument/2006/math" xmlns:v="urn:schemas-microsoft-com:vml" xmlns:wp14="http://schemas.microsoft.com/office/word/2010/wordprocessingDrawing" xmlns:wp="http://schemas.openxmlformats.org/drawingml/2006/wordprocessingDrawing" xmlns:w10="urn:schemas-microsoft-com:office:word" xmlns:w="http://schemas.openxmlformats.org/wordprocessingml/2006/main" xmlns:w14="http://schemas.microsoft.com/office/word/2010/wordml" xmlns:w15="http://schemas.microsoft.com/office/word/2012/wordml" xmlns:w16cex="http://schemas.microsoft.com/office/word/2018/wordml/cex" xmlns:w16cid="http://schemas.microsoft.com/office/word/2016/wordml/cid" xmlns:w16="http://schemas.microsoft.com/office/word/2018/wordml" xmlns:w16sdtdh="http://schemas.microsoft.com/office/word/2020/wordml/sdtdatahash" xmlns:w16se="http://schemas.microsoft.com/office/word/2015/wordml/symex" xmlns:wpg="http://schemas.microsoft.com/office/word/2010/wordprocessingGroup" xmlns:wpi="http://schemas.microsoft.com/office/word/2010/wordprocessingInk" xmlns:wne="http://schemas.microsoft.com/office/word/2006/wordml" xmlns:wps="http://schemas.microsoft.com/office/word/2010/wordprocessingShape" mc:Ignorable="w14 w15 w16se w16cid w16 w16cex w16sdtdh wp14">
+<w:hdr xmlns:wpc="http://schemas.microsoft.com/office/word/2010/wordprocessingCanvas" xmlns:mc="http://schemas.openxmlformats.org/markup-compatibility/2006" xmlns:o="urn:schemas-microsoft-com:office:office" xmlns:r="http://schemas.openxmlformats.org/officeDocument/2006/relationships" xmlns:m="http://schemas.openxmlformats.org/officeDocument/2006/math" xmlns:v="urn:schemas-microsoft-com:vml" xmlns:wp14="http://schemas.microsoft.com/office/word/2010/wordprocessingDrawing" xmlns:wp="http://schemas.openxmlformats.org/drawingml/2006/wordprocessingDrawing" xmlns:w10="urn:schemas-microsoft-com:office:word" xmlns:w="http://schemas.openxmlformats.org/wordprocessingml/2006/main" xmlns:w14="http://schemas.microsoft.com/office/word/2010/wordml" xmlns:w15="http://schemas.microsoft.com/office/word/2012/wordml" xmlns:wpg="http://schemas.microsoft.com/office/word/2010/wordprocessingGroup" xmlns:wpi="http://schemas.microsoft.com/office/word/2010/wordprocessingInk" xmlns:wne="http://schemas.microsoft.com/office/word/2006/wordml" xmlns:wps="http://schemas.microsoft.com/office/word/2010/wordprocessingShape" mc:Ignorable="w14 w15 wp14">
   <w:p>
     <w:pPr>
       <w:pStyle w:val="a4"/>
@@ -28999,7 +29207,7 @@
         <w:b/>
         <w:noProof/>
       </w:rPr>
-      <w:t>2609</w:t>
+      <w:t>2610</w:t>
     </w:r>
     <w:r>
       <w:rPr>
@@ -29136,7 +29344,7 @@
         <w:b/>
         <w:noProof/>
       </w:rPr>
-      <w:t>01</w:t>
+      <w:t>08</w:t>
     </w:r>
     <w:r>
       <w:rPr>
@@ -29208,7 +29416,7 @@
         <w:b/>
         <w:noProof/>
       </w:rPr>
-      <w:t>2609</w:t>
+      <w:t>2610</w:t>
     </w:r>
     <w:r>
       <w:rPr>
@@ -29345,7 +29553,7 @@
         <w:b/>
         <w:noProof/>
       </w:rPr>
-      <w:t>01</w:t>
+      <w:t>08</w:t>
     </w:r>
     <w:r>
       <w:rPr>
@@ -29385,7 +29593,7 @@
 </file>
 
 <file path=word/numbering.xml><?xml version="1.0" encoding="utf-8"?>
-<w:numbering xmlns:wpc="http://schemas.microsoft.com/office/word/2010/wordprocessingCanvas" xmlns:cx="http://schemas.microsoft.com/office/drawing/2014/chartex" xmlns:cx1="http://schemas.microsoft.com/office/drawing/2015/9/8/chartex" xmlns:cx2="http://schemas.microsoft.com/office/drawing/2015/10/21/chartex" xmlns:cx3="http://schemas.microsoft.com/office/drawing/2016/5/9/chartex" xmlns:cx4="http://schemas.microsoft.com/office/drawing/2016/5/10/chartex" xmlns:cx5="http://schemas.microsoft.com/office/drawing/2016/5/11/chartex" xmlns:cx6="http://schemas.microsoft.com/office/drawing/2016/5/12/chartex" xmlns:cx7="http://schemas.microsoft.com/office/drawing/2016/5/13/chartex" xmlns:cx8="http://schemas.microsoft.com/office/drawing/2016/5/14/chartex" xmlns:mc="http://schemas.openxmlformats.org/markup-compatibility/2006" xmlns:aink="http://schemas.microsoft.com/office/drawing/2016/ink" xmlns:am3d="http://schemas.microsoft.com/office/drawing/2017/model3d" xmlns:o="urn:schemas-microsoft-com:office:office" xmlns:oel="http://schemas.microsoft.com/office/2019/extlst" xmlns:r="http://schemas.openxmlformats.org/officeDocument/2006/relationships" xmlns:m="http://schemas.openxmlformats.org/officeDocument/2006/math" xmlns:v="urn:schemas-microsoft-com:vml" xmlns:wp14="http://schemas.microsoft.com/office/word/2010/wordprocessingDrawing" xmlns:wp="http://schemas.openxmlformats.org/drawingml/2006/wordprocessingDrawing" xmlns:w10="urn:schemas-microsoft-com:office:word" xmlns:w="http://schemas.openxmlformats.org/wordprocessingml/2006/main" xmlns:w14="http://schemas.microsoft.com/office/word/2010/wordml" xmlns:w15="http://schemas.microsoft.com/office/word/2012/wordml" xmlns:w16cex="http://schemas.microsoft.com/office/word/2018/wordml/cex" xmlns:w16cid="http://schemas.microsoft.com/office/word/2016/wordml/cid" xmlns:w16="http://schemas.microsoft.com/office/word/2018/wordml" xmlns:w16sdtdh="http://schemas.microsoft.com/office/word/2020/wordml/sdtdatahash" xmlns:w16se="http://schemas.microsoft.com/office/word/2015/wordml/symex" xmlns:wpg="http://schemas.microsoft.com/office/word/2010/wordprocessingGroup" xmlns:wpi="http://schemas.microsoft.com/office/word/2010/wordprocessingInk" xmlns:wne="http://schemas.microsoft.com/office/word/2006/wordml" xmlns:wps="http://schemas.microsoft.com/office/word/2010/wordprocessingShape" mc:Ignorable="w14 w15 w16se w16cid w16 w16cex w16sdtdh wp14">
+<w:numbering xmlns:wpc="http://schemas.microsoft.com/office/word/2010/wordprocessingCanvas" xmlns:mc="http://schemas.openxmlformats.org/markup-compatibility/2006" xmlns:o="urn:schemas-microsoft-com:office:office" xmlns:r="http://schemas.openxmlformats.org/officeDocument/2006/relationships" xmlns:m="http://schemas.openxmlformats.org/officeDocument/2006/math" xmlns:v="urn:schemas-microsoft-com:vml" xmlns:wp14="http://schemas.microsoft.com/office/word/2010/wordprocessingDrawing" xmlns:wp="http://schemas.openxmlformats.org/drawingml/2006/wordprocessingDrawing" xmlns:w10="urn:schemas-microsoft-com:office:word" xmlns:w="http://schemas.openxmlformats.org/wordprocessingml/2006/main" xmlns:w14="http://schemas.microsoft.com/office/word/2010/wordml" xmlns:w15="http://schemas.microsoft.com/office/word/2012/wordml" xmlns:wpg="http://schemas.microsoft.com/office/word/2010/wordprocessingGroup" xmlns:wpi="http://schemas.microsoft.com/office/word/2010/wordprocessingInk" xmlns:wne="http://schemas.microsoft.com/office/word/2006/wordml" xmlns:wps="http://schemas.microsoft.com/office/word/2010/wordprocessingShape" mc:Ignorable="w14 w15 wp14">
   <w:abstractNum w:abstractNumId="0" w15:restartNumberingAfterBreak="0">
     <w:nsid w:val="0397573A"/>
     <w:multiLevelType w:val="hybridMultilevel"/>
@@ -30810,59 +31018,59 @@
       </w:pPr>
     </w:lvl>
   </w:abstractNum>
-  <w:num w:numId="1" w16cid:durableId="201673495">
+  <w:num w:numId="1">
     <w:abstractNumId w:val="15"/>
   </w:num>
-  <w:num w:numId="2" w16cid:durableId="1719353586">
+  <w:num w:numId="2">
     <w:abstractNumId w:val="5"/>
   </w:num>
-  <w:num w:numId="3" w16cid:durableId="1341004719">
+  <w:num w:numId="3">
     <w:abstractNumId w:val="7"/>
   </w:num>
-  <w:num w:numId="4" w16cid:durableId="306516453">
+  <w:num w:numId="4">
     <w:abstractNumId w:val="3"/>
   </w:num>
-  <w:num w:numId="5" w16cid:durableId="1927958746">
+  <w:num w:numId="5">
     <w:abstractNumId w:val="8"/>
   </w:num>
-  <w:num w:numId="6" w16cid:durableId="1006439196">
+  <w:num w:numId="6">
     <w:abstractNumId w:val="14"/>
   </w:num>
-  <w:num w:numId="7" w16cid:durableId="625895459">
+  <w:num w:numId="7">
     <w:abstractNumId w:val="13"/>
   </w:num>
-  <w:num w:numId="8" w16cid:durableId="1972780102">
+  <w:num w:numId="8">
     <w:abstractNumId w:val="6"/>
   </w:num>
-  <w:num w:numId="9" w16cid:durableId="1271163345">
+  <w:num w:numId="9">
     <w:abstractNumId w:val="12"/>
   </w:num>
-  <w:num w:numId="10" w16cid:durableId="320618218">
+  <w:num w:numId="10">
     <w:abstractNumId w:val="4"/>
   </w:num>
-  <w:num w:numId="11" w16cid:durableId="152333714">
+  <w:num w:numId="11">
     <w:abstractNumId w:val="9"/>
   </w:num>
-  <w:num w:numId="12" w16cid:durableId="966199986">
+  <w:num w:numId="12">
     <w:abstractNumId w:val="2"/>
   </w:num>
-  <w:num w:numId="13" w16cid:durableId="1187789004">
+  <w:num w:numId="13">
     <w:abstractNumId w:val="10"/>
   </w:num>
-  <w:num w:numId="14" w16cid:durableId="17004155">
+  <w:num w:numId="14">
     <w:abstractNumId w:val="11"/>
   </w:num>
-  <w:num w:numId="15" w16cid:durableId="1620529140">
+  <w:num w:numId="15">
     <w:abstractNumId w:val="1"/>
   </w:num>
-  <w:num w:numId="16" w16cid:durableId="110517912">
+  <w:num w:numId="16">
     <w:abstractNumId w:val="0"/>
   </w:num>
 </w:numbering>
 </file>
 
 <file path=word/styles.xml><?xml version="1.0" encoding="utf-8"?>
-<w:styles xmlns:mc="http://schemas.openxmlformats.org/markup-compatibility/2006" xmlns:r="http://schemas.openxmlformats.org/officeDocument/2006/relationships" xmlns:w="http://schemas.openxmlformats.org/wordprocessingml/2006/main" xmlns:w14="http://schemas.microsoft.com/office/word/2010/wordml" xmlns:w15="http://schemas.microsoft.com/office/word/2012/wordml" xmlns:w16cex="http://schemas.microsoft.com/office/word/2018/wordml/cex" xmlns:w16cid="http://schemas.microsoft.com/office/word/2016/wordml/cid" xmlns:w16="http://schemas.microsoft.com/office/word/2018/wordml" xmlns:w16sdtdh="http://schemas.microsoft.com/office/word/2020/wordml/sdtdatahash" xmlns:w16se="http://schemas.microsoft.com/office/word/2015/wordml/symex" mc:Ignorable="w14 w15 w16se w16cid w16 w16cex w16sdtdh">
+<w:styles xmlns:mc="http://schemas.openxmlformats.org/markup-compatibility/2006" xmlns:r="http://schemas.openxmlformats.org/officeDocument/2006/relationships" xmlns:w="http://schemas.openxmlformats.org/wordprocessingml/2006/main" xmlns:w14="http://schemas.microsoft.com/office/word/2010/wordml" xmlns:w15="http://schemas.microsoft.com/office/word/2012/wordml" mc:Ignorable="w14 w15">
   <w:docDefaults>
     <w:rPrDefault>
       <w:rPr>
@@ -30875,7 +31083,7 @@
     </w:rPrDefault>
     <w:pPrDefault/>
   </w:docDefaults>
-  <w:latentStyles w:defLockedState="0" w:defUIPriority="99" w:defSemiHidden="0" w:defUnhideWhenUsed="0" w:defQFormat="0" w:count="376">
+  <w:latentStyles w:defLockedState="0" w:defUIPriority="99" w:defSemiHidden="0" w:defUnhideWhenUsed="0" w:defQFormat="0" w:count="371">
     <w:lsdException w:name="Normal" w:uiPriority="0" w:qFormat="1"/>
     <w:lsdException w:name="heading 1" w:uiPriority="9" w:qFormat="1"/>
     <w:lsdException w:name="heading 2" w:semiHidden="1" w:uiPriority="9" w:unhideWhenUsed="1" w:qFormat="1"/>
@@ -31247,11 +31455,6 @@
     <w:lsdException w:name="List Table 5 Dark Accent 6" w:uiPriority="50"/>
     <w:lsdException w:name="List Table 6 Colorful Accent 6" w:uiPriority="51"/>
     <w:lsdException w:name="List Table 7 Colorful Accent 6" w:uiPriority="52"/>
-    <w:lsdException w:name="Mention" w:semiHidden="1" w:unhideWhenUsed="1"/>
-    <w:lsdException w:name="Smart Hyperlink" w:semiHidden="1" w:unhideWhenUsed="1"/>
-    <w:lsdException w:name="Hashtag" w:semiHidden="1" w:unhideWhenUsed="1"/>
-    <w:lsdException w:name="Unresolved Mention" w:semiHidden="1" w:unhideWhenUsed="1"/>
-    <w:lsdException w:name="Smart Link" w:semiHidden="1" w:unhideWhenUsed="1"/>
   </w:latentStyles>
   <w:style w:type="paragraph" w:default="1" w:styleId="a">
     <w:name w:val="Normal"/>
@@ -31907,7 +32110,7 @@
 </file>
 
 <file path=customXml/itemProps1.xml><?xml version="1.0" encoding="utf-8"?>
-<ds:datastoreItem xmlns:ds="http://schemas.openxmlformats.org/officeDocument/2006/customXml" ds:itemID="{5C13FC87-4D37-47A3-913F-BA59DA02DCF3}">
+<ds:datastoreItem xmlns:ds="http://schemas.openxmlformats.org/officeDocument/2006/customXml" ds:itemID="{A50EB83C-66DB-4619-8067-4A3486EA571A}">
   <ds:schemaRefs>
     <ds:schemaRef ds:uri="http://schemas.openxmlformats.org/officeDocument/2006/bibliography"/>
   </ds:schemaRefs>

--- a/新泰週報20260308[2610]B4F.docx
+++ b/新泰週報20260308[2610]B4F.docx
@@ -1280,6 +1280,15 @@
             </w:pPr>
             <w:r>
               <w:rPr>
+                <w:rFonts w:ascii="Segoe UI Symbol" w:eastAsia="標楷體" w:hAnsi="Segoe UI Symbol" w:cs="Segoe UI Symbol"/>
+                <w:w w:val="90"/>
+                <w:sz w:val="26"/>
+                <w:szCs w:val="26"/>
+              </w:rPr>
+              <w:t>★</w:t>
+            </w:r>
+            <w:r>
+              <w:rPr>
                 <w:rFonts w:ascii="Barlow Condensed Medium" w:eastAsia="標楷體" w:hAnsi="Barlow Condensed Medium" w:cs="Segoe UI Symbol" w:hint="eastAsia"/>
                 <w:noProof/>
                 <w:w w:val="90"/>
@@ -1287,7 +1296,7 @@
                 <w:szCs w:val="26"/>
                 <w:lang w:bidi="he-IL"/>
               </w:rPr>
-              <w:t>台北和平長老教會將於</w:t>
+              <w:t>總會平安基金會基礎志工訓練</w:t>
             </w:r>
             <w:r>
               <w:rPr>
@@ -1298,7 +1307,7 @@
                 <w:szCs w:val="26"/>
                 <w:lang w:bidi="he-IL"/>
               </w:rPr>
-              <w:t>3/8(</w:t>
+              <w:t>將於</w:t>
             </w:r>
             <w:r>
               <w:rPr>
@@ -1309,7 +1318,7 @@
                 <w:szCs w:val="26"/>
                 <w:lang w:bidi="he-IL"/>
               </w:rPr>
-              <w:t>主日</w:t>
+              <w:t>4</w:t>
             </w:r>
             <w:r>
               <w:rPr>
@@ -1320,7 +1329,7 @@
                 <w:szCs w:val="26"/>
                 <w:lang w:bidi="he-IL"/>
               </w:rPr>
-              <w:t>)</w:t>
+              <w:t>/</w:t>
             </w:r>
             <w:r>
               <w:rPr>
@@ -1331,7 +1340,7 @@
                 <w:szCs w:val="26"/>
                 <w:lang w:bidi="he-IL"/>
               </w:rPr>
-              <w:t>下午</w:t>
+              <w:t>1</w:t>
             </w:r>
             <w:r>
               <w:rPr>
@@ -1342,7 +1351,7 @@
                 <w:szCs w:val="26"/>
                 <w:lang w:bidi="he-IL"/>
               </w:rPr>
-              <w:t>3:00</w:t>
+              <w:t>8</w:t>
             </w:r>
             <w:r>
               <w:rPr>
@@ -1353,7 +1362,141 @@
                 <w:szCs w:val="26"/>
                 <w:lang w:bidi="he-IL"/>
               </w:rPr>
-              <w:t>舉行林凱倫牧師就任兒青牧師授職感恩禮拜</w:t>
+              <w:t>,25</w:t>
+            </w:r>
+            <w:r>
+              <w:rPr>
+                <w:rFonts w:ascii="Barlow Condensed Medium" w:eastAsia="標楷體" w:hAnsi="Barlow Condensed Medium" w:cs="Segoe UI Symbol" w:hint="eastAsia"/>
+                <w:noProof/>
+                <w:w w:val="90"/>
+                <w:sz w:val="26"/>
+                <w:szCs w:val="26"/>
+                <w:lang w:bidi="he-IL"/>
+              </w:rPr>
+              <w:t>(</w:t>
+            </w:r>
+            <w:r>
+              <w:rPr>
+                <w:rFonts w:ascii="Barlow Condensed Medium" w:eastAsia="標楷體" w:hAnsi="Barlow Condensed Medium" w:cs="Segoe UI Symbol" w:hint="eastAsia"/>
+                <w:noProof/>
+                <w:w w:val="90"/>
+                <w:sz w:val="26"/>
+                <w:szCs w:val="26"/>
+                <w:lang w:bidi="he-IL"/>
+              </w:rPr>
+              <w:t>六</w:t>
+            </w:r>
+            <w:r>
+              <w:rPr>
+                <w:rFonts w:ascii="Barlow Condensed Medium" w:eastAsia="標楷體" w:hAnsi="Barlow Condensed Medium" w:cs="Segoe UI Symbol" w:hint="eastAsia"/>
+                <w:noProof/>
+                <w:w w:val="90"/>
+                <w:sz w:val="26"/>
+                <w:szCs w:val="26"/>
+                <w:lang w:bidi="he-IL"/>
+              </w:rPr>
+              <w:t>)8:1</w:t>
+            </w:r>
+            <w:r>
+              <w:rPr>
+                <w:rFonts w:ascii="Barlow Condensed Medium" w:eastAsia="標楷體" w:hAnsi="Barlow Condensed Medium" w:cs="Segoe UI Symbol" w:hint="eastAsia"/>
+                <w:noProof/>
+                <w:w w:val="90"/>
+                <w:sz w:val="26"/>
+                <w:szCs w:val="26"/>
+                <w:lang w:bidi="he-IL"/>
+              </w:rPr>
+              <w:t>0</w:t>
+            </w:r>
+            <w:r>
+              <w:rPr>
+                <w:rFonts w:ascii="Barlow Condensed Medium" w:eastAsia="標楷體" w:hAnsi="Barlow Condensed Medium" w:cs="Segoe UI Symbol" w:hint="eastAsia"/>
+                <w:noProof/>
+                <w:w w:val="90"/>
+                <w:sz w:val="26"/>
+                <w:szCs w:val="26"/>
+                <w:lang w:bidi="he-IL"/>
+              </w:rPr>
+              <w:t>-17:30</w:t>
+            </w:r>
+            <w:r>
+              <w:rPr>
+                <w:rFonts w:ascii="Barlow Condensed Medium" w:eastAsia="標楷體" w:hAnsi="Barlow Condensed Medium" w:cs="Segoe UI Symbol" w:hint="eastAsia"/>
+                <w:noProof/>
+                <w:w w:val="90"/>
+                <w:sz w:val="26"/>
+                <w:szCs w:val="26"/>
+                <w:lang w:bidi="he-IL"/>
+              </w:rPr>
+              <w:t>在北中三光教會</w:t>
+            </w:r>
+            <w:r>
+              <w:rPr>
+                <w:rFonts w:ascii="Barlow Condensed Medium" w:eastAsia="標楷體" w:hAnsi="Barlow Condensed Medium" w:cs="Segoe UI Symbol" w:hint="eastAsia"/>
+                <w:noProof/>
+                <w:w w:val="90"/>
+                <w:sz w:val="26"/>
+                <w:szCs w:val="26"/>
+                <w:lang w:bidi="he-IL"/>
+              </w:rPr>
+              <w:t>舉行</w:t>
+            </w:r>
+            <w:r>
+              <w:rPr>
+                <w:rFonts w:ascii="Barlow Condensed Medium" w:eastAsia="標楷體" w:hAnsi="Barlow Condensed Medium" w:cs="Segoe UI Symbol" w:hint="eastAsia"/>
+                <w:noProof/>
+                <w:w w:val="90"/>
+                <w:sz w:val="26"/>
+                <w:szCs w:val="26"/>
+                <w:lang w:bidi="he-IL"/>
+              </w:rPr>
+              <w:t>，報名至</w:t>
+            </w:r>
+            <w:r>
+              <w:rPr>
+                <w:rFonts w:ascii="Barlow Condensed Medium" w:eastAsia="標楷體" w:hAnsi="Barlow Condensed Medium" w:cs="Segoe UI Symbol" w:hint="eastAsia"/>
+                <w:noProof/>
+                <w:w w:val="90"/>
+                <w:sz w:val="26"/>
+                <w:szCs w:val="26"/>
+                <w:lang w:bidi="he-IL"/>
+              </w:rPr>
+              <w:t>4/7(</w:t>
+            </w:r>
+            <w:r>
+              <w:rPr>
+                <w:rFonts w:ascii="Barlow Condensed Medium" w:eastAsia="標楷體" w:hAnsi="Barlow Condensed Medium" w:cs="Segoe UI Symbol" w:hint="eastAsia"/>
+                <w:noProof/>
+                <w:w w:val="90"/>
+                <w:sz w:val="26"/>
+                <w:szCs w:val="26"/>
+                <w:lang w:bidi="he-IL"/>
+              </w:rPr>
+              <w:t>二</w:t>
+            </w:r>
+            <w:bookmarkStart w:id="6" w:name="_GoBack"/>
+            <w:bookmarkEnd w:id="6"/>
+            <w:r>
+              <w:rPr>
+                <w:rFonts w:ascii="Barlow Condensed Medium" w:eastAsia="標楷體" w:hAnsi="Barlow Condensed Medium" w:cs="Segoe UI Symbol" w:hint="eastAsia"/>
+                <w:noProof/>
+                <w:w w:val="90"/>
+                <w:sz w:val="26"/>
+                <w:szCs w:val="26"/>
+                <w:lang w:bidi="he-IL"/>
+              </w:rPr>
+              <w:t>)</w:t>
+            </w:r>
+            <w:r>
+              <w:rPr>
+                <w:rFonts w:ascii="Barlow Condensed Medium" w:eastAsia="標楷體" w:hAnsi="Barlow Condensed Medium" w:cs="Segoe UI Symbol" w:hint="eastAsia"/>
+                <w:noProof/>
+                <w:w w:val="90"/>
+                <w:sz w:val="26"/>
+                <w:szCs w:val="26"/>
+                <w:lang w:bidi="he-IL"/>
+              </w:rPr>
+              <w:t>，詳見公佈欄</w:t>
             </w:r>
             <w:r>
               <w:rPr>
@@ -15632,7 +15775,7 @@
           </mc:Choice>
           <mc:Fallback>
             <w:pict>
-              <v:line w14:anchorId="15C0E87C" id="直線接點 2" o:spid="_x0000_s1026" style="position:absolute;z-index:251648512;visibility:visible;mso-wrap-style:square;mso-height-percent:0;mso-wrap-distance-left:9pt;mso-wrap-distance-top:0;mso-wrap-distance-right:9pt;mso-wrap-distance-bottom:0;mso-position-horizontal:absolute;mso-position-horizontal-relative:page;mso-position-vertical:absolute;mso-position-vertical-relative:page;mso-height-percent:0;mso-height-relative:margin" from="687.75pt,19.85pt" to="687.75pt,709.8pt" o:gfxdata="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" strokecolor="black [3213]" strokeweight=".5pt">
+              <v:line w14:anchorId="631E7B6D" id="直線接點 2" o:spid="_x0000_s1026" style="position:absolute;z-index:251648512;visibility:visible;mso-wrap-style:square;mso-height-percent:0;mso-wrap-distance-left:9pt;mso-wrap-distance-top:0;mso-wrap-distance-right:9pt;mso-wrap-distance-bottom:0;mso-position-horizontal:absolute;mso-position-horizontal-relative:page;mso-position-vertical:absolute;mso-position-vertical-relative:page;mso-height-percent:0;mso-height-relative:margin" from="687.75pt,19.85pt" to="687.75pt,709.8pt" o:gfxdata="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" strokecolor="black [3213]" strokeweight=".5pt">
                 <v:stroke dashstyle="3 1" joinstyle="miter"/>
                 <w10:wrap anchorx="page" anchory="page"/>
               </v:line>
@@ -20833,8 +20976,6 @@
               </w:rPr>
               <w:t>黃阿絹</w:t>
             </w:r>
-            <w:bookmarkStart w:id="6" w:name="_GoBack"/>
-            <w:bookmarkEnd w:id="6"/>
           </w:p>
         </w:tc>
         <w:tc>
@@ -27033,7 +27174,7 @@
           </mc:Choice>
           <mc:Fallback>
             <w:pict>
-              <v:line w14:anchorId="01FE1440" id="直線接點 6" o:spid="_x0000_s1026" style="position:absolute;z-index:251670016;visibility:visible;mso-wrap-style:square;mso-width-percent:0;mso-height-percent:0;mso-wrap-distance-left:9pt;mso-wrap-distance-top:0;mso-wrap-distance-right:9pt;mso-wrap-distance-bottom:0;mso-position-horizontal:absolute;mso-position-horizontal-relative:page;mso-position-vertical:absolute;mso-position-vertical-relative:page;mso-width-percent:0;mso-height-percent:0;mso-width-relative:margin;mso-height-relative:margin" from="343.9pt,19.85pt" to="345.05pt,710.95pt" o:gfxdata="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" strokecolor="black [3213]" strokeweight=".5pt">
+              <v:line w14:anchorId="7F44EF29" id="直線接點 6" o:spid="_x0000_s1026" style="position:absolute;z-index:251670016;visibility:visible;mso-wrap-style:square;mso-width-percent:0;mso-height-percent:0;mso-wrap-distance-left:9pt;mso-wrap-distance-top:0;mso-wrap-distance-right:9pt;mso-wrap-distance-bottom:0;mso-position-horizontal:absolute;mso-position-horizontal-relative:page;mso-position-vertical:absolute;mso-position-vertical-relative:page;mso-width-percent:0;mso-height-percent:0;mso-width-relative:margin;mso-height-relative:margin" from="343.9pt,19.85pt" to="345.05pt,710.95pt" o:gfxdata="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" strokecolor="black [3213]" strokeweight=".5pt">
                 <v:stroke dashstyle="3 1" joinstyle="miter"/>
                 <w10:wrap anchorx="page" anchory="page"/>
               </v:line>
@@ -27111,7 +27252,7 @@
           </mc:Choice>
           <mc:Fallback>
             <w:pict>
-              <v:line w14:anchorId="4E4D3212" id="直線接點 4" o:spid="_x0000_s1026" style="position:absolute;z-index:251661824;visibility:visible;mso-wrap-style:square;mso-width-percent:0;mso-height-percent:0;mso-wrap-distance-left:9pt;mso-wrap-distance-top:0;mso-wrap-distance-right:9pt;mso-wrap-distance-bottom:0;mso-position-horizontal:absolute;mso-position-horizontal-relative:page;mso-position-vertical:absolute;mso-position-vertical-relative:page;mso-width-percent:0;mso-height-percent:0;mso-width-relative:margin;mso-height-relative:margin" from="343.9pt,19.85pt" to="345.05pt,710.95pt" o:gfxdata="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" strokecolor="black [3213]" strokeweight=".5pt">
+              <v:line w14:anchorId="08576DC9" id="直線接點 4" o:spid="_x0000_s1026" style="position:absolute;z-index:251661824;visibility:visible;mso-wrap-style:square;mso-width-percent:0;mso-height-percent:0;mso-wrap-distance-left:9pt;mso-wrap-distance-top:0;mso-wrap-distance-right:9pt;mso-wrap-distance-bottom:0;mso-position-horizontal:absolute;mso-position-horizontal-relative:page;mso-position-vertical:absolute;mso-position-vertical-relative:page;mso-width-percent:0;mso-height-percent:0;mso-width-relative:margin;mso-height-relative:margin" from="343.9pt,19.85pt" to="345.05pt,710.95pt" o:gfxdata="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" strokecolor="black [3213]" strokeweight=".5pt">
                 <v:stroke dashstyle="3 1" joinstyle="miter"/>
                 <w10:wrap anchorx="page" anchory="page"/>
               </v:line>
@@ -27498,7 +27639,7 @@
         <w:spacing w:afterLines="50" w:after="165" w:line="300" w:lineRule="exact"/>
         <w:jc w:val="both"/>
         <w:rPr>
-          <w:rFonts w:ascii="Barlow Condensed Medium" w:eastAsia="華康細黑體" w:hAnsi="Barlow Condensed Medium" w:cs="微軟正黑體" w:hint="eastAsia"/>
+          <w:rFonts w:ascii="Barlow Condensed Medium" w:eastAsia="華康細黑體" w:hAnsi="Barlow Condensed Medium" w:cs="微軟正黑體"/>
           <w:w w:val="72"/>
           <w:sz w:val="26"/>
           <w:szCs w:val="26"/>
@@ -32110,7 +32251,7 @@
 </file>
 
 <file path=customXml/itemProps1.xml><?xml version="1.0" encoding="utf-8"?>
-<ds:datastoreItem xmlns:ds="http://schemas.openxmlformats.org/officeDocument/2006/customXml" ds:itemID="{A50EB83C-66DB-4619-8067-4A3486EA571A}">
+<ds:datastoreItem xmlns:ds="http://schemas.openxmlformats.org/officeDocument/2006/customXml" ds:itemID="{47F84EF8-E9B9-4873-9BA0-34742C500143}">
   <ds:schemaRefs>
     <ds:schemaRef ds:uri="http://schemas.openxmlformats.org/officeDocument/2006/bibliography"/>
   </ds:schemaRefs>
